--- a/Documentation/reaction diffusion.docx
+++ b/Documentation/reaction diffusion.docx
@@ -89,12 +89,17 @@
           <w:pPr>
             <w:pStyle w:val="TOC1"/>
             <w:tabs>
-              <w:tab w:val="left" w:pos="440"/>
+              <w:tab w:val="left" w:pos="480"/>
               <w:tab w:val="right" w:leader="dot" w:pos="9350"/>
             </w:tabs>
             <w:rPr>
               <w:rFonts w:asciiTheme="minorHAnsi" w:eastAsiaTheme="minorEastAsia" w:hAnsiTheme="minorHAnsi"/>
               <w:noProof/>
+              <w:kern w:val="2"/>
+              <w:sz w:val="24"/>
+              <w:szCs w:val="24"/>
+              <w:lang w:eastAsia="ja-JP"/>
+              <w14:ligatures w14:val="standardContextual"/>
             </w:rPr>
           </w:pPr>
           <w:r>
@@ -106,7 +111,7 @@
           <w:r>
             <w:fldChar w:fldCharType="separate"/>
           </w:r>
-          <w:hyperlink w:anchor="_Toc499114263" w:history="1">
+          <w:hyperlink w:anchor="_Toc225519233" w:history="1">
             <w:r>
               <w:rPr>
                 <w:rStyle w:val="Hyperlink"/>
@@ -118,6 +123,11 @@
               <w:rPr>
                 <w:rFonts w:asciiTheme="minorHAnsi" w:eastAsiaTheme="minorEastAsia" w:hAnsiTheme="minorHAnsi"/>
                 <w:noProof/>
+                <w:kern w:val="2"/>
+                <w:sz w:val="24"/>
+                <w:szCs w:val="24"/>
+                <w:lang w:eastAsia="ja-JP"/>
+                <w14:ligatures w14:val="standardContextual"/>
               </w:rPr>
               <w:tab/>
             </w:r>
@@ -147,7 +157,7 @@
                 <w:noProof/>
                 <w:webHidden/>
               </w:rPr>
-              <w:instrText xml:space="preserve"> PAGEREF _Toc499114263 \h </w:instrText>
+              <w:instrText xml:space="preserve"> PAGEREF _Toc225519233 \h </w:instrText>
             </w:r>
             <w:r>
               <w:rPr>
@@ -168,6 +178,558 @@
                 <w:webHidden/>
               </w:rPr>
               <w:t>1</w:t>
+            </w:r>
+            <w:r>
+              <w:rPr>
+                <w:noProof/>
+                <w:webHidden/>
+              </w:rPr>
+              <w:fldChar w:fldCharType="end"/>
+            </w:r>
+          </w:hyperlink>
+        </w:p>
+        <w:p>
+          <w:pPr>
+            <w:pStyle w:val="TOC1"/>
+            <w:tabs>
+              <w:tab w:val="left" w:pos="480"/>
+              <w:tab w:val="right" w:leader="dot" w:pos="9350"/>
+            </w:tabs>
+            <w:rPr>
+              <w:rFonts w:asciiTheme="minorHAnsi" w:eastAsiaTheme="minorEastAsia" w:hAnsiTheme="minorHAnsi"/>
+              <w:noProof/>
+              <w:kern w:val="2"/>
+              <w:sz w:val="24"/>
+              <w:szCs w:val="24"/>
+              <w:lang w:eastAsia="ja-JP"/>
+              <w14:ligatures w14:val="standardContextual"/>
+            </w:rPr>
+          </w:pPr>
+          <w:hyperlink w:anchor="_Toc225519234" w:history="1">
+            <w:r>
+              <w:rPr>
+                <w:rStyle w:val="Hyperlink"/>
+                <w:noProof/>
+              </w:rPr>
+              <w:t>2</w:t>
+            </w:r>
+            <w:r>
+              <w:rPr>
+                <w:rFonts w:asciiTheme="minorHAnsi" w:eastAsiaTheme="minorEastAsia" w:hAnsiTheme="minorHAnsi"/>
+                <w:noProof/>
+                <w:kern w:val="2"/>
+                <w:sz w:val="24"/>
+                <w:szCs w:val="24"/>
+                <w:lang w:eastAsia="ja-JP"/>
+                <w14:ligatures w14:val="standardContextual"/>
+              </w:rPr>
+              <w:tab/>
+            </w:r>
+            <w:r>
+              <w:rPr>
+                <w:rStyle w:val="Hyperlink"/>
+                <w:noProof/>
+              </w:rPr>
+              <w:t>Weak Formulation</w:t>
+            </w:r>
+            <w:r>
+              <w:rPr>
+                <w:noProof/>
+                <w:webHidden/>
+              </w:rPr>
+              <w:tab/>
+            </w:r>
+            <w:r>
+              <w:rPr>
+                <w:noProof/>
+                <w:webHidden/>
+              </w:rPr>
+              <w:fldChar w:fldCharType="begin"/>
+            </w:r>
+            <w:r>
+              <w:rPr>
+                <w:noProof/>
+                <w:webHidden/>
+              </w:rPr>
+              <w:instrText xml:space="preserve"> PAGEREF _Toc225519234 \h </w:instrText>
+            </w:r>
+            <w:r>
+              <w:rPr>
+                <w:noProof/>
+                <w:webHidden/>
+              </w:rPr>
+            </w:r>
+            <w:r>
+              <w:rPr>
+                <w:noProof/>
+                <w:webHidden/>
+              </w:rPr>
+              <w:fldChar w:fldCharType="separate"/>
+            </w:r>
+            <w:r>
+              <w:rPr>
+                <w:noProof/>
+                <w:webHidden/>
+              </w:rPr>
+              <w:t>2</w:t>
+            </w:r>
+            <w:r>
+              <w:rPr>
+                <w:noProof/>
+                <w:webHidden/>
+              </w:rPr>
+              <w:fldChar w:fldCharType="end"/>
+            </w:r>
+          </w:hyperlink>
+        </w:p>
+        <w:p>
+          <w:pPr>
+            <w:pStyle w:val="TOC1"/>
+            <w:tabs>
+              <w:tab w:val="left" w:pos="480"/>
+              <w:tab w:val="right" w:leader="dot" w:pos="9350"/>
+            </w:tabs>
+            <w:rPr>
+              <w:rFonts w:asciiTheme="minorHAnsi" w:eastAsiaTheme="minorEastAsia" w:hAnsiTheme="minorHAnsi"/>
+              <w:noProof/>
+              <w:kern w:val="2"/>
+              <w:sz w:val="24"/>
+              <w:szCs w:val="24"/>
+              <w:lang w:eastAsia="ja-JP"/>
+              <w14:ligatures w14:val="standardContextual"/>
+            </w:rPr>
+          </w:pPr>
+          <w:hyperlink w:anchor="_Toc225519235" w:history="1">
+            <w:r>
+              <w:rPr>
+                <w:rStyle w:val="Hyperlink"/>
+                <w:noProof/>
+              </w:rPr>
+              <w:t>3</w:t>
+            </w:r>
+            <w:r>
+              <w:rPr>
+                <w:rFonts w:asciiTheme="minorHAnsi" w:eastAsiaTheme="minorEastAsia" w:hAnsiTheme="minorHAnsi"/>
+                <w:noProof/>
+                <w:kern w:val="2"/>
+                <w:sz w:val="24"/>
+                <w:szCs w:val="24"/>
+                <w:lang w:eastAsia="ja-JP"/>
+                <w14:ligatures w14:val="standardContextual"/>
+              </w:rPr>
+              <w:tab/>
+            </w:r>
+            <w:r>
+              <w:rPr>
+                <w:rStyle w:val="Hyperlink"/>
+                <w:noProof/>
+              </w:rPr>
+              <w:t>Discretization</w:t>
+            </w:r>
+            <w:r>
+              <w:rPr>
+                <w:noProof/>
+                <w:webHidden/>
+              </w:rPr>
+              <w:tab/>
+            </w:r>
+            <w:r>
+              <w:rPr>
+                <w:noProof/>
+                <w:webHidden/>
+              </w:rPr>
+              <w:fldChar w:fldCharType="begin"/>
+            </w:r>
+            <w:r>
+              <w:rPr>
+                <w:noProof/>
+                <w:webHidden/>
+              </w:rPr>
+              <w:instrText xml:space="preserve"> PAGEREF _Toc225519235 \h </w:instrText>
+            </w:r>
+            <w:r>
+              <w:rPr>
+                <w:noProof/>
+                <w:webHidden/>
+              </w:rPr>
+            </w:r>
+            <w:r>
+              <w:rPr>
+                <w:noProof/>
+                <w:webHidden/>
+              </w:rPr>
+              <w:fldChar w:fldCharType="separate"/>
+            </w:r>
+            <w:r>
+              <w:rPr>
+                <w:noProof/>
+                <w:webHidden/>
+              </w:rPr>
+              <w:t>3</w:t>
+            </w:r>
+            <w:r>
+              <w:rPr>
+                <w:noProof/>
+                <w:webHidden/>
+              </w:rPr>
+              <w:fldChar w:fldCharType="end"/>
+            </w:r>
+          </w:hyperlink>
+        </w:p>
+        <w:p>
+          <w:pPr>
+            <w:pStyle w:val="TOC1"/>
+            <w:tabs>
+              <w:tab w:val="left" w:pos="480"/>
+              <w:tab w:val="right" w:leader="dot" w:pos="9350"/>
+            </w:tabs>
+            <w:rPr>
+              <w:rFonts w:asciiTheme="minorHAnsi" w:eastAsiaTheme="minorEastAsia" w:hAnsiTheme="minorHAnsi"/>
+              <w:noProof/>
+              <w:kern w:val="2"/>
+              <w:sz w:val="24"/>
+              <w:szCs w:val="24"/>
+              <w:lang w:eastAsia="ja-JP"/>
+              <w14:ligatures w14:val="standardContextual"/>
+            </w:rPr>
+          </w:pPr>
+          <w:hyperlink w:anchor="_Toc225519236" w:history="1">
+            <w:r>
+              <w:rPr>
+                <w:rStyle w:val="Hyperlink"/>
+                <w:noProof/>
+              </w:rPr>
+              <w:t>4</w:t>
+            </w:r>
+            <w:r>
+              <w:rPr>
+                <w:rFonts w:asciiTheme="minorHAnsi" w:eastAsiaTheme="minorEastAsia" w:hAnsiTheme="minorHAnsi"/>
+                <w:noProof/>
+                <w:kern w:val="2"/>
+                <w:sz w:val="24"/>
+                <w:szCs w:val="24"/>
+                <w:lang w:eastAsia="ja-JP"/>
+                <w14:ligatures w14:val="standardContextual"/>
+              </w:rPr>
+              <w:tab/>
+            </w:r>
+            <w:r>
+              <w:rPr>
+                <w:rStyle w:val="Hyperlink"/>
+                <w:noProof/>
+              </w:rPr>
+              <w:t>Time Integration</w:t>
+            </w:r>
+            <w:r>
+              <w:rPr>
+                <w:noProof/>
+                <w:webHidden/>
+              </w:rPr>
+              <w:tab/>
+            </w:r>
+            <w:r>
+              <w:rPr>
+                <w:noProof/>
+                <w:webHidden/>
+              </w:rPr>
+              <w:fldChar w:fldCharType="begin"/>
+            </w:r>
+            <w:r>
+              <w:rPr>
+                <w:noProof/>
+                <w:webHidden/>
+              </w:rPr>
+              <w:instrText xml:space="preserve"> PAGEREF _Toc225519236 \h </w:instrText>
+            </w:r>
+            <w:r>
+              <w:rPr>
+                <w:noProof/>
+                <w:webHidden/>
+              </w:rPr>
+            </w:r>
+            <w:r>
+              <w:rPr>
+                <w:noProof/>
+                <w:webHidden/>
+              </w:rPr>
+              <w:fldChar w:fldCharType="separate"/>
+            </w:r>
+            <w:r>
+              <w:rPr>
+                <w:noProof/>
+                <w:webHidden/>
+              </w:rPr>
+              <w:t>3</w:t>
+            </w:r>
+            <w:r>
+              <w:rPr>
+                <w:noProof/>
+                <w:webHidden/>
+              </w:rPr>
+              <w:fldChar w:fldCharType="end"/>
+            </w:r>
+          </w:hyperlink>
+        </w:p>
+        <w:p>
+          <w:pPr>
+            <w:pStyle w:val="TOC1"/>
+            <w:tabs>
+              <w:tab w:val="left" w:pos="480"/>
+              <w:tab w:val="right" w:leader="dot" w:pos="9350"/>
+            </w:tabs>
+            <w:rPr>
+              <w:rFonts w:asciiTheme="minorHAnsi" w:eastAsiaTheme="minorEastAsia" w:hAnsiTheme="minorHAnsi"/>
+              <w:noProof/>
+              <w:kern w:val="2"/>
+              <w:sz w:val="24"/>
+              <w:szCs w:val="24"/>
+              <w:lang w:eastAsia="ja-JP"/>
+              <w14:ligatures w14:val="standardContextual"/>
+            </w:rPr>
+          </w:pPr>
+          <w:hyperlink w:anchor="_Toc225519237" w:history="1">
+            <w:r>
+              <w:rPr>
+                <w:rStyle w:val="Hyperlink"/>
+                <w:noProof/>
+              </w:rPr>
+              <w:t>5</w:t>
+            </w:r>
+            <w:r>
+              <w:rPr>
+                <w:rFonts w:asciiTheme="minorHAnsi" w:eastAsiaTheme="minorEastAsia" w:hAnsiTheme="minorHAnsi"/>
+                <w:noProof/>
+                <w:kern w:val="2"/>
+                <w:sz w:val="24"/>
+                <w:szCs w:val="24"/>
+                <w:lang w:eastAsia="ja-JP"/>
+                <w14:ligatures w14:val="standardContextual"/>
+              </w:rPr>
+              <w:tab/>
+            </w:r>
+            <w:r>
+              <w:rPr>
+                <w:rStyle w:val="Hyperlink"/>
+                <w:noProof/>
+              </w:rPr>
+              <w:t>Linearization</w:t>
+            </w:r>
+            <w:r>
+              <w:rPr>
+                <w:noProof/>
+                <w:webHidden/>
+              </w:rPr>
+              <w:tab/>
+            </w:r>
+            <w:r>
+              <w:rPr>
+                <w:noProof/>
+                <w:webHidden/>
+              </w:rPr>
+              <w:fldChar w:fldCharType="begin"/>
+            </w:r>
+            <w:r>
+              <w:rPr>
+                <w:noProof/>
+                <w:webHidden/>
+              </w:rPr>
+              <w:instrText xml:space="preserve"> PAGEREF _Toc225519237 \h </w:instrText>
+            </w:r>
+            <w:r>
+              <w:rPr>
+                <w:noProof/>
+                <w:webHidden/>
+              </w:rPr>
+            </w:r>
+            <w:r>
+              <w:rPr>
+                <w:noProof/>
+                <w:webHidden/>
+              </w:rPr>
+              <w:fldChar w:fldCharType="separate"/>
+            </w:r>
+            <w:r>
+              <w:rPr>
+                <w:noProof/>
+                <w:webHidden/>
+              </w:rPr>
+              <w:t>4</w:t>
+            </w:r>
+            <w:r>
+              <w:rPr>
+                <w:noProof/>
+                <w:webHidden/>
+              </w:rPr>
+              <w:fldChar w:fldCharType="end"/>
+            </w:r>
+          </w:hyperlink>
+        </w:p>
+        <w:p>
+          <w:pPr>
+            <w:pStyle w:val="TOC3"/>
+            <w:tabs>
+              <w:tab w:val="left" w:pos="1440"/>
+              <w:tab w:val="right" w:leader="dot" w:pos="9350"/>
+            </w:tabs>
+            <w:rPr>
+              <w:noProof/>
+            </w:rPr>
+          </w:pPr>
+          <w:hyperlink w:anchor="_Toc225519238" w:history="1">
+            <w:r>
+              <w:rPr>
+                <w:rStyle w:val="Hyperlink"/>
+                <w:noProof/>
+              </w:rPr>
+              <w:t>5.1.1</w:t>
+            </w:r>
+            <w:r>
+              <w:rPr>
+                <w:noProof/>
+              </w:rPr>
+              <w:tab/>
+            </w:r>
+            <w:r>
+              <w:rPr>
+                <w:rStyle w:val="Hyperlink"/>
+                <w:noProof/>
+              </w:rPr>
+              <w:t>Fickian diffusion</w:t>
+            </w:r>
+            <w:r>
+              <w:rPr>
+                <w:noProof/>
+                <w:webHidden/>
+              </w:rPr>
+              <w:tab/>
+            </w:r>
+            <w:r>
+              <w:rPr>
+                <w:noProof/>
+                <w:webHidden/>
+              </w:rPr>
+              <w:fldChar w:fldCharType="begin"/>
+            </w:r>
+            <w:r>
+              <w:rPr>
+                <w:noProof/>
+                <w:webHidden/>
+              </w:rPr>
+              <w:instrText xml:space="preserve"> PAGEREF _Toc225519238 \h </w:instrText>
+            </w:r>
+            <w:r>
+              <w:rPr>
+                <w:noProof/>
+                <w:webHidden/>
+              </w:rPr>
+            </w:r>
+            <w:r>
+              <w:rPr>
+                <w:noProof/>
+                <w:webHidden/>
+              </w:rPr>
+              <w:fldChar w:fldCharType="separate"/>
+            </w:r>
+            <w:r>
+              <w:rPr>
+                <w:noProof/>
+                <w:webHidden/>
+              </w:rPr>
+              <w:t>4</w:t>
+            </w:r>
+            <w:r>
+              <w:rPr>
+                <w:noProof/>
+                <w:webHidden/>
+              </w:rPr>
+              <w:fldChar w:fldCharType="end"/>
+            </w:r>
+          </w:hyperlink>
+        </w:p>
+        <w:p>
+          <w:pPr>
+            <w:pStyle w:val="TOC2"/>
+            <w:tabs>
+              <w:tab w:val="left" w:pos="960"/>
+              <w:tab w:val="right" w:leader="dot" w:pos="9350"/>
+            </w:tabs>
+            <w:rPr>
+              <w:rFonts w:asciiTheme="minorHAnsi" w:eastAsiaTheme="minorEastAsia" w:hAnsiTheme="minorHAnsi"/>
+              <w:noProof/>
+              <w:kern w:val="2"/>
+              <w:sz w:val="24"/>
+              <w:szCs w:val="24"/>
+              <w:lang w:eastAsia="ja-JP"/>
+              <w14:ligatures w14:val="standardContextual"/>
+            </w:rPr>
+          </w:pPr>
+          <w:hyperlink w:anchor="_Toc225519239" w:history="1">
+            <w:r>
+              <w:rPr>
+                <w:rStyle w:val="Hyperlink"/>
+                <w:noProof/>
+              </w:rPr>
+              <w:t>5.2</w:t>
+            </w:r>
+            <w:r>
+              <w:rPr>
+                <w:rFonts w:asciiTheme="minorHAnsi" w:eastAsiaTheme="minorEastAsia" w:hAnsiTheme="minorHAnsi"/>
+                <w:noProof/>
+                <w:kern w:val="2"/>
+                <w:sz w:val="24"/>
+                <w:szCs w:val="24"/>
+                <w:lang w:eastAsia="ja-JP"/>
+                <w14:ligatures w14:val="standardContextual"/>
+              </w:rPr>
+              <w:tab/>
+            </w:r>
+            <w:r>
+              <w:rPr>
+                <w:rStyle w:val="Hyperlink"/>
+                <w:noProof/>
+              </w:rPr>
+              <w:t>Chemical reactions</w:t>
+            </w:r>
+            <w:r>
+              <w:rPr>
+                <w:noProof/>
+                <w:webHidden/>
+              </w:rPr>
+              <w:tab/>
+            </w:r>
+            <w:r>
+              <w:rPr>
+                <w:noProof/>
+                <w:webHidden/>
+              </w:rPr>
+              <w:fldChar w:fldCharType="begin"/>
+            </w:r>
+            <w:r>
+              <w:rPr>
+                <w:noProof/>
+                <w:webHidden/>
+              </w:rPr>
+              <w:instrText xml:space="preserve"> PAGEREF _Toc225519239 \h </w:instrText>
+            </w:r>
+            <w:r>
+              <w:rPr>
+                <w:noProof/>
+                <w:webHidden/>
+              </w:rPr>
+            </w:r>
+            <w:r>
+              <w:rPr>
+                <w:noProof/>
+                <w:webHidden/>
+              </w:rPr>
+              <w:fldChar w:fldCharType="separate"/>
+            </w:r>
+            <w:r>
+              <w:rPr>
+                <w:noProof/>
+                <w:webHidden/>
+              </w:rPr>
+              <w:t>5</w:t>
             </w:r>
             <w:r>
               <w:rPr>
@@ -188,20 +750,30 @@
             <w:rPr>
               <w:rFonts w:asciiTheme="minorHAnsi" w:eastAsiaTheme="minorEastAsia" w:hAnsiTheme="minorHAnsi"/>
               <w:noProof/>
+              <w:kern w:val="2"/>
+              <w:sz w:val="24"/>
+              <w:szCs w:val="24"/>
+              <w:lang w:eastAsia="ja-JP"/>
+              <w14:ligatures w14:val="standardContextual"/>
             </w:rPr>
           </w:pPr>
-          <w:hyperlink w:anchor="_Toc499114264" w:history="1">
+          <w:hyperlink w:anchor="_Toc225519240" w:history="1">
             <w:r>
               <w:rPr>
                 <w:rStyle w:val="Hyperlink"/>
                 <w:noProof/>
               </w:rPr>
-              <w:t>2</w:t>
+              <w:t>6</w:t>
             </w:r>
             <w:r>
               <w:rPr>
                 <w:rFonts w:asciiTheme="minorHAnsi" w:eastAsiaTheme="minorEastAsia" w:hAnsiTheme="minorHAnsi"/>
                 <w:noProof/>
+                <w:kern w:val="2"/>
+                <w:sz w:val="24"/>
+                <w:szCs w:val="24"/>
+                <w:lang w:eastAsia="ja-JP"/>
+                <w14:ligatures w14:val="standardContextual"/>
               </w:rPr>
               <w:tab/>
             </w:r>
@@ -210,7 +782,7 @@
                 <w:rStyle w:val="Hyperlink"/>
                 <w:noProof/>
               </w:rPr>
-              <w:t>Weak Formulation</w:t>
+              <w:t>Mixtures</w:t>
             </w:r>
             <w:r>
               <w:rPr>
@@ -231,7 +803,7 @@
                 <w:noProof/>
                 <w:webHidden/>
               </w:rPr>
-              <w:instrText xml:space="preserve"> PAGEREF _Toc499114264 \h </w:instrText>
+              <w:instrText xml:space="preserve"> PAGEREF _Toc225519240 \h </w:instrText>
             </w:r>
             <w:r>
               <w:rPr>
@@ -251,7 +823,101 @@
                 <w:noProof/>
                 <w:webHidden/>
               </w:rPr>
-              <w:t>1</w:t>
+              <w:t>6</w:t>
+            </w:r>
+            <w:r>
+              <w:rPr>
+                <w:noProof/>
+                <w:webHidden/>
+              </w:rPr>
+              <w:fldChar w:fldCharType="end"/>
+            </w:r>
+          </w:hyperlink>
+        </w:p>
+        <w:p>
+          <w:pPr>
+            <w:pStyle w:val="TOC2"/>
+            <w:tabs>
+              <w:tab w:val="left" w:pos="960"/>
+              <w:tab w:val="right" w:leader="dot" w:pos="9350"/>
+            </w:tabs>
+            <w:rPr>
+              <w:rFonts w:asciiTheme="minorHAnsi" w:eastAsiaTheme="minorEastAsia" w:hAnsiTheme="minorHAnsi"/>
+              <w:noProof/>
+              <w:kern w:val="2"/>
+              <w:sz w:val="24"/>
+              <w:szCs w:val="24"/>
+              <w:lang w:eastAsia="ja-JP"/>
+              <w14:ligatures w14:val="standardContextual"/>
+            </w:rPr>
+          </w:pPr>
+          <w:hyperlink w:anchor="_Toc225519241" w:history="1">
+            <w:r>
+              <w:rPr>
+                <w:rStyle w:val="Hyperlink"/>
+                <w:noProof/>
+              </w:rPr>
+              <w:t>6.1</w:t>
+            </w:r>
+            <w:r>
+              <w:rPr>
+                <w:rFonts w:asciiTheme="minorHAnsi" w:eastAsiaTheme="minorEastAsia" w:hAnsiTheme="minorHAnsi"/>
+                <w:noProof/>
+                <w:kern w:val="2"/>
+                <w:sz w:val="24"/>
+                <w:szCs w:val="24"/>
+                <w:lang w:eastAsia="ja-JP"/>
+                <w14:ligatures w14:val="standardContextual"/>
+              </w:rPr>
+              <w:tab/>
+            </w:r>
+            <w:r>
+              <w:rPr>
+                <w:rStyle w:val="Hyperlink"/>
+                <w:noProof/>
+              </w:rPr>
+              <w:t>Solid-bound molecules</w:t>
+            </w:r>
+            <w:r>
+              <w:rPr>
+                <w:noProof/>
+                <w:webHidden/>
+              </w:rPr>
+              <w:tab/>
+            </w:r>
+            <w:r>
+              <w:rPr>
+                <w:noProof/>
+                <w:webHidden/>
+              </w:rPr>
+              <w:fldChar w:fldCharType="begin"/>
+            </w:r>
+            <w:r>
+              <w:rPr>
+                <w:noProof/>
+                <w:webHidden/>
+              </w:rPr>
+              <w:instrText xml:space="preserve"> PAGEREF _Toc225519241 \h </w:instrText>
+            </w:r>
+            <w:r>
+              <w:rPr>
+                <w:noProof/>
+                <w:webHidden/>
+              </w:rPr>
+            </w:r>
+            <w:r>
+              <w:rPr>
+                <w:noProof/>
+                <w:webHidden/>
+              </w:rPr>
+              <w:fldChar w:fldCharType="separate"/>
+            </w:r>
+            <w:r>
+              <w:rPr>
+                <w:noProof/>
+                <w:webHidden/>
+              </w:rPr>
+              <w:t>7</w:t>
             </w:r>
             <w:r>
               <w:rPr>
@@ -272,20 +938,30 @@
             <w:rPr>
               <w:rFonts w:asciiTheme="minorHAnsi" w:eastAsiaTheme="minorEastAsia" w:hAnsiTheme="minorHAnsi"/>
               <w:noProof/>
+              <w:kern w:val="2"/>
+              <w:sz w:val="24"/>
+              <w:szCs w:val="24"/>
+              <w:lang w:eastAsia="ja-JP"/>
+              <w14:ligatures w14:val="standardContextual"/>
             </w:rPr>
           </w:pPr>
-          <w:hyperlink w:anchor="_Toc499114265" w:history="1">
+          <w:hyperlink w:anchor="_Toc225519242" w:history="1">
             <w:r>
               <w:rPr>
                 <w:rStyle w:val="Hyperlink"/>
                 <w:noProof/>
               </w:rPr>
-              <w:t>3</w:t>
+              <w:t>7</w:t>
             </w:r>
             <w:r>
               <w:rPr>
                 <w:rFonts w:asciiTheme="minorHAnsi" w:eastAsiaTheme="minorEastAsia" w:hAnsiTheme="minorHAnsi"/>
                 <w:noProof/>
+                <w:kern w:val="2"/>
+                <w:sz w:val="24"/>
+                <w:szCs w:val="24"/>
+                <w:lang w:eastAsia="ja-JP"/>
+                <w14:ligatures w14:val="standardContextual"/>
               </w:rPr>
               <w:tab/>
             </w:r>
@@ -294,7 +970,7 @@
                 <w:rStyle w:val="Hyperlink"/>
                 <w:noProof/>
               </w:rPr>
-              <w:t>Discretization</w:t>
+              <w:t>Analytical Solution</w:t>
             </w:r>
             <w:r>
               <w:rPr>
@@ -315,7 +991,7 @@
                 <w:noProof/>
                 <w:webHidden/>
               </w:rPr>
-              <w:instrText xml:space="preserve"> PAGEREF _Toc499114265 \h </w:instrText>
+              <w:instrText xml:space="preserve"> PAGEREF _Toc225519242 \h </w:instrText>
             </w:r>
             <w:r>
               <w:rPr>
@@ -335,7 +1011,7 @@
                 <w:noProof/>
                 <w:webHidden/>
               </w:rPr>
-              <w:t>2</w:t>
+              <w:t>8</w:t>
             </w:r>
             <w:r>
               <w:rPr>
@@ -356,20 +1032,30 @@
             <w:rPr>
               <w:rFonts w:asciiTheme="minorHAnsi" w:eastAsiaTheme="minorEastAsia" w:hAnsiTheme="minorHAnsi"/>
               <w:noProof/>
+              <w:kern w:val="2"/>
+              <w:sz w:val="24"/>
+              <w:szCs w:val="24"/>
+              <w:lang w:eastAsia="ja-JP"/>
+              <w14:ligatures w14:val="standardContextual"/>
             </w:rPr>
           </w:pPr>
-          <w:hyperlink w:anchor="_Toc499114266" w:history="1">
+          <w:hyperlink w:anchor="_Toc225519243" w:history="1">
             <w:r>
               <w:rPr>
                 <w:rStyle w:val="Hyperlink"/>
                 <w:noProof/>
               </w:rPr>
-              <w:t>4</w:t>
+              <w:t>8</w:t>
             </w:r>
             <w:r>
               <w:rPr>
                 <w:rFonts w:asciiTheme="minorHAnsi" w:eastAsiaTheme="minorEastAsia" w:hAnsiTheme="minorHAnsi"/>
                 <w:noProof/>
+                <w:kern w:val="2"/>
+                <w:sz w:val="24"/>
+                <w:szCs w:val="24"/>
+                <w:lang w:eastAsia="ja-JP"/>
+                <w14:ligatures w14:val="standardContextual"/>
               </w:rPr>
               <w:tab/>
             </w:r>
@@ -378,7 +1064,7 @@
                 <w:rStyle w:val="Hyperlink"/>
                 <w:noProof/>
               </w:rPr>
-              <w:t>Time Integration</w:t>
+              <w:t>Prescribed concentrations in NL analyses</w:t>
             </w:r>
             <w:r>
               <w:rPr>
@@ -399,7 +1085,7 @@
                 <w:noProof/>
                 <w:webHidden/>
               </w:rPr>
-              <w:instrText xml:space="preserve"> PAGEREF _Toc499114266 \h </w:instrText>
+              <w:instrText xml:space="preserve"> PAGEREF _Toc225519243 \h </w:instrText>
             </w:r>
             <w:r>
               <w:rPr>
@@ -419,259 +1105,7 @@
                 <w:noProof/>
                 <w:webHidden/>
               </w:rPr>
-              <w:t>3</w:t>
-            </w:r>
-            <w:r>
-              <w:rPr>
-                <w:noProof/>
-                <w:webHidden/>
-              </w:rPr>
-              <w:fldChar w:fldCharType="end"/>
-            </w:r>
-          </w:hyperlink>
-        </w:p>
-        <w:p>
-          <w:pPr>
-            <w:pStyle w:val="TOC2"/>
-            <w:tabs>
-              <w:tab w:val="left" w:pos="880"/>
-              <w:tab w:val="right" w:leader="dot" w:pos="9350"/>
-            </w:tabs>
-            <w:rPr>
-              <w:rFonts w:asciiTheme="minorHAnsi" w:eastAsiaTheme="minorEastAsia" w:hAnsiTheme="minorHAnsi"/>
-              <w:noProof/>
-            </w:rPr>
-          </w:pPr>
-          <w:hyperlink w:anchor="_Toc499114267" w:history="1">
-            <w:r>
-              <w:rPr>
-                <w:rStyle w:val="Hyperlink"/>
-                <w:noProof/>
-              </w:rPr>
-              <w:t>4.1</w:t>
-            </w:r>
-            <w:r>
-              <w:rPr>
-                <w:rFonts w:asciiTheme="minorHAnsi" w:eastAsiaTheme="minorEastAsia" w:hAnsiTheme="minorHAnsi"/>
-                <w:noProof/>
-              </w:rPr>
-              <w:tab/>
-            </w:r>
-            <w:r>
-              <w:rPr>
-                <w:rStyle w:val="Hyperlink"/>
-                <w:noProof/>
-              </w:rPr>
-              <w:t>Backward Euler</w:t>
-            </w:r>
-            <w:r>
-              <w:rPr>
-                <w:noProof/>
-                <w:webHidden/>
-              </w:rPr>
-              <w:tab/>
-            </w:r>
-            <w:r>
-              <w:rPr>
-                <w:noProof/>
-                <w:webHidden/>
-              </w:rPr>
-              <w:fldChar w:fldCharType="begin"/>
-            </w:r>
-            <w:r>
-              <w:rPr>
-                <w:noProof/>
-                <w:webHidden/>
-              </w:rPr>
-              <w:instrText xml:space="preserve"> PAGEREF _Toc499114267 \h </w:instrText>
-            </w:r>
-            <w:r>
-              <w:rPr>
-                <w:noProof/>
-                <w:webHidden/>
-              </w:rPr>
-            </w:r>
-            <w:r>
-              <w:rPr>
-                <w:noProof/>
-                <w:webHidden/>
-              </w:rPr>
-              <w:fldChar w:fldCharType="separate"/>
-            </w:r>
-            <w:r>
-              <w:rPr>
-                <w:noProof/>
-                <w:webHidden/>
-              </w:rPr>
-              <w:t>3</w:t>
-            </w:r>
-            <w:r>
-              <w:rPr>
-                <w:noProof/>
-                <w:webHidden/>
-              </w:rPr>
-              <w:fldChar w:fldCharType="end"/>
-            </w:r>
-          </w:hyperlink>
-        </w:p>
-        <w:p>
-          <w:pPr>
-            <w:pStyle w:val="TOC2"/>
-            <w:tabs>
-              <w:tab w:val="left" w:pos="880"/>
-              <w:tab w:val="right" w:leader="dot" w:pos="9350"/>
-            </w:tabs>
-            <w:rPr>
-              <w:rFonts w:asciiTheme="minorHAnsi" w:eastAsiaTheme="minorEastAsia" w:hAnsiTheme="minorHAnsi"/>
-              <w:noProof/>
-            </w:rPr>
-          </w:pPr>
-          <w:hyperlink w:anchor="_Toc499114268" w:history="1">
-            <w:r>
-              <w:rPr>
-                <w:rStyle w:val="Hyperlink"/>
-                <w:noProof/>
-              </w:rPr>
-              <w:t>4.2</w:t>
-            </w:r>
-            <w:r>
-              <w:rPr>
-                <w:rFonts w:asciiTheme="minorHAnsi" w:eastAsiaTheme="minorEastAsia" w:hAnsiTheme="minorHAnsi"/>
-                <w:noProof/>
-              </w:rPr>
-              <w:tab/>
-            </w:r>
-            <w:r>
-              <w:rPr>
-                <w:rStyle w:val="Hyperlink"/>
-                <w:noProof/>
-              </w:rPr>
-              <w:t>Generalized trapezoidal rule</w:t>
-            </w:r>
-            <w:r>
-              <w:rPr>
-                <w:noProof/>
-                <w:webHidden/>
-              </w:rPr>
-              <w:tab/>
-            </w:r>
-            <w:r>
-              <w:rPr>
-                <w:noProof/>
-                <w:webHidden/>
-              </w:rPr>
-              <w:fldChar w:fldCharType="begin"/>
-            </w:r>
-            <w:r>
-              <w:rPr>
-                <w:noProof/>
-                <w:webHidden/>
-              </w:rPr>
-              <w:instrText xml:space="preserve"> PAGEREF _Toc499114268 \h </w:instrText>
-            </w:r>
-            <w:r>
-              <w:rPr>
-                <w:noProof/>
-                <w:webHidden/>
-              </w:rPr>
-            </w:r>
-            <w:r>
-              <w:rPr>
-                <w:noProof/>
-                <w:webHidden/>
-              </w:rPr>
-              <w:fldChar w:fldCharType="separate"/>
-            </w:r>
-            <w:r>
-              <w:rPr>
-                <w:noProof/>
-                <w:webHidden/>
-              </w:rPr>
-              <w:t>5</w:t>
-            </w:r>
-            <w:r>
-              <w:rPr>
-                <w:noProof/>
-                <w:webHidden/>
-              </w:rPr>
-              <w:fldChar w:fldCharType="end"/>
-            </w:r>
-          </w:hyperlink>
-        </w:p>
-        <w:p>
-          <w:pPr>
-            <w:pStyle w:val="TOC2"/>
-            <w:tabs>
-              <w:tab w:val="left" w:pos="880"/>
-              <w:tab w:val="right" w:leader="dot" w:pos="9350"/>
-            </w:tabs>
-            <w:rPr>
-              <w:rFonts w:asciiTheme="minorHAnsi" w:eastAsiaTheme="minorEastAsia" w:hAnsiTheme="minorHAnsi"/>
-              <w:noProof/>
-            </w:rPr>
-          </w:pPr>
-          <w:hyperlink w:anchor="_Toc499114269" w:history="1">
-            <w:r>
-              <w:rPr>
-                <w:rStyle w:val="Hyperlink"/>
-                <w:noProof/>
-              </w:rPr>
-              <w:t>4.3</w:t>
-            </w:r>
-            <w:r>
-              <w:rPr>
-                <w:rFonts w:asciiTheme="minorHAnsi" w:eastAsiaTheme="minorEastAsia" w:hAnsiTheme="minorHAnsi"/>
-                <w:noProof/>
-              </w:rPr>
-              <w:tab/>
-            </w:r>
-            <w:r>
-              <w:rPr>
-                <w:rStyle w:val="Hyperlink"/>
-                <w:noProof/>
-              </w:rPr>
-              <w:t>Chemical reactions</w:t>
-            </w:r>
-            <w:r>
-              <w:rPr>
-                <w:noProof/>
-                <w:webHidden/>
-              </w:rPr>
-              <w:tab/>
-            </w:r>
-            <w:r>
-              <w:rPr>
-                <w:noProof/>
-                <w:webHidden/>
-              </w:rPr>
-              <w:fldChar w:fldCharType="begin"/>
-            </w:r>
-            <w:r>
-              <w:rPr>
-                <w:noProof/>
-                <w:webHidden/>
-              </w:rPr>
-              <w:instrText xml:space="preserve"> PAGEREF _Toc499114269 \h </w:instrText>
-            </w:r>
-            <w:r>
-              <w:rPr>
-                <w:noProof/>
-                <w:webHidden/>
-              </w:rPr>
-            </w:r>
-            <w:r>
-              <w:rPr>
-                <w:noProof/>
-                <w:webHidden/>
-              </w:rPr>
-              <w:fldChar w:fldCharType="separate"/>
-            </w:r>
-            <w:r>
-              <w:rPr>
-                <w:noProof/>
-                <w:webHidden/>
-              </w:rPr>
-              <w:t>5</w:t>
+              <w:t>9</w:t>
             </w:r>
             <w:r>
               <w:rPr>
@@ -692,20 +1126,30 @@
             <w:rPr>
               <w:rFonts w:asciiTheme="minorHAnsi" w:eastAsiaTheme="minorEastAsia" w:hAnsiTheme="minorHAnsi"/>
               <w:noProof/>
+              <w:kern w:val="2"/>
+              <w:sz w:val="24"/>
+              <w:szCs w:val="24"/>
+              <w:lang w:eastAsia="ja-JP"/>
+              <w14:ligatures w14:val="standardContextual"/>
             </w:rPr>
           </w:pPr>
-          <w:hyperlink w:anchor="_Toc499114270" w:history="1">
+          <w:hyperlink w:anchor="_Toc225519244" w:history="1">
             <w:r>
               <w:rPr>
                 <w:rStyle w:val="Hyperlink"/>
                 <w:noProof/>
               </w:rPr>
-              <w:t>5</w:t>
+              <w:t>9</w:t>
             </w:r>
             <w:r>
               <w:rPr>
                 <w:rFonts w:asciiTheme="minorHAnsi" w:eastAsiaTheme="minorEastAsia" w:hAnsiTheme="minorHAnsi"/>
                 <w:noProof/>
+                <w:kern w:val="2"/>
+                <w:sz w:val="24"/>
+                <w:szCs w:val="24"/>
+                <w:lang w:eastAsia="ja-JP"/>
+                <w14:ligatures w14:val="standardContextual"/>
               </w:rPr>
               <w:tab/>
             </w:r>
@@ -714,7 +1158,7 @@
                 <w:rStyle w:val="Hyperlink"/>
                 <w:noProof/>
               </w:rPr>
-              <w:t>Mixtures</w:t>
+              <w:t>Analytical solutions for diffusion equations</w:t>
             </w:r>
             <w:r>
               <w:rPr>
@@ -735,7 +1179,7 @@
                 <w:noProof/>
                 <w:webHidden/>
               </w:rPr>
-              <w:instrText xml:space="preserve"> PAGEREF _Toc499114270 \h </w:instrText>
+              <w:instrText xml:space="preserve"> PAGEREF _Toc225519244 \h </w:instrText>
             </w:r>
             <w:r>
               <w:rPr>
@@ -755,7 +1199,7 @@
                 <w:noProof/>
                 <w:webHidden/>
               </w:rPr>
-              <w:t>6</w:t>
+              <w:t>10</w:t>
             </w:r>
             <w:r>
               <w:rPr>
@@ -770,26 +1214,36 @@
           <w:pPr>
             <w:pStyle w:val="TOC2"/>
             <w:tabs>
-              <w:tab w:val="left" w:pos="880"/>
+              <w:tab w:val="left" w:pos="960"/>
               <w:tab w:val="right" w:leader="dot" w:pos="9350"/>
             </w:tabs>
             <w:rPr>
               <w:rFonts w:asciiTheme="minorHAnsi" w:eastAsiaTheme="minorEastAsia" w:hAnsiTheme="minorHAnsi"/>
               <w:noProof/>
+              <w:kern w:val="2"/>
+              <w:sz w:val="24"/>
+              <w:szCs w:val="24"/>
+              <w:lang w:eastAsia="ja-JP"/>
+              <w14:ligatures w14:val="standardContextual"/>
             </w:rPr>
           </w:pPr>
-          <w:hyperlink w:anchor="_Toc499114271" w:history="1">
+          <w:hyperlink w:anchor="_Toc225519245" w:history="1">
             <w:r>
               <w:rPr>
                 <w:rStyle w:val="Hyperlink"/>
                 <w:noProof/>
               </w:rPr>
-              <w:t>5.1</w:t>
+              <w:t>9.1</w:t>
             </w:r>
             <w:r>
               <w:rPr>
                 <w:rFonts w:asciiTheme="minorHAnsi" w:eastAsiaTheme="minorEastAsia" w:hAnsiTheme="minorHAnsi"/>
                 <w:noProof/>
+                <w:kern w:val="2"/>
+                <w:sz w:val="24"/>
+                <w:szCs w:val="24"/>
+                <w:lang w:eastAsia="ja-JP"/>
+                <w14:ligatures w14:val="standardContextual"/>
               </w:rPr>
               <w:tab/>
             </w:r>
@@ -798,7 +1252,7 @@
                 <w:rStyle w:val="Hyperlink"/>
                 <w:noProof/>
               </w:rPr>
-              <w:t>Solid-bound molecules</w:t>
+              <w:t>Example 1</w:t>
             </w:r>
             <w:r>
               <w:rPr>
@@ -819,7 +1273,7 @@
                 <w:noProof/>
                 <w:webHidden/>
               </w:rPr>
-              <w:instrText xml:space="preserve"> PAGEREF _Toc499114271 \h </w:instrText>
+              <w:instrText xml:space="preserve"> PAGEREF _Toc225519245 \h </w:instrText>
             </w:r>
             <w:r>
               <w:rPr>
@@ -839,7 +1293,101 @@
                 <w:noProof/>
                 <w:webHidden/>
               </w:rPr>
-              <w:t>7</w:t>
+              <w:t>10</w:t>
+            </w:r>
+            <w:r>
+              <w:rPr>
+                <w:noProof/>
+                <w:webHidden/>
+              </w:rPr>
+              <w:fldChar w:fldCharType="end"/>
+            </w:r>
+          </w:hyperlink>
+        </w:p>
+        <w:p>
+          <w:pPr>
+            <w:pStyle w:val="TOC2"/>
+            <w:tabs>
+              <w:tab w:val="left" w:pos="960"/>
+              <w:tab w:val="right" w:leader="dot" w:pos="9350"/>
+            </w:tabs>
+            <w:rPr>
+              <w:rFonts w:asciiTheme="minorHAnsi" w:eastAsiaTheme="minorEastAsia" w:hAnsiTheme="minorHAnsi"/>
+              <w:noProof/>
+              <w:kern w:val="2"/>
+              <w:sz w:val="24"/>
+              <w:szCs w:val="24"/>
+              <w:lang w:eastAsia="ja-JP"/>
+              <w14:ligatures w14:val="standardContextual"/>
+            </w:rPr>
+          </w:pPr>
+          <w:hyperlink w:anchor="_Toc225519246" w:history="1">
+            <w:r>
+              <w:rPr>
+                <w:rStyle w:val="Hyperlink"/>
+                <w:noProof/>
+              </w:rPr>
+              <w:t>9.2</w:t>
+            </w:r>
+            <w:r>
+              <w:rPr>
+                <w:rFonts w:asciiTheme="minorHAnsi" w:eastAsiaTheme="minorEastAsia" w:hAnsiTheme="minorHAnsi"/>
+                <w:noProof/>
+                <w:kern w:val="2"/>
+                <w:sz w:val="24"/>
+                <w:szCs w:val="24"/>
+                <w:lang w:eastAsia="ja-JP"/>
+                <w14:ligatures w14:val="standardContextual"/>
+              </w:rPr>
+              <w:tab/>
+            </w:r>
+            <w:r>
+              <w:rPr>
+                <w:rStyle w:val="Hyperlink"/>
+                <w:noProof/>
+              </w:rPr>
+              <w:t>Example 2</w:t>
+            </w:r>
+            <w:r>
+              <w:rPr>
+                <w:noProof/>
+                <w:webHidden/>
+              </w:rPr>
+              <w:tab/>
+            </w:r>
+            <w:r>
+              <w:rPr>
+                <w:noProof/>
+                <w:webHidden/>
+              </w:rPr>
+              <w:fldChar w:fldCharType="begin"/>
+            </w:r>
+            <w:r>
+              <w:rPr>
+                <w:noProof/>
+                <w:webHidden/>
+              </w:rPr>
+              <w:instrText xml:space="preserve"> PAGEREF _Toc225519246 \h </w:instrText>
+            </w:r>
+            <w:r>
+              <w:rPr>
+                <w:noProof/>
+                <w:webHidden/>
+              </w:rPr>
+            </w:r>
+            <w:r>
+              <w:rPr>
+                <w:noProof/>
+                <w:webHidden/>
+              </w:rPr>
+              <w:fldChar w:fldCharType="separate"/>
+            </w:r>
+            <w:r>
+              <w:rPr>
+                <w:noProof/>
+                <w:webHidden/>
+              </w:rPr>
+              <w:t>10</w:t>
             </w:r>
             <w:r>
               <w:rPr>
@@ -854,26 +1402,36 @@
           <w:pPr>
             <w:pStyle w:val="TOC1"/>
             <w:tabs>
-              <w:tab w:val="left" w:pos="440"/>
+              <w:tab w:val="left" w:pos="720"/>
               <w:tab w:val="right" w:leader="dot" w:pos="9350"/>
             </w:tabs>
             <w:rPr>
               <w:rFonts w:asciiTheme="minorHAnsi" w:eastAsiaTheme="minorEastAsia" w:hAnsiTheme="minorHAnsi"/>
               <w:noProof/>
+              <w:kern w:val="2"/>
+              <w:sz w:val="24"/>
+              <w:szCs w:val="24"/>
+              <w:lang w:eastAsia="ja-JP"/>
+              <w14:ligatures w14:val="standardContextual"/>
             </w:rPr>
           </w:pPr>
-          <w:hyperlink w:anchor="_Toc499114272" w:history="1">
+          <w:hyperlink w:anchor="_Toc225519247" w:history="1">
             <w:r>
               <w:rPr>
                 <w:rStyle w:val="Hyperlink"/>
                 <w:noProof/>
               </w:rPr>
-              <w:t>6</w:t>
+              <w:t>10</w:t>
             </w:r>
             <w:r>
               <w:rPr>
                 <w:rFonts w:asciiTheme="minorHAnsi" w:eastAsiaTheme="minorEastAsia" w:hAnsiTheme="minorHAnsi"/>
                 <w:noProof/>
+                <w:kern w:val="2"/>
+                <w:sz w:val="24"/>
+                <w:szCs w:val="24"/>
+                <w:lang w:eastAsia="ja-JP"/>
+                <w14:ligatures w14:val="standardContextual"/>
               </w:rPr>
               <w:tab/>
             </w:r>
@@ -882,7 +1440,7 @@
                 <w:rStyle w:val="Hyperlink"/>
                 <w:noProof/>
               </w:rPr>
-              <w:t>Analytical Solution</w:t>
+              <w:t>Analytical solutions for reaction equations</w:t>
             </w:r>
             <w:r>
               <w:rPr>
@@ -903,175 +1461,7 @@
                 <w:noProof/>
                 <w:webHidden/>
               </w:rPr>
-              <w:instrText xml:space="preserve"> PAGEREF _Toc499114272 \h </w:instrText>
-            </w:r>
-            <w:r>
-              <w:rPr>
-                <w:noProof/>
-                <w:webHidden/>
-              </w:rPr>
-            </w:r>
-            <w:r>
-              <w:rPr>
-                <w:noProof/>
-                <w:webHidden/>
-              </w:rPr>
-              <w:fldChar w:fldCharType="separate"/>
-            </w:r>
-            <w:r>
-              <w:rPr>
-                <w:noProof/>
-                <w:webHidden/>
-              </w:rPr>
-              <w:t>8</w:t>
-            </w:r>
-            <w:r>
-              <w:rPr>
-                <w:noProof/>
-                <w:webHidden/>
-              </w:rPr>
-              <w:fldChar w:fldCharType="end"/>
-            </w:r>
-          </w:hyperlink>
-        </w:p>
-        <w:p>
-          <w:pPr>
-            <w:pStyle w:val="TOC1"/>
-            <w:tabs>
-              <w:tab w:val="left" w:pos="440"/>
-              <w:tab w:val="right" w:leader="dot" w:pos="9350"/>
-            </w:tabs>
-            <w:rPr>
-              <w:rFonts w:asciiTheme="minorHAnsi" w:eastAsiaTheme="minorEastAsia" w:hAnsiTheme="minorHAnsi"/>
-              <w:noProof/>
-            </w:rPr>
-          </w:pPr>
-          <w:hyperlink w:anchor="_Toc499114273" w:history="1">
-            <w:r>
-              <w:rPr>
-                <w:rStyle w:val="Hyperlink"/>
-                <w:noProof/>
-              </w:rPr>
-              <w:t>7</w:t>
-            </w:r>
-            <w:r>
-              <w:rPr>
-                <w:rFonts w:asciiTheme="minorHAnsi" w:eastAsiaTheme="minorEastAsia" w:hAnsiTheme="minorHAnsi"/>
-                <w:noProof/>
-              </w:rPr>
-              <w:tab/>
-            </w:r>
-            <w:r>
-              <w:rPr>
-                <w:rStyle w:val="Hyperlink"/>
-                <w:noProof/>
-              </w:rPr>
-              <w:t>Prescribed concentrations in NL analyses</w:t>
-            </w:r>
-            <w:r>
-              <w:rPr>
-                <w:noProof/>
-                <w:webHidden/>
-              </w:rPr>
-              <w:tab/>
-            </w:r>
-            <w:r>
-              <w:rPr>
-                <w:noProof/>
-                <w:webHidden/>
-              </w:rPr>
-              <w:fldChar w:fldCharType="begin"/>
-            </w:r>
-            <w:r>
-              <w:rPr>
-                <w:noProof/>
-                <w:webHidden/>
-              </w:rPr>
-              <w:instrText xml:space="preserve"> PAGEREF _Toc499114273 \h </w:instrText>
-            </w:r>
-            <w:r>
-              <w:rPr>
-                <w:noProof/>
-                <w:webHidden/>
-              </w:rPr>
-            </w:r>
-            <w:r>
-              <w:rPr>
-                <w:noProof/>
-                <w:webHidden/>
-              </w:rPr>
-              <w:fldChar w:fldCharType="separate"/>
-            </w:r>
-            <w:r>
-              <w:rPr>
-                <w:noProof/>
-                <w:webHidden/>
-              </w:rPr>
-              <w:t>9</w:t>
-            </w:r>
-            <w:r>
-              <w:rPr>
-                <w:noProof/>
-                <w:webHidden/>
-              </w:rPr>
-              <w:fldChar w:fldCharType="end"/>
-            </w:r>
-          </w:hyperlink>
-        </w:p>
-        <w:p>
-          <w:pPr>
-            <w:pStyle w:val="TOC1"/>
-            <w:tabs>
-              <w:tab w:val="left" w:pos="440"/>
-              <w:tab w:val="right" w:leader="dot" w:pos="9350"/>
-            </w:tabs>
-            <w:rPr>
-              <w:rFonts w:asciiTheme="minorHAnsi" w:eastAsiaTheme="minorEastAsia" w:hAnsiTheme="minorHAnsi"/>
-              <w:noProof/>
-            </w:rPr>
-          </w:pPr>
-          <w:hyperlink w:anchor="_Toc499114274" w:history="1">
-            <w:r>
-              <w:rPr>
-                <w:rStyle w:val="Hyperlink"/>
-                <w:noProof/>
-              </w:rPr>
-              <w:t>8</w:t>
-            </w:r>
-            <w:r>
-              <w:rPr>
-                <w:rFonts w:asciiTheme="minorHAnsi" w:eastAsiaTheme="minorEastAsia" w:hAnsiTheme="minorHAnsi"/>
-                <w:noProof/>
-              </w:rPr>
-              <w:tab/>
-            </w:r>
-            <w:r>
-              <w:rPr>
-                <w:rStyle w:val="Hyperlink"/>
-                <w:noProof/>
-              </w:rPr>
-              <w:t>Analytical solutions for reaction equations</w:t>
-            </w:r>
-            <w:r>
-              <w:rPr>
-                <w:noProof/>
-                <w:webHidden/>
-              </w:rPr>
-              <w:tab/>
-            </w:r>
-            <w:r>
-              <w:rPr>
-                <w:noProof/>
-                <w:webHidden/>
-              </w:rPr>
-              <w:fldChar w:fldCharType="begin"/>
-            </w:r>
-            <w:r>
-              <w:rPr>
-                <w:noProof/>
-                <w:webHidden/>
-              </w:rPr>
-              <w:instrText xml:space="preserve"> PAGEREF _Toc499114274 \h </w:instrText>
+              <w:instrText xml:space="preserve"> PAGEREF _Toc225519247 \h </w:instrText>
             </w:r>
             <w:r>
               <w:rPr>
@@ -1106,26 +1496,36 @@
           <w:pPr>
             <w:pStyle w:val="TOC2"/>
             <w:tabs>
-              <w:tab w:val="left" w:pos="880"/>
+              <w:tab w:val="left" w:pos="960"/>
               <w:tab w:val="right" w:leader="dot" w:pos="9350"/>
             </w:tabs>
             <w:rPr>
               <w:rFonts w:asciiTheme="minorHAnsi" w:eastAsiaTheme="minorEastAsia" w:hAnsiTheme="minorHAnsi"/>
               <w:noProof/>
+              <w:kern w:val="2"/>
+              <w:sz w:val="24"/>
+              <w:szCs w:val="24"/>
+              <w:lang w:eastAsia="ja-JP"/>
+              <w14:ligatures w14:val="standardContextual"/>
             </w:rPr>
           </w:pPr>
-          <w:hyperlink w:anchor="_Toc499114275" w:history="1">
+          <w:hyperlink w:anchor="_Toc225519248" w:history="1">
             <w:r>
               <w:rPr>
                 <w:rStyle w:val="Hyperlink"/>
                 <w:noProof/>
               </w:rPr>
-              <w:t>8.1</w:t>
+              <w:t>10.1</w:t>
             </w:r>
             <w:r>
               <w:rPr>
                 <w:rFonts w:asciiTheme="minorHAnsi" w:eastAsiaTheme="minorEastAsia" w:hAnsiTheme="minorHAnsi"/>
                 <w:noProof/>
+                <w:kern w:val="2"/>
+                <w:sz w:val="24"/>
+                <w:szCs w:val="24"/>
+                <w:lang w:eastAsia="ja-JP"/>
+                <w14:ligatures w14:val="standardContextual"/>
               </w:rPr>
               <w:tab/>
             </w:r>
@@ -1155,7 +1555,7 @@
                 <w:noProof/>
                 <w:webHidden/>
               </w:rPr>
-              <w:instrText xml:space="preserve"> PAGEREF _Toc499114275 \h </w:instrText>
+              <w:instrText xml:space="preserve"> PAGEREF _Toc225519248 \h </w:instrText>
             </w:r>
             <w:r>
               <w:rPr>
@@ -1190,26 +1590,36 @@
           <w:pPr>
             <w:pStyle w:val="TOC2"/>
             <w:tabs>
-              <w:tab w:val="left" w:pos="880"/>
+              <w:tab w:val="left" w:pos="960"/>
               <w:tab w:val="right" w:leader="dot" w:pos="9350"/>
             </w:tabs>
             <w:rPr>
               <w:rFonts w:asciiTheme="minorHAnsi" w:eastAsiaTheme="minorEastAsia" w:hAnsiTheme="minorHAnsi"/>
               <w:noProof/>
+              <w:kern w:val="2"/>
+              <w:sz w:val="24"/>
+              <w:szCs w:val="24"/>
+              <w:lang w:eastAsia="ja-JP"/>
+              <w14:ligatures w14:val="standardContextual"/>
             </w:rPr>
           </w:pPr>
-          <w:hyperlink w:anchor="_Toc499114276" w:history="1">
+          <w:hyperlink w:anchor="_Toc225519249" w:history="1">
             <w:r>
               <w:rPr>
                 <w:rStyle w:val="Hyperlink"/>
                 <w:noProof/>
               </w:rPr>
-              <w:t>8.2</w:t>
+              <w:t>10.2</w:t>
             </w:r>
             <w:r>
               <w:rPr>
                 <w:rFonts w:asciiTheme="minorHAnsi" w:eastAsiaTheme="minorEastAsia" w:hAnsiTheme="minorHAnsi"/>
                 <w:noProof/>
+                <w:kern w:val="2"/>
+                <w:sz w:val="24"/>
+                <w:szCs w:val="24"/>
+                <w:lang w:eastAsia="ja-JP"/>
+                <w14:ligatures w14:val="standardContextual"/>
               </w:rPr>
               <w:tab/>
             </w:r>
@@ -1239,7 +1649,7 @@
                 <w:noProof/>
                 <w:webHidden/>
               </w:rPr>
-              <w:instrText xml:space="preserve"> PAGEREF _Toc499114276 \h </w:instrText>
+              <w:instrText xml:space="preserve"> PAGEREF _Toc225519249 \h </w:instrText>
             </w:r>
             <w:r>
               <w:rPr>
@@ -1259,7 +1669,7 @@
                 <w:noProof/>
                 <w:webHidden/>
               </w:rPr>
-              <w:t>10</w:t>
+              <w:t>11</w:t>
             </w:r>
             <w:r>
               <w:rPr>
@@ -1286,7 +1696,7 @@
       <w:pPr>
         <w:pStyle w:val="Heading1"/>
       </w:pPr>
-      <w:bookmarkStart w:id="0" w:name="_Toc499114263"/>
+      <w:bookmarkStart w:id="0" w:name="_Toc225519233"/>
       <w:r>
         <w:t>Introduction</w:t>
       </w:r>
@@ -1339,9 +1749,9 @@
       </w:r>
       <w:r>
         <w:rPr>
-          <w:position w:val="-18"/>
-        </w:rPr>
-        <w:object w:dxaOrig="4540" w:dyaOrig="480" w14:anchorId="1F0EDD1B">
+          <w:position w:val="-14"/>
+        </w:rPr>
+        <w:object w:dxaOrig="3820" w:dyaOrig="420" w14:anchorId="1F0EDD1B">
           <v:shapetype id="_x0000_t75" coordsize="21600,21600" o:spt="75" o:preferrelative="t" path="m@4@5l@4@11@9@11@9@5xe" filled="f" stroked="f">
             <v:stroke joinstyle="miter"/>
             <v:formulas>
@@ -1361,10 +1771,10 @@
             <v:path o:extrusionok="f" gradientshapeok="t" o:connecttype="rect"/>
             <o:lock v:ext="edit" aspectratio="t"/>
           </v:shapetype>
-          <v:shape id="_x0000_i1025" type="#_x0000_t75" style="width:226.9pt;height:24.1pt" o:ole="">
+          <v:shape id="_x0000_i1356" type="#_x0000_t75" style="width:194.5pt;height:21.5pt" o:ole="">
             <v:imagedata r:id="rId6" o:title=""/>
           </v:shape>
-          <o:OLEObject Type="Embed" ProgID="Equation.DSMT4" ShapeID="_x0000_i1025" DrawAspect="Content" ObjectID="_1835435888" r:id="rId7"/>
+          <o:OLEObject Type="Embed" ProgID="Equation.DSMT4" ShapeID="_x0000_i1356" DrawAspect="Content" ObjectID="_1836461503" r:id="rId7"/>
         </w:object>
       </w:r>
       <w:r>
@@ -1428,10 +1838,10 @@
           <w:position w:val="-6"/>
         </w:rPr>
         <w:object w:dxaOrig="360" w:dyaOrig="340" w14:anchorId="18450CDC">
-          <v:shape id="_x0000_i1026" type="#_x0000_t75" style="width:18.15pt;height:17.1pt" o:ole="">
+          <v:shape id="_x0000_i1026" type="#_x0000_t75" style="width:21.5pt;height:14.5pt" o:ole="">
             <v:imagedata r:id="rId8" o:title=""/>
           </v:shape>
-          <o:OLEObject Type="Embed" ProgID="Equation.DSMT4" ShapeID="_x0000_i1026" DrawAspect="Content" ObjectID="_1835435889" r:id="rId9"/>
+          <o:OLEObject Type="Embed" ProgID="Equation.DSMT4" ShapeID="_x0000_i1026" DrawAspect="Content" ObjectID="_1836461504" r:id="rId9"/>
         </w:object>
       </w:r>
       <w:r>
@@ -1457,23 +1867,38 @@
           <w:position w:val="-6"/>
         </w:rPr>
         <w:object w:dxaOrig="360" w:dyaOrig="340" w14:anchorId="2C0B024E">
-          <v:shape id="_x0000_i1027" type="#_x0000_t75" style="width:18.15pt;height:17.35pt" o:ole="">
+          <v:shape id="_x0000_i1146" type="#_x0000_t75" style="width:21.5pt;height:18.4pt" o:ole="">
             <v:imagedata r:id="rId10" o:title=""/>
           </v:shape>
-          <o:OLEObject Type="Embed" ProgID="Equation.DSMT4" ShapeID="_x0000_i1027" DrawAspect="Content" ObjectID="_1835435890" r:id="rId11"/>
+          <o:OLEObject Type="Embed" ProgID="Equation.DSMT4" ShapeID="_x0000_i1146" DrawAspect="Content" ObjectID="_1836461505" r:id="rId11"/>
         </w:object>
       </w:r>
       <w:r>
         <w:t xml:space="preserve"> </w:t>
       </w:r>
       <w:r>
-        <w:t xml:space="preserve">the </w:t>
-      </w:r>
-      <w:r>
-        <w:t xml:space="preserve">concentration flux vector </w:t>
-      </w:r>
-      <w:r>
-        <w:t xml:space="preserve">(due to diffusion) </w:t>
+        <w:t>the</w:t>
+      </w:r>
+      <w:r>
+        <w:t xml:space="preserve"> </w:t>
+      </w:r>
+      <w:r>
+        <w:t>total</w:t>
+      </w:r>
+      <w:r>
+        <w:t xml:space="preserve"> </w:t>
+      </w:r>
+      <w:r>
+        <w:t xml:space="preserve">flux vector </w:t>
+      </w:r>
+      <w:r>
+        <w:t>(due to diffusion</w:t>
+      </w:r>
+      <w:r>
+        <w:t xml:space="preserve"> and advection, see below</w:t>
+      </w:r>
+      <w:r>
+        <w:t xml:space="preserve">) </w:t>
       </w:r>
       <w:r>
         <w:t xml:space="preserve">of species </w:t>
@@ -1492,10 +1917,10 @@
           <w:position w:val="-4"/>
         </w:rPr>
         <w:object w:dxaOrig="380" w:dyaOrig="320" w14:anchorId="3D642E85">
-          <v:shape id="_x0000_i1028" type="#_x0000_t75" style="width:18.9pt;height:16.6pt" o:ole="">
+          <v:shape id="_x0000_i1028" type="#_x0000_t75" style="width:21.5pt;height:14.5pt" o:ole="">
             <v:imagedata r:id="rId12" o:title=""/>
           </v:shape>
-          <o:OLEObject Type="Embed" ProgID="Equation.DSMT4" ShapeID="_x0000_i1028" DrawAspect="Content" ObjectID="_1835435891" r:id="rId13"/>
+          <o:OLEObject Type="Embed" ProgID="Equation.DSMT4" ShapeID="_x0000_i1028" DrawAspect="Content" ObjectID="_1836461506" r:id="rId13"/>
         </w:object>
       </w:r>
       <w:r>
@@ -1524,10 +1949,10 @@
           <w:position w:val="-18"/>
         </w:rPr>
         <w:object w:dxaOrig="1800" w:dyaOrig="480" w14:anchorId="47598965">
-          <v:shape id="_x0000_i1029" type="#_x0000_t75" style="width:90.15pt;height:24.1pt" o:ole="">
+          <v:shape id="_x0000_i1029" type="#_x0000_t75" style="width:93.5pt;height:21.5pt" o:ole="">
             <v:imagedata r:id="rId14" o:title=""/>
           </v:shape>
-          <o:OLEObject Type="Embed" ProgID="Equation.DSMT4" ShapeID="_x0000_i1029" DrawAspect="Content" ObjectID="_1835435892" r:id="rId15"/>
+          <o:OLEObject Type="Embed" ProgID="Equation.DSMT4" ShapeID="_x0000_i1029" DrawAspect="Content" ObjectID="_1836461507" r:id="rId15"/>
         </w:object>
       </w:r>
       <w:r>
@@ -1536,286 +1961,83 @@
     </w:p>
     <w:p>
       <w:r>
-        <w:t xml:space="preserve">In the case of </w:t>
-      </w:r>
-      <w:proofErr w:type="spellStart"/>
-      <w:r>
-        <w:t>Fickian</w:t>
-      </w:r>
-      <w:proofErr w:type="spellEnd"/>
-      <w:r>
-        <w:t xml:space="preserve"> diffusion the concentration flux takes on the familiar form.</w:t>
-      </w:r>
-    </w:p>
-    <w:p>
-      <w:pPr>
-        <w:pStyle w:val="MTDisplayEquation"/>
-      </w:pPr>
-      <w:r>
-        <w:tab/>
+        <w:t xml:space="preserve">The total flux </w:t>
       </w:r>
       <w:r>
         <w:rPr>
           <w:position w:val="-6"/>
         </w:rPr>
-        <w:object w:dxaOrig="1540" w:dyaOrig="340" w14:anchorId="38CA08BC">
-          <v:shape id="_x0000_i1030" type="#_x0000_t75" style="width:76.9pt;height:17.1pt" o:ole="">
+        <w:object w:dxaOrig="360" w:dyaOrig="340" w14:anchorId="3D8A7522">
+          <v:shape id="_x0000_i1359" type="#_x0000_t75" style="width:18.15pt;height:17.1pt" o:ole="">
             <v:imagedata r:id="rId16" o:title=""/>
           </v:shape>
-          <o:OLEObject Type="Embed" ProgID="Equation.DSMT4" ShapeID="_x0000_i1030" DrawAspect="Content" ObjectID="_1835435893" r:id="rId17"/>
+          <o:OLEObject Type="Embed" ProgID="Equation.DSMT4" ShapeID="_x0000_i1359" DrawAspect="Content" ObjectID="_1836461508" r:id="rId17"/>
         </w:object>
       </w:r>
       <w:r>
-        <w:tab/>
-      </w:r>
-      <w:r>
-        <w:fldChar w:fldCharType="begin"/>
-      </w:r>
-      <w:r>
-        <w:instrText xml:space="preserve"> MACROBUTTON MTPlaceRef \* MERGEFORMAT </w:instrText>
-      </w:r>
-      <w:r>
-        <w:fldChar w:fldCharType="begin"/>
-      </w:r>
-      <w:r>
-        <w:instrText xml:space="preserve"> SEQ MTEqn \h \* MERGEFORMAT </w:instrText>
-      </w:r>
-      <w:r>
-        <w:fldChar w:fldCharType="end"/>
-      </w:r>
-      <w:r>
-        <w:instrText>(</w:instrText>
-      </w:r>
-      <w:fldSimple w:instr=" SEQ MTSec \c \* Arabic \* MERGEFORMAT ">
-        <w:r>
-          <w:rPr>
-            <w:noProof/>
-          </w:rPr>
-          <w:instrText>1</w:instrText>
-        </w:r>
-      </w:fldSimple>
-      <w:r>
-        <w:instrText>.</w:instrText>
-      </w:r>
-      <w:fldSimple w:instr=" SEQ MTEqn \c \* Arabic \* MERGEFORMAT ">
-        <w:r>
-          <w:rPr>
-            <w:noProof/>
-          </w:rPr>
-          <w:instrText>2</w:instrText>
-        </w:r>
-      </w:fldSimple>
-      <w:r>
-        <w:instrText>)</w:instrText>
-      </w:r>
-      <w:r>
-        <w:fldChar w:fldCharType="end"/>
-      </w:r>
-    </w:p>
-    <w:p>
-      <w:r>
-        <w:t xml:space="preserve">Here, </w:t>
-      </w:r>
-      <w:r>
-        <w:rPr>
-          <w:position w:val="-4"/>
-        </w:rPr>
-        <w:object w:dxaOrig="400" w:dyaOrig="320" w14:anchorId="471B4E74">
-          <v:shape id="_x0000_i1031" type="#_x0000_t75" style="width:19.95pt;height:16.05pt" o:ole="">
+        <w:t xml:space="preserve">is the sum of the </w:t>
+      </w:r>
+      <w:r>
+        <w:rPr>
+          <w:i/>
+          <w:iCs/>
+        </w:rPr>
+        <w:t>diffusive flux</w:t>
+      </w:r>
+      <w:r>
+        <w:t xml:space="preserve"> </w:t>
+      </w:r>
+      <w:r>
+        <w:rPr>
+          <w:position w:val="-12"/>
+        </w:rPr>
+        <w:object w:dxaOrig="360" w:dyaOrig="400" w14:anchorId="6E0A632D">
+          <v:shape id="_x0000_i1364" type="#_x0000_t75" style="width:18.15pt;height:19.95pt" o:ole="">
             <v:imagedata r:id="rId18" o:title=""/>
           </v:shape>
-          <o:OLEObject Type="Embed" ProgID="Equation.DSMT4" ShapeID="_x0000_i1031" DrawAspect="Content" ObjectID="_1835435894" r:id="rId19"/>
+          <o:OLEObject Type="Embed" ProgID="Equation.DSMT4" ShapeID="_x0000_i1364" DrawAspect="Content" ObjectID="_1836461509" r:id="rId19"/>
         </w:object>
       </w:r>
       <w:r>
-        <w:t xml:space="preserve">is the diffusion tensor of species </w:t>
+        <w:t xml:space="preserve"> and </w:t>
       </w:r>
       <w:r>
         <w:rPr>
           <w:i/>
           <w:iCs/>
         </w:rPr>
-        <w:t>i</w:t>
-      </w:r>
-      <w:r>
-        <w:t xml:space="preserve">. </w:t>
-      </w:r>
-    </w:p>
-    <w:p/>
-    <w:p>
-      <w:pPr>
-        <w:pStyle w:val="Heading1"/>
-      </w:pPr>
-      <w:bookmarkStart w:id="2" w:name="_Toc499114264"/>
-      <w:r>
-        <w:t>Weak Formulation</w:t>
-      </w:r>
-      <w:bookmarkEnd w:id="2"/>
-    </w:p>
-    <w:p>
-      <w:r>
-        <w:t>First, an integral version of this equation must be established. Let’s reorganize the terms as follows,</w:t>
-      </w:r>
-    </w:p>
-    <w:p>
-      <w:pPr>
-        <w:pStyle w:val="MTDisplayEquation"/>
-      </w:pPr>
-      <w:r>
-        <w:lastRenderedPageBreak/>
-        <w:tab/>
-      </w:r>
-      <w:r>
-        <w:rPr>
-          <w:position w:val="-18"/>
-        </w:rPr>
-        <w:object w:dxaOrig="3860" w:dyaOrig="480" w14:anchorId="50F8C2CE">
-          <v:shape id="_x0000_i1032" type="#_x0000_t75" style="width:192.95pt;height:24.1pt" o:ole="">
+        <w:t>advective flux</w:t>
+      </w:r>
+      <w:r>
+        <w:t xml:space="preserve"> </w:t>
+      </w:r>
+      <w:r>
+        <w:rPr>
+          <w:position w:val="-6"/>
+        </w:rPr>
+        <w:object w:dxaOrig="480" w:dyaOrig="340" w14:anchorId="1DB05DC3">
+          <v:shape id="_x0000_i1367" type="#_x0000_t75" style="width:24.1pt;height:17.1pt" o:ole="">
             <v:imagedata r:id="rId20" o:title=""/>
           </v:shape>
-          <o:OLEObject Type="Embed" ProgID="Equation.DSMT4" ShapeID="_x0000_i1032" DrawAspect="Content" ObjectID="_1835435895" r:id="rId21"/>
+          <o:OLEObject Type="Embed" ProgID="Equation.DSMT4" ShapeID="_x0000_i1367" DrawAspect="Content" ObjectID="_1836461510" r:id="rId21"/>
         </w:object>
       </w:r>
       <w:r>
-        <w:t xml:space="preserve">. </w:t>
-      </w:r>
-      <w:r>
-        <w:tab/>
-      </w:r>
-      <w:r>
-        <w:fldChar w:fldCharType="begin"/>
-      </w:r>
-      <w:r>
-        <w:instrText xml:space="preserve"> MACROBUTTON MTPlaceRef \* MERGEFORMAT </w:instrText>
-      </w:r>
-      <w:r>
-        <w:fldChar w:fldCharType="begin"/>
-      </w:r>
-      <w:r>
-        <w:instrText xml:space="preserve"> SEQ MTEqn \h \* MERGEFORMAT </w:instrText>
-      </w:r>
-      <w:r>
-        <w:fldChar w:fldCharType="end"/>
-      </w:r>
-      <w:r>
-        <w:instrText>(</w:instrText>
-      </w:r>
-      <w:fldSimple w:instr=" SEQ MTSec \c \* Arabic \* MERGEFORMAT ">
-        <w:r>
-          <w:rPr>
-            <w:noProof/>
-          </w:rPr>
-          <w:instrText>1</w:instrText>
-        </w:r>
-      </w:fldSimple>
-      <w:r>
-        <w:instrText>.</w:instrText>
-      </w:r>
-      <w:fldSimple w:instr=" SEQ MTEqn \c \* Arabic \* MERGEFORMAT ">
-        <w:r>
-          <w:rPr>
-            <w:noProof/>
-          </w:rPr>
-          <w:instrText>3</w:instrText>
-        </w:r>
-      </w:fldSimple>
-      <w:r>
-        <w:instrText>)</w:instrText>
-      </w:r>
-      <w:r>
-        <w:fldChar w:fldCharType="end"/>
-      </w:r>
-    </w:p>
-    <w:p>
-      <w:r>
-        <w:t xml:space="preserve">Then, </w:t>
-      </w:r>
-      <w:proofErr w:type="gramStart"/>
-      <w:r>
-        <w:t xml:space="preserve">consider </w:t>
-      </w:r>
-      <w:r>
-        <w:rPr>
-          <w:i/>
-        </w:rPr>
-        <w:t>w</w:t>
-      </w:r>
-      <w:proofErr w:type="gramEnd"/>
-      <w:r>
-        <w:t xml:space="preserve"> a trial function and integrate over the domain. </w:t>
-      </w:r>
-    </w:p>
-    <w:p>
-      <w:pPr>
-        <w:pStyle w:val="MTDisplayEquation"/>
-      </w:pPr>
-      <w:r>
-        <w:tab/>
-      </w:r>
-      <w:r>
-        <w:rPr>
-          <w:position w:val="-32"/>
-        </w:rPr>
-        <w:object w:dxaOrig="5200" w:dyaOrig="720" w14:anchorId="72562DE0">
-          <v:shape id="_x0000_i1033" type="#_x0000_t75" style="width:259.5pt;height:36pt" o:ole="">
+        <w:t xml:space="preserve">, where </w:t>
+      </w:r>
+      <w:r>
+        <w:rPr>
+          <w:position w:val="-6"/>
+        </w:rPr>
+        <w:object w:dxaOrig="200" w:dyaOrig="220" w14:anchorId="67A2482B">
+          <v:shape id="_x0000_i1370" type="#_x0000_t75" style="width:10.1pt;height:10.9pt" o:ole="">
             <v:imagedata r:id="rId22" o:title=""/>
           </v:shape>
-          <o:OLEObject Type="Embed" ProgID="Equation.DSMT4" ShapeID="_x0000_i1033" DrawAspect="Content" ObjectID="_1835435896" r:id="rId23"/>
+          <o:OLEObject Type="Embed" ProgID="Equation.DSMT4" ShapeID="_x0000_i1370" DrawAspect="Content" ObjectID="_1836461511" r:id="rId23"/>
         </w:object>
       </w:r>
       <w:r>
-        <w:t xml:space="preserve"> </w:t>
-      </w:r>
-      <w:r>
-        <w:tab/>
-      </w:r>
-      <w:r>
-        <w:fldChar w:fldCharType="begin"/>
-      </w:r>
-      <w:r>
-        <w:instrText xml:space="preserve"> MACROBUTTON MTPlaceRef \* MERGEFORMAT </w:instrText>
-      </w:r>
-      <w:r>
-        <w:fldChar w:fldCharType="begin"/>
-      </w:r>
-      <w:r>
-        <w:instrText xml:space="preserve"> SEQ MTEqn \h \* MERGEFORMAT </w:instrText>
-      </w:r>
-      <w:r>
-        <w:fldChar w:fldCharType="end"/>
-      </w:r>
-      <w:r>
-        <w:instrText>(</w:instrText>
-      </w:r>
-      <w:fldSimple w:instr=" SEQ MTSec \c \* Arabic \* MERGEFORMAT ">
-        <w:r>
-          <w:rPr>
-            <w:noProof/>
-          </w:rPr>
-          <w:instrText>1</w:instrText>
-        </w:r>
-      </w:fldSimple>
-      <w:r>
-        <w:instrText>.</w:instrText>
-      </w:r>
-      <w:fldSimple w:instr=" SEQ MTEqn \c \* Arabic \* MERGEFORMAT ">
-        <w:r>
-          <w:rPr>
-            <w:noProof/>
-          </w:rPr>
-          <w:instrText>4</w:instrText>
-        </w:r>
-      </w:fldSimple>
-      <w:r>
-        <w:instrText>)</w:instrText>
-      </w:r>
-      <w:r>
-        <w:fldChar w:fldCharType="end"/>
-      </w:r>
-    </w:p>
-    <w:p>
-      <w:r>
-        <w:t xml:space="preserve">This can be rewritten as, </w:t>
+        <w:t xml:space="preserve">is a prescribed velocity-field. </w:t>
       </w:r>
     </w:p>
     <w:p>
@@ -1827,19 +2049,16 @@
       </w:r>
       <w:r>
         <w:rPr>
-          <w:position w:val="-66"/>
-        </w:rPr>
-        <w:object w:dxaOrig="5120" w:dyaOrig="1440" w14:anchorId="6F2AF0CB">
-          <v:shape id="_x0000_i1034" type="#_x0000_t75" style="width:256.4pt;height:1in" o:ole="">
+          <w:position w:val="-12"/>
+        </w:rPr>
+        <w:object w:dxaOrig="1560" w:dyaOrig="400" w14:anchorId="63C33FA6">
+          <v:shape id="_x0000_i1509" type="#_x0000_t75" style="width:77.95pt;height:19.95pt" o:ole="">
             <v:imagedata r:id="rId24" o:title=""/>
           </v:shape>
-          <o:OLEObject Type="Embed" ProgID="Equation.DSMT4" ShapeID="_x0000_i1034" DrawAspect="Content" ObjectID="_1835435897" r:id="rId25"/>
+          <o:OLEObject Type="Embed" ProgID="Equation.DSMT4" ShapeID="_x0000_i1509" DrawAspect="Content" ObjectID="_1836461512" r:id="rId25"/>
         </w:object>
       </w:r>
       <w:r>
-        <w:t xml:space="preserve"> </w:t>
-      </w:r>
-      <w:r>
         <w:tab/>
       </w:r>
       <w:r>
@@ -1876,7 +2095,7 @@
           <w:rPr>
             <w:noProof/>
           </w:rPr>
-          <w:instrText>5</w:instrText>
+          <w:instrText>2</w:instrText>
         </w:r>
       </w:fldSimple>
       <w:r>
@@ -1888,158 +2107,196 @@
     </w:p>
     <w:p>
       <w:r>
-        <w:t xml:space="preserve">Here, </w:t>
-      </w:r>
-      <w:r>
-        <w:rPr>
-          <w:position w:val="-12"/>
-        </w:rPr>
-        <w:object w:dxaOrig="1200" w:dyaOrig="400" w14:anchorId="5D6496DA">
-          <v:shape id="_x0000_i1035" type="#_x0000_t75" style="width:60.1pt;height:20.45pt" o:ole="">
+        <w:lastRenderedPageBreak/>
+        <w:t xml:space="preserve">Here, we will treat the concentration flux in a general manner </w:t>
+      </w:r>
+      <w:r>
+        <w:rPr>
+          <w:position w:val="-14"/>
+        </w:rPr>
+        <w:object w:dxaOrig="1080" w:dyaOrig="400" w14:anchorId="46A8080B">
+          <v:shape id="_x0000_i1511" type="#_x0000_t75" style="width:58pt;height:21.5pt" o:ole="">
             <v:imagedata r:id="rId26" o:title=""/>
           </v:shape>
-          <o:OLEObject Type="Embed" ProgID="Equation.DSMT4" ShapeID="_x0000_i1035" DrawAspect="Content" ObjectID="_1835435898" r:id="rId27"/>
+          <o:OLEObject Type="Embed" ProgID="Equation.DSMT4" ShapeID="_x0000_i1511" DrawAspect="Content" ObjectID="_1836461513" r:id="rId27"/>
         </w:object>
       </w:r>
       <w:r>
-        <w:t xml:space="preserve">, is the </w:t>
-      </w:r>
-      <w:r>
-        <w:t xml:space="preserve">prescribed concentration </w:t>
-      </w:r>
-      <w:r>
-        <w:t>flux</w:t>
-      </w:r>
-      <w:r>
-        <w:t>.</w:t>
-      </w:r>
-      <w:r>
-        <w:t xml:space="preserve"> </w:t>
-      </w:r>
-      <w:r>
-        <w:t xml:space="preserve">Note that </w:t>
-      </w:r>
-      <w:r>
-        <w:t xml:space="preserve">the </w:t>
-      </w:r>
-      <w:r>
-        <w:t xml:space="preserve">third </w:t>
-      </w:r>
-      <w:r>
-        <w:t xml:space="preserve">term is integrated over the surface for which </w:t>
-      </w:r>
-      <w:r>
-        <w:rPr>
-          <w:b/>
+        <w:t xml:space="preserve">, meaning that it can depend on both the concentration and the concentration gradients. </w:t>
+      </w:r>
+    </w:p>
+    <w:p>
+      <w:r>
+        <w:t>For example, i</w:t>
+      </w:r>
+      <w:r>
+        <w:t xml:space="preserve">n the case of </w:t>
+      </w:r>
+      <w:proofErr w:type="spellStart"/>
+      <w:r>
+        <w:t>Fickian</w:t>
+      </w:r>
+      <w:proofErr w:type="spellEnd"/>
+      <w:r>
+        <w:t xml:space="preserve"> diffusion the concentration flux takes on the familiar form.</w:t>
+      </w:r>
+    </w:p>
+    <w:p>
+      <w:pPr>
+        <w:pStyle w:val="MTDisplayEquation"/>
+      </w:pPr>
+      <w:r>
+        <w:tab/>
+      </w:r>
+      <w:r>
+        <w:rPr>
           <w:position w:val="-12"/>
         </w:rPr>
-        <w:object w:dxaOrig="380" w:dyaOrig="400" w14:anchorId="57942075">
-          <v:shape id="_x0000_i1036" type="#_x0000_t75" style="width:18.9pt;height:19.95pt" o:ole="">
+        <w:object w:dxaOrig="1560" w:dyaOrig="400" w14:anchorId="38CA08BC">
+          <v:shape id="_x0000_i1513" type="#_x0000_t75" style="width:79.25pt;height:17.1pt" o:ole="">
             <v:imagedata r:id="rId28" o:title=""/>
           </v:shape>
-          <o:OLEObject Type="Embed" ProgID="Equation.DSMT4" ShapeID="_x0000_i1036" DrawAspect="Content" ObjectID="_1835435899" r:id="rId29"/>
+          <o:OLEObject Type="Embed" ProgID="Equation.DSMT4" ShapeID="_x0000_i1513" DrawAspect="Content" ObjectID="_1836461514" r:id="rId29"/>
         </w:object>
       </w:r>
       <w:r>
-        <w:rPr>
-          <w:b/>
-        </w:rPr>
-        <w:t xml:space="preserve"> </w:t>
-      </w:r>
-      <w:r>
-        <w:t>is prescribed.</w:t>
-      </w:r>
-    </w:p>
-    <w:p/>
-    <w:p>
-      <w:pPr>
-        <w:pStyle w:val="Heading1"/>
-      </w:pPr>
-      <w:bookmarkStart w:id="3" w:name="_Toc499114265"/>
-      <w:r>
-        <w:t>Discretization</w:t>
-      </w:r>
-      <w:bookmarkEnd w:id="3"/>
-    </w:p>
-    <w:p>
-      <w:r>
-        <w:t>Next, the finite element approximations</w:t>
-      </w:r>
-      <w:r>
-        <w:t xml:space="preserve"> are introduced.</w:t>
-      </w:r>
-    </w:p>
-    <w:p>
-      <w:pPr>
-        <w:pStyle w:val="MTDisplayEquation"/>
-      </w:pPr>
-      <w:r>
-        <w:tab/>
-      </w:r>
-      <w:r>
-        <w:rPr>
-          <w:position w:val="-28"/>
-        </w:rPr>
-        <w:object w:dxaOrig="4599" w:dyaOrig="560" w14:anchorId="76FC13D1">
-          <v:shape id="_x0000_i1037" type="#_x0000_t75" style="width:230pt;height:28.25pt" o:ole="">
+        <w:tab/>
+      </w:r>
+      <w:r>
+        <w:fldChar w:fldCharType="begin"/>
+      </w:r>
+      <w:r>
+        <w:instrText xml:space="preserve"> MACROBUTTON MTPlaceRef \* MERGEFORMAT </w:instrText>
+      </w:r>
+      <w:r>
+        <w:fldChar w:fldCharType="begin"/>
+      </w:r>
+      <w:r>
+        <w:instrText xml:space="preserve"> SEQ MTEqn \h \* MERGEFORMAT </w:instrText>
+      </w:r>
+      <w:r>
+        <w:fldChar w:fldCharType="end"/>
+      </w:r>
+      <w:r>
+        <w:instrText>(</w:instrText>
+      </w:r>
+      <w:fldSimple w:instr=" SEQ MTSec \c \* Arabic \* MERGEFORMAT ">
+        <w:r>
+          <w:rPr>
+            <w:noProof/>
+          </w:rPr>
+          <w:instrText>1</w:instrText>
+        </w:r>
+      </w:fldSimple>
+      <w:r>
+        <w:instrText>.</w:instrText>
+      </w:r>
+      <w:fldSimple w:instr=" SEQ MTEqn \c \* Arabic \* MERGEFORMAT ">
+        <w:r>
+          <w:rPr>
+            <w:noProof/>
+          </w:rPr>
+          <w:instrText>3</w:instrText>
+        </w:r>
+      </w:fldSimple>
+      <w:r>
+        <w:instrText>)</w:instrText>
+      </w:r>
+      <w:r>
+        <w:fldChar w:fldCharType="end"/>
+      </w:r>
+    </w:p>
+    <w:p>
+      <w:r>
+        <w:t xml:space="preserve">where, </w:t>
+      </w:r>
+      <w:r>
+        <w:rPr>
+          <w:position w:val="-4"/>
+        </w:rPr>
+        <w:object w:dxaOrig="420" w:dyaOrig="320" w14:anchorId="67938763">
+          <v:shape id="_x0000_i1033" type="#_x0000_t75" style="width:21.5pt;height:14.5pt" o:ole="">
             <v:imagedata r:id="rId30" o:title=""/>
           </v:shape>
-          <o:OLEObject Type="Embed" ProgID="Equation.DSMT4" ShapeID="_x0000_i1037" DrawAspect="Content" ObjectID="_1835435900" r:id="rId31"/>
+          <o:OLEObject Type="Embed" ProgID="Equation.DSMT4" ShapeID="_x0000_i1033" DrawAspect="Content" ObjectID="_1836461515" r:id="rId31"/>
         </w:object>
       </w:r>
       <w:r>
-        <w:t xml:space="preserve"> </w:t>
-      </w:r>
-      <w:r>
-        <w:tab/>
-      </w:r>
-      <w:r>
-        <w:fldChar w:fldCharType="begin"/>
-      </w:r>
-      <w:r>
-        <w:instrText xml:space="preserve"> MACROBUTTON MTPlaceRef \* MERGEFORMAT </w:instrText>
-      </w:r>
-      <w:r>
-        <w:fldChar w:fldCharType="begin"/>
-      </w:r>
-      <w:r>
-        <w:instrText xml:space="preserve"> SEQ MTEqn \h \* MERGEFORMAT </w:instrText>
-      </w:r>
-      <w:r>
-        <w:fldChar w:fldCharType="end"/>
-      </w:r>
-      <w:r>
-        <w:instrText>(</w:instrText>
-      </w:r>
-      <w:fldSimple w:instr=" SEQ MTSec \c \* Arabic \* MERGEFORMAT ">
-        <w:r>
-          <w:rPr>
-            <w:noProof/>
-          </w:rPr>
-          <w:instrText>1</w:instrText>
-        </w:r>
-      </w:fldSimple>
-      <w:r>
-        <w:instrText>.</w:instrText>
-      </w:r>
-      <w:fldSimple w:instr=" SEQ MTEqn \c \* Arabic \* MERGEFORMAT ">
-        <w:r>
-          <w:rPr>
-            <w:noProof/>
-          </w:rPr>
-          <w:instrText>6</w:instrText>
-        </w:r>
-      </w:fldSimple>
-      <w:r>
-        <w:instrText>)</w:instrText>
-      </w:r>
-      <w:r>
-        <w:fldChar w:fldCharType="end"/>
-      </w:r>
-    </w:p>
-    <w:p>
-      <w:r>
-        <w:t>This results in the following,</w:t>
+        <w:t xml:space="preserve">is the diffusivity of species </w:t>
+      </w:r>
+      <w:r>
+        <w:rPr>
+          <w:i/>
+          <w:iCs/>
+        </w:rPr>
+        <w:t>i</w:t>
+      </w:r>
+      <w:r>
+        <w:t xml:space="preserve">. </w:t>
+      </w:r>
+    </w:p>
+    <w:p>
+      <w:pPr>
+        <w:rPr>
+          <w:iCs/>
+        </w:rPr>
+      </w:pPr>
+      <w:r>
+        <w:t xml:space="preserve">Note that all terms in equation </w:t>
+      </w:r>
+      <w:r>
+        <w:rPr>
+          <w:iCs/>
+        </w:rPr>
+        <w:fldChar w:fldCharType="begin"/>
+      </w:r>
+      <w:r>
+        <w:rPr>
+          <w:iCs/>
+        </w:rPr>
+        <w:instrText xml:space="preserve"> GOTOBUTTON ZEqnNum253832  \* MERGEFORMAT </w:instrText>
+      </w:r>
+      <w:r>
+        <w:rPr>
+          <w:iCs/>
+        </w:rPr>
+        <w:fldChar w:fldCharType="begin"/>
+      </w:r>
+      <w:r>
+        <w:rPr>
+          <w:iCs/>
+        </w:rPr>
+        <w:instrText xml:space="preserve"> REF ZEqnNum253832 \* Charformat \! \* MERGEFORMAT </w:instrText>
+      </w:r>
+      <w:r>
+        <w:rPr>
+          <w:iCs/>
+        </w:rPr>
+        <w:fldChar w:fldCharType="separate"/>
+      </w:r>
+      <w:r>
+        <w:rPr>
+          <w:iCs/>
+        </w:rPr>
+        <w:instrText>(1.1)</w:instrText>
+      </w:r>
+      <w:r>
+        <w:rPr>
+          <w:iCs/>
+        </w:rPr>
+        <w:fldChar w:fldCharType="end"/>
+      </w:r>
+      <w:r>
+        <w:rPr>
+          <w:iCs/>
+        </w:rPr>
+        <w:fldChar w:fldCharType="end"/>
+      </w:r>
+      <w:r>
+        <w:rPr>
+          <w:iCs/>
+        </w:rPr>
+        <w:t xml:space="preserve"> have units</w:t>
       </w:r>
     </w:p>
     <w:p>
@@ -2051,148 +2308,219 @@
       </w:r>
       <w:r>
         <w:rPr>
-          <w:position w:val="-72"/>
-        </w:rPr>
-        <w:object w:dxaOrig="6720" w:dyaOrig="1560" w14:anchorId="3F9124F9">
-          <v:shape id="_x0000_i1038" type="#_x0000_t75" style="width:335.9pt;height:77.7pt" o:ole="">
+          <w:position w:val="-24"/>
+        </w:rPr>
+        <w:object w:dxaOrig="1380" w:dyaOrig="620" w14:anchorId="4D2ABB4D">
+          <v:shape id="_x0000_i1034" type="#_x0000_t75" style="width:68.9pt;height:31.1pt" o:ole="">
             <v:imagedata r:id="rId32" o:title=""/>
           </v:shape>
-          <o:OLEObject Type="Embed" ProgID="Equation.DSMT4" ShapeID="_x0000_i1038" DrawAspect="Content" ObjectID="_1835435901" r:id="rId33"/>
+          <o:OLEObject Type="Embed" ProgID="Equation.DSMT4" ShapeID="_x0000_i1034" DrawAspect="Content" ObjectID="_1836461516" r:id="rId33"/>
         </w:object>
       </w:r>
-      <w:r>
-        <w:t xml:space="preserve"> </w:t>
-      </w:r>
-      <w:r>
-        <w:tab/>
-      </w:r>
-      <w:r>
-        <w:fldChar w:fldCharType="begin"/>
-      </w:r>
-      <w:r>
-        <w:instrText xml:space="preserve"> MACROBUTTON MTPlaceRef \* MERGEFORMAT </w:instrText>
-      </w:r>
-      <w:r>
-        <w:fldChar w:fldCharType="begin"/>
-      </w:r>
-      <w:r>
-        <w:instrText xml:space="preserve"> SEQ MTEqn \h \* MERGEFORMAT </w:instrText>
-      </w:r>
-      <w:r>
-        <w:fldChar w:fldCharType="end"/>
-      </w:r>
-      <w:r>
-        <w:instrText>(</w:instrText>
-      </w:r>
-      <w:fldSimple w:instr=" SEQ MTSec \c \* Arabic \* MERGEFORMAT ">
-        <w:r>
-          <w:rPr>
-            <w:noProof/>
-          </w:rPr>
-          <w:instrText>1</w:instrText>
-        </w:r>
-      </w:fldSimple>
-      <w:r>
-        <w:instrText>.</w:instrText>
-      </w:r>
-      <w:fldSimple w:instr=" SEQ MTEqn \c \* Arabic \* MERGEFORMAT ">
-        <w:r>
-          <w:rPr>
-            <w:noProof/>
-          </w:rPr>
-          <w:instrText>7</w:instrText>
-        </w:r>
-      </w:fldSimple>
-      <w:r>
-        <w:instrText>)</w:instrText>
-      </w:r>
-      <w:r>
-        <w:fldChar w:fldCharType="end"/>
-      </w:r>
-    </w:p>
-    <w:p>
-      <w:r>
-        <w:t>This can be written as a matrix equation,</w:t>
-      </w:r>
-    </w:p>
-    <w:p>
-      <w:pPr>
-        <w:pStyle w:val="MTDisplayEquation"/>
-      </w:pPr>
-      <w:r>
-        <w:tab/>
-      </w:r>
-      <w:r>
-        <w:rPr>
-          <w:position w:val="-14"/>
-        </w:rPr>
-        <w:object w:dxaOrig="2600" w:dyaOrig="400" w14:anchorId="3E443B99">
-          <v:shape id="_x0000_i1039" type="#_x0000_t75" style="width:130pt;height:20.45pt" o:ole="">
+    </w:p>
+    <w:p>
+      <w:r>
+        <w:t>From this it follows that the quantities involved in the equation</w:t>
+      </w:r>
+      <w:r>
+        <w:t>s</w:t>
+      </w:r>
+      <w:r>
+        <w:t xml:space="preserve"> above have the following units.</w:t>
+      </w:r>
+    </w:p>
+    <w:p>
+      <w:pPr>
+        <w:pStyle w:val="ListParagraph"/>
+        <w:numPr>
+          <w:ilvl w:val="0"/>
+          <w:numId w:val="2"/>
+        </w:numPr>
+      </w:pPr>
+      <w:r>
+        <w:t xml:space="preserve">Concentration </w:t>
+      </w:r>
+      <w:r>
+        <w:rPr>
+          <w:position w:val="-6"/>
+        </w:rPr>
+        <w:object w:dxaOrig="180" w:dyaOrig="220" w14:anchorId="50958E56">
+          <v:shape id="_x0000_i1035" type="#_x0000_t75" style="width:9.05pt;height:10.9pt" o:ole="">
             <v:imagedata r:id="rId34" o:title=""/>
           </v:shape>
-          <o:OLEObject Type="Embed" ProgID="Equation.DSMT4" ShapeID="_x0000_i1039" DrawAspect="Content" ObjectID="_1835435902" r:id="rId35"/>
+          <o:OLEObject Type="Embed" ProgID="Equation.DSMT4" ShapeID="_x0000_i1035" DrawAspect="Content" ObjectID="_1836461517" r:id="rId35"/>
         </w:object>
       </w:r>
       <w:r>
+        <w:t>: mol / m</w:t>
+      </w:r>
+      <w:r>
+        <w:rPr>
+          <w:vertAlign w:val="superscript"/>
+        </w:rPr>
+        <w:t>3</w:t>
+      </w:r>
+      <w:r>
         <w:t xml:space="preserve"> </w:t>
       </w:r>
-      <w:r>
-        <w:tab/>
-      </w:r>
-      <w:r>
-        <w:fldChar w:fldCharType="begin"/>
-      </w:r>
-      <w:r>
-        <w:instrText xml:space="preserve"> MACROBUTTON MTPlaceRef \* MERGEFORMAT </w:instrText>
-      </w:r>
-      <w:r>
-        <w:fldChar w:fldCharType="begin"/>
-      </w:r>
-      <w:r>
-        <w:instrText xml:space="preserve"> SEQ MTEqn \h \* MERGEFORMAT </w:instrText>
-      </w:r>
-      <w:r>
-        <w:fldChar w:fldCharType="end"/>
-      </w:r>
-      <w:bookmarkStart w:id="4" w:name="ZEqnNum196813"/>
-      <w:r>
-        <w:instrText>(</w:instrText>
-      </w:r>
-      <w:fldSimple w:instr=" SEQ MTSec \c \* Arabic \* MERGEFORMAT ">
-        <w:r>
-          <w:rPr>
-            <w:noProof/>
-          </w:rPr>
-          <w:instrText>1</w:instrText>
-        </w:r>
-      </w:fldSimple>
-      <w:r>
-        <w:instrText>.</w:instrText>
-      </w:r>
-      <w:fldSimple w:instr=" SEQ MTEqn \c \* Arabic \* MERGEFORMAT ">
-        <w:r>
-          <w:rPr>
-            <w:noProof/>
-          </w:rPr>
-          <w:instrText>8</w:instrText>
-        </w:r>
-      </w:fldSimple>
-      <w:r>
-        <w:instrText>)</w:instrText>
-      </w:r>
-      <w:bookmarkEnd w:id="4"/>
-      <w:r>
-        <w:fldChar w:fldCharType="end"/>
-      </w:r>
-    </w:p>
-    <w:p>
-      <w:proofErr w:type="gramStart"/>
-      <w:r>
-        <w:t>Where</w:t>
-      </w:r>
-      <w:proofErr w:type="gramEnd"/>
-      <w:r>
-        <w:t xml:space="preserve">, </w:t>
+    </w:p>
+    <w:p>
+      <w:pPr>
+        <w:pStyle w:val="ListParagraph"/>
+        <w:numPr>
+          <w:ilvl w:val="0"/>
+          <w:numId w:val="2"/>
+        </w:numPr>
+        <w:rPr>
+          <w:lang w:val="nl-BE"/>
+        </w:rPr>
+      </w:pPr>
+      <w:r>
+        <w:rPr>
+          <w:lang w:val="nl-BE"/>
+        </w:rPr>
+        <w:t xml:space="preserve">Flux </w:t>
+      </w:r>
+      <w:r>
+        <w:rPr>
+          <w:b/>
+          <w:bCs/>
+          <w:lang w:val="nl-BE"/>
+        </w:rPr>
+        <w:t>J</w:t>
+      </w:r>
+      <w:r>
+        <w:rPr>
+          <w:lang w:val="nl-BE"/>
+        </w:rPr>
+        <w:t>: mol / m</w:t>
+      </w:r>
+      <w:r>
+        <w:rPr>
+          <w:vertAlign w:val="superscript"/>
+          <w:lang w:val="nl-BE"/>
+        </w:rPr>
+        <w:t>2</w:t>
+      </w:r>
+      <w:r>
+        <w:rPr>
+          <w:lang w:val="nl-BE"/>
+        </w:rPr>
+        <w:t>.</w:t>
+      </w:r>
+      <w:r>
+        <w:rPr>
+          <w:lang w:val="nl-BE"/>
+        </w:rPr>
+        <w:t xml:space="preserve"> </w:t>
+      </w:r>
+      <w:r>
+        <w:rPr>
+          <w:lang w:val="nl-BE"/>
+        </w:rPr>
+        <w:t>s</w:t>
+      </w:r>
+    </w:p>
+    <w:p>
+      <w:pPr>
+        <w:pStyle w:val="ListParagraph"/>
+        <w:numPr>
+          <w:ilvl w:val="0"/>
+          <w:numId w:val="2"/>
+        </w:numPr>
+      </w:pPr>
+      <w:r>
+        <w:t xml:space="preserve">Reaction rate </w:t>
+      </w:r>
+      <w:r>
+        <w:rPr>
+          <w:i/>
+          <w:iCs/>
+        </w:rPr>
+        <w:t>R</w:t>
+      </w:r>
+      <w:r>
+        <w:t>: mol / m</w:t>
+      </w:r>
+      <w:r>
+        <w:rPr>
+          <w:vertAlign w:val="superscript"/>
+        </w:rPr>
+        <w:t>3</w:t>
+      </w:r>
+      <w:r>
+        <w:t xml:space="preserve">. </w:t>
+      </w:r>
+      <w:r>
+        <w:t>s</w:t>
+      </w:r>
+    </w:p>
+    <w:p>
+      <w:pPr>
+        <w:pStyle w:val="ListParagraph"/>
+        <w:numPr>
+          <w:ilvl w:val="0"/>
+          <w:numId w:val="2"/>
+        </w:numPr>
+      </w:pPr>
+      <w:r>
+        <w:t xml:space="preserve">Diffusivity </w:t>
+      </w:r>
+      <w:r>
+        <w:rPr>
+          <w:i/>
+          <w:iCs/>
+        </w:rPr>
+        <w:t>D</w:t>
+      </w:r>
+      <w:r>
+        <w:t>:</w:t>
+      </w:r>
+      <w:r>
+        <w:t xml:space="preserve"> m</w:t>
+      </w:r>
+      <w:r>
+        <w:rPr>
+          <w:vertAlign w:val="superscript"/>
+        </w:rPr>
+        <w:t>2</w:t>
+      </w:r>
+      <w:r>
+        <w:t xml:space="preserve"> / s</w:t>
+      </w:r>
+    </w:p>
+    <w:p>
+      <w:pPr>
+        <w:pStyle w:val="ListParagraph"/>
+        <w:numPr>
+          <w:ilvl w:val="0"/>
+          <w:numId w:val="2"/>
+        </w:numPr>
+      </w:pPr>
+      <w:r>
+        <w:t>Concentration gradient: mol / m</w:t>
+      </w:r>
+      <w:r>
+        <w:rPr>
+          <w:vertAlign w:val="superscript"/>
+        </w:rPr>
+        <w:t>4</w:t>
+      </w:r>
+    </w:p>
+    <w:p/>
+    <w:p>
+      <w:pPr>
+        <w:pStyle w:val="Heading1"/>
+      </w:pPr>
+      <w:bookmarkStart w:id="2" w:name="_Toc225519234"/>
+      <w:r>
+        <w:t>Weak Formulation</w:t>
+      </w:r>
+      <w:bookmarkEnd w:id="2"/>
+    </w:p>
+    <w:p>
+      <w:r>
+        <w:t>First, an integral version of this equation must be established. Let’s reorganize the terms as follows,</w:t>
       </w:r>
     </w:p>
     <w:p>
@@ -2200,22 +2528,21 @@
         <w:pStyle w:val="MTDisplayEquation"/>
       </w:pPr>
       <w:r>
-        <w:lastRenderedPageBreak/>
-        <w:tab/>
-      </w:r>
-      <w:r>
-        <w:rPr>
-          <w:position w:val="-122"/>
-        </w:rPr>
-        <w:object w:dxaOrig="3320" w:dyaOrig="2560" w14:anchorId="5AAF3FF0">
-          <v:shape id="_x0000_i1040" type="#_x0000_t75" style="width:166pt;height:127.95pt" o:ole="">
+        <w:tab/>
+      </w:r>
+      <w:r>
+        <w:rPr>
+          <w:position w:val="-14"/>
+        </w:rPr>
+        <w:object w:dxaOrig="2620" w:dyaOrig="420" w14:anchorId="50F8C2CE">
+          <v:shape id="_x0000_i1517" type="#_x0000_t75" style="width:129.5pt;height:21.5pt" o:ole="">
             <v:imagedata r:id="rId36" o:title=""/>
           </v:shape>
-          <o:OLEObject Type="Embed" ProgID="Equation.DSMT4" ShapeID="_x0000_i1040" DrawAspect="Content" ObjectID="_1835435903" r:id="rId37"/>
+          <o:OLEObject Type="Embed" ProgID="Equation.DSMT4" ShapeID="_x0000_i1517" DrawAspect="Content" ObjectID="_1836461518" r:id="rId37"/>
         </w:object>
       </w:r>
       <w:r>
-        <w:t xml:space="preserve"> </w:t>
+        <w:t xml:space="preserve">. </w:t>
       </w:r>
       <w:r>
         <w:tab/>
@@ -2254,7 +2581,7 @@
           <w:rPr>
             <w:noProof/>
           </w:rPr>
-          <w:instrText>9</w:instrText>
+          <w:instrText>4</w:instrText>
         </w:r>
       </w:fldSimple>
       <w:r>
@@ -2266,243 +2593,33 @@
     </w:p>
     <w:p>
       <w:r>
-        <w:t xml:space="preserve">Here, degrees of freedom are denoted by </w:t>
-      </w:r>
-      <w:r>
-        <w:rPr>
-          <w:i/>
-        </w:rPr>
-        <w:t>p</w:t>
-      </w:r>
-      <w:r>
-        <w:t xml:space="preserve">, where </w:t>
-      </w:r>
-      <w:r>
-        <w:rPr>
-          <w:i/>
-        </w:rPr>
-        <w:t xml:space="preserve">p </w:t>
-      </w:r>
-      <w:r>
-        <w:t xml:space="preserve">is the degree of freedom </w:t>
-      </w:r>
-      <w:r>
-        <w:rPr>
-          <w:i/>
-        </w:rPr>
-        <w:t xml:space="preserve">i </w:t>
-      </w:r>
-      <w:r>
-        <w:t xml:space="preserve">of node </w:t>
-      </w:r>
-      <w:r>
-        <w:rPr>
-          <w:i/>
-        </w:rPr>
-        <w:t>a</w:t>
-      </w:r>
-      <w:r>
-        <w:t xml:space="preserve">. Similarly, </w:t>
-      </w:r>
-      <w:r>
-        <w:rPr>
-          <w:i/>
-        </w:rPr>
-        <w:t xml:space="preserve">q </w:t>
-      </w:r>
-      <w:r>
-        <w:t xml:space="preserve">refers to the degree of freedom </w:t>
-      </w:r>
-      <w:r>
-        <w:rPr>
-          <w:i/>
-        </w:rPr>
-        <w:t xml:space="preserve">j </w:t>
-      </w:r>
-      <w:r>
-        <w:t xml:space="preserve">of node </w:t>
-      </w:r>
-      <w:r>
-        <w:rPr>
-          <w:i/>
-        </w:rPr>
-        <w:t>b</w:t>
-      </w:r>
-      <w:r>
-        <w:t>.</w:t>
-      </w:r>
-    </w:p>
-    <w:p>
-      <w:pPr>
-        <w:pStyle w:val="Heading1"/>
-      </w:pPr>
-      <w:bookmarkStart w:id="5" w:name="_Toc499114266"/>
-      <w:r>
-        <w:t>Time Integration</w:t>
-      </w:r>
-      <w:bookmarkEnd w:id="5"/>
-    </w:p>
-    <w:p>
-      <w:pPr>
-        <w:rPr>
-          <w:iCs/>
-        </w:rPr>
-      </w:pPr>
-      <w:r>
-        <w:t xml:space="preserve">Equation </w:t>
-      </w:r>
-      <w:r>
-        <w:fldChar w:fldCharType="begin"/>
-      </w:r>
-      <w:r>
-        <w:instrText xml:space="preserve"> GOTOBUTTON ZEqnNum196813  \* MERGEFORMAT </w:instrText>
-      </w:r>
-      <w:fldSimple w:instr=" REF ZEqnNum196813 \* Charformat \! \* MERGEFORMAT ">
-        <w:r>
-          <w:instrText>(1.8)</w:instrText>
-        </w:r>
-      </w:fldSimple>
-      <w:r>
-        <w:fldChar w:fldCharType="end"/>
-      </w:r>
-      <w:r>
-        <w:t xml:space="preserve"> is the semi-discrete equation (i.e. we discretized space, but not yet time). Next, a time integration method needs to be introduced. First, we enforce equation </w:t>
-      </w:r>
-      <w:r>
-        <w:rPr>
-          <w:iCs/>
-        </w:rPr>
-        <w:fldChar w:fldCharType="begin"/>
-      </w:r>
-      <w:r>
-        <w:rPr>
-          <w:iCs/>
-        </w:rPr>
-        <w:instrText xml:space="preserve"> GOTOBUTTON ZEqnNum196813  \* MERGEFORMAT </w:instrText>
-      </w:r>
-      <w:r>
-        <w:rPr>
-          <w:iCs/>
-        </w:rPr>
-        <w:fldChar w:fldCharType="begin"/>
-      </w:r>
-      <w:r>
-        <w:rPr>
-          <w:iCs/>
-        </w:rPr>
-        <w:instrText xml:space="preserve"> REF ZEqnNum196813 \* Charformat \! \* MERGEFORMAT </w:instrText>
-      </w:r>
-      <w:r>
-        <w:rPr>
-          <w:iCs/>
-        </w:rPr>
-        <w:fldChar w:fldCharType="separate"/>
-      </w:r>
-      <w:r>
-        <w:rPr>
-          <w:iCs/>
-        </w:rPr>
-        <w:instrText>(1.8)</w:instrText>
-      </w:r>
-      <w:r>
-        <w:rPr>
-          <w:iCs/>
-        </w:rPr>
-        <w:fldChar w:fldCharType="end"/>
-      </w:r>
-      <w:r>
-        <w:rPr>
-          <w:iCs/>
-        </w:rPr>
-        <w:fldChar w:fldCharType="end"/>
-      </w:r>
-      <w:r>
-        <w:rPr>
-          <w:iCs/>
-        </w:rPr>
-        <w:t xml:space="preserve"> at time </w:t>
-      </w:r>
-      <w:r>
-        <w:rPr>
-          <w:i/>
-        </w:rPr>
-        <w:t>n+1</w:t>
-      </w:r>
-      <w:r>
-        <w:rPr>
-          <w:iCs/>
-        </w:rPr>
-        <w:t>.</w:t>
-      </w:r>
-    </w:p>
-    <w:p>
-      <w:pPr>
-        <w:pStyle w:val="MTDisplayEquation"/>
-      </w:pPr>
-      <w:r>
-        <w:tab/>
-      </w:r>
-      <w:r>
-        <w:rPr>
-          <w:position w:val="-14"/>
-        </w:rPr>
-        <w:object w:dxaOrig="3560" w:dyaOrig="400" w14:anchorId="5B0741B9">
-          <v:shape id="_x0000_i1041" type="#_x0000_t75" style="width:177.95pt;height:19.95pt" o:ole="">
+        <w:t xml:space="preserve">Then, consider </w:t>
+      </w:r>
+      <w:r>
+        <w:rPr>
+          <w:position w:val="-6"/>
+        </w:rPr>
+        <w:object w:dxaOrig="380" w:dyaOrig="340" w14:anchorId="6BA3F5C5">
+          <v:shape id="_x0000_i1037" type="#_x0000_t75" style="width:18.9pt;height:17.1pt" o:ole="">
             <v:imagedata r:id="rId38" o:title=""/>
           </v:shape>
-          <o:OLEObject Type="Embed" ProgID="Equation.DSMT4" ShapeID="_x0000_i1041" DrawAspect="Content" ObjectID="_1835435904" r:id="rId39"/>
+          <o:OLEObject Type="Embed" ProgID="Equation.DSMT4" ShapeID="_x0000_i1037" DrawAspect="Content" ObjectID="_1836461519" r:id="rId39"/>
         </w:object>
       </w:r>
       <w:r>
-        <w:tab/>
-      </w:r>
-      <w:r>
-        <w:fldChar w:fldCharType="begin"/>
-      </w:r>
-      <w:r>
-        <w:instrText xml:space="preserve"> MACROBUTTON MTPlaceRef \* MERGEFORMAT </w:instrText>
-      </w:r>
-      <w:r>
-        <w:fldChar w:fldCharType="begin"/>
-      </w:r>
-      <w:r>
-        <w:instrText xml:space="preserve"> SEQ MTEqn \h \* MERGEFORMAT </w:instrText>
-      </w:r>
-      <w:r>
-        <w:fldChar w:fldCharType="end"/>
-      </w:r>
-      <w:r>
-        <w:instrText>(</w:instrText>
-      </w:r>
-      <w:fldSimple w:instr=" SEQ MTSec \c \* Arabic \* MERGEFORMAT ">
-        <w:r>
-          <w:rPr>
-            <w:noProof/>
-          </w:rPr>
-          <w:instrText>1</w:instrText>
-        </w:r>
-      </w:fldSimple>
-      <w:r>
-        <w:instrText>.</w:instrText>
-      </w:r>
-      <w:fldSimple w:instr=" SEQ MTEqn \c \* Arabic \* MERGEFORMAT ">
-        <w:r>
-          <w:rPr>
-            <w:noProof/>
-          </w:rPr>
-          <w:instrText>10</w:instrText>
-        </w:r>
-      </w:fldSimple>
-      <w:r>
-        <w:instrText>)</w:instrText>
-      </w:r>
-      <w:r>
-        <w:fldChar w:fldCharType="end"/>
-      </w:r>
-    </w:p>
-    <w:p>
-      <w:r>
-        <w:t xml:space="preserve">Then, we update, </w:t>
+        <w:t xml:space="preserve"> trial function</w:t>
+      </w:r>
+      <w:r>
+        <w:t xml:space="preserve">s, </w:t>
+      </w:r>
+      <w:r>
+        <w:t>integrate over the domain</w:t>
+      </w:r>
+      <w:r>
+        <w:t xml:space="preserve"> and sum over all species</w:t>
+      </w:r>
+      <w:r>
+        <w:t xml:space="preserve">. </w:t>
       </w:r>
     </w:p>
     <w:p>
@@ -2514,16 +2631,19 @@
       </w:r>
       <w:r>
         <w:rPr>
-          <w:position w:val="-34"/>
-        </w:rPr>
-        <w:object w:dxaOrig="2540" w:dyaOrig="800" w14:anchorId="40714660">
-          <v:shape id="_x0000_i1042" type="#_x0000_t75" style="width:127.15pt;height:39.9pt" o:ole="">
+          <w:position w:val="-32"/>
+        </w:rPr>
+        <w:object w:dxaOrig="3960" w:dyaOrig="720" w14:anchorId="72562DE0">
+          <v:shape id="_x0000_i1519" type="#_x0000_t75" style="width:194.5pt;height:36pt" o:ole="">
             <v:imagedata r:id="rId40" o:title=""/>
           </v:shape>
-          <o:OLEObject Type="Embed" ProgID="Equation.DSMT4" ShapeID="_x0000_i1042" DrawAspect="Content" ObjectID="_1835435905" r:id="rId41"/>
+          <o:OLEObject Type="Embed" ProgID="Equation.DSMT4" ShapeID="_x0000_i1519" DrawAspect="Content" ObjectID="_1836461520" r:id="rId41"/>
         </w:object>
       </w:r>
       <w:r>
+        <w:t xml:space="preserve"> </w:t>
+      </w:r>
+      <w:r>
         <w:tab/>
       </w:r>
       <w:r>
@@ -2560,7 +2680,7 @@
           <w:rPr>
             <w:noProof/>
           </w:rPr>
-          <w:instrText>11</w:instrText>
+          <w:instrText>5</w:instrText>
         </w:r>
       </w:fldSimple>
       <w:r>
@@ -2572,91 +2692,131 @@
     </w:p>
     <w:p>
       <w:r>
-        <w:t xml:space="preserve">From this, we can find </w:t>
+        <w:t xml:space="preserve">This can be rewritten as, </w:t>
+      </w:r>
+    </w:p>
+    <w:p>
+      <w:pPr>
+        <w:pStyle w:val="MTDisplayEquation"/>
+      </w:pPr>
+      <w:r>
+        <w:tab/>
+      </w:r>
+      <w:r>
+        <w:rPr>
+          <w:position w:val="-66"/>
+        </w:rPr>
+        <w:object w:dxaOrig="5640" w:dyaOrig="1440" w14:anchorId="6F2AF0CB">
+          <v:shape id="_x0000_i1524" type="#_x0000_t75" style="width:281.8pt;height:1in" o:ole="">
+            <v:imagedata r:id="rId42" o:title=""/>
+            <w10:bordertop type="single" width="4"/>
+            <w10:borderleft type="single" width="4"/>
+            <w10:borderbottom type="single" width="4"/>
+            <w10:borderright type="single" width="4"/>
+          </v:shape>
+          <o:OLEObject Type="Embed" ProgID="Equation.DSMT4" ShapeID="_x0000_i1524" DrawAspect="Content" ObjectID="_1836461521" r:id="rId43"/>
+        </w:object>
+      </w:r>
+      <w:r>
+        <w:t xml:space="preserve"> </w:t>
+      </w:r>
+      <w:r>
+        <w:tab/>
+      </w:r>
+      <w:r>
+        <w:fldChar w:fldCharType="begin"/>
+      </w:r>
+      <w:r>
+        <w:instrText xml:space="preserve"> MACROBUTTON MTPlaceRef \* MERGEFORMAT </w:instrText>
+      </w:r>
+      <w:r>
+        <w:fldChar w:fldCharType="begin"/>
+      </w:r>
+      <w:r>
+        <w:instrText xml:space="preserve"> SEQ MTEqn \h \* MERGEFORMAT </w:instrText>
+      </w:r>
+      <w:r>
+        <w:fldChar w:fldCharType="end"/>
+      </w:r>
+      <w:r>
+        <w:instrText>(</w:instrText>
+      </w:r>
+      <w:fldSimple w:instr=" SEQ MTSec \c \* Arabic \* MERGEFORMAT ">
+        <w:r>
+          <w:rPr>
+            <w:noProof/>
+          </w:rPr>
+          <w:instrText>1</w:instrText>
+        </w:r>
+      </w:fldSimple>
+      <w:r>
+        <w:instrText>.</w:instrText>
+      </w:r>
+      <w:fldSimple w:instr=" SEQ MTEqn \c \* Arabic \* MERGEFORMAT ">
+        <w:r>
+          <w:rPr>
+            <w:noProof/>
+          </w:rPr>
+          <w:instrText>6</w:instrText>
+        </w:r>
+      </w:fldSimple>
+      <w:r>
+        <w:instrText>)</w:instrText>
+      </w:r>
+      <w:r>
+        <w:fldChar w:fldCharType="end"/>
+      </w:r>
+    </w:p>
+    <w:p>
+      <w:r>
+        <w:t xml:space="preserve">Here, </w:t>
       </w:r>
       <w:r>
         <w:rPr>
           <w:position w:val="-12"/>
         </w:rPr>
-        <w:object w:dxaOrig="480" w:dyaOrig="380" w14:anchorId="54A5A77E">
-          <v:shape id="_x0000_i1043" type="#_x0000_t75" style="width:24.1pt;height:18.9pt" o:ole="">
-            <v:imagedata r:id="rId42" o:title=""/>
-          </v:shape>
-          <o:OLEObject Type="Embed" ProgID="Equation.DSMT4" ShapeID="_x0000_i1043" DrawAspect="Content" ObjectID="_1835435906" r:id="rId43"/>
-        </w:object>
-      </w:r>
-      <w:r>
-        <w:t>,</w:t>
-      </w:r>
-    </w:p>
-    <w:p>
-      <w:pPr>
-        <w:pStyle w:val="MTDisplayEquation"/>
-      </w:pPr>
-      <w:r>
-        <w:tab/>
-      </w:r>
-      <w:r>
-        <w:rPr>
-          <w:position w:val="-28"/>
-        </w:rPr>
-        <w:object w:dxaOrig="3780" w:dyaOrig="680" w14:anchorId="721765B6">
-          <v:shape id="_x0000_i1044" type="#_x0000_t75" style="width:189.05pt;height:33.95pt" o:ole="">
+        <w:object w:dxaOrig="1200" w:dyaOrig="400" w14:anchorId="5D6496DA">
+          <v:shape id="_x0000_i1253" type="#_x0000_t75" style="width:57.5pt;height:21.5pt" o:ole="">
             <v:imagedata r:id="rId44" o:title=""/>
           </v:shape>
-          <o:OLEObject Type="Embed" ProgID="Equation.DSMT4" ShapeID="_x0000_i1044" DrawAspect="Content" ObjectID="_1835435907" r:id="rId45"/>
+          <o:OLEObject Type="Embed" ProgID="Equation.DSMT4" ShapeID="_x0000_i1253" DrawAspect="Content" ObjectID="_1836461522" r:id="rId45"/>
         </w:object>
       </w:r>
       <w:r>
-        <w:tab/>
-      </w:r>
-      <w:r>
-        <w:fldChar w:fldCharType="begin"/>
-      </w:r>
-      <w:r>
-        <w:instrText xml:space="preserve"> MACROBUTTON MTPlaceRef \* MERGEFORMAT </w:instrText>
-      </w:r>
-      <w:r>
-        <w:fldChar w:fldCharType="begin"/>
-      </w:r>
-      <w:r>
-        <w:instrText xml:space="preserve"> SEQ MTEqn \h \* MERGEFORMAT </w:instrText>
-      </w:r>
-      <w:r>
-        <w:fldChar w:fldCharType="end"/>
-      </w:r>
-      <w:r>
-        <w:instrText>(</w:instrText>
-      </w:r>
-      <w:fldSimple w:instr=" SEQ MTSec \c \* Arabic \* MERGEFORMAT ">
-        <w:r>
-          <w:rPr>
-            <w:noProof/>
-          </w:rPr>
-          <w:instrText>1</w:instrText>
-        </w:r>
-      </w:fldSimple>
-      <w:r>
-        <w:instrText>.</w:instrText>
-      </w:r>
-      <w:fldSimple w:instr=" SEQ MTEqn \c \* Arabic \* MERGEFORMAT ">
-        <w:r>
-          <w:rPr>
-            <w:noProof/>
-          </w:rPr>
-          <w:instrText>12</w:instrText>
-        </w:r>
-      </w:fldSimple>
-      <w:r>
-        <w:instrText>)</w:instrText>
-      </w:r>
-      <w:r>
-        <w:fldChar w:fldCharType="end"/>
-      </w:r>
-    </w:p>
-    <w:p>
-      <w:r>
-        <w:t>Using the generalized trapezoidal rule this can be written as</w:t>
+        <w:t xml:space="preserve">, is the </w:t>
+      </w:r>
+      <w:r>
+        <w:t xml:space="preserve">prescribed </w:t>
+      </w:r>
+      <w:r>
+        <w:t xml:space="preserve">total </w:t>
+      </w:r>
+      <w:r>
+        <w:t>flux</w:t>
+      </w:r>
+      <w:r>
+        <w:t>.</w:t>
+      </w:r>
+      <w:r>
+        <w:t xml:space="preserve"> Note that it contains contributions from both the diffusive flux and the advective flux. </w:t>
+      </w:r>
+    </w:p>
+    <w:p>
+      <w:pPr>
+        <w:pStyle w:val="Heading1"/>
+      </w:pPr>
+      <w:bookmarkStart w:id="3" w:name="_Toc225519235"/>
+      <w:r>
+        <w:t>Discretization</w:t>
+      </w:r>
+      <w:bookmarkEnd w:id="3"/>
+    </w:p>
+    <w:p>
+      <w:r>
+        <w:t>Next, the finite element approximations</w:t>
+      </w:r>
+      <w:r>
+        <w:t xml:space="preserve"> are introduced.</w:t>
       </w:r>
     </w:p>
     <w:p>
@@ -2664,17 +2824,18 @@
         <w:pStyle w:val="MTDisplayEquation"/>
       </w:pPr>
       <w:r>
-        <w:tab/>
-      </w:r>
-      <w:r>
-        <w:rPr>
-          <w:position w:val="-14"/>
-        </w:rPr>
-        <w:object w:dxaOrig="6720" w:dyaOrig="400" w14:anchorId="06A5E843">
-          <v:shape id="_x0000_i1045" type="#_x0000_t75" style="width:336.45pt;height:20.45pt" o:ole="">
+        <w:lastRenderedPageBreak/>
+        <w:tab/>
+      </w:r>
+      <w:r>
+        <w:rPr>
+          <w:position w:val="-28"/>
+        </w:rPr>
+        <w:object w:dxaOrig="4500" w:dyaOrig="560" w14:anchorId="76FC13D1">
+          <v:shape id="_x0000_i1043" type="#_x0000_t75" style="width:225.3pt;height:28.75pt" o:ole="">
             <v:imagedata r:id="rId46" o:title=""/>
           </v:shape>
-          <o:OLEObject Type="Embed" ProgID="Equation.DSMT4" ShapeID="_x0000_i1045" DrawAspect="Content" ObjectID="_1835435908" r:id="rId47"/>
+          <o:OLEObject Type="Embed" ProgID="Equation.DSMT4" ShapeID="_x0000_i1043" DrawAspect="Content" ObjectID="_1836461523" r:id="rId47"/>
         </w:object>
       </w:r>
       <w:r>
@@ -2717,7 +2878,7 @@
           <w:rPr>
             <w:noProof/>
           </w:rPr>
-          <w:instrText>13</w:instrText>
+          <w:instrText>7</w:instrText>
         </w:r>
       </w:fldSimple>
       <w:r>
@@ -2729,43 +2890,80 @@
     </w:p>
     <w:p>
       <w:r>
-        <w:t>which is a nonlinear system of equations.</w:t>
-      </w:r>
-    </w:p>
-    <w:p/>
-    <w:p>
-      <w:pPr>
-        <w:pStyle w:val="Heading2"/>
-      </w:pPr>
-      <w:bookmarkStart w:id="6" w:name="_Toc499114267"/>
-      <w:r>
-        <w:t>Backward Euler</w:t>
-      </w:r>
-      <w:bookmarkEnd w:id="6"/>
-    </w:p>
-    <w:p>
-      <w:r>
-        <w:t xml:space="preserve">For </w:t>
-      </w:r>
-      <w:r>
-        <w:rPr>
-          <w:position w:val="-6"/>
-        </w:rPr>
-        <w:object w:dxaOrig="560" w:dyaOrig="279" w14:anchorId="50168BC9">
-          <v:shape id="_x0000_i1046" type="#_x0000_t75" style="width:28.25pt;height:14pt" o:ole="">
+        <w:t>This results in the following,</w:t>
+      </w:r>
+    </w:p>
+    <w:p>
+      <w:pPr>
+        <w:pStyle w:val="MTDisplayEquation"/>
+      </w:pPr>
+      <w:r>
+        <w:tab/>
+      </w:r>
+      <w:r>
+        <w:rPr>
+          <w:position w:val="-70"/>
+        </w:rPr>
+        <w:object w:dxaOrig="7119" w:dyaOrig="1520" w14:anchorId="3F9124F9">
+          <v:shape id="_x0000_i1044" type="#_x0000_t75" style="width:352.75pt;height:79.25pt" o:ole="">
             <v:imagedata r:id="rId48" o:title=""/>
           </v:shape>
-          <o:OLEObject Type="Embed" ProgID="Equation.DSMT4" ShapeID="_x0000_i1046" DrawAspect="Content" ObjectID="_1835435909" r:id="rId49"/>
+          <o:OLEObject Type="Embed" ProgID="Equation.DSMT4" ShapeID="_x0000_i1044" DrawAspect="Content" ObjectID="_1836461524" r:id="rId49"/>
         </w:object>
       </w:r>
       <w:r>
-        <w:t xml:space="preserve">, we </w:t>
-      </w:r>
-      <w:r>
-        <w:t>recover</w:t>
-      </w:r>
-      <w:r>
-        <w:t xml:space="preserve"> the backward Euler method.</w:t>
+        <w:t xml:space="preserve"> </w:t>
+      </w:r>
+      <w:r>
+        <w:tab/>
+      </w:r>
+      <w:r>
+        <w:fldChar w:fldCharType="begin"/>
+      </w:r>
+      <w:r>
+        <w:instrText xml:space="preserve"> MACROBUTTON MTPlaceRef \* MERGEFORMAT </w:instrText>
+      </w:r>
+      <w:r>
+        <w:fldChar w:fldCharType="begin"/>
+      </w:r>
+      <w:r>
+        <w:instrText xml:space="preserve"> SEQ MTEqn \h \* MERGEFORMAT </w:instrText>
+      </w:r>
+      <w:r>
+        <w:fldChar w:fldCharType="end"/>
+      </w:r>
+      <w:r>
+        <w:instrText>(</w:instrText>
+      </w:r>
+      <w:fldSimple w:instr=" SEQ MTSec \c \* Arabic \* MERGEFORMAT ">
+        <w:r>
+          <w:rPr>
+            <w:noProof/>
+          </w:rPr>
+          <w:instrText>1</w:instrText>
+        </w:r>
+      </w:fldSimple>
+      <w:r>
+        <w:instrText>.</w:instrText>
+      </w:r>
+      <w:fldSimple w:instr=" SEQ MTEqn \c \* Arabic \* MERGEFORMAT ">
+        <w:r>
+          <w:rPr>
+            <w:noProof/>
+          </w:rPr>
+          <w:instrText>8</w:instrText>
+        </w:r>
+      </w:fldSimple>
+      <w:r>
+        <w:instrText>)</w:instrText>
+      </w:r>
+      <w:r>
+        <w:fldChar w:fldCharType="end"/>
+      </w:r>
+    </w:p>
+    <w:p>
+      <w:r>
+        <w:t>This can be written as a matrix equation,</w:t>
       </w:r>
     </w:p>
     <w:p>
@@ -2779,11 +2977,15 @@
         <w:rPr>
           <w:position w:val="-14"/>
         </w:rPr>
-        <w:object w:dxaOrig="4720" w:dyaOrig="400" w14:anchorId="0BFD7577">
-          <v:shape id="_x0000_i1125" type="#_x0000_t75" style="width:236.45pt;height:20.45pt" o:ole="">
+        <w:object w:dxaOrig="3180" w:dyaOrig="400" w14:anchorId="3E443B99">
+          <v:shape id="_x0000_i1045" type="#_x0000_t75" style="width:159pt;height:21.5pt" o:ole="" o:bordertopcolor="this" o:borderleftcolor="this" o:borderbottomcolor="this" o:borderrightcolor="this">
             <v:imagedata r:id="rId50" o:title=""/>
+            <w10:bordertop type="single" width="4"/>
+            <w10:borderleft type="single" width="4"/>
+            <w10:borderbottom type="single" width="4"/>
+            <w10:borderright type="single" width="4"/>
           </v:shape>
-          <o:OLEObject Type="Embed" ProgID="Equation.DSMT4" ShapeID="_x0000_i1125" DrawAspect="Content" ObjectID="_1835435910" r:id="rId51"/>
+          <o:OLEObject Type="Embed" ProgID="Equation.DSMT4" ShapeID="_x0000_i1045" DrawAspect="Content" ObjectID="_1836461525" r:id="rId51"/>
         </w:object>
       </w:r>
       <w:r>
@@ -2807,6 +3009,7 @@
       <w:r>
         <w:fldChar w:fldCharType="end"/>
       </w:r>
+      <w:bookmarkStart w:id="4" w:name="ZEqnNum196813"/>
       <w:r>
         <w:instrText>(</w:instrText>
       </w:r>
@@ -2826,28 +3029,25 @@
           <w:rPr>
             <w:noProof/>
           </w:rPr>
-          <w:instrText>14</w:instrText>
+          <w:instrText>9</w:instrText>
         </w:r>
       </w:fldSimple>
       <w:r>
         <w:instrText>)</w:instrText>
       </w:r>
-      <w:r>
-        <w:fldChar w:fldCharType="end"/>
-      </w:r>
-    </w:p>
-    <w:p>
-      <w:r>
-        <w:t>We solve it using Newton</w:t>
-      </w:r>
-      <w:r>
-        <w:t>’s</w:t>
-      </w:r>
-      <w:r>
-        <w:t xml:space="preserve"> method.</w:t>
-      </w:r>
-      <w:r>
-        <w:t xml:space="preserve"> First, we define the residual. </w:t>
+      <w:bookmarkEnd w:id="4"/>
+      <w:r>
+        <w:fldChar w:fldCharType="end"/>
+      </w:r>
+    </w:p>
+    <w:p>
+      <w:proofErr w:type="gramStart"/>
+      <w:r>
+        <w:t>Where</w:t>
+      </w:r>
+      <w:proofErr w:type="gramEnd"/>
+      <w:r>
+        <w:t xml:space="preserve">, </w:t>
       </w:r>
     </w:p>
     <w:p>
@@ -2859,13 +3059,13 @@
       </w:r>
       <w:r>
         <w:rPr>
-          <w:position w:val="-14"/>
-        </w:rPr>
-        <w:object w:dxaOrig="5740" w:dyaOrig="400" w14:anchorId="159008BC">
-          <v:shape id="_x0000_i1048" type="#_x0000_t75" style="width:287.2pt;height:20.2pt" o:ole="">
+          <w:position w:val="-166"/>
+        </w:rPr>
+        <w:object w:dxaOrig="2220" w:dyaOrig="3200" w14:anchorId="5AAF3FF0">
+          <v:shape id="_x0000_i1046" type="#_x0000_t75" style="width:108pt;height:158.5pt" o:ole="">
             <v:imagedata r:id="rId52" o:title=""/>
           </v:shape>
-          <o:OLEObject Type="Embed" ProgID="Equation.DSMT4" ShapeID="_x0000_i1048" DrawAspect="Content" ObjectID="_1835435911" r:id="rId53"/>
+          <o:OLEObject Type="Embed" ProgID="Equation.DSMT4" ShapeID="_x0000_i1046" DrawAspect="Content" ObjectID="_1836461526" r:id="rId53"/>
         </w:object>
       </w:r>
       <w:r>
@@ -2908,7 +3108,7 @@
           <w:rPr>
             <w:noProof/>
           </w:rPr>
-          <w:instrText>15</w:instrText>
+          <w:instrText>10</w:instrText>
         </w:r>
       </w:fldSimple>
       <w:r>
@@ -2920,86 +3120,120 @@
     </w:p>
     <w:p>
       <w:r>
-        <w:t>A Taylor expansion around the current guess gives,</w:t>
-      </w:r>
-    </w:p>
-    <w:p>
-      <w:r>
-        <w:lastRenderedPageBreak/>
+        <w:t xml:space="preserve">Here, degrees of freedom are denoted by </w:t>
+      </w:r>
+      <w:r>
+        <w:rPr>
+          <w:i/>
+        </w:rPr>
+        <w:t>p</w:t>
+      </w:r>
+      <w:r>
+        <w:t xml:space="preserve">, where </w:t>
+      </w:r>
+      <w:r>
+        <w:rPr>
+          <w:i/>
+        </w:rPr>
+        <w:t xml:space="preserve">p </w:t>
+      </w:r>
+      <w:r>
+        <w:t xml:space="preserve">is the degree of freedom </w:t>
+      </w:r>
+      <w:r>
+        <w:rPr>
+          <w:i/>
+        </w:rPr>
+        <w:t xml:space="preserve">i </w:t>
+      </w:r>
+      <w:r>
+        <w:t xml:space="preserve">of node </w:t>
+      </w:r>
+      <w:r>
+        <w:rPr>
+          <w:i/>
+        </w:rPr>
+        <w:t>a</w:t>
+      </w:r>
+      <w:r>
+        <w:t xml:space="preserve">. Similarly, </w:t>
+      </w:r>
+      <w:r>
+        <w:rPr>
+          <w:i/>
+        </w:rPr>
+        <w:t xml:space="preserve">q </w:t>
+      </w:r>
+      <w:r>
+        <w:t xml:space="preserve">refers to the degree of freedom </w:t>
+      </w:r>
+      <w:r>
+        <w:rPr>
+          <w:i/>
+        </w:rPr>
+        <w:t xml:space="preserve">j </w:t>
+      </w:r>
+      <w:r>
+        <w:t xml:space="preserve">of node </w:t>
+      </w:r>
+      <w:r>
+        <w:rPr>
+          <w:i/>
+        </w:rPr>
+        <w:t>b</w:t>
+      </w:r>
+      <w:r>
+        <w:t>.</w:t>
+      </w:r>
+      <w:r>
         <w:t xml:space="preserve"> </w:t>
       </w:r>
     </w:p>
     <w:p>
-      <w:pPr>
-        <w:pStyle w:val="MTDisplayEquation"/>
-      </w:pPr>
-      <w:r>
-        <w:tab/>
-      </w:r>
-      <w:r>
-        <w:rPr>
-          <w:position w:val="-16"/>
-        </w:rPr>
-        <w:object w:dxaOrig="4420" w:dyaOrig="440" w14:anchorId="488E6C69">
-          <v:shape id="_x0000_i1127" type="#_x0000_t75" style="width:220.65pt;height:21.5pt" o:ole="">
+      <w:r>
+        <w:t xml:space="preserve">Note, because the advection term </w:t>
+      </w:r>
+      <w:r>
+        <w:rPr>
+          <w:b/>
+          <w:bCs/>
+        </w:rPr>
+        <w:t>A</w:t>
+      </w:r>
+      <w:r>
+        <w:t xml:space="preserve"> is linear in </w:t>
+      </w:r>
+      <w:r>
+        <w:rPr>
+          <w:b/>
+          <w:bCs/>
+        </w:rPr>
+        <w:t>U</w:t>
+      </w:r>
+      <w:r>
+        <w:t xml:space="preserve">, this can also be written as </w:t>
+      </w:r>
+      <w:r>
+        <w:rPr>
+          <w:position w:val="-14"/>
+        </w:rPr>
+        <w:object w:dxaOrig="1240" w:dyaOrig="400" w14:anchorId="60B08F66">
+          <v:shape id="_x0000_i1047" type="#_x0000_t75" style="width:64.75pt;height:21.5pt" o:ole="">
             <v:imagedata r:id="rId54" o:title=""/>
           </v:shape>
-          <o:OLEObject Type="Embed" ProgID="Equation.DSMT4" ShapeID="_x0000_i1127" DrawAspect="Content" ObjectID="_1835435912" r:id="rId55"/>
+          <o:OLEObject Type="Embed" ProgID="Equation.DSMT4" ShapeID="_x0000_i1047" DrawAspect="Content" ObjectID="_1836461527" r:id="rId55"/>
         </w:object>
       </w:r>
       <w:r>
-        <w:t xml:space="preserve"> </w:t>
-      </w:r>
-      <w:r>
-        <w:tab/>
-      </w:r>
-      <w:r>
-        <w:fldChar w:fldCharType="begin"/>
-      </w:r>
-      <w:r>
-        <w:instrText xml:space="preserve"> MACROBUTTON MTPlaceRef \* MERGEFORMAT </w:instrText>
-      </w:r>
-      <w:r>
-        <w:fldChar w:fldCharType="begin"/>
-      </w:r>
-      <w:r>
-        <w:instrText xml:space="preserve"> SEQ MTEqn \h \* MERGEFORMAT </w:instrText>
-      </w:r>
-      <w:r>
-        <w:fldChar w:fldCharType="end"/>
-      </w:r>
-      <w:r>
-        <w:instrText>(</w:instrText>
-      </w:r>
-      <w:fldSimple w:instr=" SEQ MTSec \c \* Arabic \* MERGEFORMAT ">
-        <w:r>
-          <w:rPr>
-            <w:noProof/>
-          </w:rPr>
-          <w:instrText>1</w:instrText>
-        </w:r>
-      </w:fldSimple>
-      <w:r>
-        <w:instrText>.</w:instrText>
-      </w:r>
-      <w:fldSimple w:instr=" SEQ MTEqn \c \* Arabic \* MERGEFORMAT ">
-        <w:r>
-          <w:rPr>
-            <w:noProof/>
-          </w:rPr>
-          <w:instrText>16</w:instrText>
-        </w:r>
-      </w:fldSimple>
-      <w:r>
-        <w:instrText>)</w:instrText>
-      </w:r>
-      <w:r>
-        <w:fldChar w:fldCharType="end"/>
-      </w:r>
-    </w:p>
-    <w:p>
-      <w:r>
-        <w:t>Here,</w:t>
+        <w:t xml:space="preserve">, </w:t>
+      </w:r>
+      <w:proofErr w:type="gramStart"/>
+      <w:r>
+        <w:t>where</w:t>
+      </w:r>
+      <w:proofErr w:type="gramEnd"/>
+      <w:r>
+        <w:t>,</w:t>
       </w:r>
     </w:p>
     <w:p>
@@ -3011,82 +3245,187 @@
       </w:r>
       <w:r>
         <w:rPr>
-          <w:position w:val="-44"/>
-        </w:rPr>
-        <w:object w:dxaOrig="6240" w:dyaOrig="999" w14:anchorId="1AE1C180">
-          <v:shape id="_x0000_i1050" type="#_x0000_t75" style="width:312.35pt;height:49.75pt" o:ole="">
+          <w:position w:val="-32"/>
+        </w:rPr>
+        <w:object w:dxaOrig="2280" w:dyaOrig="600" w14:anchorId="1E137AA2">
+          <v:shape id="_x0000_i1048" type="#_x0000_t75" style="width:115.25pt;height:28.75pt" o:ole="">
             <v:imagedata r:id="rId56" o:title=""/>
           </v:shape>
-          <o:OLEObject Type="Embed" ProgID="Equation.DSMT4" ShapeID="_x0000_i1050" DrawAspect="Content" ObjectID="_1835435913" r:id="rId57"/>
+          <o:OLEObject Type="Embed" ProgID="Equation.DSMT4" ShapeID="_x0000_i1048" DrawAspect="Content" ObjectID="_1836461528" r:id="rId57"/>
         </w:object>
       </w:r>
       <w:r>
+        <w:tab/>
+      </w:r>
+      <w:r>
+        <w:fldChar w:fldCharType="begin"/>
+      </w:r>
+      <w:r>
+        <w:instrText xml:space="preserve"> MACROBUTTON MTPlaceRef \* MERGEFORMAT </w:instrText>
+      </w:r>
+      <w:r>
+        <w:fldChar w:fldCharType="begin"/>
+      </w:r>
+      <w:r>
+        <w:instrText xml:space="preserve"> SEQ MTEqn \h \* MERGEFORMAT </w:instrText>
+      </w:r>
+      <w:r>
+        <w:fldChar w:fldCharType="end"/>
+      </w:r>
+      <w:r>
+        <w:instrText>(</w:instrText>
+      </w:r>
+      <w:fldSimple w:instr=" SEQ MTSec \c \* Arabic \* MERGEFORMAT ">
+        <w:r>
+          <w:rPr>
+            <w:noProof/>
+          </w:rPr>
+          <w:instrText>1</w:instrText>
+        </w:r>
+      </w:fldSimple>
+      <w:r>
+        <w:instrText>.</w:instrText>
+      </w:r>
+      <w:fldSimple w:instr=" SEQ MTEqn \c \* Arabic \* MERGEFORMAT ">
+        <w:r>
+          <w:rPr>
+            <w:noProof/>
+          </w:rPr>
+          <w:instrText>11</w:instrText>
+        </w:r>
+      </w:fldSimple>
+      <w:r>
+        <w:instrText>)</w:instrText>
+      </w:r>
+      <w:r>
+        <w:fldChar w:fldCharType="end"/>
+      </w:r>
+    </w:p>
+    <w:p>
+      <w:pPr>
+        <w:pStyle w:val="Heading1"/>
+      </w:pPr>
+      <w:bookmarkStart w:id="5" w:name="_Toc225519236"/>
+      <w:r>
+        <w:t>Time Integration</w:t>
+      </w:r>
+      <w:bookmarkEnd w:id="5"/>
+    </w:p>
+    <w:p>
+      <w:pPr>
+        <w:rPr>
+          <w:iCs/>
+        </w:rPr>
+      </w:pPr>
+      <w:r>
+        <w:t xml:space="preserve">Equation </w:t>
+      </w:r>
+      <w:r>
+        <w:fldChar w:fldCharType="begin"/>
+      </w:r>
+      <w:r>
+        <w:instrText xml:space="preserve"> GOTOBUTTON ZEqnNum196813  \* MERGEFORMAT </w:instrText>
+      </w:r>
+      <w:fldSimple w:instr=" REF ZEqnNum196813 \* Charformat \! \* MERGEFORMAT ">
+        <w:r>
+          <w:instrText>(1.9)</w:instrText>
+        </w:r>
+      </w:fldSimple>
+      <w:r>
+        <w:fldChar w:fldCharType="end"/>
+      </w:r>
+      <w:r>
+        <w:t xml:space="preserve"> is the semi-discrete equation (i.e. we discretized space, but not yet time). Next, a time integration method needs to be introduced. First, we enforce equation </w:t>
+      </w:r>
+      <w:r>
+        <w:rPr>
+          <w:iCs/>
+        </w:rPr>
+        <w:fldChar w:fldCharType="begin"/>
+      </w:r>
+      <w:r>
+        <w:rPr>
+          <w:iCs/>
+        </w:rPr>
+        <w:instrText xml:space="preserve"> GOTOBUTTON ZEqnNum196813  \* MERGEFORMAT </w:instrText>
+      </w:r>
+      <w:r>
+        <w:rPr>
+          <w:iCs/>
+        </w:rPr>
+        <w:fldChar w:fldCharType="begin"/>
+      </w:r>
+      <w:r>
+        <w:rPr>
+          <w:iCs/>
+        </w:rPr>
+        <w:instrText xml:space="preserve"> REF ZEqnNum196813 \* Charformat \! \* MERGEFORMAT </w:instrText>
+      </w:r>
+      <w:r>
+        <w:rPr>
+          <w:iCs/>
+        </w:rPr>
+        <w:fldChar w:fldCharType="separate"/>
+      </w:r>
+      <w:r>
+        <w:rPr>
+          <w:iCs/>
+        </w:rPr>
+        <w:instrText>(1.9)</w:instrText>
+      </w:r>
+      <w:r>
+        <w:rPr>
+          <w:iCs/>
+        </w:rPr>
+        <w:fldChar w:fldCharType="end"/>
+      </w:r>
+      <w:r>
+        <w:rPr>
+          <w:iCs/>
+        </w:rPr>
+        <w:fldChar w:fldCharType="end"/>
+      </w:r>
+      <w:r>
+        <w:rPr>
+          <w:iCs/>
+        </w:rPr>
+        <w:t xml:space="preserve"> at</w:t>
+      </w:r>
+      <w:r>
+        <w:rPr>
+          <w:iCs/>
+        </w:rPr>
+        <w:t xml:space="preserve"> intermediate</w:t>
+      </w:r>
+      <w:r>
+        <w:rPr>
+          <w:iCs/>
+        </w:rPr>
+        <w:t xml:space="preserve"> time</w:t>
+      </w:r>
+      <w:r>
+        <w:rPr>
+          <w:iCs/>
+        </w:rPr>
         <w:t xml:space="preserve"> </w:t>
       </w:r>
       <w:r>
-        <w:tab/>
-      </w:r>
-      <w:r>
-        <w:fldChar w:fldCharType="begin"/>
-      </w:r>
-      <w:r>
-        <w:instrText xml:space="preserve"> MACROBUTTON MTPlaceRef \* MERGEFORMAT </w:instrText>
-      </w:r>
-      <w:r>
-        <w:fldChar w:fldCharType="begin"/>
-      </w:r>
-      <w:r>
-        <w:instrText xml:space="preserve"> SEQ MTEqn \h \* MERGEFORMAT </w:instrText>
-      </w:r>
-      <w:r>
-        <w:fldChar w:fldCharType="end"/>
-      </w:r>
-      <w:r>
-        <w:instrText>(</w:instrText>
-      </w:r>
-      <w:fldSimple w:instr=" SEQ MTSec \c \* Arabic \* MERGEFORMAT ">
-        <w:r>
-          <w:rPr>
-            <w:noProof/>
-          </w:rPr>
-          <w:instrText>1</w:instrText>
-        </w:r>
-      </w:fldSimple>
-      <w:r>
-        <w:instrText>.</w:instrText>
-      </w:r>
-      <w:fldSimple w:instr=" SEQ MTEqn \c \* Arabic \* MERGEFORMAT ">
-        <w:r>
-          <w:rPr>
-            <w:noProof/>
-          </w:rPr>
-          <w:instrText>17</w:instrText>
-        </w:r>
-      </w:fldSimple>
-      <w:r>
-        <w:instrText>)</w:instrText>
-      </w:r>
-      <w:r>
-        <w:fldChar w:fldCharType="end"/>
-      </w:r>
-    </w:p>
-    <w:p>
-      <w:r>
-        <w:t xml:space="preserve">This can be solved for </w:t>
-      </w:r>
-      <w:r>
-        <w:rPr>
+        <w:rPr>
+          <w:iCs/>
           <w:position w:val="-6"/>
         </w:rPr>
-        <w:object w:dxaOrig="400" w:dyaOrig="279" w14:anchorId="61C91EAB">
-          <v:shape id="_x0000_i1051" type="#_x0000_t75" style="width:20.45pt;height:14pt" o:ole="">
+        <w:object w:dxaOrig="480" w:dyaOrig="279" w14:anchorId="4708D4A5">
+          <v:shape id="_x0000_i1123" type="#_x0000_t75" style="width:23.85pt;height:16.85pt" o:ole="">
             <v:imagedata r:id="rId58" o:title=""/>
           </v:shape>
-          <o:OLEObject Type="Embed" ProgID="Equation.DSMT4" ShapeID="_x0000_i1051" DrawAspect="Content" ObjectID="_1835435914" r:id="rId59"/>
+          <o:OLEObject Type="Embed" ProgID="Equation.DSMT4" ShapeID="_x0000_i1123" DrawAspect="Content" ObjectID="_1836461529" r:id="rId59"/>
         </w:object>
       </w:r>
       <w:r>
-        <w:t xml:space="preserve">. </w:t>
+        <w:rPr>
+          <w:iCs/>
+        </w:rPr>
+        <w:t>.</w:t>
       </w:r>
     </w:p>
     <w:p>
@@ -3098,19 +3437,16 @@
       </w:r>
       <w:r>
         <w:rPr>
-          <w:position w:val="-6"/>
-        </w:rPr>
-        <w:object w:dxaOrig="1140" w:dyaOrig="279" w14:anchorId="7BAA77C9">
-          <v:shape id="_x0000_i1052" type="#_x0000_t75" style="width:57pt;height:14pt" o:ole="">
+          <w:position w:val="-14"/>
+        </w:rPr>
+        <w:object w:dxaOrig="4099" w:dyaOrig="400" w14:anchorId="5B0741B9">
+          <v:shape id="_x0000_i1125" type="#_x0000_t75" style="width:203.05pt;height:21.5pt" o:ole="">
             <v:imagedata r:id="rId60" o:title=""/>
           </v:shape>
-          <o:OLEObject Type="Embed" ProgID="Equation.DSMT4" ShapeID="_x0000_i1052" DrawAspect="Content" ObjectID="_1835435915" r:id="rId61"/>
+          <o:OLEObject Type="Embed" ProgID="Equation.DSMT4" ShapeID="_x0000_i1125" DrawAspect="Content" ObjectID="_1836461530" r:id="rId61"/>
         </w:object>
       </w:r>
       <w:r>
-        <w:t xml:space="preserve"> </w:t>
-      </w:r>
-      <w:r>
         <w:tab/>
       </w:r>
       <w:r>
@@ -3147,7 +3483,7 @@
           <w:rPr>
             <w:noProof/>
           </w:rPr>
-          <w:instrText>18</w:instrText>
+          <w:instrText>12</w:instrText>
         </w:r>
       </w:fldSimple>
       <w:r>
@@ -3159,7 +3495,19 @@
     </w:p>
     <w:p>
       <w:r>
-        <w:t>Then, the solution can be updated,</w:t>
+        <w:t xml:space="preserve">Then, we </w:t>
+      </w:r>
+      <w:r>
+        <w:t xml:space="preserve">use the following </w:t>
+      </w:r>
+      <w:r>
+        <w:t>update</w:t>
+      </w:r>
+      <w:r>
+        <w:t xml:space="preserve"> rule</w:t>
+      </w:r>
+      <w:r>
+        <w:t xml:space="preserve">, </w:t>
       </w:r>
     </w:p>
     <w:p>
@@ -3167,23 +3515,21 @@
         <w:pStyle w:val="MTDisplayEquation"/>
       </w:pPr>
       <w:r>
-        <w:tab/>
-      </w:r>
-      <w:r>
-        <w:rPr>
-          <w:position w:val="-12"/>
-        </w:rPr>
-        <w:object w:dxaOrig="1700" w:dyaOrig="380" w14:anchorId="55C248EA">
-          <v:shape id="_x0000_i1053" type="#_x0000_t75" style="width:85.2pt;height:18.9pt" o:ole="">
+        <w:lastRenderedPageBreak/>
+        <w:tab/>
+      </w:r>
+      <w:r>
+        <w:rPr>
+          <w:position w:val="-34"/>
+        </w:rPr>
+        <w:object w:dxaOrig="2500" w:dyaOrig="800" w14:anchorId="40714660">
+          <v:shape id="_x0000_i1131" type="#_x0000_t75" style="width:122.5pt;height:38.85pt" o:ole="">
             <v:imagedata r:id="rId62" o:title=""/>
           </v:shape>
-          <o:OLEObject Type="Embed" ProgID="Equation.DSMT4" ShapeID="_x0000_i1053" DrawAspect="Content" ObjectID="_1835435916" r:id="rId63"/>
+          <o:OLEObject Type="Embed" ProgID="Equation.DSMT4" ShapeID="_x0000_i1131" DrawAspect="Content" ObjectID="_1836461531" r:id="rId63"/>
         </w:object>
       </w:r>
       <w:r>
-        <w:t xml:space="preserve">. </w:t>
-      </w:r>
-      <w:r>
         <w:tab/>
       </w:r>
       <w:r>
@@ -3220,7 +3566,7 @@
           <w:rPr>
             <w:noProof/>
           </w:rPr>
-          <w:instrText>19</w:instrText>
+          <w:instrText>13</w:instrText>
         </w:r>
       </w:fldSimple>
       <w:r>
@@ -3232,42 +3578,151 @@
     </w:p>
     <w:p>
       <w:r>
-        <w:t xml:space="preserve">We still need to evaluate </w:t>
+        <w:t>After some algebra, t</w:t>
+      </w:r>
+      <w:r>
+        <w:t>his can be written as,</w:t>
+      </w:r>
+    </w:p>
+    <w:p>
+      <w:pPr>
+        <w:pStyle w:val="MTDisplayEquation"/>
+      </w:pPr>
+      <w:r>
+        <w:tab/>
+      </w:r>
+      <w:r>
+        <w:rPr>
+          <w:position w:val="-24"/>
+        </w:rPr>
+        <w:object w:dxaOrig="4099" w:dyaOrig="620" w14:anchorId="7DF92217">
+          <v:shape id="_x0000_i1135" type="#_x0000_t75" style="width:204.85pt;height:28.75pt" o:ole="">
+            <v:imagedata r:id="rId64" o:title=""/>
+            <w10:bordertop type="single" width="4"/>
+            <w10:borderleft type="single" width="4"/>
+            <w10:borderbottom type="single" width="4"/>
+            <w10:borderright type="single" width="4"/>
+          </v:shape>
+          <o:OLEObject Type="Embed" ProgID="Equation.DSMT4" ShapeID="_x0000_i1135" DrawAspect="Content" ObjectID="_1836461532" r:id="rId65"/>
+        </w:object>
+      </w:r>
+      <w:r>
+        <w:tab/>
+      </w:r>
+      <w:r>
+        <w:fldChar w:fldCharType="begin"/>
+      </w:r>
+      <w:r>
+        <w:instrText xml:space="preserve"> MACROBUTTON MTPlaceRef \* MERGEFORMAT </w:instrText>
+      </w:r>
+      <w:r>
+        <w:fldChar w:fldCharType="begin"/>
+      </w:r>
+      <w:r>
+        <w:instrText xml:space="preserve"> SEQ MTEqn \h \* MERGEFORMAT </w:instrText>
+      </w:r>
+      <w:r>
+        <w:fldChar w:fldCharType="end"/>
+      </w:r>
+      <w:r>
+        <w:instrText>(</w:instrText>
+      </w:r>
+      <w:fldSimple w:instr=" SEQ MTSec \c \* Arabic \* MERGEFORMAT ">
+        <w:r>
+          <w:rPr>
+            <w:noProof/>
+          </w:rPr>
+          <w:instrText>1</w:instrText>
+        </w:r>
+      </w:fldSimple>
+      <w:r>
+        <w:instrText>.</w:instrText>
+      </w:r>
+      <w:fldSimple w:instr=" SEQ MTEqn \c \* Arabic \* MERGEFORMAT ">
+        <w:r>
+          <w:rPr>
+            <w:noProof/>
+          </w:rPr>
+          <w:instrText>14</w:instrText>
+        </w:r>
+      </w:fldSimple>
+      <w:r>
+        <w:instrText>)</w:instrText>
+      </w:r>
+      <w:r>
+        <w:fldChar w:fldCharType="end"/>
+      </w:r>
+    </w:p>
+    <w:p>
+      <w:r>
+        <w:t xml:space="preserve">Here, we use the notation </w:t>
       </w:r>
       <w:r>
         <w:rPr>
           <w:position w:val="-14"/>
         </w:rPr>
-        <w:object w:dxaOrig="1579" w:dyaOrig="400" w14:anchorId="3DCCC77A">
-          <v:shape id="_x0000_i1054" type="#_x0000_t75" style="width:79pt;height:19.95pt" o:ole="">
-            <v:imagedata r:id="rId64" o:title=""/>
-          </v:shape>
-          <o:OLEObject Type="Embed" ProgID="Equation.DSMT4" ShapeID="_x0000_i1054" DrawAspect="Content" ObjectID="_1835435917" r:id="rId65"/>
-        </w:object>
-      </w:r>
-      <w:r>
-        <w:t xml:space="preserve">. First note that, </w:t>
-      </w:r>
-    </w:p>
-    <w:p>
-      <w:pPr>
-        <w:pStyle w:val="MTDisplayEquation"/>
-      </w:pPr>
-      <w:r>
-        <w:tab/>
-      </w:r>
-      <w:r>
-        <w:rPr>
-          <w:position w:val="-24"/>
-        </w:rPr>
-        <w:object w:dxaOrig="2500" w:dyaOrig="620" w14:anchorId="3D8DE7C3">
-          <v:shape id="_x0000_i1055" type="#_x0000_t75" style="width:125.1pt;height:31.1pt" o:ole="">
+        <w:object w:dxaOrig="2840" w:dyaOrig="400" w14:anchorId="28B485BF">
+          <v:shape id="_x0000_i1138" type="#_x0000_t75" style="width:141.95pt;height:19.95pt" o:ole="">
             <v:imagedata r:id="rId66" o:title=""/>
           </v:shape>
-          <o:OLEObject Type="Embed" ProgID="Equation.DSMT4" ShapeID="_x0000_i1055" DrawAspect="Content" ObjectID="_1835435918" r:id="rId67"/>
+          <o:OLEObject Type="Embed" ProgID="Equation.DSMT4" ShapeID="_x0000_i1138" DrawAspect="Content" ObjectID="_1836461533" r:id="rId67"/>
         </w:object>
       </w:r>
       <w:r>
+        <w:t xml:space="preserve"> . This </w:t>
+      </w:r>
+      <w:r>
+        <w:t>is a nonlinear system of equations</w:t>
+      </w:r>
+      <w:r>
+        <w:t xml:space="preserve"> and needs to be solved using Newton’s method</w:t>
+      </w:r>
+      <w:r>
+        <w:t>.</w:t>
+      </w:r>
+      <w:r>
+        <w:t xml:space="preserve"> </w:t>
+      </w:r>
+    </w:p>
+    <w:p/>
+    <w:p>
+      <w:pPr>
+        <w:pStyle w:val="Heading1"/>
+      </w:pPr>
+      <w:bookmarkStart w:id="6" w:name="_Toc225519237"/>
+      <w:r>
+        <w:t>Linearization</w:t>
+      </w:r>
+      <w:bookmarkEnd w:id="6"/>
+    </w:p>
+    <w:p>
+      <w:r>
+        <w:t>Let’s rewrite this equation in residual form</w:t>
+      </w:r>
+    </w:p>
+    <w:p>
+      <w:pPr>
+        <w:pStyle w:val="MTDisplayEquation"/>
+      </w:pPr>
+      <w:r>
+        <w:tab/>
+      </w:r>
+      <w:r>
+        <w:rPr>
+          <w:position w:val="-24"/>
+        </w:rPr>
+        <w:object w:dxaOrig="5500" w:dyaOrig="620" w14:anchorId="324F0ACF">
+          <v:shape id="_x0000_i1140" type="#_x0000_t75" style="width:277.4pt;height:28.75pt" o:ole="">
+            <v:imagedata r:id="rId68" o:title=""/>
+            <w10:bordertop type="single" width="4"/>
+            <w10:borderleft type="single" width="4"/>
+            <w10:borderbottom type="single" width="4"/>
+            <w10:borderright type="single" width="4"/>
+          </v:shape>
+          <o:OLEObject Type="Embed" ProgID="Equation.DSMT4" ShapeID="_x0000_i1140" DrawAspect="Content" ObjectID="_1836461534" r:id="rId69"/>
+        </w:object>
+      </w:r>
+      <w:r>
         <w:tab/>
       </w:r>
       <w:r>
@@ -3304,7 +3759,7 @@
           <w:rPr>
             <w:noProof/>
           </w:rPr>
-          <w:instrText>20</w:instrText>
+          <w:instrText>15</w:instrText>
         </w:r>
       </w:fldSimple>
       <w:r>
@@ -3316,7 +3771,7 @@
     </w:p>
     <w:p>
       <w:r>
-        <w:t>Thus,</w:t>
+        <w:t>To apply Newton’s method, we take</w:t>
       </w:r>
     </w:p>
     <w:p>
@@ -3328,83 +3783,13 @@
       </w:r>
       <w:r>
         <w:rPr>
-          <w:position w:val="-34"/>
-        </w:rPr>
-        <w:object w:dxaOrig="6540" w:dyaOrig="800" w14:anchorId="78BBC09B">
-          <v:shape id="_x0000_i1056" type="#_x0000_t75" style="width:327.1pt;height:39.9pt" o:ole="">
-            <v:imagedata r:id="rId68" o:title=""/>
-          </v:shape>
-          <o:OLEObject Type="Embed" ProgID="Equation.DSMT4" ShapeID="_x0000_i1056" DrawAspect="Content" ObjectID="_1835435919" r:id="rId69"/>
-        </w:object>
-      </w:r>
-      <w:r>
-        <w:tab/>
-      </w:r>
-      <w:r>
-        <w:fldChar w:fldCharType="begin"/>
-      </w:r>
-      <w:r>
-        <w:instrText xml:space="preserve"> MACROBUTTON MTPlaceRef \* MERGEFORMAT </w:instrText>
-      </w:r>
-      <w:r>
-        <w:fldChar w:fldCharType="begin"/>
-      </w:r>
-      <w:r>
-        <w:instrText xml:space="preserve"> SEQ MTEqn \h \* MERGEFORMAT </w:instrText>
-      </w:r>
-      <w:r>
-        <w:fldChar w:fldCharType="end"/>
-      </w:r>
-      <w:r>
-        <w:instrText>(</w:instrText>
-      </w:r>
-      <w:fldSimple w:instr=" SEQ MTSec \c \* Arabic \* MERGEFORMAT ">
-        <w:r>
-          <w:rPr>
-            <w:noProof/>
-          </w:rPr>
-          <w:instrText>1</w:instrText>
-        </w:r>
-      </w:fldSimple>
-      <w:r>
-        <w:instrText>.</w:instrText>
-      </w:r>
-      <w:fldSimple w:instr=" SEQ MTEqn \c \* Arabic \* MERGEFORMAT ">
-        <w:r>
-          <w:rPr>
-            <w:noProof/>
-          </w:rPr>
-          <w:instrText>21</w:instrText>
-        </w:r>
-      </w:fldSimple>
-      <w:r>
-        <w:instrText>)</w:instrText>
-      </w:r>
-      <w:r>
-        <w:fldChar w:fldCharType="end"/>
-      </w:r>
-    </w:p>
-    <w:p>
-      <w:r>
-        <w:t>Or finally,</w:t>
-      </w:r>
-    </w:p>
-    <w:p>
-      <w:pPr>
-        <w:pStyle w:val="MTDisplayEquation"/>
-      </w:pPr>
-      <w:r>
-        <w:tab/>
-      </w:r>
-      <w:r>
-        <w:rPr>
-          <w:position w:val="-36"/>
-        </w:rPr>
-        <w:object w:dxaOrig="5700" w:dyaOrig="840" w14:anchorId="64D3A2DC">
-          <v:shape id="_x0000_i1057" type="#_x0000_t75" style="width:284.9pt;height:41.95pt" o:ole="">
+          <w:position w:val="-18"/>
+        </w:rPr>
+        <w:object w:dxaOrig="2900" w:dyaOrig="480" w14:anchorId="56A1E4CC">
+          <v:shape id="_x0000_i1054" type="#_x0000_t75" style="width:2in;height:21.5pt" o:ole="">
             <v:imagedata r:id="rId70" o:title=""/>
           </v:shape>
-          <o:OLEObject Type="Embed" ProgID="Equation.DSMT4" ShapeID="_x0000_i1057" DrawAspect="Content" ObjectID="_1835435920" r:id="rId71"/>
+          <o:OLEObject Type="Embed" ProgID="Equation.DSMT4" ShapeID="_x0000_i1054" DrawAspect="Content" ObjectID="_1836461535" r:id="rId71"/>
         </w:object>
       </w:r>
       <w:r>
@@ -3444,7 +3829,7 @@
           <w:rPr>
             <w:noProof/>
           </w:rPr>
-          <w:instrText>22</w:instrText>
+          <w:instrText>16</w:instrText>
         </w:r>
       </w:fldSimple>
       <w:r>
@@ -3456,7 +3841,7 @@
     </w:p>
     <w:p>
       <w:r>
-        <w:t xml:space="preserve">And thus, </w:t>
+        <w:t>Using a Taylor expansion,</w:t>
       </w:r>
     </w:p>
     <w:p>
@@ -3468,13 +3853,13 @@
       </w:r>
       <w:r>
         <w:rPr>
-          <w:position w:val="-28"/>
-        </w:rPr>
-        <w:object w:dxaOrig="2940" w:dyaOrig="680" w14:anchorId="58E97791">
-          <v:shape id="_x0000_i1058" type="#_x0000_t75" style="width:147.1pt;height:33.95pt" o:ole="">
+          <w:position w:val="-18"/>
+        </w:rPr>
+        <w:object w:dxaOrig="4180" w:dyaOrig="480" w14:anchorId="18A236F0">
+          <v:shape id="_x0000_i1055" type="#_x0000_t75" style="width:208.75pt;height:21.5pt" o:ole="">
             <v:imagedata r:id="rId72" o:title=""/>
           </v:shape>
-          <o:OLEObject Type="Embed" ProgID="Equation.DSMT4" ShapeID="_x0000_i1058" DrawAspect="Content" ObjectID="_1835435921" r:id="rId73"/>
+          <o:OLEObject Type="Embed" ProgID="Equation.DSMT4" ShapeID="_x0000_i1055" DrawAspect="Content" ObjectID="_1836461536" r:id="rId73"/>
         </w:object>
       </w:r>
       <w:r>
@@ -3514,7 +3899,7 @@
           <w:rPr>
             <w:noProof/>
           </w:rPr>
-          <w:instrText>23</w:instrText>
+          <w:instrText>17</w:instrText>
         </w:r>
       </w:fldSimple>
       <w:r>
@@ -3525,29 +3910,8 @@
       </w:r>
     </w:p>
     <w:p>
-      <w:pPr>
-        <w:pStyle w:val="Heading3"/>
-      </w:pPr>
-      <w:proofErr w:type="spellStart"/>
-      <w:r>
-        <w:t>Fickian</w:t>
-      </w:r>
-      <w:proofErr w:type="spellEnd"/>
-      <w:r>
-        <w:t xml:space="preserve"> diffusion</w:t>
-      </w:r>
-    </w:p>
-    <w:p>
-      <w:r>
-        <w:t xml:space="preserve">In the case of </w:t>
-      </w:r>
-      <w:proofErr w:type="spellStart"/>
-      <w:r>
-        <w:t>Fickian</w:t>
-      </w:r>
-      <w:proofErr w:type="spellEnd"/>
-      <w:r>
-        <w:t xml:space="preserve"> diffusion, the concentration flux is given by,</w:t>
+      <w:r>
+        <w:t>Or, equivalently,</w:t>
       </w:r>
     </w:p>
     <w:p>
@@ -3559,13 +3923,13 @@
       </w:r>
       <w:r>
         <w:rPr>
-          <w:position w:val="-6"/>
-        </w:rPr>
-        <w:object w:dxaOrig="1500" w:dyaOrig="340" w14:anchorId="7761B949">
-          <v:shape id="_x0000_i1059" type="#_x0000_t75" style="width:75.1pt;height:17.1pt" o:ole="">
+          <w:position w:val="-40"/>
+        </w:rPr>
+        <w:object w:dxaOrig="2420" w:dyaOrig="920" w14:anchorId="1AE3F335">
+          <v:shape id="_x0000_i1056" type="#_x0000_t75" style="width:122.5pt;height:43.25pt" o:ole="">
             <v:imagedata r:id="rId74" o:title=""/>
           </v:shape>
-          <o:OLEObject Type="Embed" ProgID="Equation.DSMT4" ShapeID="_x0000_i1059" DrawAspect="Content" ObjectID="_1835435922" r:id="rId75"/>
+          <o:OLEObject Type="Embed" ProgID="Equation.DSMT4" ShapeID="_x0000_i1056" DrawAspect="Content" ObjectID="_1836461537" r:id="rId75"/>
         </w:object>
       </w:r>
       <w:r>
@@ -3605,7 +3969,7 @@
           <w:rPr>
             <w:noProof/>
           </w:rPr>
-          <w:instrText>24</w:instrText>
+          <w:instrText>18</w:instrText>
         </w:r>
       </w:fldSimple>
       <w:r>
@@ -3617,7 +3981,7 @@
     </w:p>
     <w:p>
       <w:r>
-        <w:t xml:space="preserve">From this, </w:t>
+        <w:t>Here,</w:t>
       </w:r>
     </w:p>
     <w:p>
@@ -3629,13 +3993,17 @@
       </w:r>
       <w:r>
         <w:rPr>
-          <w:position w:val="-26"/>
-        </w:rPr>
-        <w:object w:dxaOrig="2720" w:dyaOrig="700" w14:anchorId="1516C3E1">
-          <v:shape id="_x0000_i1060" type="#_x0000_t75" style="width:135.95pt;height:34.95pt" o:ole="">
+          <w:position w:val="-24"/>
+        </w:rPr>
+        <w:object w:dxaOrig="4220" w:dyaOrig="620" w14:anchorId="05B4B5C5">
+          <v:shape id="_x0000_i1142" type="#_x0000_t75" style="width:211.1pt;height:28.75pt" o:ole="">
             <v:imagedata r:id="rId76" o:title=""/>
+            <w10:bordertop type="single" width="4"/>
+            <w10:borderleft type="single" width="4"/>
+            <w10:borderbottom type="single" width="4"/>
+            <w10:borderright type="single" width="4"/>
           </v:shape>
-          <o:OLEObject Type="Embed" ProgID="Equation.DSMT4" ShapeID="_x0000_i1060" DrawAspect="Content" ObjectID="_1835435923" r:id="rId77"/>
+          <o:OLEObject Type="Embed" ProgID="Equation.DSMT4" ShapeID="_x0000_i1142" DrawAspect="Content" ObjectID="_1836461538" r:id="rId77"/>
         </w:object>
       </w:r>
       <w:r>
@@ -3675,7 +4043,7 @@
           <w:rPr>
             <w:noProof/>
           </w:rPr>
-          <w:instrText>25</w:instrText>
+          <w:instrText>19</w:instrText>
         </w:r>
       </w:fldSimple>
       <w:r>
@@ -3687,24 +4055,7 @@
     </w:p>
     <w:p>
       <w:r>
-        <w:t xml:space="preserve">Consider the case, where </w:t>
-      </w:r>
-      <w:r>
-        <w:t xml:space="preserve">the diffusivity </w:t>
-      </w:r>
-      <w:r>
-        <w:t xml:space="preserve">is isotropic </w:t>
-      </w:r>
-      <w:proofErr w:type="gramStart"/>
-      <w:r>
-        <w:t xml:space="preserve">and </w:t>
-      </w:r>
-      <w:r>
-        <w:t>also</w:t>
-      </w:r>
-      <w:proofErr w:type="gramEnd"/>
-      <w:r>
-        <w:t xml:space="preserve"> a function of the concentration, </w:t>
+        <w:t xml:space="preserve">Here, </w:t>
       </w:r>
     </w:p>
     <w:p>
@@ -3712,18 +4063,17 @@
         <w:pStyle w:val="MTDisplayEquation"/>
       </w:pPr>
       <w:r>
-        <w:lastRenderedPageBreak/>
-        <w:tab/>
-      </w:r>
-      <w:r>
-        <w:rPr>
-          <w:position w:val="-18"/>
-        </w:rPr>
-        <w:object w:dxaOrig="1939" w:dyaOrig="480" w14:anchorId="6EF11F76">
-          <v:shape id="_x0000_i1061" type="#_x0000_t75" style="width:97.1pt;height:24.1pt" o:ole="">
+        <w:tab/>
+      </w:r>
+      <w:r>
+        <w:rPr>
+          <w:position w:val="-34"/>
+        </w:rPr>
+        <w:object w:dxaOrig="4040" w:dyaOrig="800" w14:anchorId="3DE4097B">
+          <v:shape id="_x0000_i1058" type="#_x0000_t75" style="width:201.5pt;height:43.25pt" o:ole="">
             <v:imagedata r:id="rId78" o:title=""/>
           </v:shape>
-          <o:OLEObject Type="Embed" ProgID="Equation.DSMT4" ShapeID="_x0000_i1061" DrawAspect="Content" ObjectID="_1835435924" r:id="rId79"/>
+          <o:OLEObject Type="Embed" ProgID="Equation.DSMT4" ShapeID="_x0000_i1058" DrawAspect="Content" ObjectID="_1836461539" r:id="rId79"/>
         </w:object>
       </w:r>
       <w:r>
@@ -3763,7 +4113,7 @@
           <w:rPr>
             <w:noProof/>
           </w:rPr>
-          <w:instrText>26</w:instrText>
+          <w:instrText>20</w:instrText>
         </w:r>
       </w:fldSimple>
       <w:r>
@@ -3774,22 +4124,96 @@
       </w:r>
     </w:p>
     <w:p>
-      <w:r>
-        <w:t xml:space="preserve">Here, </w:t>
-      </w:r>
-      <w:r>
-        <w:rPr>
-          <w:position w:val="-18"/>
-        </w:rPr>
-        <w:object w:dxaOrig="780" w:dyaOrig="480" w14:anchorId="2E916C2F">
-          <v:shape id="_x0000_i1062" type="#_x0000_t75" style="width:39.1pt;height:24.1pt" o:ole="">
+      <w:pPr>
+        <w:pStyle w:val="MTDisplayEquation"/>
+      </w:pPr>
+      <w:r>
+        <w:tab/>
+      </w:r>
+      <w:r>
+        <w:rPr>
+          <w:position w:val="-32"/>
+        </w:rPr>
+        <w:object w:dxaOrig="2180" w:dyaOrig="760" w14:anchorId="45A862C7">
+          <v:shape id="_x0000_i1059" type="#_x0000_t75" style="width:108pt;height:36pt" o:ole="">
             <v:imagedata r:id="rId80" o:title=""/>
           </v:shape>
-          <o:OLEObject Type="Embed" ProgID="Equation.DSMT4" ShapeID="_x0000_i1062" DrawAspect="Content" ObjectID="_1835435925" r:id="rId81"/>
+          <o:OLEObject Type="Embed" ProgID="Equation.DSMT4" ShapeID="_x0000_i1059" DrawAspect="Content" ObjectID="_1836461540" r:id="rId81"/>
         </w:object>
       </w:r>
       <w:r>
-        <w:t>is a scalar function of the concentration. Then,</w:t>
+        <w:tab/>
+      </w:r>
+      <w:r>
+        <w:fldChar w:fldCharType="begin"/>
+      </w:r>
+      <w:r>
+        <w:instrText xml:space="preserve"> MACROBUTTON MTPlaceRef \* MERGEFORMAT </w:instrText>
+      </w:r>
+      <w:r>
+        <w:fldChar w:fldCharType="begin"/>
+      </w:r>
+      <w:r>
+        <w:instrText xml:space="preserve"> SEQ MTEqn \h \* MERGEFORMAT </w:instrText>
+      </w:r>
+      <w:r>
+        <w:fldChar w:fldCharType="end"/>
+      </w:r>
+      <w:r>
+        <w:instrText>(</w:instrText>
+      </w:r>
+      <w:fldSimple w:instr=" SEQ MTSec \c \* Arabic \* MERGEFORMAT ">
+        <w:r>
+          <w:rPr>
+            <w:noProof/>
+          </w:rPr>
+          <w:instrText>1</w:instrText>
+        </w:r>
+      </w:fldSimple>
+      <w:r>
+        <w:instrText>.</w:instrText>
+      </w:r>
+      <w:fldSimple w:instr=" SEQ MTEqn \c \* Arabic \* MERGEFORMAT ">
+        <w:r>
+          <w:rPr>
+            <w:noProof/>
+          </w:rPr>
+          <w:instrText>21</w:instrText>
+        </w:r>
+      </w:fldSimple>
+      <w:r>
+        <w:instrText>)</w:instrText>
+      </w:r>
+      <w:r>
+        <w:fldChar w:fldCharType="end"/>
+      </w:r>
+    </w:p>
+    <w:p>
+      <w:pPr>
+        <w:pStyle w:val="Heading3"/>
+      </w:pPr>
+      <w:bookmarkStart w:id="7" w:name="_Toc225519238"/>
+      <w:proofErr w:type="spellStart"/>
+      <w:r>
+        <w:t>Fickian</w:t>
+      </w:r>
+      <w:proofErr w:type="spellEnd"/>
+      <w:r>
+        <w:t xml:space="preserve"> diffusion</w:t>
+      </w:r>
+      <w:bookmarkEnd w:id="7"/>
+    </w:p>
+    <w:p>
+      <w:r>
+        <w:t xml:space="preserve">In the case of </w:t>
+      </w:r>
+      <w:proofErr w:type="spellStart"/>
+      <w:r>
+        <w:t>Fickian</w:t>
+      </w:r>
+      <w:proofErr w:type="spellEnd"/>
+      <w:r>
+        <w:t xml:space="preserve"> diffusion, the concentration flux is given by,</w:t>
       </w:r>
     </w:p>
     <w:p>
@@ -3797,17 +4221,18 @@
         <w:pStyle w:val="MTDisplayEquation"/>
       </w:pPr>
       <w:r>
-        <w:tab/>
-      </w:r>
-      <w:r>
-        <w:rPr>
-          <w:position w:val="-28"/>
-        </w:rPr>
-        <w:object w:dxaOrig="4800" w:dyaOrig="720" w14:anchorId="21872280">
-          <v:shape id="_x0000_i1063" type="#_x0000_t75" style="width:240.1pt;height:36pt" o:ole="">
+        <w:lastRenderedPageBreak/>
+        <w:tab/>
+      </w:r>
+      <w:r>
+        <w:rPr>
+          <w:position w:val="-6"/>
+        </w:rPr>
+        <w:object w:dxaOrig="1500" w:dyaOrig="340" w14:anchorId="7761B949">
+          <v:shape id="_x0000_i1060" type="#_x0000_t75" style="width:1in;height:14.5pt" o:ole="">
             <v:imagedata r:id="rId82" o:title=""/>
           </v:shape>
-          <o:OLEObject Type="Embed" ProgID="Equation.DSMT4" ShapeID="_x0000_i1063" DrawAspect="Content" ObjectID="_1835435926" r:id="rId83"/>
+          <o:OLEObject Type="Embed" ProgID="Equation.DSMT4" ShapeID="_x0000_i1060" DrawAspect="Content" ObjectID="_1836461541" r:id="rId83"/>
         </w:object>
       </w:r>
       <w:r>
@@ -3847,7 +4272,7 @@
           <w:rPr>
             <w:noProof/>
           </w:rPr>
-          <w:instrText>27</w:instrText>
+          <w:instrText>22</w:instrText>
         </w:r>
       </w:fldSimple>
       <w:r>
@@ -3857,20 +4282,9 @@
         <w:fldChar w:fldCharType="end"/>
       </w:r>
     </w:p>
-    <w:p/>
-    <w:p>
-      <w:pPr>
-        <w:pStyle w:val="Heading2"/>
-      </w:pPr>
-      <w:bookmarkStart w:id="7" w:name="_Toc499114268"/>
-      <w:r>
-        <w:t>Generalized trapezoidal rule</w:t>
-      </w:r>
-      <w:bookmarkEnd w:id="7"/>
-    </w:p>
-    <w:p>
-      <w:r>
-        <w:t xml:space="preserve">Considering the general case, </w:t>
+    <w:p>
+      <w:r>
+        <w:t xml:space="preserve">From this, </w:t>
       </w:r>
     </w:p>
     <w:p>
@@ -3882,19 +4296,16 @@
       </w:r>
       <w:r>
         <w:rPr>
-          <w:position w:val="-14"/>
-        </w:rPr>
-        <w:object w:dxaOrig="7020" w:dyaOrig="400" w14:anchorId="19740C41">
-          <v:shape id="_x0000_i1064" type="#_x0000_t75" style="width:350.95pt;height:19.95pt" o:ole="">
+          <w:position w:val="-26"/>
+        </w:rPr>
+        <w:object w:dxaOrig="2720" w:dyaOrig="700" w14:anchorId="1516C3E1">
+          <v:shape id="_x0000_i1061" type="#_x0000_t75" style="width:136.75pt;height:36pt" o:ole="">
             <v:imagedata r:id="rId84" o:title=""/>
           </v:shape>
-          <o:OLEObject Type="Embed" ProgID="Equation.DSMT4" ShapeID="_x0000_i1064" DrawAspect="Content" ObjectID="_1835435927" r:id="rId85"/>
+          <o:OLEObject Type="Embed" ProgID="Equation.DSMT4" ShapeID="_x0000_i1061" DrawAspect="Content" ObjectID="_1836461542" r:id="rId85"/>
         </w:object>
       </w:r>
       <w:r>
-        <w:t xml:space="preserve"> </w:t>
-      </w:r>
-      <w:r>
         <w:tab/>
       </w:r>
       <w:r>
@@ -3931,7 +4342,7 @@
           <w:rPr>
             <w:noProof/>
           </w:rPr>
-          <w:instrText>28</w:instrText>
+          <w:instrText>23</w:instrText>
         </w:r>
       </w:fldSimple>
       <w:r>
@@ -3943,7 +4354,24 @@
     </w:p>
     <w:p>
       <w:r>
-        <w:t>The residual in this case can be written as,</w:t>
+        <w:t xml:space="preserve">Consider the case, where </w:t>
+      </w:r>
+      <w:r>
+        <w:t xml:space="preserve">the diffusivity </w:t>
+      </w:r>
+      <w:r>
+        <w:t xml:space="preserve">is isotropic </w:t>
+      </w:r>
+      <w:proofErr w:type="gramStart"/>
+      <w:r>
+        <w:t xml:space="preserve">and </w:t>
+      </w:r>
+      <w:r>
+        <w:t>also</w:t>
+      </w:r>
+      <w:proofErr w:type="gramEnd"/>
+      <w:r>
+        <w:t xml:space="preserve"> a function of the concentration, </w:t>
       </w:r>
     </w:p>
     <w:p>
@@ -3955,19 +4383,16 @@
       </w:r>
       <w:r>
         <w:rPr>
-          <w:position w:val="-14"/>
-        </w:rPr>
-        <w:object w:dxaOrig="7320" w:dyaOrig="400" w14:anchorId="1406EBE3">
-          <v:shape id="_x0000_i1065" type="#_x0000_t75" style="width:366.45pt;height:19.95pt" o:ole="">
+          <w:position w:val="-18"/>
+        </w:rPr>
+        <w:object w:dxaOrig="1939" w:dyaOrig="480" w14:anchorId="6EF11F76">
+          <v:shape id="_x0000_i1062" type="#_x0000_t75" style="width:93.5pt;height:21.5pt" o:ole="">
             <v:imagedata r:id="rId86" o:title=""/>
           </v:shape>
-          <o:OLEObject Type="Embed" ProgID="Equation.DSMT4" ShapeID="_x0000_i1065" DrawAspect="Content" ObjectID="_1835435928" r:id="rId87"/>
+          <o:OLEObject Type="Embed" ProgID="Equation.DSMT4" ShapeID="_x0000_i1062" DrawAspect="Content" ObjectID="_1836461543" r:id="rId87"/>
         </w:object>
       </w:r>
       <w:r>
-        <w:t xml:space="preserve"> </w:t>
-      </w:r>
-      <w:r>
         <w:tab/>
       </w:r>
       <w:r>
@@ -4004,7 +4429,7 @@
           <w:rPr>
             <w:noProof/>
           </w:rPr>
-          <w:instrText>29</w:instrText>
+          <w:instrText>24</w:instrText>
         </w:r>
       </w:fldSimple>
       <w:r>
@@ -4016,120 +4441,21 @@
     </w:p>
     <w:p>
       <w:r>
-        <w:t>It follows that the stiffness matrix is given by,</w:t>
-      </w:r>
-    </w:p>
-    <w:p>
-      <w:pPr>
-        <w:pStyle w:val="MTDisplayEquation"/>
-      </w:pPr>
-      <w:r>
-        <w:tab/>
-      </w:r>
-      <w:r>
-        <w:rPr>
-          <w:position w:val="-28"/>
-        </w:rPr>
-        <w:object w:dxaOrig="2299" w:dyaOrig="680" w14:anchorId="689427DF">
-          <v:shape id="_x0000_i1066" type="#_x0000_t75" style="width:115pt;height:33.95pt" o:ole="">
+        <w:t xml:space="preserve">Here, </w:t>
+      </w:r>
+      <w:r>
+        <w:rPr>
+          <w:position w:val="-18"/>
+        </w:rPr>
+        <w:object w:dxaOrig="780" w:dyaOrig="480" w14:anchorId="2E916C2F">
+          <v:shape id="_x0000_i1063" type="#_x0000_t75" style="width:36pt;height:21.5pt" o:ole="">
             <v:imagedata r:id="rId88" o:title=""/>
           </v:shape>
-          <o:OLEObject Type="Embed" ProgID="Equation.DSMT4" ShapeID="_x0000_i1066" DrawAspect="Content" ObjectID="_1835435929" r:id="rId89"/>
+          <o:OLEObject Type="Embed" ProgID="Equation.DSMT4" ShapeID="_x0000_i1063" DrawAspect="Content" ObjectID="_1836461544" r:id="rId89"/>
         </w:object>
       </w:r>
       <w:r>
-        <w:t xml:space="preserve"> </w:t>
-      </w:r>
-      <w:r>
-        <w:tab/>
-      </w:r>
-      <w:r>
-        <w:fldChar w:fldCharType="begin"/>
-      </w:r>
-      <w:r>
-        <w:instrText xml:space="preserve"> MACROBUTTON MTPlaceRef \* MERGEFORMAT </w:instrText>
-      </w:r>
-      <w:r>
-        <w:fldChar w:fldCharType="begin"/>
-      </w:r>
-      <w:r>
-        <w:instrText xml:space="preserve"> SEQ MTEqn \h \* MERGEFORMAT </w:instrText>
-      </w:r>
-      <w:r>
-        <w:fldChar w:fldCharType="end"/>
-      </w:r>
-      <w:r>
-        <w:instrText>(</w:instrText>
-      </w:r>
-      <w:fldSimple w:instr=" SEQ MTSec \c \* Arabic \* MERGEFORMAT ">
-        <w:r>
-          <w:rPr>
-            <w:noProof/>
-          </w:rPr>
-          <w:instrText>1</w:instrText>
-        </w:r>
-      </w:fldSimple>
-      <w:r>
-        <w:instrText>.</w:instrText>
-      </w:r>
-      <w:fldSimple w:instr=" SEQ MTEqn \c \* Arabic \* MERGEFORMAT ">
-        <w:r>
-          <w:rPr>
-            <w:noProof/>
-          </w:rPr>
-          <w:instrText>30</w:instrText>
-        </w:r>
-      </w:fldSimple>
-      <w:r>
-        <w:instrText>)</w:instrText>
-      </w:r>
-      <w:r>
-        <w:fldChar w:fldCharType="end"/>
-      </w:r>
-    </w:p>
-    <w:p>
-      <w:pPr>
-        <w:pStyle w:val="Heading2"/>
-      </w:pPr>
-      <w:bookmarkStart w:id="8" w:name="_Toc499114269"/>
-      <w:r>
-        <w:t>Chemical reactions</w:t>
-      </w:r>
-      <w:bookmarkEnd w:id="8"/>
-    </w:p>
-    <w:p>
-      <w:r>
-        <w:t>Thus far</w:t>
-      </w:r>
-      <w:r>
-        <w:t>,</w:t>
-      </w:r>
-      <w:r>
-        <w:t xml:space="preserve"> </w:t>
-      </w:r>
-      <w:r>
-        <w:rPr>
-          <w:b/>
-        </w:rPr>
-        <w:t>F</w:t>
-      </w:r>
-      <w:r>
-        <w:t xml:space="preserve"> remained unspecified, or better </w:t>
-      </w:r>
-      <w:r>
-        <w:rPr>
-          <w:i/>
-        </w:rPr>
-        <w:t>R</w:t>
-      </w:r>
-      <w:r>
-        <w:t xml:space="preserve">. We look now at the specific form this function takes when considering chemical reactions. </w:t>
-      </w:r>
-    </w:p>
-    <w:p/>
-    <w:p>
-      <w:r>
-        <w:t>For a reaction of the type</w:t>
+        <w:t>is a scalar function of the concentration. Then,</w:t>
       </w:r>
     </w:p>
     <w:p>
@@ -4141,68 +4467,112 @@
       </w:r>
       <w:r>
         <w:rPr>
-          <w:position w:val="-6"/>
-        </w:rPr>
-        <w:object w:dxaOrig="1939" w:dyaOrig="279" w14:anchorId="16CA8FFF">
-          <v:shape id="_x0000_i1067" type="#_x0000_t75" style="width:96.85pt;height:13.45pt" o:ole="">
+          <w:position w:val="-28"/>
+        </w:rPr>
+        <w:object w:dxaOrig="4800" w:dyaOrig="720" w14:anchorId="21872280">
+          <v:shape id="_x0000_i1064" type="#_x0000_t75" style="width:237.5pt;height:36pt" o:ole="">
             <v:imagedata r:id="rId90" o:title=""/>
           </v:shape>
-          <o:OLEObject Type="Embed" ProgID="Equation.DSMT4" ShapeID="_x0000_i1067" DrawAspect="Content" ObjectID="_1835435930" r:id="rId91"/>
+          <o:OLEObject Type="Embed" ProgID="Equation.DSMT4" ShapeID="_x0000_i1064" DrawAspect="Content" ObjectID="_1836461545" r:id="rId91"/>
         </w:object>
       </w:r>
       <w:r>
+        <w:tab/>
+      </w:r>
+      <w:r>
+        <w:fldChar w:fldCharType="begin"/>
+      </w:r>
+      <w:r>
+        <w:instrText xml:space="preserve"> MACROBUTTON MTPlaceRef \* MERGEFORMAT </w:instrText>
+      </w:r>
+      <w:r>
+        <w:fldChar w:fldCharType="begin"/>
+      </w:r>
+      <w:r>
+        <w:instrText xml:space="preserve"> SEQ MTEqn \h \* MERGEFORMAT </w:instrText>
+      </w:r>
+      <w:r>
+        <w:fldChar w:fldCharType="end"/>
+      </w:r>
+      <w:r>
+        <w:instrText>(</w:instrText>
+      </w:r>
+      <w:fldSimple w:instr=" SEQ MTSec \c \* Arabic \* MERGEFORMAT ">
+        <w:r>
+          <w:rPr>
+            <w:noProof/>
+          </w:rPr>
+          <w:instrText>1</w:instrText>
+        </w:r>
+      </w:fldSimple>
+      <w:r>
+        <w:instrText>.</w:instrText>
+      </w:r>
+      <w:fldSimple w:instr=" SEQ MTEqn \c \* Arabic \* MERGEFORMAT ">
+        <w:r>
+          <w:rPr>
+            <w:noProof/>
+          </w:rPr>
+          <w:instrText>25</w:instrText>
+        </w:r>
+      </w:fldSimple>
+      <w:r>
+        <w:instrText>)</w:instrText>
+      </w:r>
+      <w:r>
+        <w:fldChar w:fldCharType="end"/>
+      </w:r>
+    </w:p>
+    <w:p/>
+    <w:p>
+      <w:pPr>
+        <w:pStyle w:val="Heading2"/>
+      </w:pPr>
+      <w:bookmarkStart w:id="8" w:name="_Toc225519239"/>
+      <w:r>
+        <w:t>Chemical reactions</w:t>
+      </w:r>
+      <w:bookmarkEnd w:id="8"/>
+    </w:p>
+    <w:p>
+      <w:r>
+        <w:t>Thus far</w:t>
+      </w:r>
+      <w:r>
+        <w:t>,</w:t>
+      </w:r>
+      <w:r>
         <w:t xml:space="preserve"> </w:t>
       </w:r>
       <w:r>
-        <w:tab/>
-      </w:r>
-      <w:r>
-        <w:fldChar w:fldCharType="begin"/>
-      </w:r>
-      <w:r>
-        <w:instrText xml:space="preserve"> MACROBUTTON MTPlaceRef \* MERGEFORMAT </w:instrText>
-      </w:r>
-      <w:r>
-        <w:fldChar w:fldCharType="begin"/>
-      </w:r>
-      <w:r>
-        <w:instrText xml:space="preserve"> SEQ MTEqn \h \* MERGEFORMAT </w:instrText>
-      </w:r>
-      <w:r>
-        <w:fldChar w:fldCharType="end"/>
-      </w:r>
-      <w:r>
-        <w:instrText>(</w:instrText>
-      </w:r>
-      <w:fldSimple w:instr=" SEQ MTSec \c \* Arabic \* MERGEFORMAT ">
-        <w:r>
-          <w:rPr>
-            <w:noProof/>
-          </w:rPr>
-          <w:instrText>1</w:instrText>
-        </w:r>
-      </w:fldSimple>
-      <w:r>
-        <w:instrText>.</w:instrText>
-      </w:r>
-      <w:fldSimple w:instr=" SEQ MTEqn \c \* Arabic \* MERGEFORMAT ">
-        <w:r>
-          <w:rPr>
-            <w:noProof/>
-          </w:rPr>
-          <w:instrText>31</w:instrText>
-        </w:r>
-      </w:fldSimple>
-      <w:r>
-        <w:instrText>)</w:instrText>
-      </w:r>
-      <w:r>
-        <w:fldChar w:fldCharType="end"/>
-      </w:r>
-    </w:p>
-    <w:p>
-      <w:r>
-        <w:t>The reaction rate is given by</w:t>
+        <w:rPr>
+          <w:b/>
+        </w:rPr>
+        <w:t>F</w:t>
+      </w:r>
+      <w:r>
+        <w:t xml:space="preserve"> remained unspecified, or better </w:t>
+      </w:r>
+      <w:r>
+        <w:rPr>
+          <w:i/>
+        </w:rPr>
+        <w:t>R</w:t>
+      </w:r>
+      <w:r>
+        <w:t xml:space="preserve">. We look now at the specific form this function takes when considering chemical reactions. </w:t>
+      </w:r>
+    </w:p>
+    <w:p/>
+    <w:p>
+      <w:r>
+        <w:t xml:space="preserve">Consider </w:t>
+      </w:r>
+      <w:r>
+        <w:t>a reaction of the type</w:t>
+      </w:r>
+      <w:r>
+        <w:t>,</w:t>
       </w:r>
     </w:p>
     <w:p>
@@ -4214,13 +4584,13 @@
       </w:r>
       <w:r>
         <w:rPr>
-          <w:position w:val="-24"/>
-        </w:rPr>
-        <w:object w:dxaOrig="3519" w:dyaOrig="620" w14:anchorId="7402F862">
-          <v:shape id="_x0000_i1068" type="#_x0000_t75" style="width:176.35pt;height:31.1pt" o:ole="">
+          <w:position w:val="-6"/>
+        </w:rPr>
+        <w:object w:dxaOrig="1939" w:dyaOrig="279" w14:anchorId="16CA8FFF">
+          <v:shape id="_x0000_i1065" type="#_x0000_t75" style="width:93.5pt;height:14.5pt" o:ole="">
             <v:imagedata r:id="rId92" o:title=""/>
           </v:shape>
-          <o:OLEObject Type="Embed" ProgID="Equation.DSMT4" ShapeID="_x0000_i1068" DrawAspect="Content" ObjectID="_1835435931" r:id="rId93"/>
+          <o:OLEObject Type="Embed" ProgID="Equation.DSMT4" ShapeID="_x0000_i1065" DrawAspect="Content" ObjectID="_1836461546" r:id="rId93"/>
         </w:object>
       </w:r>
       <w:r>
@@ -4263,7 +4633,7 @@
           <w:rPr>
             <w:noProof/>
           </w:rPr>
-          <w:instrText>32</w:instrText>
+          <w:instrText>26</w:instrText>
         </w:r>
       </w:fldSimple>
       <w:r>
@@ -4275,7 +4645,84 @@
     </w:p>
     <w:p>
       <w:r>
-        <w:t>The rate is proportional to the concentrations of the reactants.</w:t>
+        <w:t xml:space="preserve">Here, A, B, C, and </w:t>
+      </w:r>
+      <w:proofErr w:type="spellStart"/>
+      <w:r>
+        <w:t>D are</w:t>
+      </w:r>
+      <w:proofErr w:type="spellEnd"/>
+      <w:r>
+        <w:t xml:space="preserve"> the </w:t>
+      </w:r>
+      <w:proofErr w:type="gramStart"/>
+      <w:r>
+        <w:t>name</w:t>
+      </w:r>
+      <w:proofErr w:type="gramEnd"/>
+      <w:r>
+        <w:t xml:space="preserve"> of the reacting species, and </w:t>
+      </w:r>
+      <w:r>
+        <w:rPr>
+          <w:i/>
+          <w:iCs/>
+        </w:rPr>
+        <w:t>a</w:t>
+      </w:r>
+      <w:r>
+        <w:t xml:space="preserve">, </w:t>
+      </w:r>
+      <w:r>
+        <w:rPr>
+          <w:i/>
+          <w:iCs/>
+        </w:rPr>
+        <w:t>b</w:t>
+      </w:r>
+      <w:r>
+        <w:t xml:space="preserve">, </w:t>
+      </w:r>
+      <w:r>
+        <w:rPr>
+          <w:i/>
+          <w:iCs/>
+        </w:rPr>
+        <w:t>c</w:t>
+      </w:r>
+      <w:r>
+        <w:t xml:space="preserve">, </w:t>
+      </w:r>
+      <w:r>
+        <w:rPr>
+          <w:i/>
+          <w:iCs/>
+        </w:rPr>
+        <w:t>d</w:t>
+      </w:r>
+      <w:r>
+        <w:t xml:space="preserve"> are the stoichiometric coefficients. </w:t>
+      </w:r>
+    </w:p>
+    <w:p>
+      <w:r>
+        <w:t xml:space="preserve">The reaction rate </w:t>
+      </w:r>
+      <w:r>
+        <w:rPr>
+          <w:i/>
+          <w:iCs/>
+        </w:rPr>
+        <w:t>r</w:t>
+      </w:r>
+      <w:r>
+        <w:t xml:space="preserve"> </w:t>
+      </w:r>
+      <w:r>
+        <w:t>is</w:t>
+      </w:r>
+      <w:r>
+        <w:t xml:space="preserve"> given by</w:t>
       </w:r>
     </w:p>
     <w:p>
@@ -4287,13 +4734,13 @@
       </w:r>
       <w:r>
         <w:rPr>
-          <w:position w:val="-6"/>
-        </w:rPr>
-        <w:object w:dxaOrig="1040" w:dyaOrig="320" w14:anchorId="30FFC422">
-          <v:shape id="_x0000_i1069" type="#_x0000_t75" style="width:51.55pt;height:16.05pt" o:ole="">
+          <w:position w:val="-24"/>
+        </w:rPr>
+        <w:object w:dxaOrig="3519" w:dyaOrig="620" w14:anchorId="7402F862">
+          <v:shape id="_x0000_i1066" type="#_x0000_t75" style="width:172.75pt;height:28.75pt" o:ole="">
             <v:imagedata r:id="rId94" o:title=""/>
           </v:shape>
-          <o:OLEObject Type="Embed" ProgID="Equation.DSMT4" ShapeID="_x0000_i1069" DrawAspect="Content" ObjectID="_1835435932" r:id="rId95"/>
+          <o:OLEObject Type="Embed" ProgID="Equation.DSMT4" ShapeID="_x0000_i1066" DrawAspect="Content" ObjectID="_1836461547" r:id="rId95"/>
         </w:object>
       </w:r>
       <w:r>
@@ -4336,7 +4783,7 @@
           <w:rPr>
             <w:noProof/>
           </w:rPr>
-          <w:instrText>33</w:instrText>
+          <w:instrText>27</w:instrText>
         </w:r>
       </w:fldSimple>
       <w:r>
@@ -4348,32 +4795,42 @@
     </w:p>
     <w:p>
       <w:r>
-        <w:t xml:space="preserve">The </w:t>
+        <w:t>The rate is proportional to the concentrations of the reactants.</w:t>
+      </w:r>
+      <w:r>
+        <w:t xml:space="preserve"> The functional form of </w:t>
+      </w:r>
+      <w:r>
+        <w:rPr>
+          <w:i/>
+          <w:iCs/>
+        </w:rPr>
+        <w:t xml:space="preserve">r </w:t>
+      </w:r>
+      <w:r>
+        <w:t xml:space="preserve">will depend on the type of reactions considered. For example, for many chemical reactions, the law of mass action </w:t>
       </w:r>
       <w:proofErr w:type="gramStart"/>
       <w:r>
-        <w:t xml:space="preserve">factor </w:t>
+        <w:t xml:space="preserve">requires </w:t>
       </w:r>
       <w:r>
         <w:rPr>
           <w:i/>
-        </w:rPr>
-        <w:t>k</w:t>
+          <w:iCs/>
+        </w:rPr>
+        <w:t>r</w:t>
       </w:r>
       <w:proofErr w:type="gramEnd"/>
       <w:r>
         <w:rPr>
           <w:i/>
+          <w:iCs/>
         </w:rPr>
         <w:t xml:space="preserve"> </w:t>
       </w:r>
       <w:r>
-        <w:t xml:space="preserve">is the rate constant and only depends on temperature (Arrhenius rule). In single-step reactions, the exponents are taken to be the stoichiometric coefficient. </w:t>
-      </w:r>
-    </w:p>
-    <w:p>
-      <w:r>
-        <w:t>A general chemical reaction is specified as,</w:t>
+        <w:t>to take on the following form,</w:t>
       </w:r>
     </w:p>
     <w:p>
@@ -4385,13 +4842,13 @@
       </w:r>
       <w:r>
         <w:rPr>
-          <w:position w:val="-28"/>
-        </w:rPr>
-        <w:object w:dxaOrig="1920" w:dyaOrig="700" w14:anchorId="5F1421FE">
-          <v:shape id="_x0000_i1070" type="#_x0000_t75" style="width:96.1pt;height:35.5pt" o:ole="">
+          <w:position w:val="-6"/>
+        </w:rPr>
+        <w:object w:dxaOrig="1040" w:dyaOrig="320" w14:anchorId="30FFC422">
+          <v:shape id="_x0000_i1067" type="#_x0000_t75" style="width:50.5pt;height:14.5pt" o:ole="">
             <v:imagedata r:id="rId96" o:title=""/>
           </v:shape>
-          <o:OLEObject Type="Embed" ProgID="Equation.DSMT4" ShapeID="_x0000_i1070" DrawAspect="Content" ObjectID="_1835435933" r:id="rId97"/>
+          <o:OLEObject Type="Embed" ProgID="Equation.DSMT4" ShapeID="_x0000_i1067" DrawAspect="Content" ObjectID="_1836461548" r:id="rId97"/>
         </w:object>
       </w:r>
       <w:r>
@@ -4434,7 +4891,151 @@
           <w:rPr>
             <w:noProof/>
           </w:rPr>
-          <w:instrText>34</w:instrText>
+          <w:instrText>28</w:instrText>
+        </w:r>
+      </w:fldSimple>
+      <w:r>
+        <w:instrText>)</w:instrText>
+      </w:r>
+      <w:r>
+        <w:fldChar w:fldCharType="end"/>
+      </w:r>
+    </w:p>
+    <w:p>
+      <w:r>
+        <w:t xml:space="preserve">The </w:t>
+      </w:r>
+      <w:proofErr w:type="gramStart"/>
+      <w:r>
+        <w:t xml:space="preserve">factor </w:t>
+      </w:r>
+      <w:r>
+        <w:rPr>
+          <w:i/>
+        </w:rPr>
+        <w:t>k</w:t>
+      </w:r>
+      <w:proofErr w:type="gramEnd"/>
+      <w:r>
+        <w:rPr>
+          <w:i/>
+        </w:rPr>
+        <w:t xml:space="preserve"> </w:t>
+      </w:r>
+      <w:r>
+        <w:t xml:space="preserve">is the rate constant and only depends on temperature (Arrhenius rule). </w:t>
+      </w:r>
+      <w:r>
+        <w:t xml:space="preserve">In </w:t>
+      </w:r>
+      <w:proofErr w:type="gramStart"/>
+      <w:r>
+        <w:t>general</w:t>
+      </w:r>
+      <w:proofErr w:type="gramEnd"/>
+      <w:r>
+        <w:t xml:space="preserve"> the exponents </w:t>
+      </w:r>
+      <w:r>
+        <w:rPr>
+          <w:i/>
+          <w:iCs/>
+        </w:rPr>
+        <w:t xml:space="preserve">m </w:t>
+      </w:r>
+      <w:r>
+        <w:t xml:space="preserve">and </w:t>
+      </w:r>
+      <w:r>
+        <w:rPr>
+          <w:i/>
+          <w:iCs/>
+        </w:rPr>
+        <w:t xml:space="preserve">n </w:t>
+      </w:r>
+      <w:r>
+        <w:t>are determined experimentally, but i</w:t>
+      </w:r>
+      <w:r>
+        <w:t xml:space="preserve">n single-step reactions, the exponents are </w:t>
+      </w:r>
+      <w:r>
+        <w:t xml:space="preserve">often </w:t>
+      </w:r>
+      <w:r>
+        <w:t>taken to be the stoichiometric coefficient</w:t>
+      </w:r>
+      <w:r>
+        <w:t>s</w:t>
+      </w:r>
+      <w:r>
+        <w:t xml:space="preserve">. </w:t>
+      </w:r>
+    </w:p>
+    <w:p>
+      <w:r>
+        <w:t>A general chemical reaction is specified as,</w:t>
+      </w:r>
+    </w:p>
+    <w:p>
+      <w:pPr>
+        <w:pStyle w:val="MTDisplayEquation"/>
+      </w:pPr>
+      <w:r>
+        <w:tab/>
+      </w:r>
+      <w:r>
+        <w:rPr>
+          <w:position w:val="-28"/>
+        </w:rPr>
+        <w:object w:dxaOrig="1920" w:dyaOrig="700" w14:anchorId="5F1421FE">
+          <v:shape id="_x0000_i1068" type="#_x0000_t75" style="width:93.5pt;height:36pt" o:ole="">
+            <v:imagedata r:id="rId98" o:title=""/>
+          </v:shape>
+          <o:OLEObject Type="Embed" ProgID="Equation.DSMT4" ShapeID="_x0000_i1068" DrawAspect="Content" ObjectID="_1836461549" r:id="rId99"/>
+        </w:object>
+      </w:r>
+      <w:r>
+        <w:t xml:space="preserve"> </w:t>
+      </w:r>
+      <w:r>
+        <w:tab/>
+      </w:r>
+      <w:r>
+        <w:fldChar w:fldCharType="begin"/>
+      </w:r>
+      <w:r>
+        <w:instrText xml:space="preserve"> MACROBUTTON MTPlaceRef \* MERGEFORMAT </w:instrText>
+      </w:r>
+      <w:r>
+        <w:fldChar w:fldCharType="begin"/>
+      </w:r>
+      <w:r>
+        <w:instrText xml:space="preserve"> SEQ MTEqn \h \* MERGEFORMAT </w:instrText>
+      </w:r>
+      <w:r>
+        <w:fldChar w:fldCharType="end"/>
+      </w:r>
+      <w:r>
+        <w:instrText>(</w:instrText>
+      </w:r>
+      <w:fldSimple w:instr=" SEQ MTSec \c \* Arabic \* MERGEFORMAT ">
+        <w:r>
+          <w:rPr>
+            <w:noProof/>
+          </w:rPr>
+          <w:instrText>1</w:instrText>
+        </w:r>
+      </w:fldSimple>
+      <w:r>
+        <w:instrText>.</w:instrText>
+      </w:r>
+      <w:fldSimple w:instr=" SEQ MTEqn \c \* Arabic \* MERGEFORMAT ">
+        <w:r>
+          <w:rPr>
+            <w:noProof/>
+          </w:rPr>
+          <w:instrText>29</w:instrText>
         </w:r>
       </w:fldSimple>
       <w:r>
@@ -4454,364 +5055,274 @@
           <w:position w:val="-12"/>
         </w:rPr>
         <w:object w:dxaOrig="340" w:dyaOrig="360" w14:anchorId="2268FEB8">
-          <v:shape id="_x0000_i1071" type="#_x0000_t75" style="width:17.1pt;height:18.15pt" o:ole="">
-            <v:imagedata r:id="rId98" o:title=""/>
-          </v:shape>
-          <o:OLEObject Type="Embed" ProgID="Equation.DSMT4" ShapeID="_x0000_i1071" DrawAspect="Content" ObjectID="_1835435934" r:id="rId99"/>
-        </w:object>
-      </w:r>
-      <w:r>
-        <w:t xml:space="preserve"> denotes the chemical species.</w:t>
-      </w:r>
-    </w:p>
-    <w:p>
-      <w:r>
-        <w:t xml:space="preserve">For chemical reactions, </w:t>
-      </w:r>
-      <w:r>
-        <w:rPr>
-          <w:b/>
-        </w:rPr>
-        <w:t>F</w:t>
-      </w:r>
-      <w:r>
-        <w:t xml:space="preserve"> takes on the following form.</w:t>
-      </w:r>
-    </w:p>
-    <w:p>
-      <w:pPr>
-        <w:pStyle w:val="MTDisplayEquation"/>
-      </w:pPr>
-      <w:r>
-        <w:tab/>
-      </w:r>
-      <w:r>
-        <w:rPr>
-          <w:position w:val="-30"/>
-        </w:rPr>
-        <w:object w:dxaOrig="1300" w:dyaOrig="700" w14:anchorId="31008C78">
-          <v:shape id="_x0000_i1072" type="#_x0000_t75" style="width:65pt;height:35.5pt" o:ole="">
+          <v:shape id="_x0000_i1069" type="#_x0000_t75" style="width:14.5pt;height:21.5pt" o:ole="">
             <v:imagedata r:id="rId100" o:title=""/>
           </v:shape>
-          <o:OLEObject Type="Embed" ProgID="Equation.DSMT4" ShapeID="_x0000_i1072" DrawAspect="Content" ObjectID="_1835435935" r:id="rId101"/>
+          <o:OLEObject Type="Embed" ProgID="Equation.DSMT4" ShapeID="_x0000_i1069" DrawAspect="Content" ObjectID="_1836461550" r:id="rId101"/>
         </w:object>
       </w:r>
       <w:r>
-        <w:t xml:space="preserve"> </w:t>
-      </w:r>
-      <w:r>
-        <w:tab/>
-      </w:r>
-      <w:r>
-        <w:fldChar w:fldCharType="begin"/>
-      </w:r>
-      <w:r>
-        <w:instrText xml:space="preserve"> MACROBUTTON MTPlaceRef \* MERGEFORMAT </w:instrText>
-      </w:r>
-      <w:r>
-        <w:fldChar w:fldCharType="begin"/>
-      </w:r>
-      <w:r>
-        <w:instrText xml:space="preserve"> SEQ MTEqn \h \* MERGEFORMAT </w:instrText>
-      </w:r>
-      <w:r>
-        <w:fldChar w:fldCharType="end"/>
-      </w:r>
-      <w:r>
-        <w:instrText>(</w:instrText>
-      </w:r>
-      <w:fldSimple w:instr=" SEQ MTSec \c \* Arabic \* MERGEFORMAT ">
-        <w:r>
-          <w:rPr>
-            <w:noProof/>
-          </w:rPr>
-          <w:instrText>1</w:instrText>
-        </w:r>
-      </w:fldSimple>
-      <w:r>
-        <w:instrText>.</w:instrText>
-      </w:r>
-      <w:fldSimple w:instr=" SEQ MTEqn \c \* Arabic \* MERGEFORMAT ">
-        <w:r>
-          <w:rPr>
-            <w:noProof/>
-          </w:rPr>
-          <w:instrText>35</w:instrText>
-        </w:r>
-      </w:fldSimple>
-      <w:r>
-        <w:instrText>)</w:instrText>
-      </w:r>
-      <w:r>
-        <w:fldChar w:fldCharType="end"/>
-      </w:r>
-    </w:p>
-    <w:p>
-      <w:r>
-        <w:t>Here, the sum is over</w:t>
+        <w:t xml:space="preserve"> denotes the chemical species.</w:t>
+      </w:r>
+    </w:p>
+    <w:p>
+      <w:r>
+        <w:t xml:space="preserve">For chemical reactions, </w:t>
       </w:r>
       <w:r>
         <w:rPr>
           <w:i/>
-        </w:rPr>
-        <w:t xml:space="preserve"> J </w:t>
-      </w:r>
-      <w:r>
-        <w:t xml:space="preserve">reactions and </w:t>
-      </w:r>
-      <w:r>
-        <w:rPr>
-          <w:position w:val="-14"/>
-        </w:rPr>
-        <w:object w:dxaOrig="1120" w:dyaOrig="380" w14:anchorId="7D19B733">
-          <v:shape id="_x0000_i1073" type="#_x0000_t75" style="width:55.95pt;height:18.9pt" o:ole="">
+          <w:iCs/>
+        </w:rPr>
+        <w:t>R</w:t>
+      </w:r>
+      <w:r>
+        <w:t xml:space="preserve"> takes on the following form.</w:t>
+      </w:r>
+    </w:p>
+    <w:p>
+      <w:pPr>
+        <w:pStyle w:val="MTDisplayEquation"/>
+      </w:pPr>
+      <w:r>
+        <w:tab/>
+      </w:r>
+      <w:r>
+        <w:rPr>
+          <w:position w:val="-30"/>
+        </w:rPr>
+        <w:object w:dxaOrig="1300" w:dyaOrig="700" w14:anchorId="31008C78">
+          <v:shape id="_x0000_i1070" type="#_x0000_t75" style="width:64.75pt;height:36pt" o:ole="">
             <v:imagedata r:id="rId102" o:title=""/>
           </v:shape>
-          <o:OLEObject Type="Embed" ProgID="Equation.DSMT4" ShapeID="_x0000_i1073" DrawAspect="Content" ObjectID="_1835435936" r:id="rId103"/>
+          <o:OLEObject Type="Embed" ProgID="Equation.DSMT4" ShapeID="_x0000_i1070" DrawAspect="Content" ObjectID="_1836461551" r:id="rId103"/>
         </w:object>
       </w:r>
       <w:r>
         <w:t xml:space="preserve"> </w:t>
       </w:r>
-      <w:proofErr w:type="spellStart"/>
-      <w:r>
-        <w:t>and</w:t>
-      </w:r>
-      <w:proofErr w:type="spellEnd"/>
-      <w:r>
-        <w:t xml:space="preserve">, </w:t>
-      </w:r>
-    </w:p>
-    <w:p>
-      <w:pPr>
-        <w:pStyle w:val="MTDisplayEquation"/>
-      </w:pPr>
-      <w:r>
-        <w:tab/>
-      </w:r>
-      <w:r>
-        <w:rPr>
-          <w:position w:val="-28"/>
-        </w:rPr>
-        <w:object w:dxaOrig="1719" w:dyaOrig="680" w14:anchorId="5E961709">
-          <v:shape id="_x0000_i1074" type="#_x0000_t75" style="width:85.45pt;height:33.95pt" o:ole="">
+      <w:r>
+        <w:tab/>
+      </w:r>
+      <w:r>
+        <w:fldChar w:fldCharType="begin"/>
+      </w:r>
+      <w:r>
+        <w:instrText xml:space="preserve"> MACROBUTTON MTPlaceRef \* MERGEFORMAT </w:instrText>
+      </w:r>
+      <w:r>
+        <w:fldChar w:fldCharType="begin"/>
+      </w:r>
+      <w:r>
+        <w:instrText xml:space="preserve"> SEQ MTEqn \h \* MERGEFORMAT </w:instrText>
+      </w:r>
+      <w:r>
+        <w:fldChar w:fldCharType="end"/>
+      </w:r>
+      <w:r>
+        <w:instrText>(</w:instrText>
+      </w:r>
+      <w:fldSimple w:instr=" SEQ MTSec \c \* Arabic \* MERGEFORMAT ">
+        <w:r>
+          <w:rPr>
+            <w:noProof/>
+          </w:rPr>
+          <w:instrText>1</w:instrText>
+        </w:r>
+      </w:fldSimple>
+      <w:r>
+        <w:instrText>.</w:instrText>
+      </w:r>
+      <w:fldSimple w:instr=" SEQ MTEqn \c \* Arabic \* MERGEFORMAT ">
+        <w:r>
+          <w:rPr>
+            <w:noProof/>
+          </w:rPr>
+          <w:instrText>30</w:instrText>
+        </w:r>
+      </w:fldSimple>
+      <w:r>
+        <w:instrText>)</w:instrText>
+      </w:r>
+      <w:r>
+        <w:fldChar w:fldCharType="end"/>
+      </w:r>
+    </w:p>
+    <w:p>
+      <w:r>
+        <w:t>Here, the sum is over</w:t>
+      </w:r>
+      <w:r>
+        <w:rPr>
+          <w:i/>
+        </w:rPr>
+        <w:t xml:space="preserve"> J </w:t>
+      </w:r>
+      <w:r>
+        <w:t xml:space="preserve">reactions and </w:t>
+      </w:r>
+      <w:r>
+        <w:rPr>
+          <w:position w:val="-14"/>
+        </w:rPr>
+        <w:object w:dxaOrig="1120" w:dyaOrig="380" w14:anchorId="7D19B733">
+          <v:shape id="_x0000_i1071" type="#_x0000_t75" style="width:57.5pt;height:21.5pt" o:ole="">
             <v:imagedata r:id="rId104" o:title=""/>
           </v:shape>
-          <o:OLEObject Type="Embed" ProgID="Equation.DSMT4" ShapeID="_x0000_i1074" DrawAspect="Content" ObjectID="_1835435937" r:id="rId105"/>
+          <o:OLEObject Type="Embed" ProgID="Equation.DSMT4" ShapeID="_x0000_i1071" DrawAspect="Content" ObjectID="_1836461552" r:id="rId105"/>
         </w:object>
       </w:r>
       <w:r>
         <w:t xml:space="preserve"> </w:t>
       </w:r>
-      <w:r>
-        <w:tab/>
-      </w:r>
-      <w:r>
-        <w:fldChar w:fldCharType="begin"/>
-      </w:r>
-      <w:r>
-        <w:instrText xml:space="preserve"> MACROBUTTON MTPlaceRef \* MERGEFORMAT </w:instrText>
-      </w:r>
-      <w:r>
-        <w:fldChar w:fldCharType="begin"/>
-      </w:r>
-      <w:r>
-        <w:instrText xml:space="preserve"> SEQ MTEqn \h \* MERGEFORMAT </w:instrText>
-      </w:r>
-      <w:r>
-        <w:fldChar w:fldCharType="end"/>
-      </w:r>
-      <w:r>
-        <w:instrText>(</w:instrText>
-      </w:r>
-      <w:fldSimple w:instr=" SEQ MTSec \c \* Arabic \* MERGEFORMAT ">
-        <w:r>
-          <w:rPr>
-            <w:noProof/>
-          </w:rPr>
-          <w:instrText>1</w:instrText>
-        </w:r>
-      </w:fldSimple>
-      <w:r>
-        <w:instrText>.</w:instrText>
-      </w:r>
-      <w:fldSimple w:instr=" SEQ MTEqn \c \* Arabic \* MERGEFORMAT ">
-        <w:r>
-          <w:rPr>
-            <w:noProof/>
-          </w:rPr>
-          <w:instrText>36</w:instrText>
-        </w:r>
-      </w:fldSimple>
-      <w:r>
-        <w:instrText>)</w:instrText>
-      </w:r>
-      <w:r>
-        <w:fldChar w:fldCharType="end"/>
-      </w:r>
-    </w:p>
-    <w:p>
-      <w:pPr>
-        <w:rPr>
-          <w:color w:val="FF0000"/>
-        </w:rPr>
-      </w:pPr>
-      <w:proofErr w:type="gramStart"/>
-      <w:r>
-        <w:t>the</w:t>
-      </w:r>
-      <w:proofErr w:type="gramEnd"/>
-      <w:r>
-        <w:t xml:space="preserve"> reaction rate of reaction </w:t>
-      </w:r>
-      <w:r>
-        <w:rPr>
-          <w:i/>
-        </w:rPr>
-        <w:t>j</w:t>
-      </w:r>
-      <w:r>
-        <w:t>.</w:t>
-      </w:r>
-      <w:r>
-        <w:t xml:space="preserve"> Usually, the exponent is taken to be </w:t>
-      </w:r>
-      <w:r>
-        <w:rPr>
-          <w:position w:val="-14"/>
-        </w:rPr>
-        <w:object w:dxaOrig="760" w:dyaOrig="380" w14:anchorId="3EFEA9AF">
-          <v:shape id="_x0000_i1075" type="#_x0000_t75" style="width:38.05pt;height:18.9pt" o:ole="">
+      <w:proofErr w:type="spellStart"/>
+      <w:r>
+        <w:t>and</w:t>
+      </w:r>
+      <w:proofErr w:type="spellEnd"/>
+      <w:r>
+        <w:t xml:space="preserve">, </w:t>
+      </w:r>
+    </w:p>
+    <w:p>
+      <w:pPr>
+        <w:pStyle w:val="MTDisplayEquation"/>
+      </w:pPr>
+      <w:r>
+        <w:tab/>
+      </w:r>
+      <w:r>
+        <w:rPr>
+          <w:position w:val="-28"/>
+        </w:rPr>
+        <w:object w:dxaOrig="1719" w:dyaOrig="680" w14:anchorId="5E961709">
+          <v:shape id="_x0000_i1072" type="#_x0000_t75" style="width:86.5pt;height:36pt" o:ole="">
             <v:imagedata r:id="rId106" o:title=""/>
           </v:shape>
-          <o:OLEObject Type="Embed" ProgID="Equation.DSMT4" ShapeID="_x0000_i1075" DrawAspect="Content" ObjectID="_1835435938" r:id="rId107"/>
+          <o:OLEObject Type="Embed" ProgID="Equation.DSMT4" ShapeID="_x0000_i1072" DrawAspect="Content" ObjectID="_1836461553" r:id="rId107"/>
         </w:object>
       </w:r>
       <w:r>
-        <w:t>, as according to the law of mass action</w:t>
+        <w:t xml:space="preserve"> </w:t>
+      </w:r>
+      <w:r>
+        <w:tab/>
+      </w:r>
+      <w:r>
+        <w:fldChar w:fldCharType="begin"/>
+      </w:r>
+      <w:r>
+        <w:instrText xml:space="preserve"> MACROBUTTON MTPlaceRef \* MERGEFORMAT </w:instrText>
+      </w:r>
+      <w:r>
+        <w:fldChar w:fldCharType="begin"/>
+      </w:r>
+      <w:r>
+        <w:instrText xml:space="preserve"> SEQ MTEqn \h \* MERGEFORMAT </w:instrText>
+      </w:r>
+      <w:r>
+        <w:fldChar w:fldCharType="end"/>
+      </w:r>
+      <w:r>
+        <w:instrText>(</w:instrText>
+      </w:r>
+      <w:fldSimple w:instr=" SEQ MTSec \c \* Arabic \* MERGEFORMAT ">
+        <w:r>
+          <w:rPr>
+            <w:noProof/>
+          </w:rPr>
+          <w:instrText>1</w:instrText>
+        </w:r>
+      </w:fldSimple>
+      <w:r>
+        <w:instrText>.</w:instrText>
+      </w:r>
+      <w:fldSimple w:instr=" SEQ MTEqn \c \* Arabic \* MERGEFORMAT ">
+        <w:r>
+          <w:rPr>
+            <w:noProof/>
+          </w:rPr>
+          <w:instrText>31</w:instrText>
+        </w:r>
+      </w:fldSimple>
+      <w:r>
+        <w:instrText>)</w:instrText>
+      </w:r>
+      <w:r>
+        <w:fldChar w:fldCharType="end"/>
+      </w:r>
+    </w:p>
+    <w:p>
+      <w:pPr>
+        <w:rPr>
+          <w:color w:val="FF0000"/>
+        </w:rPr>
+      </w:pPr>
+      <w:proofErr w:type="gramStart"/>
+      <w:r>
+        <w:t>the</w:t>
+      </w:r>
+      <w:proofErr w:type="gramEnd"/>
+      <w:r>
+        <w:t xml:space="preserve"> reaction rate of reaction </w:t>
+      </w:r>
+      <w:r>
+        <w:rPr>
+          <w:i/>
+        </w:rPr>
+        <w:t>j</w:t>
       </w:r>
       <w:r>
         <w:t>.</w:t>
       </w:r>
       <w:r>
-        <w:rPr>
-          <w:color w:val="FF0000"/>
-        </w:rPr>
-        <w:t xml:space="preserve"> </w:t>
-      </w:r>
-      <w:r>
-        <w:rPr>
-          <w:color w:val="FF0000"/>
-        </w:rPr>
-        <w:t>(see “rate equation” on wiki)</w:t>
-      </w:r>
-    </w:p>
-    <w:p>
-      <w:r>
-        <w:t xml:space="preserve">Let’s evaluate the stiffness matrix for </w:t>
-      </w:r>
-      <w:r>
-        <w:rPr>
-          <w:b/>
-        </w:rPr>
-        <w:t>F</w:t>
-      </w:r>
-      <w:r>
-        <w:t>.</w:t>
-      </w:r>
-      <w:r>
-        <w:t xml:space="preserve"> </w:t>
-      </w:r>
-    </w:p>
-    <w:p>
-      <w:pPr>
-        <w:pStyle w:val="MTDisplayEquation"/>
-      </w:pPr>
-      <w:r>
-        <w:tab/>
-      </w:r>
-      <w:r>
-        <w:rPr>
-          <w:position w:val="-32"/>
-        </w:rPr>
-        <w:object w:dxaOrig="2500" w:dyaOrig="700" w14:anchorId="4AC06A40">
-          <v:shape id="_x0000_i1076" type="#_x0000_t75" style="width:125.1pt;height:35.5pt" o:ole="">
+        <w:t xml:space="preserve"> Usually, the exponent is taken to be </w:t>
+      </w:r>
+      <w:r>
+        <w:rPr>
+          <w:position w:val="-14"/>
+        </w:rPr>
+        <w:object w:dxaOrig="760" w:dyaOrig="380" w14:anchorId="3EFEA9AF">
+          <v:shape id="_x0000_i1073" type="#_x0000_t75" style="width:36pt;height:21.5pt" o:ole="">
             <v:imagedata r:id="rId108" o:title=""/>
           </v:shape>
-          <o:OLEObject Type="Embed" ProgID="Equation.DSMT4" ShapeID="_x0000_i1076" DrawAspect="Content" ObjectID="_1835435939" r:id="rId109"/>
+          <o:OLEObject Type="Embed" ProgID="Equation.DSMT4" ShapeID="_x0000_i1073" DrawAspect="Content" ObjectID="_1836461554" r:id="rId109"/>
         </w:object>
       </w:r>
       <w:r>
+        <w:t>, as according to the law of mass action</w:t>
+      </w:r>
+      <w:r>
+        <w:t>.</w:t>
+      </w:r>
+      <w:r>
+        <w:rPr>
+          <w:color w:val="FF0000"/>
+        </w:rPr>
         <w:t xml:space="preserve"> </w:t>
       </w:r>
       <w:r>
-        <w:tab/>
-      </w:r>
-      <w:r>
-        <w:fldChar w:fldCharType="begin"/>
-      </w:r>
-      <w:r>
-        <w:instrText xml:space="preserve"> MACROBUTTON MTPlaceRef \* MERGEFORMAT </w:instrText>
-      </w:r>
-      <w:r>
-        <w:fldChar w:fldCharType="begin"/>
-      </w:r>
-      <w:r>
-        <w:instrText xml:space="preserve"> SEQ MTEqn \h \* MERGEFORMAT </w:instrText>
-      </w:r>
-      <w:r>
-        <w:fldChar w:fldCharType="end"/>
-      </w:r>
-      <w:r>
-        <w:instrText>(</w:instrText>
-      </w:r>
-      <w:fldSimple w:instr=" SEQ MTSec \c \* Arabic \* MERGEFORMAT ">
-        <w:r>
-          <w:rPr>
-            <w:noProof/>
-          </w:rPr>
-          <w:instrText>1</w:instrText>
-        </w:r>
-      </w:fldSimple>
-      <w:r>
-        <w:instrText>.</w:instrText>
-      </w:r>
-      <w:fldSimple w:instr=" SEQ MTEqn \c \* Arabic \* MERGEFORMAT ">
-        <w:r>
-          <w:rPr>
-            <w:noProof/>
-          </w:rPr>
-          <w:instrText>37</w:instrText>
-        </w:r>
-      </w:fldSimple>
-      <w:r>
-        <w:instrText>)</w:instrText>
-      </w:r>
-      <w:r>
-        <w:fldChar w:fldCharType="end"/>
-      </w:r>
-    </w:p>
-    <w:p>
-      <w:r>
-        <w:t xml:space="preserve">Evaluating the derivative of </w:t>
-      </w:r>
-      <w:r>
-        <w:rPr>
-          <w:i/>
-        </w:rPr>
-        <w:t xml:space="preserve">R </w:t>
-      </w:r>
-      <w:r>
-        <w:t xml:space="preserve">with respect to degree of freedom </w:t>
-      </w:r>
-      <w:r>
-        <w:rPr>
-          <w:i/>
-        </w:rPr>
-        <w:t>q</w:t>
-      </w:r>
-      <w:r>
-        <w:t>, we find,</w:t>
+        <w:rPr>
+          <w:color w:val="FF0000"/>
+        </w:rPr>
+        <w:t>(see “rate equation” on wiki)</w:t>
+      </w:r>
+    </w:p>
+    <w:p>
+      <w:r>
+        <w:t xml:space="preserve">Let’s evaluate the stiffness matrix for </w:t>
+      </w:r>
+      <w:r>
+        <w:rPr>
+          <w:b/>
+        </w:rPr>
+        <w:t>F</w:t>
+      </w:r>
+      <w:r>
+        <w:t>.</w:t>
+      </w:r>
+      <w:r>
+        <w:t xml:space="preserve"> </w:t>
       </w:r>
     </w:p>
     <w:p>
@@ -4825,17 +5336,14 @@
         <w:rPr>
           <w:position w:val="-32"/>
         </w:rPr>
-        <w:object w:dxaOrig="1260" w:dyaOrig="760" w14:anchorId="52B9049F">
-          <v:shape id="_x0000_i1077" type="#_x0000_t75" style="width:63.2pt;height:38.05pt" o:ole="">
+        <w:object w:dxaOrig="2500" w:dyaOrig="700" w14:anchorId="4AC06A40">
+          <v:shape id="_x0000_i1074" type="#_x0000_t75" style="width:122.5pt;height:36pt" o:ole="">
             <v:imagedata r:id="rId110" o:title=""/>
           </v:shape>
-          <o:OLEObject Type="Embed" ProgID="Equation.DSMT4" ShapeID="_x0000_i1077" DrawAspect="Content" ObjectID="_1835435940" r:id="rId111"/>
+          <o:OLEObject Type="Embed" ProgID="Equation.DSMT4" ShapeID="_x0000_i1074" DrawAspect="Content" ObjectID="_1836461555" r:id="rId111"/>
         </w:object>
       </w:r>
       <w:r>
-        <w:t>,</w:t>
-      </w:r>
-      <w:r>
         <w:t xml:space="preserve"> </w:t>
       </w:r>
       <w:r>
@@ -4875,7 +5383,7 @@
           <w:rPr>
             <w:noProof/>
           </w:rPr>
-          <w:instrText>38</w:instrText>
+          <w:instrText>32</w:instrText>
         </w:r>
       </w:fldSimple>
       <w:r>
@@ -4886,11 +5394,27 @@
       </w:r>
     </w:p>
     <w:p>
-      <w:proofErr w:type="gramStart"/>
-      <w:r>
-        <w:t>where</w:t>
-      </w:r>
-      <w:proofErr w:type="gramEnd"/>
+      <w:r>
+        <w:t xml:space="preserve">Evaluating the derivative of </w:t>
+      </w:r>
+      <w:r>
+        <w:rPr>
+          <w:i/>
+        </w:rPr>
+        <w:t xml:space="preserve">R </w:t>
+      </w:r>
+      <w:r>
+        <w:t xml:space="preserve">with respect to degree of freedom </w:t>
+      </w:r>
+      <w:r>
+        <w:rPr>
+          <w:i/>
+        </w:rPr>
+        <w:t>q</w:t>
+      </w:r>
+      <w:r>
+        <w:t>, we find,</w:t>
+      </w:r>
     </w:p>
     <w:p>
       <w:pPr>
@@ -4901,16 +5425,19 @@
       </w:r>
       <w:r>
         <w:rPr>
-          <w:position w:val="-28"/>
-        </w:rPr>
-        <w:object w:dxaOrig="1579" w:dyaOrig="680" w14:anchorId="1EF32CC4">
-          <v:shape id="_x0000_i1078" type="#_x0000_t75" style="width:79pt;height:33.95pt" o:ole="">
+          <w:position w:val="-32"/>
+        </w:rPr>
+        <w:object w:dxaOrig="1260" w:dyaOrig="760" w14:anchorId="52B9049F">
+          <v:shape id="_x0000_i1075" type="#_x0000_t75" style="width:64.75pt;height:36pt" o:ole="">
             <v:imagedata r:id="rId112" o:title=""/>
           </v:shape>
-          <o:OLEObject Type="Embed" ProgID="Equation.DSMT4" ShapeID="_x0000_i1078" DrawAspect="Content" ObjectID="_1835435941" r:id="rId113"/>
+          <o:OLEObject Type="Embed" ProgID="Equation.DSMT4" ShapeID="_x0000_i1075" DrawAspect="Content" ObjectID="_1836461556" r:id="rId113"/>
         </w:object>
       </w:r>
       <w:r>
+        <w:t>,</w:t>
+      </w:r>
+      <w:r>
         <w:t xml:space="preserve"> </w:t>
       </w:r>
       <w:r>
@@ -4950,7 +5477,7 @@
           <w:rPr>
             <w:noProof/>
           </w:rPr>
-          <w:instrText>39</w:instrText>
+          <w:instrText>33</w:instrText>
         </w:r>
       </w:fldSimple>
       <w:r>
@@ -4961,12 +5488,11 @@
       </w:r>
     </w:p>
     <w:p>
-      <w:r>
-        <w:t>Thus,</w:t>
-      </w:r>
-      <w:r>
-        <w:t xml:space="preserve"> the element stiffness matrix is given by,</w:t>
-      </w:r>
+      <w:proofErr w:type="gramStart"/>
+      <w:r>
+        <w:t>where</w:t>
+      </w:r>
+      <w:proofErr w:type="gramEnd"/>
     </w:p>
     <w:p>
       <w:pPr>
@@ -4977,13 +5503,13 @@
       </w:r>
       <w:r>
         <w:rPr>
-          <w:position w:val="-32"/>
-        </w:rPr>
-        <w:object w:dxaOrig="1860" w:dyaOrig="600" w14:anchorId="72092F58">
-          <v:shape id="_x0000_i1079" type="#_x0000_t75" style="width:92.7pt;height:30.05pt" o:ole="">
+          <w:position w:val="-28"/>
+        </w:rPr>
+        <w:object w:dxaOrig="1579" w:dyaOrig="680" w14:anchorId="1EF32CC4">
+          <v:shape id="_x0000_i1076" type="#_x0000_t75" style="width:79.25pt;height:36pt" o:ole="">
             <v:imagedata r:id="rId114" o:title=""/>
           </v:shape>
-          <o:OLEObject Type="Embed" ProgID="Equation.DSMT4" ShapeID="_x0000_i1079" DrawAspect="Content" ObjectID="_1835435942" r:id="rId115"/>
+          <o:OLEObject Type="Embed" ProgID="Equation.DSMT4" ShapeID="_x0000_i1076" DrawAspect="Content" ObjectID="_1836461557" r:id="rId115"/>
         </w:object>
       </w:r>
       <w:r>
@@ -5026,7 +5552,7 @@
           <w:rPr>
             <w:noProof/>
           </w:rPr>
-          <w:instrText>40</w:instrText>
+          <w:instrText>34</w:instrText>
         </w:r>
       </w:fldSimple>
       <w:r>
@@ -5037,247 +5563,275 @@
       </w:r>
     </w:p>
     <w:p>
-      <w:pPr>
-        <w:pStyle w:val="Heading1"/>
-      </w:pPr>
-      <w:bookmarkStart w:id="9" w:name="_Toc499114270"/>
-      <w:r>
-        <w:t>Mixtures</w:t>
-      </w:r>
-      <w:bookmarkEnd w:id="9"/>
-    </w:p>
-    <w:p>
-      <w:pPr>
-        <w:jc w:val="both"/>
-      </w:pPr>
-      <w:r>
-        <w:t xml:space="preserve">Thus far, we </w:t>
-      </w:r>
-      <w:proofErr w:type="gramStart"/>
-      <w:r>
-        <w:t>considered</w:t>
-      </w:r>
-      <w:proofErr w:type="gramEnd"/>
-      <w:r>
-        <w:t xml:space="preserve"> the case where the solute is free, i.e. not inside a porous material. In the case if the solutes are contained inside a porous material, then the equations above remain valid, except now that the concentrations are with respect to the mixture volume. The ‘true’ concentration </w:t>
-      </w:r>
-      <w:r>
-        <w:rPr>
-          <w:position w:val="-6"/>
-        </w:rPr>
-        <w:object w:dxaOrig="340" w:dyaOrig="340" w14:anchorId="656A427F">
-          <v:shape id="_x0000_i1080" type="#_x0000_t75" style="width:17.1pt;height:17.1pt" o:ole="">
+      <w:r>
+        <w:t>Thus,</w:t>
+      </w:r>
+      <w:r>
+        <w:t xml:space="preserve"> the element stiffness matrix is given by,</w:t>
+      </w:r>
+    </w:p>
+    <w:p>
+      <w:pPr>
+        <w:pStyle w:val="MTDisplayEquation"/>
+      </w:pPr>
+      <w:r>
+        <w:tab/>
+      </w:r>
+      <w:r>
+        <w:rPr>
+          <w:position w:val="-32"/>
+        </w:rPr>
+        <w:object w:dxaOrig="1860" w:dyaOrig="600" w14:anchorId="72092F58">
+          <v:shape id="_x0000_i1077" type="#_x0000_t75" style="width:93.5pt;height:28.75pt" o:ole="">
             <v:imagedata r:id="rId116" o:title=""/>
           </v:shape>
-          <o:OLEObject Type="Embed" ProgID="Equation.DSMT4" ShapeID="_x0000_i1080" DrawAspect="Content" ObjectID="_1835435943" r:id="rId117"/>
+          <o:OLEObject Type="Embed" ProgID="Equation.DSMT4" ShapeID="_x0000_i1077" DrawAspect="Content" ObjectID="_1836461558" r:id="rId117"/>
         </w:object>
       </w:r>
       <w:r>
-        <w:t xml:space="preserve"> , i.e. the concentration </w:t>
-      </w:r>
-      <w:proofErr w:type="spellStart"/>
-      <w:r>
-        <w:t>w.r.t.</w:t>
-      </w:r>
-      <w:proofErr w:type="spellEnd"/>
-      <w:r>
-        <w:t xml:space="preserve"> to the solvent is related to the ‘bulk’ concentration via,</w:t>
-      </w:r>
-    </w:p>
-    <w:p>
-      <w:pPr>
-        <w:pStyle w:val="MTDisplayEquation"/>
-      </w:pPr>
-      <w:r>
-        <w:tab/>
-      </w:r>
-      <w:r>
-        <w:rPr>
-          <w:position w:val="-10"/>
-        </w:rPr>
-        <w:object w:dxaOrig="1020" w:dyaOrig="380" w14:anchorId="3885E1F9">
-          <v:shape id="_x0000_i1081" type="#_x0000_t75" style="width:51.3pt;height:18.9pt" o:ole="">
+        <w:t xml:space="preserve"> </w:t>
+      </w:r>
+      <w:r>
+        <w:tab/>
+      </w:r>
+      <w:r>
+        <w:fldChar w:fldCharType="begin"/>
+      </w:r>
+      <w:r>
+        <w:instrText xml:space="preserve"> MACROBUTTON MTPlaceRef \* MERGEFORMAT </w:instrText>
+      </w:r>
+      <w:r>
+        <w:fldChar w:fldCharType="begin"/>
+      </w:r>
+      <w:r>
+        <w:instrText xml:space="preserve"> SEQ MTEqn \h \* MERGEFORMAT </w:instrText>
+      </w:r>
+      <w:r>
+        <w:fldChar w:fldCharType="end"/>
+      </w:r>
+      <w:r>
+        <w:instrText>(</w:instrText>
+      </w:r>
+      <w:fldSimple w:instr=" SEQ MTSec \c \* Arabic \* MERGEFORMAT ">
+        <w:r>
+          <w:rPr>
+            <w:noProof/>
+          </w:rPr>
+          <w:instrText>1</w:instrText>
+        </w:r>
+      </w:fldSimple>
+      <w:r>
+        <w:instrText>.</w:instrText>
+      </w:r>
+      <w:fldSimple w:instr=" SEQ MTEqn \c \* Arabic \* MERGEFORMAT ">
+        <w:r>
+          <w:rPr>
+            <w:noProof/>
+          </w:rPr>
+          <w:instrText>35</w:instrText>
+        </w:r>
+      </w:fldSimple>
+      <w:r>
+        <w:instrText>)</w:instrText>
+      </w:r>
+      <w:r>
+        <w:fldChar w:fldCharType="end"/>
+      </w:r>
+    </w:p>
+    <w:p>
+      <w:pPr>
+        <w:pStyle w:val="Heading1"/>
+      </w:pPr>
+      <w:bookmarkStart w:id="9" w:name="_Toc225519240"/>
+      <w:r>
+        <w:t>Mixtures</w:t>
+      </w:r>
+      <w:bookmarkEnd w:id="9"/>
+    </w:p>
+    <w:p>
+      <w:pPr>
+        <w:jc w:val="both"/>
+      </w:pPr>
+      <w:r>
+        <w:t xml:space="preserve">Thus far, we </w:t>
+      </w:r>
+      <w:proofErr w:type="gramStart"/>
+      <w:r>
+        <w:t>considered</w:t>
+      </w:r>
+      <w:proofErr w:type="gramEnd"/>
+      <w:r>
+        <w:t xml:space="preserve"> the case where the solute is free, i.e. not inside a porous material. </w:t>
+      </w:r>
+      <w:r>
+        <w:t xml:space="preserve">If </w:t>
+      </w:r>
+      <w:r>
+        <w:t xml:space="preserve">the solutes are contained inside </w:t>
+      </w:r>
+      <w:r>
+        <w:t xml:space="preserve">the fluid phase of </w:t>
+      </w:r>
+      <w:r>
+        <w:t xml:space="preserve">a porous material, then the equations above remain valid, except now that the </w:t>
+      </w:r>
+      <w:r>
+        <w:t>conservation law must be expressed in terms of the mixture volume. If</w:t>
+      </w:r>
+      <w:r>
+        <w:t xml:space="preserve"> </w:t>
+      </w:r>
+      <w:r>
+        <w:t>t</w:t>
+      </w:r>
+      <w:r>
+        <w:t>he ‘true’ concentration</w:t>
+      </w:r>
+      <w:r>
+        <w:t xml:space="preserve">, that is the concentration with </w:t>
+      </w:r>
+      <w:proofErr w:type="gramStart"/>
+      <w:r>
+        <w:t>respect</w:t>
+      </w:r>
+      <w:proofErr w:type="gramEnd"/>
+      <w:r>
+        <w:t xml:space="preserve"> the fluid volume, is denoted by</w:t>
+      </w:r>
+      <w:r>
+        <w:t xml:space="preserve"> </w:t>
+      </w:r>
+      <w:r>
+        <w:rPr>
+          <w:position w:val="-6"/>
+        </w:rPr>
+        <w:object w:dxaOrig="340" w:dyaOrig="340" w14:anchorId="656A427F">
+          <v:shape id="_x0000_i1078" type="#_x0000_t75" style="width:14.5pt;height:14.5pt" o:ole="">
             <v:imagedata r:id="rId118" o:title=""/>
           </v:shape>
-          <o:OLEObject Type="Embed" ProgID="Equation.DSMT4" ShapeID="_x0000_i1081" DrawAspect="Content" ObjectID="_1835435944" r:id="rId119"/>
+          <o:OLEObject Type="Embed" ProgID="Equation.DSMT4" ShapeID="_x0000_i1078" DrawAspect="Content" ObjectID="_1836461559" r:id="rId119"/>
         </w:object>
       </w:r>
       <w:r>
+        <w:t xml:space="preserve">, then </w:t>
+      </w:r>
+      <w:r>
+        <w:t>the ‘bulk’ concentration</w:t>
+      </w:r>
+      <w:r>
+        <w:t>,</w:t>
+      </w:r>
+      <w:r>
         <w:t xml:space="preserve"> </w:t>
       </w:r>
       <w:r>
-        <w:tab/>
-      </w:r>
-      <w:r>
-        <w:fldChar w:fldCharType="begin"/>
-      </w:r>
-      <w:r>
-        <w:instrText xml:space="preserve"> MACROBUTTON MTPlaceRef \* MERGEFORMAT </w:instrText>
-      </w:r>
-      <w:r>
-        <w:fldChar w:fldCharType="begin"/>
-      </w:r>
-      <w:r>
-        <w:instrText xml:space="preserve"> SEQ MTEqn \h \* MERGEFORMAT </w:instrText>
-      </w:r>
-      <w:r>
-        <w:fldChar w:fldCharType="end"/>
-      </w:r>
-      <w:r>
-        <w:instrText>(</w:instrText>
-      </w:r>
-      <w:fldSimple w:instr=" SEQ MTSec \c \* Arabic \* MERGEFORMAT ">
-        <w:r>
-          <w:rPr>
-            <w:noProof/>
-          </w:rPr>
-          <w:instrText>1</w:instrText>
-        </w:r>
-      </w:fldSimple>
-      <w:r>
-        <w:instrText>.</w:instrText>
-      </w:r>
-      <w:fldSimple w:instr=" SEQ MTEqn \c \* Arabic \* MERGEFORMAT ">
-        <w:r>
-          <w:rPr>
-            <w:noProof/>
-          </w:rPr>
-          <w:instrText>41</w:instrText>
-        </w:r>
-      </w:fldSimple>
-      <w:r>
-        <w:instrText>)</w:instrText>
-      </w:r>
-      <w:r>
-        <w:fldChar w:fldCharType="end"/>
-      </w:r>
-    </w:p>
-    <w:p>
-      <w:r>
-        <w:t xml:space="preserve">where </w:t>
+        <w:t xml:space="preserve">or the concentration with respect to the mixture volume, is expressed </w:t>
+      </w:r>
+      <w:r>
+        <w:t>via,</w:t>
+      </w:r>
+    </w:p>
+    <w:p>
+      <w:pPr>
+        <w:pStyle w:val="MTDisplayEquation"/>
+      </w:pPr>
+      <w:r>
+        <w:tab/>
       </w:r>
       <w:r>
         <w:rPr>
           <w:position w:val="-10"/>
         </w:rPr>
-        <w:object w:dxaOrig="220" w:dyaOrig="260" w14:anchorId="033ACD26">
-          <v:shape id="_x0000_i1082" type="#_x0000_t75" style="width:10.9pt;height:13.2pt" o:ole="">
+        <w:object w:dxaOrig="1020" w:dyaOrig="380" w14:anchorId="3885E1F9">
+          <v:shape id="_x0000_i1079" type="#_x0000_t75" style="width:50.5pt;height:21.5pt" o:ole="">
             <v:imagedata r:id="rId120" o:title=""/>
           </v:shape>
-          <o:OLEObject Type="Embed" ProgID="Equation.DSMT4" ShapeID="_x0000_i1082" DrawAspect="Content" ObjectID="_1835435945" r:id="rId121"/>
+          <o:OLEObject Type="Embed" ProgID="Equation.DSMT4" ShapeID="_x0000_i1079" DrawAspect="Content" ObjectID="_1836461560" r:id="rId121"/>
         </w:object>
       </w:r>
       <w:r>
-        <w:t xml:space="preserve"> is the </w:t>
-      </w:r>
-      <w:r>
-        <w:rPr>
-          <w:i/>
-        </w:rPr>
-        <w:t>fluid volume fraction</w:t>
-      </w:r>
-      <w:r>
-        <w:t xml:space="preserve">, i.e. the fraction of the volume that is accessible to the fluid (and therefore to the solvents). </w:t>
-      </w:r>
-    </w:p>
-    <w:p>
-      <w:r>
-        <w:t>In the absence of chemical reactions</w:t>
-      </w:r>
-      <w:r>
-        <w:t xml:space="preserve"> and convection</w:t>
-      </w:r>
-      <w:r>
-        <w:t xml:space="preserve">, equation </w:t>
-      </w:r>
-      <w:r>
-        <w:fldChar w:fldCharType="begin"/>
-      </w:r>
-      <w:r>
-        <w:instrText xml:space="preserve"> GOTOBUTTON ZEqnNum253832  \* MERGEFORMAT </w:instrText>
-      </w:r>
-      <w:fldSimple w:instr=" REF ZEqnNum253832 \* Charformat \! \* MERGEFORMAT ">
-        <w:r>
-          <w:instrText>(1.1)</w:instrText>
-        </w:r>
-      </w:fldSimple>
-      <w:r>
-        <w:fldChar w:fldCharType="end"/>
-      </w:r>
-      <w:r>
-        <w:t xml:space="preserve"> becomes,</w:t>
-      </w:r>
-    </w:p>
-    <w:p>
-      <w:pPr>
-        <w:pStyle w:val="MTDisplayEquation"/>
-      </w:pPr>
-      <w:r>
-        <w:lastRenderedPageBreak/>
-        <w:tab/>
-      </w:r>
-      <w:r>
-        <w:rPr>
-          <w:position w:val="-18"/>
-        </w:rPr>
-        <w:object w:dxaOrig="3820" w:dyaOrig="480" w14:anchorId="01DCED6C">
-          <v:shape id="_x0000_i1083" type="#_x0000_t75" style="width:191.15pt;height:24.1pt" o:ole="">
+        <w:t xml:space="preserve"> </w:t>
+      </w:r>
+      <w:r>
+        <w:tab/>
+      </w:r>
+      <w:r>
+        <w:fldChar w:fldCharType="begin"/>
+      </w:r>
+      <w:r>
+        <w:instrText xml:space="preserve"> MACROBUTTON MTPlaceRef \* MERGEFORMAT </w:instrText>
+      </w:r>
+      <w:r>
+        <w:fldChar w:fldCharType="begin"/>
+      </w:r>
+      <w:r>
+        <w:instrText xml:space="preserve"> SEQ MTEqn \h \* MERGEFORMAT </w:instrText>
+      </w:r>
+      <w:r>
+        <w:fldChar w:fldCharType="end"/>
+      </w:r>
+      <w:r>
+        <w:instrText>(</w:instrText>
+      </w:r>
+      <w:fldSimple w:instr=" SEQ MTSec \c \* Arabic \* MERGEFORMAT ">
+        <w:r>
+          <w:rPr>
+            <w:noProof/>
+          </w:rPr>
+          <w:instrText>1</w:instrText>
+        </w:r>
+      </w:fldSimple>
+      <w:r>
+        <w:instrText>.</w:instrText>
+      </w:r>
+      <w:fldSimple w:instr=" SEQ MTEqn \c \* Arabic \* MERGEFORMAT ">
+        <w:r>
+          <w:rPr>
+            <w:noProof/>
+          </w:rPr>
+          <w:instrText>36</w:instrText>
+        </w:r>
+      </w:fldSimple>
+      <w:r>
+        <w:instrText>)</w:instrText>
+      </w:r>
+      <w:r>
+        <w:fldChar w:fldCharType="end"/>
+      </w:r>
+    </w:p>
+    <w:p>
+      <w:r>
+        <w:t xml:space="preserve">where </w:t>
+      </w:r>
+      <w:r>
+        <w:rPr>
+          <w:position w:val="-10"/>
+        </w:rPr>
+        <w:object w:dxaOrig="220" w:dyaOrig="260" w14:anchorId="033ACD26">
+          <v:shape id="_x0000_i1080" type="#_x0000_t75" style="width:14.5pt;height:14.5pt" o:ole="">
             <v:imagedata r:id="rId122" o:title=""/>
           </v:shape>
-          <o:OLEObject Type="Embed" ProgID="Equation.DSMT4" ShapeID="_x0000_i1083" DrawAspect="Content" ObjectID="_1835435946" r:id="rId123"/>
+          <o:OLEObject Type="Embed" ProgID="Equation.DSMT4" ShapeID="_x0000_i1080" DrawAspect="Content" ObjectID="_1836461561" r:id="rId123"/>
         </w:object>
       </w:r>
       <w:r>
-        <w:t xml:space="preserve"> </w:t>
-      </w:r>
-      <w:r>
-        <w:tab/>
-      </w:r>
-      <w:r>
-        <w:fldChar w:fldCharType="begin"/>
-      </w:r>
-      <w:r>
-        <w:instrText xml:space="preserve"> MACROBUTTON MTPlaceRef \* MERGEFORMAT </w:instrText>
-      </w:r>
-      <w:r>
-        <w:fldChar w:fldCharType="begin"/>
-      </w:r>
-      <w:r>
-        <w:instrText xml:space="preserve"> SEQ MTEqn \h \* MERGEFORMAT </w:instrText>
-      </w:r>
-      <w:r>
-        <w:fldChar w:fldCharType="end"/>
-      </w:r>
-      <w:r>
-        <w:instrText>(</w:instrText>
-      </w:r>
-      <w:fldSimple w:instr=" SEQ MTSec \c \* Arabic \* MERGEFORMAT ">
-        <w:r>
-          <w:rPr>
-            <w:noProof/>
-          </w:rPr>
-          <w:instrText>1</w:instrText>
-        </w:r>
-      </w:fldSimple>
-      <w:r>
-        <w:instrText>.</w:instrText>
-      </w:r>
-      <w:fldSimple w:instr=" SEQ MTEqn \c \* Arabic \* MERGEFORMAT ">
-        <w:r>
-          <w:rPr>
-            <w:noProof/>
-          </w:rPr>
-          <w:instrText>42</w:instrText>
-        </w:r>
-      </w:fldSimple>
-      <w:r>
-        <w:instrText>)</w:instrText>
-      </w:r>
-      <w:r>
-        <w:fldChar w:fldCharType="end"/>
-      </w:r>
-    </w:p>
-    <w:p>
+        <w:t xml:space="preserve"> is the </w:t>
+      </w:r>
+      <w:r>
+        <w:rPr>
+          <w:i/>
+        </w:rPr>
+        <w:t>fluid volume fraction</w:t>
+      </w:r>
+      <w:r>
+        <w:t xml:space="preserve">, i.e. the fraction of the volume that is accessible to the fluid (and therefore to the </w:t>
+      </w:r>
+      <w:r>
+        <w:t>solutes</w:t>
+      </w:r>
+      <w:r>
+        <w:t xml:space="preserve">). </w:t>
+      </w:r>
       <w:r>
         <w:t xml:space="preserve">Note that </w:t>
       </w:r>
@@ -5285,68 +5839,44 @@
         <w:rPr>
           <w:position w:val="-10"/>
         </w:rPr>
-        <w:object w:dxaOrig="220" w:dyaOrig="260" w14:anchorId="138CE7B6">
-          <v:shape id="_x0000_i1084" type="#_x0000_t75" style="width:10.9pt;height:13.2pt" o:ole="">
+        <w:object w:dxaOrig="220" w:dyaOrig="260" w14:anchorId="78C4DB42">
+          <v:shape id="_x0000_i1081" type="#_x0000_t75" style="width:14.5pt;height:14.5pt" o:ole="">
             <v:imagedata r:id="rId124" o:title=""/>
           </v:shape>
-          <o:OLEObject Type="Embed" ProgID="Equation.DSMT4" ShapeID="_x0000_i1084" DrawAspect="Content" ObjectID="_1835435947" r:id="rId125"/>
+          <o:OLEObject Type="Embed" ProgID="Equation.DSMT4" ShapeID="_x0000_i1081" DrawAspect="Content" ObjectID="_1836461562" r:id="rId125"/>
         </w:object>
       </w:r>
       <w:r>
-        <w:t xml:space="preserve">can be dependent on the position, so in general does not drop out of the equation. </w:t>
-      </w:r>
-    </w:p>
-    <w:p>
-      <w:pPr>
-        <w:rPr>
-          <w:color w:val="FF0000"/>
-        </w:rPr>
-      </w:pPr>
-      <w:r>
-        <w:rPr>
-          <w:color w:val="FF0000"/>
-        </w:rPr>
-        <w:t>Then how can I bring it in f</w:t>
-      </w:r>
-      <w:r>
-        <w:rPr>
-          <w:color w:val="FF0000"/>
-        </w:rPr>
-        <w:t>ront of the first gradient of c?</w:t>
-      </w:r>
-      <w:r>
-        <w:rPr>
-          <w:color w:val="FF0000"/>
-        </w:rPr>
-        <w:t xml:space="preserve"> I think this is the correct formula in analogy with the multiphasic code, but something’s fishy here. </w:t>
-      </w:r>
-    </w:p>
-    <w:p>
-      <w:r>
-        <w:t xml:space="preserve">Notice that now </w:t>
-      </w:r>
-      <w:r>
-        <w:rPr>
-          <w:b/>
-        </w:rPr>
-        <w:t xml:space="preserve">D </w:t>
-      </w:r>
-      <w:r>
-        <w:t xml:space="preserve">is the diffusivity in the porous mixture and can be different (i.e. lower) than the </w:t>
-      </w:r>
-      <w:r>
-        <w:rPr>
-          <w:i/>
-        </w:rPr>
-        <w:t xml:space="preserve">free </w:t>
-      </w:r>
-      <w:r>
-        <w:t xml:space="preserve">diffusivity. </w:t>
-      </w:r>
-    </w:p>
-    <w:p>
-      <w:r>
-        <w:t>Performing the usual steps,</w:t>
+        <w:t xml:space="preserve">is a dimensionless quantity. </w:t>
+      </w:r>
+    </w:p>
+    <w:p>
+      <w:r>
+        <w:lastRenderedPageBreak/>
+        <w:t>The governing equation (</w:t>
+      </w:r>
+      <w:r>
+        <w:t xml:space="preserve">equation </w:t>
+      </w:r>
+      <w:r>
+        <w:fldChar w:fldCharType="begin"/>
+      </w:r>
+      <w:r>
+        <w:instrText xml:space="preserve"> GOTOBUTTON ZEqnNum253832  \* MERGEFORMAT </w:instrText>
+      </w:r>
+      <w:fldSimple w:instr=" REF ZEqnNum253832 \* Charformat \! \* MERGEFORMAT ">
+        <w:r>
+          <w:instrText>(1.1)</w:instrText>
+        </w:r>
+      </w:fldSimple>
+      <w:r>
+        <w:fldChar w:fldCharType="end"/>
+      </w:r>
+      <w:r>
+        <w:t>) is now modified to become</w:t>
+      </w:r>
+      <w:r>
+        <w:t>,</w:t>
       </w:r>
     </w:p>
     <w:p>
@@ -5360,11 +5890,11 @@
         <w:rPr>
           <w:position w:val="-18"/>
         </w:rPr>
-        <w:object w:dxaOrig="3040" w:dyaOrig="480" w14:anchorId="1FA1E052">
-          <v:shape id="_x0000_i1085" type="#_x0000_t75" style="width:152.05pt;height:24.1pt" o:ole="">
+        <w:object w:dxaOrig="5260" w:dyaOrig="480" w14:anchorId="01DCED6C">
+          <v:shape id="_x0000_i1082" type="#_x0000_t75" style="width:266.5pt;height:21.5pt" o:ole="">
             <v:imagedata r:id="rId126" o:title=""/>
           </v:shape>
-          <o:OLEObject Type="Embed" ProgID="Equation.DSMT4" ShapeID="_x0000_i1085" DrawAspect="Content" ObjectID="_1835435948" r:id="rId127"/>
+          <o:OLEObject Type="Embed" ProgID="Equation.DSMT4" ShapeID="_x0000_i1082" DrawAspect="Content" ObjectID="_1836461563" r:id="rId127"/>
         </w:object>
       </w:r>
       <w:r>
@@ -5407,7 +5937,7 @@
           <w:rPr>
             <w:noProof/>
           </w:rPr>
-          <w:instrText>43</w:instrText>
+          <w:instrText>37</w:instrText>
         </w:r>
       </w:fldSimple>
       <w:r>
@@ -5418,171 +5948,180 @@
       </w:r>
     </w:p>
     <w:p>
-      <w:pPr>
-        <w:pStyle w:val="MTDisplayEquation"/>
-      </w:pPr>
-      <w:r>
-        <w:tab/>
-      </w:r>
-      <w:r>
-        <w:rPr>
-          <w:position w:val="-32"/>
-        </w:rPr>
-        <w:object w:dxaOrig="6740" w:dyaOrig="620" w14:anchorId="20276647">
-          <v:shape id="_x0000_i1086" type="#_x0000_t75" style="width:336.95pt;height:31.1pt" o:ole="">
+      <w:r>
+        <w:t xml:space="preserve">Note that </w:t>
+      </w:r>
+      <w:r>
+        <w:rPr>
+          <w:position w:val="-14"/>
+        </w:rPr>
+        <w:object w:dxaOrig="720" w:dyaOrig="400" w14:anchorId="138CE7B6">
+          <v:shape id="_x0000_i1083" type="#_x0000_t75" style="width:36pt;height:21.5pt" o:ole="">
             <v:imagedata r:id="rId128" o:title=""/>
           </v:shape>
-          <o:OLEObject Type="Embed" ProgID="Equation.DSMT4" ShapeID="_x0000_i1086" DrawAspect="Content" ObjectID="_1835435949" r:id="rId129"/>
+          <o:OLEObject Type="Embed" ProgID="Equation.DSMT4" ShapeID="_x0000_i1083" DrawAspect="Content" ObjectID="_1836461564" r:id="rId129"/>
         </w:object>
       </w:r>
       <w:r>
+        <w:t xml:space="preserve">in general </w:t>
+      </w:r>
+      <w:r>
+        <w:t>can depend</w:t>
+      </w:r>
+      <w:r>
         <w:t xml:space="preserve"> </w:t>
       </w:r>
       <w:r>
-        <w:tab/>
-      </w:r>
-      <w:r>
-        <w:fldChar w:fldCharType="begin"/>
-      </w:r>
-      <w:r>
-        <w:instrText xml:space="preserve"> MACROBUTTON MTPlaceRef \* MERGEFORMAT </w:instrText>
-      </w:r>
-      <w:r>
-        <w:fldChar w:fldCharType="begin"/>
-      </w:r>
-      <w:r>
-        <w:instrText xml:space="preserve"> SEQ MTEqn \h \* MERGEFORMAT </w:instrText>
-      </w:r>
-      <w:r>
-        <w:fldChar w:fldCharType="end"/>
-      </w:r>
-      <w:r>
-        <w:instrText>(</w:instrText>
-      </w:r>
-      <w:fldSimple w:instr=" SEQ MTSec \c \* Arabic \* MERGEFORMAT ">
-        <w:r>
-          <w:rPr>
-            <w:noProof/>
-          </w:rPr>
-          <w:instrText>1</w:instrText>
-        </w:r>
-      </w:fldSimple>
-      <w:r>
-        <w:instrText>.</w:instrText>
-      </w:r>
-      <w:fldSimple w:instr=" SEQ MTEqn \c \* Arabic \* MERGEFORMAT ">
-        <w:r>
-          <w:rPr>
-            <w:noProof/>
-          </w:rPr>
-          <w:instrText>44</w:instrText>
-        </w:r>
-      </w:fldSimple>
-      <w:r>
-        <w:instrText>)</w:instrText>
-      </w:r>
-      <w:r>
-        <w:fldChar w:fldCharType="end"/>
-      </w:r>
-    </w:p>
-    <w:p>
-      <w:r>
-        <w:t xml:space="preserve">where </w:t>
-      </w:r>
-      <w:r>
-        <w:rPr>
-          <w:position w:val="-10"/>
-        </w:rPr>
-        <w:object w:dxaOrig="1800" w:dyaOrig="380" w14:anchorId="228B73CF">
-          <v:shape id="_x0000_i1087" type="#_x0000_t75" style="width:90.15pt;height:18.9pt" o:ole="">
+        <w:t>on the position</w:t>
+      </w:r>
+      <w:r>
+        <w:t xml:space="preserve"> and time</w:t>
+      </w:r>
+      <w:r>
+        <w:t xml:space="preserve">. </w:t>
+      </w:r>
+      <w:r>
+        <w:t>Also n</w:t>
+      </w:r>
+      <w:r>
+        <w:t xml:space="preserve">ote that </w:t>
+      </w:r>
+      <w:r>
+        <w:rPr>
+          <w:b/>
+          <w:bCs/>
+        </w:rPr>
+        <w:t>J</w:t>
+      </w:r>
+      <w:r>
+        <w:t xml:space="preserve"> remains a function of </w:t>
+      </w:r>
+      <w:proofErr w:type="gramStart"/>
+      <w:r>
+        <w:t>the true</w:t>
+      </w:r>
+      <w:proofErr w:type="gramEnd"/>
+      <w:r>
+        <w:t xml:space="preserve"> concentration and gradient, i.e.</w:t>
+      </w:r>
+      <w:r>
+        <w:t>,</w:t>
+      </w:r>
+      <w:r>
+        <w:t xml:space="preserve"> </w:t>
+      </w:r>
+    </w:p>
+    <w:p>
+      <w:pPr>
+        <w:pStyle w:val="MTDisplayEquation"/>
+      </w:pPr>
+      <w:r>
+        <w:tab/>
+      </w:r>
+      <w:r>
+        <w:rPr>
+          <w:position w:val="-14"/>
+        </w:rPr>
+        <w:object w:dxaOrig="1620" w:dyaOrig="400" w14:anchorId="4CEF53AC">
+          <v:shape id="_x0000_i1084" type="#_x0000_t75" style="width:79.25pt;height:21.5pt" o:ole="">
             <v:imagedata r:id="rId130" o:title=""/>
           </v:shape>
-          <o:OLEObject Type="Embed" ProgID="Equation.DSMT4" ShapeID="_x0000_i1087" DrawAspect="Content" ObjectID="_1835435950" r:id="rId131"/>
+          <o:OLEObject Type="Embed" ProgID="Equation.DSMT4" ShapeID="_x0000_i1084" DrawAspect="Content" ObjectID="_1836461565" r:id="rId131"/>
         </w:object>
       </w:r>
-      <w:r>
-        <w:t xml:space="preserve">. </w:t>
-      </w:r>
-      <w:r>
-        <w:t xml:space="preserve"> </w:t>
-      </w:r>
-      <w:r>
-        <w:t>Introducing discretization,</w:t>
-      </w:r>
-    </w:p>
-    <w:p>
-      <w:pPr>
-        <w:pStyle w:val="MTDisplayEquation"/>
-      </w:pPr>
-      <w:r>
-        <w:tab/>
-      </w:r>
-      <w:r>
-        <w:rPr>
-          <w:position w:val="-32"/>
-        </w:rPr>
-        <w:object w:dxaOrig="7080" w:dyaOrig="600" w14:anchorId="5AE680A6">
-          <v:shape id="_x0000_i1088" type="#_x0000_t75" style="width:353.55pt;height:30.05pt" o:ole="">
+    </w:p>
+    <w:p>
+      <w:r>
+        <w:t>T</w:t>
+      </w:r>
+      <w:r>
+        <w:t xml:space="preserve">his non-advective flux is now interpreted as the flux per unit of </w:t>
+      </w:r>
+      <w:r>
+        <w:rPr>
+          <w:b/>
+          <w:bCs/>
+        </w:rPr>
+        <w:t>mixture area</w:t>
+      </w:r>
+      <w:r>
+        <w:t xml:space="preserve">, not fluid area. </w:t>
+      </w:r>
+      <w:r>
+        <w:t xml:space="preserve">It may or may not depend on the fluid volume fraction </w:t>
+      </w:r>
+      <w:r>
+        <w:rPr>
+          <w:position w:val="-10"/>
+        </w:rPr>
+        <w:object w:dxaOrig="220" w:dyaOrig="260" w14:anchorId="2F23F40E">
+          <v:shape id="_x0000_i1085" type="#_x0000_t75" style="width:14.5pt;height:14.5pt" o:ole="">
             <v:imagedata r:id="rId132" o:title=""/>
           </v:shape>
-          <o:OLEObject Type="Embed" ProgID="Equation.DSMT4" ShapeID="_x0000_i1088" DrawAspect="Content" ObjectID="_1835435951" r:id="rId133"/>
+          <o:OLEObject Type="Embed" ProgID="Equation.DSMT4" ShapeID="_x0000_i1085" DrawAspect="Content" ObjectID="_1836461566" r:id="rId133"/>
         </w:object>
       </w:r>
       <w:r>
-        <w:t xml:space="preserve"> </w:t>
-      </w:r>
-      <w:r>
-        <w:tab/>
-      </w:r>
-      <w:r>
-        <w:fldChar w:fldCharType="begin"/>
-      </w:r>
-      <w:r>
-        <w:instrText xml:space="preserve"> MACROBUTTON MTPlaceRef \* MERGEFORMAT </w:instrText>
-      </w:r>
-      <w:r>
-        <w:fldChar w:fldCharType="begin"/>
-      </w:r>
-      <w:r>
-        <w:instrText xml:space="preserve"> SEQ MTEqn \h \* MERGEFORMAT </w:instrText>
-      </w:r>
-      <w:r>
-        <w:fldChar w:fldCharType="end"/>
-      </w:r>
-      <w:r>
-        <w:instrText>(</w:instrText>
-      </w:r>
-      <w:fldSimple w:instr=" SEQ MTSec \c \* Arabic \* MERGEFORMAT ">
-        <w:r>
-          <w:rPr>
-            <w:noProof/>
-          </w:rPr>
-          <w:instrText>1</w:instrText>
-        </w:r>
-      </w:fldSimple>
-      <w:r>
-        <w:instrText>.</w:instrText>
-      </w:r>
-      <w:fldSimple w:instr=" SEQ MTEqn \c \* Arabic \* MERGEFORMAT ">
-        <w:r>
-          <w:rPr>
-            <w:noProof/>
-          </w:rPr>
-          <w:instrText>45</w:instrText>
-        </w:r>
-      </w:fldSimple>
-      <w:r>
-        <w:instrText>)</w:instrText>
-      </w:r>
-      <w:r>
-        <w:fldChar w:fldCharType="end"/>
+        <w:t xml:space="preserve">, depending on how the constitutive model for </w:t>
+      </w:r>
+      <w:r>
+        <w:rPr>
+          <w:b/>
+          <w:bCs/>
+        </w:rPr>
+        <w:t>J</w:t>
+      </w:r>
+      <w:r>
+        <w:t xml:space="preserve"> is specified. </w:t>
+      </w:r>
+    </w:p>
+    <w:p>
+      <w:r>
+        <w:t xml:space="preserve">The reaction rate, </w:t>
+      </w:r>
+      <w:r>
+        <w:rPr>
+          <w:i/>
+          <w:iCs/>
+        </w:rPr>
+        <w:t>R</w:t>
+      </w:r>
+      <w:r>
+        <w:t xml:space="preserve">, remains the reaction rate per </w:t>
+      </w:r>
+      <w:r>
+        <w:rPr>
+          <w:b/>
+          <w:bCs/>
+        </w:rPr>
+        <w:t>fluid volume</w:t>
+      </w:r>
+      <w:r>
+        <w:t xml:space="preserve">. </w:t>
+      </w:r>
+      <w:r>
+        <w:t xml:space="preserve">This assumes that the reactions are occurring inside the </w:t>
+      </w:r>
+      <w:r>
+        <w:t>solvent</w:t>
+      </w:r>
+      <w:r>
+        <w:t xml:space="preserve"> and thus must have the same kinetics as when the reaction occurs in </w:t>
+      </w:r>
+      <w:proofErr w:type="gramStart"/>
+      <w:r>
+        <w:t>a pure</w:t>
+      </w:r>
+      <w:proofErr w:type="gramEnd"/>
+      <w:r>
+        <w:t xml:space="preserve"> fluid. </w:t>
       </w:r>
     </w:p>
     <w:p>
       <w:pPr>
         <w:pStyle w:val="Heading2"/>
       </w:pPr>
-      <w:bookmarkStart w:id="10" w:name="_Toc499114271"/>
+      <w:bookmarkStart w:id="10" w:name="_Toc225519241"/>
       <w:r>
         <w:t>Solid-bound molecules</w:t>
       </w:r>
@@ -5593,7 +6132,13 @@
         <w:jc w:val="both"/>
       </w:pPr>
       <w:r>
-        <w:t>In the above we assumed that the domain was composed of a mixture, defined by two phases, a solid and a fluid phase. The fluid was assumed to be a solvent in which several species were dissolved. We emphasize again that the volume fractions of the dissolved solutions are negligible and thus that the solid and fluid volume fractions add up to unity.</w:t>
+        <w:t xml:space="preserve">In the above we assumed that the domain was composed of a mixture, defined by two phases, a solid and a fluid phase. The fluid was assumed to be a solvent in which several </w:t>
+      </w:r>
+      <w:r>
+        <w:t>solutes</w:t>
+      </w:r>
+      <w:r>
+        <w:t xml:space="preserve"> were dissolved. We emphasize again that the volume fractions of the dissolved solutions are negligible and thus that the solid and fluid volume fractions add up to unity.</w:t>
       </w:r>
     </w:p>
     <w:p>
@@ -5608,10 +6153,10 @@
           <w:position w:val="-10"/>
         </w:rPr>
         <w:object w:dxaOrig="1120" w:dyaOrig="360" w14:anchorId="57E23FD6">
-          <v:shape id="_x0000_i1089" type="#_x0000_t75" style="width:55.95pt;height:18.15pt" o:ole="">
+          <v:shape id="_x0000_i1086" type="#_x0000_t75" style="width:57.5pt;height:21.5pt" o:ole="">
             <v:imagedata r:id="rId134" o:title=""/>
           </v:shape>
-          <o:OLEObject Type="Embed" ProgID="Equation.DSMT4" ShapeID="_x0000_i1089" DrawAspect="Content" ObjectID="_1835435952" r:id="rId135"/>
+          <o:OLEObject Type="Embed" ProgID="Equation.DSMT4" ShapeID="_x0000_i1086" DrawAspect="Content" ObjectID="_1836461567" r:id="rId135"/>
         </w:object>
       </w:r>
       <w:r>
@@ -5654,7 +6199,7 @@
           <w:rPr>
             <w:noProof/>
           </w:rPr>
-          <w:instrText>46</w:instrText>
+          <w:instrText>38</w:instrText>
         </w:r>
       </w:fldSimple>
       <w:r>
@@ -5690,10 +6235,10 @@
           <w:position w:val="-10"/>
         </w:rPr>
         <w:object w:dxaOrig="340" w:dyaOrig="360" w14:anchorId="1DB7E549">
-          <v:shape id="_x0000_i1090" type="#_x0000_t75" style="width:17.1pt;height:18.15pt" o:ole="">
+          <v:shape id="_x0000_i1087" type="#_x0000_t75" style="width:14.5pt;height:21.5pt" o:ole="">
             <v:imagedata r:id="rId136" o:title=""/>
           </v:shape>
-          <o:OLEObject Type="Embed" ProgID="Equation.DSMT4" ShapeID="_x0000_i1090" DrawAspect="Content" ObjectID="_1835435953" r:id="rId137"/>
+          <o:OLEObject Type="Embed" ProgID="Equation.DSMT4" ShapeID="_x0000_i1087" DrawAspect="Content" ObjectID="_1836461568" r:id="rId137"/>
         </w:object>
       </w:r>
       <w:r>
@@ -5712,10 +6257,10 @@
           <w:position w:val="-24"/>
         </w:rPr>
         <w:object w:dxaOrig="1060" w:dyaOrig="660" w14:anchorId="32E3F49E">
-          <v:shape id="_x0000_i1091" type="#_x0000_t75" style="width:53.1pt;height:32.65pt" o:ole="">
+          <v:shape id="_x0000_i1088" type="#_x0000_t75" style="width:50.5pt;height:36pt" o:ole="">
             <v:imagedata r:id="rId138" o:title=""/>
           </v:shape>
-          <o:OLEObject Type="Embed" ProgID="Equation.DSMT4" ShapeID="_x0000_i1091" DrawAspect="Content" ObjectID="_1835435954" r:id="rId139"/>
+          <o:OLEObject Type="Embed" ProgID="Equation.DSMT4" ShapeID="_x0000_i1088" DrawAspect="Content" ObjectID="_1836461569" r:id="rId139"/>
         </w:object>
       </w:r>
       <w:r>
@@ -5759,7 +6304,7 @@
           <w:rPr>
             <w:noProof/>
           </w:rPr>
-          <w:instrText>47</w:instrText>
+          <w:instrText>39</w:instrText>
         </w:r>
       </w:fldSimple>
       <w:r>
@@ -5779,10 +6324,10 @@
           <w:position w:val="-10"/>
         </w:rPr>
         <w:object w:dxaOrig="340" w:dyaOrig="360" w14:anchorId="6E2C15BB">
-          <v:shape id="_x0000_i1092" type="#_x0000_t75" style="width:17.1pt;height:18.15pt" o:ole="">
+          <v:shape id="_x0000_i1089" type="#_x0000_t75" style="width:14.5pt;height:21.5pt" o:ole="">
             <v:imagedata r:id="rId140" o:title=""/>
           </v:shape>
-          <o:OLEObject Type="Embed" ProgID="Equation.DSMT4" ShapeID="_x0000_i1092" DrawAspect="Content" ObjectID="_1835435955" r:id="rId141"/>
+          <o:OLEObject Type="Embed" ProgID="Equation.DSMT4" ShapeID="_x0000_i1089" DrawAspect="Content" ObjectID="_1836461570" r:id="rId141"/>
         </w:object>
       </w:r>
       <w:r>
@@ -5811,7 +6356,10 @@
     <w:p/>
     <w:p>
       <w:r>
-        <w:t xml:space="preserve">Integrating equation </w:t>
+        <w:t xml:space="preserve">To be consistent with the time-integration scheme above, we enforce </w:t>
+      </w:r>
+      <w:r>
+        <w:t xml:space="preserve">equation </w:t>
       </w:r>
       <w:r>
         <w:fldChar w:fldCharType="begin"/>
@@ -5821,93 +6369,31 @@
       </w:r>
       <w:fldSimple w:instr=" REF ZEqnNum484367 \* Charformat \! \* MERGEFORMAT ">
         <w:r>
-          <w:instrText>(1.47)</w:instrText>
-        </w:r>
-      </w:fldSimple>
-      <w:r>
-        <w:fldChar w:fldCharType="end"/>
-      </w:r>
-      <w:r>
-        <w:t xml:space="preserve"> is done via the </w:t>
-      </w:r>
-      <w:r>
-        <w:t xml:space="preserve">backward </w:t>
-      </w:r>
-      <w:r>
-        <w:t>Euler method.</w:t>
-      </w:r>
-    </w:p>
-    <w:p>
-      <w:pPr>
-        <w:pStyle w:val="MTDisplayEquation"/>
-      </w:pPr>
-      <w:r>
-        <w:tab/>
-      </w:r>
-      <w:r>
-        <w:rPr>
-          <w:position w:val="-12"/>
-        </w:rPr>
-        <w:object w:dxaOrig="2000" w:dyaOrig="380" w14:anchorId="2C4A99F3">
-          <v:shape id="_x0000_i1093" type="#_x0000_t75" style="width:99.95pt;height:18.9pt" o:ole="">
+          <w:instrText>(1.39)</w:instrText>
+        </w:r>
+      </w:fldSimple>
+      <w:r>
+        <w:fldChar w:fldCharType="end"/>
+      </w:r>
+      <w:r>
+        <w:t xml:space="preserve"> </w:t>
+      </w:r>
+      <w:r>
+        <w:t xml:space="preserve">at time </w:t>
+      </w:r>
+      <w:r>
+        <w:rPr>
+          <w:position w:val="-6"/>
+        </w:rPr>
+        <w:object w:dxaOrig="580" w:dyaOrig="240" w14:anchorId="0D680A10">
+          <v:shape id="_x0000_i1090" type="#_x0000_t75" style="width:28.75pt;height:14.5pt" o:ole="">
             <v:imagedata r:id="rId142" o:title=""/>
           </v:shape>
-          <o:OLEObject Type="Embed" ProgID="Equation.DSMT4" ShapeID="_x0000_i1093" DrawAspect="Content" ObjectID="_1835435956" r:id="rId143"/>
+          <o:OLEObject Type="Embed" ProgID="Equation.DSMT4" ShapeID="_x0000_i1090" DrawAspect="Content" ObjectID="_1836461571" r:id="rId143"/>
         </w:object>
       </w:r>
       <w:r>
-        <w:t xml:space="preserve"> </w:t>
-      </w:r>
-      <w:r>
-        <w:tab/>
-      </w:r>
-      <w:r>
-        <w:fldChar w:fldCharType="begin"/>
-      </w:r>
-      <w:r>
-        <w:instrText xml:space="preserve"> MACROBUTTON MTPlaceRef \* MERGEFORMAT </w:instrText>
-      </w:r>
-      <w:r>
-        <w:fldChar w:fldCharType="begin"/>
-      </w:r>
-      <w:r>
-        <w:instrText xml:space="preserve"> SEQ MTEqn \h \* MERGEFORMAT </w:instrText>
-      </w:r>
-      <w:r>
-        <w:fldChar w:fldCharType="end"/>
-      </w:r>
-      <w:r>
-        <w:instrText>(</w:instrText>
-      </w:r>
-      <w:fldSimple w:instr=" SEQ MTSec \c \* Arabic \* MERGEFORMAT ">
-        <w:r>
-          <w:rPr>
-            <w:noProof/>
-          </w:rPr>
-          <w:instrText>1</w:instrText>
-        </w:r>
-      </w:fldSimple>
-      <w:r>
-        <w:instrText>.</w:instrText>
-      </w:r>
-      <w:fldSimple w:instr=" SEQ MTEqn \c \* Arabic \* MERGEFORMAT ">
-        <w:r>
-          <w:rPr>
-            <w:noProof/>
-          </w:rPr>
-          <w:instrText>48</w:instrText>
-        </w:r>
-      </w:fldSimple>
-      <w:r>
-        <w:instrText>)</w:instrText>
-      </w:r>
-      <w:r>
-        <w:fldChar w:fldCharType="end"/>
-      </w:r>
-    </w:p>
-    <w:p>
-      <w:r>
-        <w:t>Alternatively, the trapezoidal rule could be used,</w:t>
+        <w:t>.</w:t>
       </w:r>
     </w:p>
     <w:p>
@@ -5915,24 +6401,20 @@
         <w:pStyle w:val="MTDisplayEquation"/>
       </w:pPr>
       <w:r>
-        <w:lastRenderedPageBreak/>
         <w:tab/>
       </w:r>
       <w:r>
         <w:rPr>
           <w:position w:val="-24"/>
         </w:rPr>
-        <w:object w:dxaOrig="2780" w:dyaOrig="620" w14:anchorId="4500D239">
-          <v:shape id="_x0000_i1094" type="#_x0000_t75" style="width:139.1pt;height:31.1pt" o:ole="">
+        <w:object w:dxaOrig="2079" w:dyaOrig="660" w14:anchorId="379AF4A0">
+          <v:shape id="_x0000_i1091" type="#_x0000_t75" style="width:100.75pt;height:36pt" o:ole="">
             <v:imagedata r:id="rId144" o:title=""/>
           </v:shape>
-          <o:OLEObject Type="Embed" ProgID="Equation.DSMT4" ShapeID="_x0000_i1094" DrawAspect="Content" ObjectID="_1835435957" r:id="rId145"/>
+          <o:OLEObject Type="Embed" ProgID="Equation.DSMT4" ShapeID="_x0000_i1091" DrawAspect="Content" ObjectID="_1836461572" r:id="rId145"/>
         </w:object>
       </w:r>
       <w:r>
-        <w:t xml:space="preserve"> </w:t>
-      </w:r>
-      <w:r>
         <w:tab/>
       </w:r>
       <w:r>
@@ -5950,7 +6432,6 @@
       <w:r>
         <w:fldChar w:fldCharType="end"/>
       </w:r>
-      <w:bookmarkStart w:id="12" w:name="ZEqnNum992718"/>
       <w:r>
         <w:instrText>(</w:instrText>
       </w:r>
@@ -5970,20 +6451,19 @@
           <w:rPr>
             <w:noProof/>
           </w:rPr>
-          <w:instrText>49</w:instrText>
+          <w:instrText>40</w:instrText>
         </w:r>
       </w:fldSimple>
       <w:r>
         <w:instrText>)</w:instrText>
       </w:r>
-      <w:bookmarkEnd w:id="12"/>
-      <w:r>
-        <w:fldChar w:fldCharType="end"/>
-      </w:r>
-    </w:p>
-    <w:p>
-      <w:r>
-        <w:t>A change in the apparent density of an SBM has an effect of the solid volume fraction, which is now defined via,</w:t>
+      <w:r>
+        <w:fldChar w:fldCharType="end"/>
+      </w:r>
+    </w:p>
+    <w:p>
+      <w:r>
+        <w:t>Thus, we can solve,</w:t>
       </w:r>
     </w:p>
     <w:p>
@@ -5995,19 +6475,16 @@
       </w:r>
       <w:r>
         <w:rPr>
-          <w:position w:val="-28"/>
-        </w:rPr>
-        <w:object w:dxaOrig="1560" w:dyaOrig="540" w14:anchorId="4B8DB178">
-          <v:shape id="_x0000_i1095" type="#_x0000_t75" style="width:77.7pt;height:26.95pt" o:ole="">
+          <w:position w:val="-14"/>
+        </w:rPr>
+        <w:object w:dxaOrig="2280" w:dyaOrig="400" w14:anchorId="29ABEEF0">
+          <v:shape id="_x0000_i1092" type="#_x0000_t75" style="width:115.25pt;height:21.5pt" o:ole="">
             <v:imagedata r:id="rId146" o:title=""/>
           </v:shape>
-          <o:OLEObject Type="Embed" ProgID="Equation.DSMT4" ShapeID="_x0000_i1095" DrawAspect="Content" ObjectID="_1835435958" r:id="rId147"/>
+          <o:OLEObject Type="Embed" ProgID="Equation.DSMT4" ShapeID="_x0000_i1092" DrawAspect="Content" ObjectID="_1836461573" r:id="rId147"/>
         </w:object>
       </w:r>
       <w:r>
-        <w:t xml:space="preserve"> </w:t>
-      </w:r>
-      <w:r>
         <w:tab/>
       </w:r>
       <w:r>
@@ -6044,7 +6521,7 @@
           <w:rPr>
             <w:noProof/>
           </w:rPr>
-          <w:instrText>50</w:instrText>
+          <w:instrText>41</w:instrText>
         </w:r>
       </w:fldSimple>
       <w:r>
@@ -6055,34 +6532,35 @@
       </w:r>
     </w:p>
     <w:p>
-      <w:r>
-        <w:t xml:space="preserve">where the volume fraction of the </w:t>
-      </w:r>
-      <w:proofErr w:type="spellStart"/>
-      <w:r>
-        <w:t>sbm</w:t>
-      </w:r>
-      <w:proofErr w:type="spellEnd"/>
-      <w:r>
-        <w:t xml:space="preserve"> is defined via,</w:t>
-      </w:r>
-    </w:p>
-    <w:p>
       <w:pPr>
         <w:pStyle w:val="MTDisplayEquation"/>
       </w:pPr>
       <w:r>
-        <w:tab/>
-      </w:r>
-      <w:r>
-        <w:rPr>
-          <w:position w:val="-30"/>
-        </w:rPr>
-        <w:object w:dxaOrig="920" w:dyaOrig="720" w14:anchorId="15DE1D7E">
-          <v:shape id="_x0000_i1096" type="#_x0000_t75" style="width:46.1pt;height:36pt" o:ole="">
+        <w:lastRenderedPageBreak/>
+        <w:tab/>
+      </w:r>
+    </w:p>
+    <w:p>
+      <w:r>
+        <w:t>A change in the apparent density of an SBM has an effect of the solid volume fraction, which is now defined via,</w:t>
+      </w:r>
+    </w:p>
+    <w:p>
+      <w:pPr>
+        <w:pStyle w:val="MTDisplayEquation"/>
+      </w:pPr>
+      <w:r>
+        <w:tab/>
+      </w:r>
+      <w:r>
+        <w:rPr>
+          <w:position w:val="-28"/>
+        </w:rPr>
+        <w:object w:dxaOrig="1560" w:dyaOrig="540" w14:anchorId="4B8DB178">
+          <v:shape id="_x0000_i1093" type="#_x0000_t75" style="width:79.25pt;height:28.75pt" o:ole="">
             <v:imagedata r:id="rId148" o:title=""/>
           </v:shape>
-          <o:OLEObject Type="Embed" ProgID="Equation.DSMT4" ShapeID="_x0000_i1096" DrawAspect="Content" ObjectID="_1835435959" r:id="rId149"/>
+          <o:OLEObject Type="Embed" ProgID="Equation.DSMT4" ShapeID="_x0000_i1093" DrawAspect="Content" ObjectID="_1836461574" r:id="rId149"/>
         </w:object>
       </w:r>
       <w:r>
@@ -6125,7 +6603,7 @@
           <w:rPr>
             <w:noProof/>
           </w:rPr>
-          <w:instrText>51</w:instrText>
+          <w:instrText>42</w:instrText>
         </w:r>
       </w:fldSimple>
       <w:r>
@@ -6137,7 +6615,7 @@
     </w:p>
     <w:p>
       <w:r>
-        <w:t xml:space="preserve">That is, it is the ratio of the apparent density over the true density of the </w:t>
+        <w:t xml:space="preserve">where the volume fraction of the </w:t>
       </w:r>
       <w:proofErr w:type="spellStart"/>
       <w:r>
@@ -6145,263 +6623,259 @@
       </w:r>
       <w:proofErr w:type="spellEnd"/>
       <w:r>
-        <w:t xml:space="preserve">. The fluid volume fraction, or porosity, is then defined via </w:t>
-      </w:r>
-      <w:r>
-        <w:rPr>
-          <w:position w:val="-10"/>
-        </w:rPr>
-        <w:object w:dxaOrig="960" w:dyaOrig="360" w14:anchorId="051E1689">
-          <v:shape id="_x0000_i1097" type="#_x0000_t75" style="width:47.4pt;height:18.15pt" o:ole="">
+        <w:t xml:space="preserve"> is defined via,</w:t>
+      </w:r>
+    </w:p>
+    <w:p>
+      <w:pPr>
+        <w:pStyle w:val="MTDisplayEquation"/>
+      </w:pPr>
+      <w:r>
+        <w:tab/>
+      </w:r>
+      <w:r>
+        <w:rPr>
+          <w:position w:val="-30"/>
+        </w:rPr>
+        <w:object w:dxaOrig="920" w:dyaOrig="720" w14:anchorId="15DE1D7E">
+          <v:shape id="_x0000_i1094" type="#_x0000_t75" style="width:43.25pt;height:36pt" o:ole="">
             <v:imagedata r:id="rId150" o:title=""/>
           </v:shape>
-          <o:OLEObject Type="Embed" ProgID="Equation.DSMT4" ShapeID="_x0000_i1097" DrawAspect="Content" ObjectID="_1835435960" r:id="rId151"/>
+          <o:OLEObject Type="Embed" ProgID="Equation.DSMT4" ShapeID="_x0000_i1094" DrawAspect="Content" ObjectID="_1836461575" r:id="rId151"/>
         </w:object>
       </w:r>
       <w:r>
-        <w:t xml:space="preserve">. </w:t>
-      </w:r>
-    </w:p>
-    <w:p/>
-    <w:p>
-      <w:pPr>
-        <w:rPr>
-          <w:color w:val="FF0000"/>
-        </w:rPr>
-      </w:pPr>
-      <w:r>
-        <w:rPr>
-          <w:color w:val="FF0000"/>
-        </w:rPr>
-        <w:t xml:space="preserve">Equation </w:t>
-      </w:r>
-      <w:r>
-        <w:rPr>
-          <w:color w:val="FF0000"/>
-        </w:rPr>
-        <w:fldChar w:fldCharType="begin"/>
-      </w:r>
-      <w:r>
-        <w:rPr>
-          <w:color w:val="FF0000"/>
-        </w:rPr>
-        <w:instrText xml:space="preserve"> GOTOBUTTON ZEqnNum992718  \* MERGEFORMAT </w:instrText>
-      </w:r>
-      <w:r>
-        <w:rPr>
-          <w:color w:val="FF0000"/>
-        </w:rPr>
-        <w:fldChar w:fldCharType="begin"/>
-      </w:r>
-      <w:r>
-        <w:rPr>
-          <w:color w:val="FF0000"/>
-        </w:rPr>
-        <w:instrText xml:space="preserve"> REF ZEqnNum992718 \* Charformat \! \* MERGEFORMAT </w:instrText>
-      </w:r>
-      <w:r>
-        <w:rPr>
-          <w:color w:val="FF0000"/>
-        </w:rPr>
-        <w:fldChar w:fldCharType="separate"/>
-      </w:r>
-      <w:r>
-        <w:rPr>
-          <w:color w:val="FF0000"/>
-        </w:rPr>
-        <w:instrText>(1.49)</w:instrText>
-      </w:r>
-      <w:r>
-        <w:rPr>
-          <w:color w:val="FF0000"/>
-        </w:rPr>
-        <w:fldChar w:fldCharType="end"/>
-      </w:r>
-      <w:r>
-        <w:rPr>
-          <w:color w:val="FF0000"/>
-        </w:rPr>
-        <w:fldChar w:fldCharType="end"/>
-      </w:r>
-      <w:r>
-        <w:rPr>
-          <w:color w:val="FF0000"/>
-        </w:rPr>
-        <w:t xml:space="preserve"> is implicit, but in the code it is not implemented implicitly. In fact, it appears that the solid-bound molecules do not contribute to the residual, making the code converge even when </w:t>
+        <w:t xml:space="preserve"> </w:t>
+      </w:r>
+      <w:r>
+        <w:tab/>
+      </w:r>
+      <w:r>
+        <w:fldChar w:fldCharType="begin"/>
+      </w:r>
+      <w:r>
+        <w:instrText xml:space="preserve"> MACROBUTTON MTPlaceRef \* MERGEFORMAT </w:instrText>
+      </w:r>
+      <w:r>
+        <w:fldChar w:fldCharType="begin"/>
+      </w:r>
+      <w:r>
+        <w:instrText xml:space="preserve"> SEQ MTEqn \h \* MERGEFORMAT </w:instrText>
+      </w:r>
+      <w:r>
+        <w:fldChar w:fldCharType="end"/>
+      </w:r>
+      <w:r>
+        <w:instrText>(</w:instrText>
+      </w:r>
+      <w:fldSimple w:instr=" SEQ MTSec \c \* Arabic \* MERGEFORMAT ">
+        <w:r>
+          <w:rPr>
+            <w:noProof/>
+          </w:rPr>
+          <w:instrText>1</w:instrText>
+        </w:r>
+      </w:fldSimple>
+      <w:r>
+        <w:instrText>.</w:instrText>
+      </w:r>
+      <w:fldSimple w:instr=" SEQ MTEqn \c \* Arabic \* MERGEFORMAT ">
+        <w:r>
+          <w:rPr>
+            <w:noProof/>
+          </w:rPr>
+          <w:instrText>43</w:instrText>
+        </w:r>
+      </w:fldSimple>
+      <w:r>
+        <w:instrText>)</w:instrText>
+      </w:r>
+      <w:r>
+        <w:fldChar w:fldCharType="end"/>
+      </w:r>
+    </w:p>
+    <w:p>
+      <w:r>
+        <w:t xml:space="preserve">That is, it is the ratio of the apparent density over the true density of the </w:t>
       </w:r>
       <w:proofErr w:type="spellStart"/>
       <w:r>
-        <w:rPr>
-          <w:color w:val="FF0000"/>
-        </w:rPr>
-        <w:t>sbms</w:t>
+        <w:t>sbm</w:t>
       </w:r>
       <w:proofErr w:type="spellEnd"/>
       <w:r>
-        <w:rPr>
-          <w:color w:val="FF0000"/>
-        </w:rPr>
-        <w:t xml:space="preserve"> concentrations are not converged yet.</w:t>
-      </w:r>
-      <w:r>
-        <w:rPr>
-          <w:color w:val="FF0000"/>
-        </w:rPr>
-        <w:t xml:space="preserve"> For first order reactions A </w:t>
-      </w:r>
-      <w:r>
-        <w:rPr>
-          <w:color w:val="FF0000"/>
-        </w:rPr>
-        <w:sym w:font="Wingdings" w:char="F0E0"/>
-      </w:r>
-      <w:r>
-        <w:rPr>
-          <w:color w:val="FF0000"/>
-        </w:rPr>
-        <w:t xml:space="preserve"> B, where B is SBM it appears to work, but not sure about B</w:t>
-      </w:r>
-      <w:r>
-        <w:rPr>
-          <w:color w:val="FF0000"/>
-        </w:rPr>
-        <w:sym w:font="Wingdings" w:char="F0E0"/>
-      </w:r>
-      <w:r>
-        <w:rPr>
-          <w:color w:val="FF0000"/>
-        </w:rPr>
-        <w:t xml:space="preserve">A or more complex equations. </w:t>
-      </w:r>
-      <w:r>
-        <w:rPr>
-          <w:color w:val="FF0000"/>
-        </w:rPr>
-        <w:t>Perhaps I need to implement a predictor-</w:t>
-      </w:r>
-      <w:proofErr w:type="gramStart"/>
-      <w:r>
-        <w:rPr>
-          <w:color w:val="FF0000"/>
-        </w:rPr>
-        <w:t>corrector</w:t>
-      </w:r>
-      <w:proofErr w:type="gramEnd"/>
-      <w:r>
-        <w:rPr>
-          <w:color w:val="FF0000"/>
-        </w:rPr>
-        <w:t xml:space="preserve"> approach. </w:t>
-      </w:r>
-    </w:p>
-    <w:p>
-      <w:pPr>
-        <w:pStyle w:val="Heading1"/>
-      </w:pPr>
-      <w:bookmarkStart w:id="13" w:name="_Toc499114272"/>
-      <w:r>
-        <w:t>Analytical Solution</w:t>
-      </w:r>
-      <w:bookmarkEnd w:id="13"/>
-    </w:p>
-    <w:p>
-      <w:r>
-        <w:t xml:space="preserve">We try to find the analytical solution </w:t>
-      </w:r>
-      <w:proofErr w:type="gramStart"/>
-      <w:r>
-        <w:t>for</w:t>
-      </w:r>
-      <w:proofErr w:type="gramEnd"/>
-      <w:r>
-        <w:t xml:space="preserve"> the problem</w:t>
-      </w:r>
-    </w:p>
-    <w:p>
-      <w:pPr>
-        <w:pStyle w:val="MTDisplayEquation"/>
-      </w:pPr>
-      <w:r>
-        <w:tab/>
-      </w:r>
-      <w:r>
-        <w:rPr>
-          <w:position w:val="-12"/>
-        </w:rPr>
-        <w:object w:dxaOrig="1440" w:dyaOrig="360" w14:anchorId="6E533C3D">
-          <v:shape id="_x0000_i1098" type="#_x0000_t75" style="width:1in;height:18.15pt" o:ole="">
+        <w:t xml:space="preserve">. The fluid volume fraction, or porosity, is then defined via </w:t>
+      </w:r>
+      <w:r>
+        <w:rPr>
+          <w:position w:val="-10"/>
+        </w:rPr>
+        <w:object w:dxaOrig="960" w:dyaOrig="360" w14:anchorId="051E1689">
+          <v:shape id="_x0000_i1095" type="#_x0000_t75" style="width:50.5pt;height:21.5pt" o:ole="">
             <v:imagedata r:id="rId152" o:title=""/>
           </v:shape>
-          <o:OLEObject Type="Embed" ProgID="Equation.DSMT4" ShapeID="_x0000_i1098" DrawAspect="Content" ObjectID="_1835435961" r:id="rId153"/>
+          <o:OLEObject Type="Embed" ProgID="Equation.DSMT4" ShapeID="_x0000_i1095" DrawAspect="Content" ObjectID="_1836461576" r:id="rId153"/>
         </w:object>
       </w:r>
       <w:r>
-        <w:t xml:space="preserve"> </w:t>
-      </w:r>
-      <w:r>
-        <w:tab/>
-      </w:r>
-      <w:r>
-        <w:fldChar w:fldCharType="begin"/>
-      </w:r>
-      <w:r>
-        <w:instrText xml:space="preserve"> MACROBUTTON MTPlaceRef \* MERGEFORMAT </w:instrText>
-      </w:r>
-      <w:r>
-        <w:fldChar w:fldCharType="begin"/>
-      </w:r>
-      <w:r>
-        <w:instrText xml:space="preserve"> SEQ MTEqn \h \* MERGEFORMAT </w:instrText>
-      </w:r>
-      <w:r>
-        <w:fldChar w:fldCharType="end"/>
-      </w:r>
-      <w:r>
-        <w:instrText>(</w:instrText>
-      </w:r>
-      <w:fldSimple w:instr=" SEQ MTSec \c \* Arabic \* MERGEFORMAT ">
-        <w:r>
-          <w:rPr>
-            <w:noProof/>
-          </w:rPr>
-          <w:instrText>1</w:instrText>
-        </w:r>
-      </w:fldSimple>
-      <w:r>
-        <w:instrText>.</w:instrText>
-      </w:r>
-      <w:fldSimple w:instr=" SEQ MTEqn \c \* Arabic \* MERGEFORMAT ">
-        <w:r>
-          <w:rPr>
-            <w:noProof/>
-          </w:rPr>
-          <w:instrText>52</w:instrText>
-        </w:r>
-      </w:fldSimple>
-      <w:r>
-        <w:instrText>)</w:instrText>
-      </w:r>
-      <w:r>
-        <w:fldChar w:fldCharType="end"/>
-      </w:r>
-    </w:p>
-    <w:p>
-      <w:r>
-        <w:t xml:space="preserve">with prescribed solution on one end. </w:t>
-      </w:r>
-    </w:p>
-    <w:p>
-      <w:r>
-        <w:t xml:space="preserve">The </w:t>
+        <w:t xml:space="preserve">. </w:t>
+      </w:r>
+    </w:p>
+    <w:p/>
+    <w:p>
+      <w:pPr>
+        <w:rPr>
+          <w:color w:val="FF0000"/>
+        </w:rPr>
+      </w:pPr>
+      <w:r>
+        <w:rPr>
+          <w:color w:val="FF0000"/>
+        </w:rPr>
+        <w:t xml:space="preserve">Equation </w:t>
+      </w:r>
+      <w:r>
+        <w:rPr>
+          <w:color w:val="FF0000"/>
+        </w:rPr>
+        <w:fldChar w:fldCharType="begin"/>
+      </w:r>
+      <w:r>
+        <w:rPr>
+          <w:color w:val="FF0000"/>
+        </w:rPr>
+        <w:instrText xml:space="preserve"> GOTOBUTTON ZEqnNum992718  \* MERGEFORMAT </w:instrText>
+      </w:r>
+      <w:r>
+        <w:rPr>
+          <w:color w:val="FF0000"/>
+        </w:rPr>
+        <w:fldChar w:fldCharType="begin"/>
+      </w:r>
+      <w:r>
+        <w:rPr>
+          <w:color w:val="FF0000"/>
+        </w:rPr>
+        <w:instrText xml:space="preserve"> REF ZEqnNum992718 \* Charformat \! \* MERGEFORMAT </w:instrText>
+      </w:r>
+      <w:r>
+        <w:rPr>
+          <w:color w:val="FF0000"/>
+        </w:rPr>
+        <w:fldChar w:fldCharType="separate"/>
       </w:r>
       <w:r>
         <w:rPr>
           <w:b/>
-        </w:rPr>
-        <w:t>M</w:t>
-      </w:r>
-      <w:r>
-        <w:t xml:space="preserve"> matrix is given by</w:t>
+          <w:bCs/>
+          <w:color w:val="FF0000"/>
+        </w:rPr>
+        <w:instrText>Error! Reference source not found.</w:instrText>
+      </w:r>
+      <w:r>
+        <w:rPr>
+          <w:color w:val="FF0000"/>
+        </w:rPr>
+        <w:fldChar w:fldCharType="end"/>
+      </w:r>
+      <w:r>
+        <w:rPr>
+          <w:color w:val="FF0000"/>
+        </w:rPr>
+        <w:fldChar w:fldCharType="end"/>
+      </w:r>
+      <w:r>
+        <w:rPr>
+          <w:color w:val="FF0000"/>
+        </w:rPr>
+        <w:t xml:space="preserve"> is implicit, but in the code it is not implemented implicitly. In fact, it appears that the solid-bound molecules do not contribute to the residual, making the code converge even when </w:t>
+      </w:r>
+      <w:proofErr w:type="spellStart"/>
+      <w:r>
+        <w:rPr>
+          <w:color w:val="FF0000"/>
+        </w:rPr>
+        <w:t>sbms</w:t>
+      </w:r>
+      <w:proofErr w:type="spellEnd"/>
+      <w:r>
+        <w:rPr>
+          <w:color w:val="FF0000"/>
+        </w:rPr>
+        <w:t xml:space="preserve"> concentrations are not converged yet.</w:t>
+      </w:r>
+      <w:r>
+        <w:rPr>
+          <w:color w:val="FF0000"/>
+        </w:rPr>
+        <w:t xml:space="preserve"> For first order reactions A </w:t>
+      </w:r>
+      <w:r>
+        <w:rPr>
+          <w:color w:val="FF0000"/>
+        </w:rPr>
+        <w:sym w:font="Wingdings" w:char="F0E0"/>
+      </w:r>
+      <w:r>
+        <w:rPr>
+          <w:color w:val="FF0000"/>
+        </w:rPr>
+        <w:t xml:space="preserve"> B, where B is SBM it appears to work, but not sure about B</w:t>
+      </w:r>
+      <w:r>
+        <w:rPr>
+          <w:color w:val="FF0000"/>
+        </w:rPr>
+        <w:sym w:font="Wingdings" w:char="F0E0"/>
+      </w:r>
+      <w:r>
+        <w:rPr>
+          <w:color w:val="FF0000"/>
+        </w:rPr>
+        <w:t xml:space="preserve">A or more complex equations. </w:t>
+      </w:r>
+      <w:r>
+        <w:rPr>
+          <w:color w:val="FF0000"/>
+        </w:rPr>
+        <w:t>Perhaps I need to implement a predictor-</w:t>
+      </w:r>
+      <w:proofErr w:type="gramStart"/>
+      <w:r>
+        <w:rPr>
+          <w:color w:val="FF0000"/>
+        </w:rPr>
+        <w:t>corrector</w:t>
+      </w:r>
+      <w:proofErr w:type="gramEnd"/>
+      <w:r>
+        <w:rPr>
+          <w:color w:val="FF0000"/>
+        </w:rPr>
+        <w:t xml:space="preserve"> approach. </w:t>
+      </w:r>
+    </w:p>
+    <w:p>
+      <w:pPr>
+        <w:pStyle w:val="Heading1"/>
+      </w:pPr>
+      <w:bookmarkStart w:id="12" w:name="_Toc225519242"/>
+      <w:r>
+        <w:t>Analytical Solution</w:t>
+      </w:r>
+      <w:bookmarkEnd w:id="12"/>
+    </w:p>
+    <w:p>
+      <w:r>
+        <w:t xml:space="preserve">We try to find the analytical solution </w:t>
+      </w:r>
+      <w:proofErr w:type="gramStart"/>
+      <w:r>
+        <w:t>for</w:t>
+      </w:r>
+      <w:proofErr w:type="gramEnd"/>
+      <w:r>
+        <w:t xml:space="preserve"> the problem</w:t>
       </w:r>
     </w:p>
     <w:p>
@@ -6413,13 +6887,13 @@
       </w:r>
       <w:r>
         <w:rPr>
-          <w:position w:val="-32"/>
-        </w:rPr>
-        <w:object w:dxaOrig="1680" w:dyaOrig="600" w14:anchorId="0A3AF264">
-          <v:shape id="_x0000_i1099" type="#_x0000_t75" style="width:84.45pt;height:30.05pt" o:ole="">
+          <w:position w:val="-12"/>
+        </w:rPr>
+        <w:object w:dxaOrig="1440" w:dyaOrig="360" w14:anchorId="6E533C3D">
+          <v:shape id="_x0000_i1096" type="#_x0000_t75" style="width:1in;height:21.5pt" o:ole="">
             <v:imagedata r:id="rId154" o:title=""/>
           </v:shape>
-          <o:OLEObject Type="Embed" ProgID="Equation.DSMT4" ShapeID="_x0000_i1099" DrawAspect="Content" ObjectID="_1835435962" r:id="rId155"/>
+          <o:OLEObject Type="Embed" ProgID="Equation.DSMT4" ShapeID="_x0000_i1096" DrawAspect="Content" ObjectID="_1836461577" r:id="rId155"/>
         </w:object>
       </w:r>
       <w:r>
@@ -6462,7 +6936,7 @@
           <w:rPr>
             <w:noProof/>
           </w:rPr>
-          <w:instrText>53</w:instrText>
+          <w:instrText>44</w:instrText>
         </w:r>
       </w:fldSimple>
       <w:r>
@@ -6474,7 +6948,21 @@
     </w:p>
     <w:p>
       <w:r>
-        <w:t xml:space="preserve">Let’s consider a 1D element with 2 nodes. </w:t>
+        <w:t xml:space="preserve">with prescribed solution on one end. </w:t>
+      </w:r>
+    </w:p>
+    <w:p>
+      <w:r>
+        <w:t xml:space="preserve">The </w:t>
+      </w:r>
+      <w:r>
+        <w:rPr>
+          <w:b/>
+        </w:rPr>
+        <w:t>M</w:t>
+      </w:r>
+      <w:r>
+        <w:t xml:space="preserve"> matrix is given by</w:t>
       </w:r>
     </w:p>
     <w:p>
@@ -6486,13 +6974,13 @@
       </w:r>
       <w:r>
         <w:rPr>
-          <w:position w:val="-30"/>
-        </w:rPr>
-        <w:object w:dxaOrig="980" w:dyaOrig="720" w14:anchorId="12718E1E">
-          <v:shape id="_x0000_i1100" type="#_x0000_t75" style="width:48.95pt;height:36pt" o:ole="">
+          <w:position w:val="-32"/>
+        </w:rPr>
+        <w:object w:dxaOrig="1680" w:dyaOrig="600" w14:anchorId="0A3AF264">
+          <v:shape id="_x0000_i1097" type="#_x0000_t75" style="width:86.5pt;height:28.75pt" o:ole="">
             <v:imagedata r:id="rId156" o:title=""/>
           </v:shape>
-          <o:OLEObject Type="Embed" ProgID="Equation.DSMT4" ShapeID="_x0000_i1100" DrawAspect="Content" ObjectID="_1835435963" r:id="rId157"/>
+          <o:OLEObject Type="Embed" ProgID="Equation.DSMT4" ShapeID="_x0000_i1097" DrawAspect="Content" ObjectID="_1836461578" r:id="rId157"/>
         </w:object>
       </w:r>
       <w:r>
@@ -6535,7 +7023,7 @@
           <w:rPr>
             <w:noProof/>
           </w:rPr>
-          <w:instrText>54</w:instrText>
+          <w:instrText>45</w:instrText>
         </w:r>
       </w:fldSimple>
       <w:r>
@@ -6547,7 +7035,7 @@
     </w:p>
     <w:p>
       <w:r>
-        <w:t>Thus,</w:t>
+        <w:t xml:space="preserve">Let’s consider a 1D element with 2 nodes. </w:t>
       </w:r>
     </w:p>
     <w:p>
@@ -6555,18 +7043,17 @@
         <w:pStyle w:val="MTDisplayEquation"/>
       </w:pPr>
       <w:r>
-        <w:lastRenderedPageBreak/>
-        <w:tab/>
-      </w:r>
-      <w:r>
-        <w:rPr>
-          <w:position w:val="-108"/>
-        </w:rPr>
-        <w:object w:dxaOrig="2860" w:dyaOrig="2280" w14:anchorId="2965D9AF">
-          <v:shape id="_x0000_i1101" type="#_x0000_t75" style="width:142.7pt;height:113.95pt" o:ole="">
+        <w:tab/>
+      </w:r>
+      <w:r>
+        <w:rPr>
+          <w:position w:val="-30"/>
+        </w:rPr>
+        <w:object w:dxaOrig="980" w:dyaOrig="720" w14:anchorId="12718E1E">
+          <v:shape id="_x0000_i1098" type="#_x0000_t75" style="width:50.5pt;height:36pt" o:ole="">
             <v:imagedata r:id="rId158" o:title=""/>
           </v:shape>
-          <o:OLEObject Type="Embed" ProgID="Equation.DSMT4" ShapeID="_x0000_i1101" DrawAspect="Content" ObjectID="_1835435964" r:id="rId159"/>
+          <o:OLEObject Type="Embed" ProgID="Equation.DSMT4" ShapeID="_x0000_i1098" DrawAspect="Content" ObjectID="_1836461579" r:id="rId159"/>
         </w:object>
       </w:r>
       <w:r>
@@ -6609,7 +7096,7 @@
           <w:rPr>
             <w:noProof/>
           </w:rPr>
-          <w:instrText>55</w:instrText>
+          <w:instrText>46</w:instrText>
         </w:r>
       </w:fldSimple>
       <w:r>
@@ -6620,21 +7107,27 @@
       </w:r>
     </w:p>
     <w:p>
+      <w:r>
+        <w:t>Thus,</w:t>
+      </w:r>
+    </w:p>
+    <w:p>
       <w:pPr>
         <w:pStyle w:val="MTDisplayEquation"/>
       </w:pPr>
       <w:r>
-        <w:tab/>
-      </w:r>
-      <w:r>
-        <w:rPr>
-          <w:position w:val="-30"/>
-        </w:rPr>
-        <w:object w:dxaOrig="1420" w:dyaOrig="720" w14:anchorId="435CDEAC">
-          <v:shape id="_x0000_i1102" type="#_x0000_t75" style="width:70.95pt;height:36pt" o:ole="">
+        <w:lastRenderedPageBreak/>
+        <w:tab/>
+      </w:r>
+      <w:r>
+        <w:rPr>
+          <w:position w:val="-108"/>
+        </w:rPr>
+        <w:object w:dxaOrig="2860" w:dyaOrig="2280" w14:anchorId="2965D9AF">
+          <v:shape id="_x0000_i1099" type="#_x0000_t75" style="width:2in;height:115.25pt" o:ole="">
             <v:imagedata r:id="rId160" o:title=""/>
           </v:shape>
-          <o:OLEObject Type="Embed" ProgID="Equation.DSMT4" ShapeID="_x0000_i1102" DrawAspect="Content" ObjectID="_1835435965" r:id="rId161"/>
+          <o:OLEObject Type="Embed" ProgID="Equation.DSMT4" ShapeID="_x0000_i1099" DrawAspect="Content" ObjectID="_1836461580" r:id="rId161"/>
         </w:object>
       </w:r>
       <w:r>
@@ -6677,7 +7170,7 @@
           <w:rPr>
             <w:noProof/>
           </w:rPr>
-          <w:instrText>56</w:instrText>
+          <w:instrText>47</w:instrText>
         </w:r>
       </w:fldSimple>
       <w:r>
@@ -6688,128 +7181,118 @@
       </w:r>
     </w:p>
     <w:p>
-      <w:r>
-        <w:t xml:space="preserve">The prescribed solution is given by </w:t>
-      </w:r>
-      <w:r>
-        <w:rPr>
-          <w:position w:val="-14"/>
-        </w:rPr>
-        <w:object w:dxaOrig="940" w:dyaOrig="400" w14:anchorId="5CD74CFE">
-          <v:shape id="_x0000_i1103" type="#_x0000_t75" style="width:46.9pt;height:20.45pt" o:ole="">
+      <w:pPr>
+        <w:pStyle w:val="MTDisplayEquation"/>
+      </w:pPr>
+      <w:r>
+        <w:tab/>
+      </w:r>
+      <w:r>
+        <w:rPr>
+          <w:position w:val="-30"/>
+        </w:rPr>
+        <w:object w:dxaOrig="1420" w:dyaOrig="720" w14:anchorId="435CDEAC">
+          <v:shape id="_x0000_i1100" type="#_x0000_t75" style="width:1in;height:36pt" o:ole="">
             <v:imagedata r:id="rId162" o:title=""/>
           </v:shape>
-          <o:OLEObject Type="Embed" ProgID="Equation.DSMT4" ShapeID="_x0000_i1103" DrawAspect="Content" ObjectID="_1835435966" r:id="rId163"/>
+          <o:OLEObject Type="Embed" ProgID="Equation.DSMT4" ShapeID="_x0000_i1100" DrawAspect="Content" ObjectID="_1836461581" r:id="rId163"/>
         </w:object>
       </w:r>
       <w:r>
-        <w:t xml:space="preserve"> and </w:t>
+        <w:t xml:space="preserve"> </w:t>
+      </w:r>
+      <w:r>
+        <w:tab/>
+      </w:r>
+      <w:r>
+        <w:fldChar w:fldCharType="begin"/>
+      </w:r>
+      <w:r>
+        <w:instrText xml:space="preserve"> MACROBUTTON MTPlaceRef \* MERGEFORMAT </w:instrText>
+      </w:r>
+      <w:r>
+        <w:fldChar w:fldCharType="begin"/>
+      </w:r>
+      <w:r>
+        <w:instrText xml:space="preserve"> SEQ MTEqn \h \* MERGEFORMAT </w:instrText>
+      </w:r>
+      <w:r>
+        <w:fldChar w:fldCharType="end"/>
+      </w:r>
+      <w:r>
+        <w:instrText>(</w:instrText>
+      </w:r>
+      <w:fldSimple w:instr=" SEQ MTSec \c \* Arabic \* MERGEFORMAT ">
+        <w:r>
+          <w:rPr>
+            <w:noProof/>
+          </w:rPr>
+          <w:instrText>1</w:instrText>
+        </w:r>
+      </w:fldSimple>
+      <w:r>
+        <w:instrText>.</w:instrText>
+      </w:r>
+      <w:fldSimple w:instr=" SEQ MTEqn \c \* Arabic \* MERGEFORMAT ">
+        <w:r>
+          <w:rPr>
+            <w:noProof/>
+          </w:rPr>
+          <w:instrText>48</w:instrText>
+        </w:r>
+      </w:fldSimple>
+      <w:r>
+        <w:instrText>)</w:instrText>
+      </w:r>
+      <w:r>
+        <w:fldChar w:fldCharType="end"/>
+      </w:r>
+    </w:p>
+    <w:p>
+      <w:r>
+        <w:t xml:space="preserve">The prescribed solution is given by </w:t>
       </w:r>
       <w:r>
         <w:rPr>
           <w:position w:val="-14"/>
         </w:rPr>
-        <w:object w:dxaOrig="900" w:dyaOrig="400" w14:anchorId="4AB18450">
-          <v:shape id="_x0000_i1104" type="#_x0000_t75" style="width:45.05pt;height:20.45pt" o:ole="">
+        <w:object w:dxaOrig="940" w:dyaOrig="400" w14:anchorId="5CD74CFE">
+          <v:shape id="_x0000_i1101" type="#_x0000_t75" style="width:50.5pt;height:21.5pt" o:ole="">
             <v:imagedata r:id="rId164" o:title=""/>
           </v:shape>
-          <o:OLEObject Type="Embed" ProgID="Equation.DSMT4" ShapeID="_x0000_i1104" DrawAspect="Content" ObjectID="_1835435967" r:id="rId165"/>
+          <o:OLEObject Type="Embed" ProgID="Equation.DSMT4" ShapeID="_x0000_i1101" DrawAspect="Content" ObjectID="_1836461582" r:id="rId165"/>
         </w:object>
       </w:r>
       <w:r>
-        <w:t xml:space="preserve">. Thus, </w:t>
+        <w:t xml:space="preserve"> and </w:t>
       </w:r>
       <w:r>
         <w:rPr>
           <w:position w:val="-14"/>
         </w:rPr>
-        <w:object w:dxaOrig="1060" w:dyaOrig="400" w14:anchorId="172DDB50">
-          <v:shape id="_x0000_i1105" type="#_x0000_t75" style="width:53.1pt;height:20.45pt" o:ole="">
+        <w:object w:dxaOrig="900" w:dyaOrig="400" w14:anchorId="4AB18450">
+          <v:shape id="_x0000_i1102" type="#_x0000_t75" style="width:43.25pt;height:21.5pt" o:ole="">
             <v:imagedata r:id="rId166" o:title=""/>
           </v:shape>
-          <o:OLEObject Type="Embed" ProgID="Equation.DSMT4" ShapeID="_x0000_i1105" DrawAspect="Content" ObjectID="_1835435968" r:id="rId167"/>
+          <o:OLEObject Type="Embed" ProgID="Equation.DSMT4" ShapeID="_x0000_i1102" DrawAspect="Content" ObjectID="_1836461583" r:id="rId167"/>
         </w:object>
       </w:r>
       <w:r>
-        <w:t>. From this,</w:t>
-      </w:r>
-    </w:p>
-    <w:p>
-      <w:pPr>
-        <w:pStyle w:val="MTDisplayEquation"/>
-      </w:pPr>
-      <w:r>
-        <w:tab/>
-      </w:r>
-      <w:r>
-        <w:rPr>
-          <w:position w:val="-24"/>
-        </w:rPr>
-        <w:object w:dxaOrig="1260" w:dyaOrig="620" w14:anchorId="55435544">
-          <v:shape id="_x0000_i1106" type="#_x0000_t75" style="width:63.2pt;height:31.6pt" o:ole="">
+        <w:t xml:space="preserve">. Thus, </w:t>
+      </w:r>
+      <w:r>
+        <w:rPr>
+          <w:position w:val="-14"/>
+        </w:rPr>
+        <w:object w:dxaOrig="1060" w:dyaOrig="400" w14:anchorId="172DDB50">
+          <v:shape id="_x0000_i1103" type="#_x0000_t75" style="width:50.5pt;height:21.5pt" o:ole="">
             <v:imagedata r:id="rId168" o:title=""/>
           </v:shape>
-          <o:OLEObject Type="Embed" ProgID="Equation.DSMT4" ShapeID="_x0000_i1106" DrawAspect="Content" ObjectID="_1835435969" r:id="rId169"/>
+          <o:OLEObject Type="Embed" ProgID="Equation.DSMT4" ShapeID="_x0000_i1103" DrawAspect="Content" ObjectID="_1836461584" r:id="rId169"/>
         </w:object>
       </w:r>
       <w:r>
-        <w:t xml:space="preserve"> </w:t>
-      </w:r>
-      <w:r>
-        <w:tab/>
-      </w:r>
-      <w:r>
-        <w:fldChar w:fldCharType="begin"/>
-      </w:r>
-      <w:r>
-        <w:instrText xml:space="preserve"> MACROBUTTON MTPlaceRef \* MERGEFORMAT </w:instrText>
-      </w:r>
-      <w:r>
-        <w:fldChar w:fldCharType="begin"/>
-      </w:r>
-      <w:r>
-        <w:instrText xml:space="preserve"> SEQ MTEqn \h \* MERGEFORMAT </w:instrText>
-      </w:r>
-      <w:r>
-        <w:fldChar w:fldCharType="end"/>
-      </w:r>
-      <w:r>
-        <w:instrText>(</w:instrText>
-      </w:r>
-      <w:fldSimple w:instr=" SEQ MTSec \c \* Arabic \* MERGEFORMAT ">
-        <w:r>
-          <w:rPr>
-            <w:noProof/>
-          </w:rPr>
-          <w:instrText>1</w:instrText>
-        </w:r>
-      </w:fldSimple>
-      <w:r>
-        <w:instrText>.</w:instrText>
-      </w:r>
-      <w:fldSimple w:instr=" SEQ MTEqn \c \* Arabic \* MERGEFORMAT ">
-        <w:r>
-          <w:rPr>
-            <w:noProof/>
-          </w:rPr>
-          <w:instrText>57</w:instrText>
-        </w:r>
-      </w:fldSimple>
-      <w:r>
-        <w:instrText>)</w:instrText>
-      </w:r>
-      <w:r>
-        <w:fldChar w:fldCharType="end"/>
-      </w:r>
-    </w:p>
-    <w:p>
-      <w:r>
-        <w:t xml:space="preserve">  </w:t>
-      </w:r>
-    </w:p>
-    <w:p>
-      <w:r>
-        <w:t>Or in general,</w:t>
+        <w:t>. From this,</w:t>
       </w:r>
     </w:p>
     <w:p>
@@ -6823,11 +7306,11 @@
         <w:rPr>
           <w:position w:val="-24"/>
         </w:rPr>
-        <w:object w:dxaOrig="2900" w:dyaOrig="620" w14:anchorId="132AFD4E">
-          <v:shape id="_x0000_i1107" type="#_x0000_t75" style="width:145.55pt;height:31.6pt" o:ole="">
+        <w:object w:dxaOrig="1260" w:dyaOrig="620" w14:anchorId="55435544">
+          <v:shape id="_x0000_i1104" type="#_x0000_t75" style="width:64.75pt;height:28.75pt" o:ole="">
             <v:imagedata r:id="rId170" o:title=""/>
           </v:shape>
-          <o:OLEObject Type="Embed" ProgID="Equation.DSMT4" ShapeID="_x0000_i1107" DrawAspect="Content" ObjectID="_1835435970" r:id="rId171"/>
+          <o:OLEObject Type="Embed" ProgID="Equation.DSMT4" ShapeID="_x0000_i1104" DrawAspect="Content" ObjectID="_1836461585" r:id="rId171"/>
         </w:object>
       </w:r>
       <w:r>
@@ -6870,7 +7353,7 @@
           <w:rPr>
             <w:noProof/>
           </w:rPr>
-          <w:instrText>58</w:instrText>
+          <w:instrText>49</w:instrText>
         </w:r>
       </w:fldSimple>
       <w:r>
@@ -6882,25 +7365,12 @@
     </w:p>
     <w:p>
       <w:r>
-        <w:t xml:space="preserve">Assuming the increment in </w:t>
-      </w:r>
-      <w:r>
-        <w:rPr>
-          <w:i/>
-        </w:rPr>
-        <w:t xml:space="preserve">u1 </w:t>
-      </w:r>
-      <w:r>
-        <w:t xml:space="preserve">is </w:t>
-      </w:r>
-      <w:r>
-        <w:rPr>
-          <w:i/>
-        </w:rPr>
-        <w:t>d</w:t>
-      </w:r>
-      <w:r>
-        <w:t>, then</w:t>
+        <w:t xml:space="preserve">  </w:t>
+      </w:r>
+    </w:p>
+    <w:p>
+      <w:r>
+        <w:t>Or in general,</w:t>
       </w:r>
     </w:p>
     <w:p>
@@ -6914,11 +7384,11 @@
         <w:rPr>
           <w:position w:val="-24"/>
         </w:rPr>
-        <w:object w:dxaOrig="1660" w:dyaOrig="620" w14:anchorId="73444684">
-          <v:shape id="_x0000_i1108" type="#_x0000_t75" style="width:82.6pt;height:31.6pt" o:ole="">
+        <w:object w:dxaOrig="2900" w:dyaOrig="620" w14:anchorId="132AFD4E">
+          <v:shape id="_x0000_i1105" type="#_x0000_t75" style="width:2in;height:28.75pt" o:ole="">
             <v:imagedata r:id="rId172" o:title=""/>
           </v:shape>
-          <o:OLEObject Type="Embed" ProgID="Equation.DSMT4" ShapeID="_x0000_i1108" DrawAspect="Content" ObjectID="_1835435971" r:id="rId173"/>
+          <o:OLEObject Type="Embed" ProgID="Equation.DSMT4" ShapeID="_x0000_i1105" DrawAspect="Content" ObjectID="_1836461586" r:id="rId173"/>
         </w:object>
       </w:r>
       <w:r>
@@ -6961,7 +7431,7 @@
           <w:rPr>
             <w:noProof/>
           </w:rPr>
-          <w:instrText>59</w:instrText>
+          <w:instrText>50</w:instrText>
         </w:r>
       </w:fldSimple>
       <w:r>
@@ -6973,7 +7443,25 @@
     </w:p>
     <w:p>
       <w:r>
-        <w:t>In 3D</w:t>
+        <w:t xml:space="preserve">Assuming the increment in </w:t>
+      </w:r>
+      <w:r>
+        <w:rPr>
+          <w:i/>
+        </w:rPr>
+        <w:t xml:space="preserve">u1 </w:t>
+      </w:r>
+      <w:r>
+        <w:t xml:space="preserve">is </w:t>
+      </w:r>
+      <w:r>
+        <w:rPr>
+          <w:i/>
+        </w:rPr>
+        <w:t>d</w:t>
+      </w:r>
+      <w:r>
+        <w:t>, then</w:t>
       </w:r>
     </w:p>
     <w:p>
@@ -6987,11 +7475,11 @@
         <w:rPr>
           <w:position w:val="-24"/>
         </w:rPr>
-        <w:object w:dxaOrig="3060" w:dyaOrig="620" w14:anchorId="1D52241A">
-          <v:shape id="_x0000_i1109" type="#_x0000_t75" style="width:152.8pt;height:31.6pt" o:ole="">
+        <w:object w:dxaOrig="1660" w:dyaOrig="620" w14:anchorId="73444684">
+          <v:shape id="_x0000_i1106" type="#_x0000_t75" style="width:79.25pt;height:28.75pt" o:ole="">
             <v:imagedata r:id="rId174" o:title=""/>
           </v:shape>
-          <o:OLEObject Type="Embed" ProgID="Equation.DSMT4" ShapeID="_x0000_i1109" DrawAspect="Content" ObjectID="_1835435972" r:id="rId175"/>
+          <o:OLEObject Type="Embed" ProgID="Equation.DSMT4" ShapeID="_x0000_i1106" DrawAspect="Content" ObjectID="_1836461587" r:id="rId175"/>
         </w:object>
       </w:r>
       <w:r>
@@ -7034,7 +7522,7 @@
           <w:rPr>
             <w:noProof/>
           </w:rPr>
-          <w:instrText>60</w:instrText>
+          <w:instrText>51</w:instrText>
         </w:r>
       </w:fldSimple>
       <w:r>
@@ -7046,7 +7534,7 @@
     </w:p>
     <w:p>
       <w:r>
-        <w:t>Thus,</w:t>
+        <w:t>In 3D</w:t>
       </w:r>
     </w:p>
     <w:p>
@@ -7058,13 +7546,13 @@
       </w:r>
       <w:r>
         <w:rPr>
-          <w:position w:val="-66"/>
-        </w:rPr>
-        <w:object w:dxaOrig="4959" w:dyaOrig="1440" w14:anchorId="733FAD85">
-          <v:shape id="_x0000_i1110" type="#_x0000_t75" style="width:247.6pt;height:1in" o:ole="">
+          <w:position w:val="-24"/>
+        </w:rPr>
+        <w:object w:dxaOrig="3060" w:dyaOrig="620" w14:anchorId="1D52241A">
+          <v:shape id="_x0000_i1107" type="#_x0000_t75" style="width:151.25pt;height:28.75pt" o:ole="">
             <v:imagedata r:id="rId176" o:title=""/>
           </v:shape>
-          <o:OLEObject Type="Embed" ProgID="Equation.DSMT4" ShapeID="_x0000_i1110" DrawAspect="Content" ObjectID="_1835435973" r:id="rId177"/>
+          <o:OLEObject Type="Embed" ProgID="Equation.DSMT4" ShapeID="_x0000_i1107" DrawAspect="Content" ObjectID="_1836461588" r:id="rId177"/>
         </w:object>
       </w:r>
       <w:r>
@@ -7107,7 +7595,7 @@
           <w:rPr>
             <w:noProof/>
           </w:rPr>
-          <w:instrText>61</w:instrText>
+          <w:instrText>52</w:instrText>
         </w:r>
       </w:fldSimple>
       <w:r>
@@ -7118,14 +7606,9 @@
       </w:r>
     </w:p>
     <w:p>
-      <w:pPr>
-        <w:pStyle w:val="Heading1"/>
-      </w:pPr>
-      <w:bookmarkStart w:id="14" w:name="_Toc499114273"/>
-      <w:r>
-        <w:t>Prescribed concentrations in NL analyses</w:t>
-      </w:r>
-      <w:bookmarkEnd w:id="14"/>
+      <w:r>
+        <w:t>Thus,</w:t>
+      </w:r>
     </w:p>
     <w:p>
       <w:pPr>
@@ -7136,13 +7619,13 @@
       </w:r>
       <w:r>
         <w:rPr>
-          <w:position w:val="-16"/>
-        </w:rPr>
-        <w:object w:dxaOrig="2220" w:dyaOrig="440" w14:anchorId="6CF0AA5F">
-          <v:shape id="_x0000_i1111" type="#_x0000_t75" style="width:111.1pt;height:21.5pt" o:ole="">
+          <w:position w:val="-66"/>
+        </w:rPr>
+        <w:object w:dxaOrig="4959" w:dyaOrig="1440" w14:anchorId="733FAD85">
+          <v:shape id="_x0000_i1108" type="#_x0000_t75" style="width:244.75pt;height:1in" o:ole="">
             <v:imagedata r:id="rId178" o:title=""/>
           </v:shape>
-          <o:OLEObject Type="Embed" ProgID="Equation.DSMT4" ShapeID="_x0000_i1111" DrawAspect="Content" ObjectID="_1835435974" r:id="rId179"/>
+          <o:OLEObject Type="Embed" ProgID="Equation.DSMT4" ShapeID="_x0000_i1108" DrawAspect="Content" ObjectID="_1836461589" r:id="rId179"/>
         </w:object>
       </w:r>
       <w:r>
@@ -7185,7 +7668,7 @@
           <w:rPr>
             <w:noProof/>
           </w:rPr>
-          <w:instrText>62</w:instrText>
+          <w:instrText>53</w:instrText>
         </w:r>
       </w:fldSimple>
       <w:r>
@@ -7197,6 +7680,16 @@
     </w:p>
     <w:p>
       <w:pPr>
+        <w:pStyle w:val="Heading1"/>
+      </w:pPr>
+      <w:bookmarkStart w:id="13" w:name="_Toc225519243"/>
+      <w:r>
+        <w:t>Prescribed concentrations in NL analyses</w:t>
+      </w:r>
+      <w:bookmarkEnd w:id="13"/>
+    </w:p>
+    <w:p>
+      <w:pPr>
         <w:pStyle w:val="MTDisplayEquation"/>
       </w:pPr>
       <w:r>
@@ -7206,11 +7699,11 @@
         <w:rPr>
           <w:position w:val="-16"/>
         </w:rPr>
-        <w:object w:dxaOrig="5360" w:dyaOrig="440" w14:anchorId="67C4DD72">
-          <v:shape id="_x0000_i1112" type="#_x0000_t75" style="width:268.05pt;height:21.5pt" o:ole="">
+        <w:object w:dxaOrig="2220" w:dyaOrig="440" w14:anchorId="6CF0AA5F">
+          <v:shape id="_x0000_i1109" type="#_x0000_t75" style="width:108pt;height:21.5pt" o:ole="">
             <v:imagedata r:id="rId180" o:title=""/>
           </v:shape>
-          <o:OLEObject Type="Embed" ProgID="Equation.DSMT4" ShapeID="_x0000_i1112" DrawAspect="Content" ObjectID="_1835435975" r:id="rId181"/>
+          <o:OLEObject Type="Embed" ProgID="Equation.DSMT4" ShapeID="_x0000_i1109" DrawAspect="Content" ObjectID="_1836461590" r:id="rId181"/>
         </w:object>
       </w:r>
       <w:r>
@@ -7253,7 +7746,7 @@
           <w:rPr>
             <w:noProof/>
           </w:rPr>
-          <w:instrText>63</w:instrText>
+          <w:instrText>54</w:instrText>
         </w:r>
       </w:fldSimple>
       <w:r>
@@ -7265,19 +7758,94 @@
     </w:p>
     <w:p>
       <w:pPr>
+        <w:pStyle w:val="MTDisplayEquation"/>
+      </w:pPr>
+      <w:r>
+        <w:tab/>
+      </w:r>
+      <w:r>
+        <w:rPr>
+          <w:position w:val="-16"/>
+        </w:rPr>
+        <w:object w:dxaOrig="5360" w:dyaOrig="440" w14:anchorId="67C4DD72">
+          <v:shape id="_x0000_i1110" type="#_x0000_t75" style="width:266.5pt;height:21.5pt" o:ole="">
+            <v:imagedata r:id="rId182" o:title=""/>
+          </v:shape>
+          <o:OLEObject Type="Embed" ProgID="Equation.DSMT4" ShapeID="_x0000_i1110" DrawAspect="Content" ObjectID="_1836461591" r:id="rId183"/>
+        </w:object>
+      </w:r>
+      <w:r>
+        <w:t xml:space="preserve"> </w:t>
+      </w:r>
+      <w:r>
+        <w:tab/>
+      </w:r>
+      <w:r>
+        <w:fldChar w:fldCharType="begin"/>
+      </w:r>
+      <w:r>
+        <w:instrText xml:space="preserve"> MACROBUTTON MTPlaceRef \* MERGEFORMAT </w:instrText>
+      </w:r>
+      <w:r>
+        <w:fldChar w:fldCharType="begin"/>
+      </w:r>
+      <w:r>
+        <w:instrText xml:space="preserve"> SEQ MTEqn \h \* MERGEFORMAT </w:instrText>
+      </w:r>
+      <w:r>
+        <w:fldChar w:fldCharType="end"/>
+      </w:r>
+      <w:r>
+        <w:instrText>(</w:instrText>
+      </w:r>
+      <w:fldSimple w:instr=" SEQ MTSec \c \* Arabic \* MERGEFORMAT ">
+        <w:r>
+          <w:rPr>
+            <w:noProof/>
+          </w:rPr>
+          <w:instrText>1</w:instrText>
+        </w:r>
+      </w:fldSimple>
+      <w:r>
+        <w:instrText>.</w:instrText>
+      </w:r>
+      <w:fldSimple w:instr=" SEQ MTEqn \c \* Arabic \* MERGEFORMAT ">
+        <w:r>
+          <w:rPr>
+            <w:noProof/>
+          </w:rPr>
+          <w:instrText>55</w:instrText>
+        </w:r>
+      </w:fldSimple>
+      <w:r>
+        <w:instrText>)</w:instrText>
+      </w:r>
+      <w:r>
+        <w:fldChar w:fldCharType="end"/>
+      </w:r>
+    </w:p>
+    <w:p>
+      <w:pPr>
         <w:pStyle w:val="Heading1"/>
       </w:pPr>
+      <w:bookmarkStart w:id="14" w:name="_Toc225519244"/>
       <w:r>
         <w:lastRenderedPageBreak/>
         <w:t>Analytical solutions for diffusion equations</w:t>
       </w:r>
+      <w:bookmarkEnd w:id="14"/>
     </w:p>
     <w:p>
       <w:pPr>
         <w:pStyle w:val="Heading2"/>
       </w:pPr>
-      <w:r>
-        <w:t xml:space="preserve">Example 1 </w:t>
+      <w:bookmarkStart w:id="15" w:name="_Toc225519245"/>
+      <w:r>
+        <w:t>Example 1</w:t>
+      </w:r>
+      <w:bookmarkEnd w:id="15"/>
+      <w:r>
+        <w:t xml:space="preserve"> </w:t>
       </w:r>
     </w:p>
     <w:p>
@@ -7297,83 +7865,10 @@
           <w:position w:val="-54"/>
         </w:rPr>
         <w:object w:dxaOrig="3040" w:dyaOrig="1160" w14:anchorId="06703DA7">
-          <v:shape id="_x0000_i1113" type="#_x0000_t75" style="width:152.05pt;height:58pt" o:ole="">
-            <v:imagedata r:id="rId182" o:title=""/>
-          </v:shape>
-          <o:OLEObject Type="Embed" ProgID="Equation.DSMT4" ShapeID="_x0000_i1113" DrawAspect="Content" ObjectID="_1835435976" r:id="rId183"/>
-        </w:object>
-      </w:r>
-      <w:r>
-        <w:t xml:space="preserve"> </w:t>
-      </w:r>
-      <w:r>
-        <w:tab/>
-      </w:r>
-      <w:r>
-        <w:fldChar w:fldCharType="begin"/>
-      </w:r>
-      <w:r>
-        <w:instrText xml:space="preserve"> MACROBUTTON MTPlaceRef \* MERGEFORMAT </w:instrText>
-      </w:r>
-      <w:r>
-        <w:fldChar w:fldCharType="begin"/>
-      </w:r>
-      <w:r>
-        <w:instrText xml:space="preserve"> SEQ MTEqn \h \* MERGEFORMAT </w:instrText>
-      </w:r>
-      <w:r>
-        <w:fldChar w:fldCharType="end"/>
-      </w:r>
-      <w:r>
-        <w:instrText>(</w:instrText>
-      </w:r>
-      <w:fldSimple w:instr=" SEQ MTSec \c \* Arabic \* MERGEFORMAT ">
-        <w:r>
-          <w:rPr>
-            <w:noProof/>
-          </w:rPr>
-          <w:instrText>1</w:instrText>
-        </w:r>
-      </w:fldSimple>
-      <w:r>
-        <w:instrText>.</w:instrText>
-      </w:r>
-      <w:fldSimple w:instr=" SEQ MTEqn \c \* Arabic \* MERGEFORMAT ">
-        <w:r>
-          <w:rPr>
-            <w:noProof/>
-          </w:rPr>
-          <w:instrText>64</w:instrText>
-        </w:r>
-      </w:fldSimple>
-      <w:r>
-        <w:instrText>)</w:instrText>
-      </w:r>
-      <w:r>
-        <w:fldChar w:fldCharType="end"/>
-      </w:r>
-    </w:p>
-    <w:p>
-      <w:r>
-        <w:t>The solution is given by,</w:t>
-      </w:r>
-    </w:p>
-    <w:p>
-      <w:pPr>
-        <w:pStyle w:val="MTDisplayEquation"/>
-      </w:pPr>
-      <w:r>
-        <w:tab/>
-      </w:r>
-      <w:r>
-        <w:rPr>
-          <w:position w:val="-66"/>
-        </w:rPr>
-        <w:object w:dxaOrig="2980" w:dyaOrig="1440" w14:anchorId="1AF9DDFA">
-          <v:shape id="_x0000_i1114" type="#_x0000_t75" style="width:148.9pt;height:1in" o:ole="">
+          <v:shape id="_x0000_i1111" type="#_x0000_t75" style="width:151.25pt;height:57.5pt" o:ole="">
             <v:imagedata r:id="rId184" o:title=""/>
           </v:shape>
-          <o:OLEObject Type="Embed" ProgID="Equation.DSMT4" ShapeID="_x0000_i1114" DrawAspect="Content" ObjectID="_1835435977" r:id="rId185"/>
+          <o:OLEObject Type="Embed" ProgID="Equation.DSMT4" ShapeID="_x0000_i1111" DrawAspect="Content" ObjectID="_1836461592" r:id="rId185"/>
         </w:object>
       </w:r>
       <w:r>
@@ -7416,7 +7911,7 @@
           <w:rPr>
             <w:noProof/>
           </w:rPr>
-          <w:instrText>65</w:instrText>
+          <w:instrText>56</w:instrText>
         </w:r>
       </w:fldSimple>
       <w:r>
@@ -7427,16 +7922,8 @@
       </w:r>
     </w:p>
     <w:p>
-      <w:pPr>
-        <w:pStyle w:val="Heading2"/>
-      </w:pPr>
-      <w:r>
-        <w:t>Example 2</w:t>
-      </w:r>
-    </w:p>
-    <w:p>
-      <w:r>
-        <w:t>Consider the following 1D - IC/BC problem,</w:t>
+      <w:r>
+        <w:t>The solution is given by,</w:t>
       </w:r>
     </w:p>
     <w:p>
@@ -7448,13 +7935,13 @@
       </w:r>
       <w:r>
         <w:rPr>
-          <w:position w:val="-54"/>
-        </w:rPr>
-        <w:object w:dxaOrig="3040" w:dyaOrig="1160" w14:anchorId="7EC57D09">
-          <v:shape id="_x0000_i1115" type="#_x0000_t75" style="width:152.05pt;height:58pt" o:ole="">
+          <w:position w:val="-66"/>
+        </w:rPr>
+        <w:object w:dxaOrig="2980" w:dyaOrig="1440" w14:anchorId="1AF9DDFA">
+          <v:shape id="_x0000_i1112" type="#_x0000_t75" style="width:151.25pt;height:1in" o:ole="">
             <v:imagedata r:id="rId186" o:title=""/>
           </v:shape>
-          <o:OLEObject Type="Embed" ProgID="Equation.DSMT4" ShapeID="_x0000_i1115" DrawAspect="Content" ObjectID="_1835435978" r:id="rId187"/>
+          <o:OLEObject Type="Embed" ProgID="Equation.DSMT4" ShapeID="_x0000_i1112" DrawAspect="Content" ObjectID="_1836461593" r:id="rId187"/>
         </w:object>
       </w:r>
       <w:r>
@@ -7497,7 +7984,7 @@
           <w:rPr>
             <w:noProof/>
           </w:rPr>
-          <w:instrText>66</w:instrText>
+          <w:instrText>57</w:instrText>
         </w:r>
       </w:fldSimple>
       <w:r>
@@ -7508,8 +7995,18 @@
       </w:r>
     </w:p>
     <w:p>
-      <w:r>
-        <w:t>The solution is given by,</w:t>
+      <w:pPr>
+        <w:pStyle w:val="Heading2"/>
+      </w:pPr>
+      <w:bookmarkStart w:id="16" w:name="_Toc225519246"/>
+      <w:r>
+        <w:t>Example 2</w:t>
+      </w:r>
+      <w:bookmarkEnd w:id="16"/>
+    </w:p>
+    <w:p>
+      <w:r>
+        <w:t>Consider the following 1D - IC/BC problem,</w:t>
       </w:r>
     </w:p>
     <w:p>
@@ -7521,13 +8018,13 @@
       </w:r>
       <w:r>
         <w:rPr>
-          <w:position w:val="-72"/>
-        </w:rPr>
-        <w:object w:dxaOrig="3920" w:dyaOrig="1560" w14:anchorId="795AAB77">
-          <v:shape id="_x0000_i1116" type="#_x0000_t75" style="width:196.6pt;height:78.2pt" o:ole="">
+          <w:position w:val="-54"/>
+        </w:rPr>
+        <w:object w:dxaOrig="3040" w:dyaOrig="1160" w14:anchorId="7EC57D09">
+          <v:shape id="_x0000_i1113" type="#_x0000_t75" style="width:151.25pt;height:57.5pt" o:ole="">
             <v:imagedata r:id="rId188" o:title=""/>
           </v:shape>
-          <o:OLEObject Type="Embed" ProgID="Equation.DSMT4" ShapeID="_x0000_i1116" DrawAspect="Content" ObjectID="_1835435979" r:id="rId189"/>
+          <o:OLEObject Type="Embed" ProgID="Equation.DSMT4" ShapeID="_x0000_i1113" DrawAspect="Content" ObjectID="_1836461594" r:id="rId189"/>
         </w:object>
       </w:r>
       <w:r>
@@ -7570,7 +8067,7 @@
           <w:rPr>
             <w:noProof/>
           </w:rPr>
-          <w:instrText>67</w:instrText>
+          <w:instrText>58</w:instrText>
         </w:r>
       </w:fldSimple>
       <w:r>
@@ -7582,32 +8079,7 @@
     </w:p>
     <w:p>
       <w:r>
-        <w:tab/>
-      </w:r>
-    </w:p>
-    <w:p>
-      <w:pPr>
-        <w:pStyle w:val="Heading1"/>
-      </w:pPr>
-      <w:bookmarkStart w:id="15" w:name="_Toc499114274"/>
-      <w:r>
-        <w:t>Analytical solutions for reaction equations</w:t>
-      </w:r>
-      <w:bookmarkEnd w:id="15"/>
-    </w:p>
-    <w:p>
-      <w:pPr>
-        <w:pStyle w:val="Heading2"/>
-      </w:pPr>
-      <w:bookmarkStart w:id="16" w:name="_Toc499114275"/>
-      <w:r>
-        <w:t>Example 1</w:t>
-      </w:r>
-      <w:bookmarkEnd w:id="16"/>
-    </w:p>
-    <w:p>
-      <w:r>
-        <w:t>The reaction</w:t>
+        <w:t>The solution is given by,</w:t>
       </w:r>
     </w:p>
     <w:p>
@@ -7619,13 +8091,13 @@
       </w:r>
       <w:r>
         <w:rPr>
-          <w:position w:val="-6"/>
-        </w:rPr>
-        <w:object w:dxaOrig="680" w:dyaOrig="460" w14:anchorId="2670F555">
-          <v:shape id="_x0000_i1117" type="#_x0000_t75" style="width:33.95pt;height:23.05pt" o:ole="">
+          <w:position w:val="-72"/>
+        </w:rPr>
+        <w:object w:dxaOrig="3920" w:dyaOrig="1560" w14:anchorId="795AAB77">
+          <v:shape id="_x0000_i1114" type="#_x0000_t75" style="width:194.5pt;height:79.25pt" o:ole="">
             <v:imagedata r:id="rId190" o:title=""/>
           </v:shape>
-          <o:OLEObject Type="Embed" ProgID="Equation.DSMT4" ShapeID="_x0000_i1117" DrawAspect="Content" ObjectID="_1835435980" r:id="rId191"/>
+          <o:OLEObject Type="Embed" ProgID="Equation.DSMT4" ShapeID="_x0000_i1114" DrawAspect="Content" ObjectID="_1836461595" r:id="rId191"/>
         </w:object>
       </w:r>
       <w:r>
@@ -7668,7 +8140,7 @@
           <w:rPr>
             <w:noProof/>
           </w:rPr>
-          <w:instrText>68</w:instrText>
+          <w:instrText>59</w:instrText>
         </w:r>
       </w:fldSimple>
       <w:r>
@@ -7680,7 +8152,32 @@
     </w:p>
     <w:p>
       <w:r>
-        <w:t>has the following solution</w:t>
+        <w:tab/>
+      </w:r>
+    </w:p>
+    <w:p>
+      <w:pPr>
+        <w:pStyle w:val="Heading1"/>
+      </w:pPr>
+      <w:bookmarkStart w:id="17" w:name="_Toc225519247"/>
+      <w:r>
+        <w:t>Analytical solutions for reaction equations</w:t>
+      </w:r>
+      <w:bookmarkEnd w:id="17"/>
+    </w:p>
+    <w:p>
+      <w:pPr>
+        <w:pStyle w:val="Heading2"/>
+      </w:pPr>
+      <w:bookmarkStart w:id="18" w:name="_Toc225519248"/>
+      <w:r>
+        <w:t>Example 1</w:t>
+      </w:r>
+      <w:bookmarkEnd w:id="18"/>
+    </w:p>
+    <w:p>
+      <w:r>
+        <w:t>The reaction</w:t>
       </w:r>
     </w:p>
     <w:p>
@@ -7692,13 +8189,13 @@
       </w:r>
       <w:r>
         <w:rPr>
-          <w:position w:val="-36"/>
-        </w:rPr>
-        <w:object w:dxaOrig="2480" w:dyaOrig="840" w14:anchorId="56809685">
-          <v:shape id="_x0000_i1118" type="#_x0000_t75" style="width:124.05pt;height:41.95pt" o:ole="">
+          <w:position w:val="-6"/>
+        </w:rPr>
+        <w:object w:dxaOrig="680" w:dyaOrig="460" w14:anchorId="2670F555">
+          <v:shape id="_x0000_i1115" type="#_x0000_t75" style="width:36pt;height:21.5pt" o:ole="">
             <v:imagedata r:id="rId192" o:title=""/>
           </v:shape>
-          <o:OLEObject Type="Embed" ProgID="Equation.DSMT4" ShapeID="_x0000_i1118" DrawAspect="Content" ObjectID="_1835435981" r:id="rId193"/>
+          <o:OLEObject Type="Embed" ProgID="Equation.DSMT4" ShapeID="_x0000_i1115" DrawAspect="Content" ObjectID="_1836461596" r:id="rId193"/>
         </w:object>
       </w:r>
       <w:r>
@@ -7741,7 +8238,7 @@
           <w:rPr>
             <w:noProof/>
           </w:rPr>
-          <w:instrText>69</w:instrText>
+          <w:instrText>60</w:instrText>
         </w:r>
       </w:fldSimple>
       <w:r>
@@ -7752,15 +8249,88 @@
       </w:r>
     </w:p>
     <w:p>
+      <w:r>
+        <w:t>has the following solution</w:t>
+      </w:r>
+    </w:p>
+    <w:p>
+      <w:pPr>
+        <w:pStyle w:val="MTDisplayEquation"/>
+      </w:pPr>
+      <w:r>
+        <w:tab/>
+      </w:r>
+      <w:r>
+        <w:rPr>
+          <w:position w:val="-36"/>
+        </w:rPr>
+        <w:object w:dxaOrig="2480" w:dyaOrig="840" w14:anchorId="56809685">
+          <v:shape id="_x0000_i1116" type="#_x0000_t75" style="width:122.5pt;height:43.25pt" o:ole="">
+            <v:imagedata r:id="rId194" o:title=""/>
+          </v:shape>
+          <o:OLEObject Type="Embed" ProgID="Equation.DSMT4" ShapeID="_x0000_i1116" DrawAspect="Content" ObjectID="_1836461597" r:id="rId195"/>
+        </w:object>
+      </w:r>
+      <w:r>
+        <w:t xml:space="preserve"> </w:t>
+      </w:r>
+      <w:r>
+        <w:tab/>
+      </w:r>
+      <w:r>
+        <w:fldChar w:fldCharType="begin"/>
+      </w:r>
+      <w:r>
+        <w:instrText xml:space="preserve"> MACROBUTTON MTPlaceRef \* MERGEFORMAT </w:instrText>
+      </w:r>
+      <w:r>
+        <w:fldChar w:fldCharType="begin"/>
+      </w:r>
+      <w:r>
+        <w:instrText xml:space="preserve"> SEQ MTEqn \h \* MERGEFORMAT </w:instrText>
+      </w:r>
+      <w:r>
+        <w:fldChar w:fldCharType="end"/>
+      </w:r>
+      <w:r>
+        <w:instrText>(</w:instrText>
+      </w:r>
+      <w:fldSimple w:instr=" SEQ MTSec \c \* Arabic \* MERGEFORMAT ">
+        <w:r>
+          <w:rPr>
+            <w:noProof/>
+          </w:rPr>
+          <w:instrText>1</w:instrText>
+        </w:r>
+      </w:fldSimple>
+      <w:r>
+        <w:instrText>.</w:instrText>
+      </w:r>
+      <w:fldSimple w:instr=" SEQ MTEqn \c \* Arabic \* MERGEFORMAT ">
+        <w:r>
+          <w:rPr>
+            <w:noProof/>
+          </w:rPr>
+          <w:instrText>61</w:instrText>
+        </w:r>
+      </w:fldSimple>
+      <w:r>
+        <w:instrText>)</w:instrText>
+      </w:r>
+      <w:r>
+        <w:fldChar w:fldCharType="end"/>
+      </w:r>
+    </w:p>
+    <w:p>
       <w:pPr>
         <w:pStyle w:val="Heading2"/>
       </w:pPr>
-      <w:bookmarkStart w:id="17" w:name="_Toc499114276"/>
+      <w:bookmarkStart w:id="19" w:name="_Toc225519249"/>
       <w:r>
         <w:lastRenderedPageBreak/>
         <w:t>Example 2</w:t>
       </w:r>
-      <w:bookmarkEnd w:id="17"/>
+      <w:bookmarkEnd w:id="19"/>
     </w:p>
     <w:p>
       <w:r>
@@ -7779,187 +8349,187 @@
           <w:position w:val="-42"/>
         </w:rPr>
         <w:object w:dxaOrig="700" w:dyaOrig="960" w14:anchorId="1E1B4196">
-          <v:shape id="_x0000_i1119" type="#_x0000_t75" style="width:34.95pt;height:47.4pt" o:ole="">
-            <v:imagedata r:id="rId194" o:title=""/>
-          </v:shape>
-          <o:OLEObject Type="Embed" ProgID="Equation.DSMT4" ShapeID="_x0000_i1119" DrawAspect="Content" ObjectID="_1835435982" r:id="rId195"/>
-        </w:object>
-      </w:r>
-      <w:r>
-        <w:t xml:space="preserve"> </w:t>
-      </w:r>
-      <w:r>
-        <w:tab/>
-      </w:r>
-      <w:r>
-        <w:fldChar w:fldCharType="begin"/>
-      </w:r>
-      <w:r>
-        <w:instrText xml:space="preserve"> MACROBUTTON MTPlaceRef \* MERGEFORMAT </w:instrText>
-      </w:r>
-      <w:r>
-        <w:fldChar w:fldCharType="begin"/>
-      </w:r>
-      <w:r>
-        <w:instrText xml:space="preserve"> SEQ MTEqn \h \* MERGEFORMAT </w:instrText>
-      </w:r>
-      <w:r>
-        <w:fldChar w:fldCharType="end"/>
-      </w:r>
-      <w:r>
-        <w:instrText>(</w:instrText>
-      </w:r>
-      <w:fldSimple w:instr=" SEQ MTSec \c \* Arabic \* MERGEFORMAT ">
-        <w:r>
-          <w:rPr>
-            <w:noProof/>
-          </w:rPr>
-          <w:instrText>1</w:instrText>
-        </w:r>
-      </w:fldSimple>
-      <w:r>
-        <w:instrText>.</w:instrText>
-      </w:r>
-      <w:fldSimple w:instr=" SEQ MTEqn \c \* Arabic \* MERGEFORMAT ">
-        <w:r>
-          <w:rPr>
-            <w:noProof/>
-          </w:rPr>
-          <w:instrText>70</w:instrText>
-        </w:r>
-      </w:fldSimple>
-      <w:r>
-        <w:instrText>)</w:instrText>
-      </w:r>
-      <w:r>
-        <w:fldChar w:fldCharType="end"/>
-      </w:r>
-    </w:p>
-    <w:p>
-      <w:r>
-        <w:t xml:space="preserve">has the following solution (for </w:t>
-      </w:r>
-      <w:r>
-        <w:rPr>
-          <w:position w:val="-12"/>
-        </w:rPr>
-        <w:object w:dxaOrig="680" w:dyaOrig="360" w14:anchorId="16AFE618">
-          <v:shape id="_x0000_i1120" type="#_x0000_t75" style="width:33.95pt;height:18.15pt" o:ole="">
+          <v:shape id="_x0000_i1117" type="#_x0000_t75" style="width:36pt;height:50.5pt" o:ole="">
             <v:imagedata r:id="rId196" o:title=""/>
           </v:shape>
-          <o:OLEObject Type="Embed" ProgID="Equation.DSMT4" ShapeID="_x0000_i1120" DrawAspect="Content" ObjectID="_1835435983" r:id="rId197"/>
+          <o:OLEObject Type="Embed" ProgID="Equation.DSMT4" ShapeID="_x0000_i1117" DrawAspect="Content" ObjectID="_1836461598" r:id="rId197"/>
         </w:object>
       </w:r>
       <w:r>
-        <w:t>)</w:t>
-      </w:r>
-    </w:p>
-    <w:p>
-      <w:pPr>
-        <w:pStyle w:val="MTDisplayEquation"/>
-      </w:pPr>
-      <w:r>
-        <w:tab/>
-      </w:r>
-      <w:r>
-        <w:rPr>
-          <w:position w:val="-100"/>
-        </w:rPr>
-        <w:object w:dxaOrig="5300" w:dyaOrig="1780" w14:anchorId="751AEEF2">
-          <v:shape id="_x0000_i1121" type="#_x0000_t75" style="width:264.95pt;height:89.1pt" o:ole="">
+        <w:t xml:space="preserve"> </w:t>
+      </w:r>
+      <w:r>
+        <w:tab/>
+      </w:r>
+      <w:r>
+        <w:fldChar w:fldCharType="begin"/>
+      </w:r>
+      <w:r>
+        <w:instrText xml:space="preserve"> MACROBUTTON MTPlaceRef \* MERGEFORMAT </w:instrText>
+      </w:r>
+      <w:r>
+        <w:fldChar w:fldCharType="begin"/>
+      </w:r>
+      <w:r>
+        <w:instrText xml:space="preserve"> SEQ MTEqn \h \* MERGEFORMAT </w:instrText>
+      </w:r>
+      <w:r>
+        <w:fldChar w:fldCharType="end"/>
+      </w:r>
+      <w:r>
+        <w:instrText>(</w:instrText>
+      </w:r>
+      <w:fldSimple w:instr=" SEQ MTSec \c \* Arabic \* MERGEFORMAT ">
+        <w:r>
+          <w:rPr>
+            <w:noProof/>
+          </w:rPr>
+          <w:instrText>1</w:instrText>
+        </w:r>
+      </w:fldSimple>
+      <w:r>
+        <w:instrText>.</w:instrText>
+      </w:r>
+      <w:fldSimple w:instr=" SEQ MTEqn \c \* Arabic \* MERGEFORMAT ">
+        <w:r>
+          <w:rPr>
+            <w:noProof/>
+          </w:rPr>
+          <w:instrText>62</w:instrText>
+        </w:r>
+      </w:fldSimple>
+      <w:r>
+        <w:instrText>)</w:instrText>
+      </w:r>
+      <w:r>
+        <w:fldChar w:fldCharType="end"/>
+      </w:r>
+    </w:p>
+    <w:p>
+      <w:r>
+        <w:t xml:space="preserve">has the following solution (for </w:t>
+      </w:r>
+      <w:r>
+        <w:rPr>
+          <w:position w:val="-12"/>
+        </w:rPr>
+        <w:object w:dxaOrig="680" w:dyaOrig="360" w14:anchorId="16AFE618">
+          <v:shape id="_x0000_i1118" type="#_x0000_t75" style="width:36pt;height:21.5pt" o:ole="">
             <v:imagedata r:id="rId198" o:title=""/>
           </v:shape>
-          <o:OLEObject Type="Embed" ProgID="Equation.DSMT4" ShapeID="_x0000_i1121" DrawAspect="Content" ObjectID="_1835435984" r:id="rId199"/>
+          <o:OLEObject Type="Embed" ProgID="Equation.DSMT4" ShapeID="_x0000_i1118" DrawAspect="Content" ObjectID="_1836461599" r:id="rId199"/>
         </w:object>
       </w:r>
       <w:r>
-        <w:t xml:space="preserve"> </w:t>
-      </w:r>
-      <w:r>
-        <w:tab/>
-      </w:r>
-      <w:r>
-        <w:fldChar w:fldCharType="begin"/>
-      </w:r>
-      <w:r>
-        <w:instrText xml:space="preserve"> MACROBUTTON MTPlaceRef \* MERGEFORMAT </w:instrText>
-      </w:r>
-      <w:r>
-        <w:fldChar w:fldCharType="begin"/>
-      </w:r>
-      <w:r>
-        <w:instrText xml:space="preserve"> SEQ MTEqn \h \* MERGEFORMAT </w:instrText>
-      </w:r>
-      <w:r>
-        <w:fldChar w:fldCharType="end"/>
-      </w:r>
-      <w:r>
-        <w:instrText>(</w:instrText>
-      </w:r>
-      <w:fldSimple w:instr=" SEQ MTSec \c \* Arabic \* MERGEFORMAT ">
-        <w:r>
-          <w:rPr>
-            <w:noProof/>
-          </w:rPr>
-          <w:instrText>1</w:instrText>
-        </w:r>
-      </w:fldSimple>
-      <w:r>
-        <w:instrText>.</w:instrText>
-      </w:r>
-      <w:fldSimple w:instr=" SEQ MTEqn \c \* Arabic \* MERGEFORMAT ">
-        <w:r>
-          <w:rPr>
-            <w:noProof/>
-          </w:rPr>
-          <w:instrText>71</w:instrText>
-        </w:r>
-      </w:fldSimple>
-      <w:r>
-        <w:instrText>)</w:instrText>
-      </w:r>
-      <w:r>
-        <w:fldChar w:fldCharType="end"/>
-      </w:r>
-    </w:p>
-    <w:p>
-      <w:r>
-        <w:t xml:space="preserve">If </w:t>
-      </w:r>
-      <w:r>
-        <w:rPr>
-          <w:position w:val="-12"/>
-        </w:rPr>
-        <w:object w:dxaOrig="680" w:dyaOrig="360" w14:anchorId="254DBE04">
-          <v:shape id="_x0000_i1122" type="#_x0000_t75" style="width:33.95pt;height:18.15pt" o:ole="">
+        <w:t>)</w:t>
+      </w:r>
+    </w:p>
+    <w:p>
+      <w:pPr>
+        <w:pStyle w:val="MTDisplayEquation"/>
+      </w:pPr>
+      <w:r>
+        <w:tab/>
+      </w:r>
+      <w:r>
+        <w:rPr>
+          <w:position w:val="-100"/>
+        </w:rPr>
+        <w:object w:dxaOrig="5300" w:dyaOrig="1780" w14:anchorId="751AEEF2">
+          <v:shape id="_x0000_i1119" type="#_x0000_t75" style="width:266.25pt;height:86.5pt" o:ole="">
             <v:imagedata r:id="rId200" o:title=""/>
           </v:shape>
-          <o:OLEObject Type="Embed" ProgID="Equation.DSMT4" ShapeID="_x0000_i1122" DrawAspect="Content" ObjectID="_1835435985" r:id="rId201"/>
+          <o:OLEObject Type="Embed" ProgID="Equation.DSMT4" ShapeID="_x0000_i1119" DrawAspect="Content" ObjectID="_1836461600" r:id="rId201"/>
         </w:object>
       </w:r>
       <w:r>
-        <w:t>, then the solution is</w:t>
-      </w:r>
-    </w:p>
-    <w:p>
-      <w:pPr>
-        <w:pStyle w:val="MTDisplayEquation"/>
-      </w:pPr>
-      <w:r>
-        <w:tab/>
-      </w:r>
-      <w:r>
-        <w:rPr>
-          <w:position w:val="-58"/>
-        </w:rPr>
-        <w:object w:dxaOrig="3120" w:dyaOrig="1240" w14:anchorId="327F5BEC">
-          <v:shape id="_x0000_i1123" type="#_x0000_t75" style="width:155.9pt;height:61.9pt" o:ole="">
+        <w:t xml:space="preserve"> </w:t>
+      </w:r>
+      <w:r>
+        <w:tab/>
+      </w:r>
+      <w:r>
+        <w:fldChar w:fldCharType="begin"/>
+      </w:r>
+      <w:r>
+        <w:instrText xml:space="preserve"> MACROBUTTON MTPlaceRef \* MERGEFORMAT </w:instrText>
+      </w:r>
+      <w:r>
+        <w:fldChar w:fldCharType="begin"/>
+      </w:r>
+      <w:r>
+        <w:instrText xml:space="preserve"> SEQ MTEqn \h \* MERGEFORMAT </w:instrText>
+      </w:r>
+      <w:r>
+        <w:fldChar w:fldCharType="end"/>
+      </w:r>
+      <w:r>
+        <w:instrText>(</w:instrText>
+      </w:r>
+      <w:fldSimple w:instr=" SEQ MTSec \c \* Arabic \* MERGEFORMAT ">
+        <w:r>
+          <w:rPr>
+            <w:noProof/>
+          </w:rPr>
+          <w:instrText>1</w:instrText>
+        </w:r>
+      </w:fldSimple>
+      <w:r>
+        <w:instrText>.</w:instrText>
+      </w:r>
+      <w:fldSimple w:instr=" SEQ MTEqn \c \* Arabic \* MERGEFORMAT ">
+        <w:r>
+          <w:rPr>
+            <w:noProof/>
+          </w:rPr>
+          <w:instrText>63</w:instrText>
+        </w:r>
+      </w:fldSimple>
+      <w:r>
+        <w:instrText>)</w:instrText>
+      </w:r>
+      <w:r>
+        <w:fldChar w:fldCharType="end"/>
+      </w:r>
+    </w:p>
+    <w:p>
+      <w:r>
+        <w:t xml:space="preserve">If </w:t>
+      </w:r>
+      <w:r>
+        <w:rPr>
+          <w:position w:val="-12"/>
+        </w:rPr>
+        <w:object w:dxaOrig="680" w:dyaOrig="360" w14:anchorId="254DBE04">
+          <v:shape id="_x0000_i1120" type="#_x0000_t75" style="width:36pt;height:21.5pt" o:ole="">
             <v:imagedata r:id="rId202" o:title=""/>
           </v:shape>
-          <o:OLEObject Type="Embed" ProgID="Equation.DSMT4" ShapeID="_x0000_i1123" DrawAspect="Content" ObjectID="_1835435986" r:id="rId203"/>
+          <o:OLEObject Type="Embed" ProgID="Equation.DSMT4" ShapeID="_x0000_i1120" DrawAspect="Content" ObjectID="_1836461601" r:id="rId203"/>
         </w:object>
       </w:r>
       <w:r>
+        <w:t>, then the solution is</w:t>
+      </w:r>
+    </w:p>
+    <w:p>
+      <w:pPr>
+        <w:pStyle w:val="MTDisplayEquation"/>
+      </w:pPr>
+      <w:r>
+        <w:tab/>
+      </w:r>
+      <w:r>
+        <w:rPr>
+          <w:position w:val="-58"/>
+        </w:rPr>
+        <w:object w:dxaOrig="3120" w:dyaOrig="1240" w14:anchorId="327F5BEC">
+          <v:shape id="_x0000_i1121" type="#_x0000_t75" style="width:158.25pt;height:64.75pt" o:ole="">
+            <v:imagedata r:id="rId204" o:title=""/>
+          </v:shape>
+          <o:OLEObject Type="Embed" ProgID="Equation.DSMT4" ShapeID="_x0000_i1121" DrawAspect="Content" ObjectID="_1836461602" r:id="rId205"/>
+        </w:object>
+      </w:r>
+      <w:r>
         <w:t xml:space="preserve"> </w:t>
       </w:r>
       <w:r>
@@ -7999,7 +8569,7 @@
           <w:rPr>
             <w:noProof/>
           </w:rPr>
-          <w:instrText>72</w:instrText>
+          <w:instrText>64</w:instrText>
         </w:r>
       </w:fldSimple>
       <w:r>
@@ -8023,6 +8593,118 @@
 <file path=word/numbering.xml><?xml version="1.0" encoding="utf-8"?>
 <w:numbering xmlns:wpc="http://schemas.microsoft.com/office/word/2010/wordprocessingCanvas" xmlns:cx="http://schemas.microsoft.com/office/drawing/2014/chartex" xmlns:cx1="http://schemas.microsoft.com/office/drawing/2015/9/8/chartex" xmlns:cx2="http://schemas.microsoft.com/office/drawing/2015/10/21/chartex" xmlns:cx3="http://schemas.microsoft.com/office/drawing/2016/5/9/chartex" xmlns:cx4="http://schemas.microsoft.com/office/drawing/2016/5/10/chartex" xmlns:cx5="http://schemas.microsoft.com/office/drawing/2016/5/11/chartex" xmlns:cx6="http://schemas.microsoft.com/office/drawing/2016/5/12/chartex" xmlns:cx7="http://schemas.microsoft.com/office/drawing/2016/5/13/chartex" xmlns:cx8="http://schemas.microsoft.com/office/drawing/2016/5/14/chartex" xmlns:mc="http://schemas.openxmlformats.org/markup-compatibility/2006" xmlns:aink="http://schemas.microsoft.com/office/drawing/2016/ink" xmlns:am3d="http://schemas.microsoft.com/office/drawing/2017/model3d" xmlns:o="urn:schemas-microsoft-com:office:office" xmlns:oel="http://schemas.microsoft.com/office/2019/extlst" xmlns:r="http://schemas.openxmlformats.org/officeDocument/2006/relationships" xmlns:m="http://schemas.openxmlformats.org/officeDocument/2006/math" xmlns:v="urn:schemas-microsoft-com:vml" xmlns:wp14="http://schemas.microsoft.com/office/word/2010/wordprocessingDrawing" xmlns:wp="http://schemas.openxmlformats.org/drawingml/2006/wordprocessingDrawing" xmlns:w10="urn:schemas-microsoft-com:office:word" xmlns:w="http://schemas.openxmlformats.org/wordprocessingml/2006/main" xmlns:w14="http://schemas.microsoft.com/office/word/2010/wordml" xmlns:w15="http://schemas.microsoft.com/office/word/2012/wordml" xmlns:w16cex="http://schemas.microsoft.com/office/word/2018/wordml/cex" xmlns:w16cid="http://schemas.microsoft.com/office/word/2016/wordml/cid" xmlns:w16="http://schemas.microsoft.com/office/word/2018/wordml" xmlns:w16du="http://schemas.microsoft.com/office/word/2023/wordml/word16du" xmlns:w16sdtdh="http://schemas.microsoft.com/office/word/2020/wordml/sdtdatahash" xmlns:w16sdtfl="http://schemas.microsoft.com/office/word/2024/wordml/sdtformatlock" xmlns:w16se="http://schemas.microsoft.com/office/word/2015/wordml/symex" xmlns:wpg="http://schemas.microsoft.com/office/word/2010/wordprocessingGroup" xmlns:wpi="http://schemas.microsoft.com/office/word/2010/wordprocessingInk" xmlns:wne="http://schemas.microsoft.com/office/word/2006/wordml" xmlns:wps="http://schemas.microsoft.com/office/word/2010/wordprocessingShape" mc:Ignorable="w14 w15 w16se w16cid w16 w16cex w16sdtdh w16sdtfl w16du wp14">
   <w:abstractNum w:abstractNumId="0" w15:restartNumberingAfterBreak="0">
+    <w:nsid w:val="4DF4455A"/>
+    <w:multiLevelType w:val="hybridMultilevel"/>
+    <w:tmpl w:val="037CE9C2"/>
+    <w:lvl w:ilvl="0" w:tplc="D5DC1466">
+      <w:numFmt w:val="bullet"/>
+      <w:lvlText w:val=""/>
+      <w:lvlJc w:val="left"/>
+      <w:pPr>
+        <w:ind w:left="720" w:hanging="360"/>
+      </w:pPr>
+      <w:rPr>
+        <w:rFonts w:ascii="Symbol" w:eastAsiaTheme="minorHAnsi" w:hAnsi="Symbol" w:cstheme="minorBidi" w:hint="default"/>
+      </w:rPr>
+    </w:lvl>
+    <w:lvl w:ilvl="1" w:tplc="04090003" w:tentative="1">
+      <w:start w:val="1"/>
+      <w:numFmt w:val="bullet"/>
+      <w:lvlText w:val="o"/>
+      <w:lvlJc w:val="left"/>
+      <w:pPr>
+        <w:ind w:left="1440" w:hanging="360"/>
+      </w:pPr>
+      <w:rPr>
+        <w:rFonts w:ascii="Courier New" w:hAnsi="Courier New" w:cs="Courier New" w:hint="default"/>
+      </w:rPr>
+    </w:lvl>
+    <w:lvl w:ilvl="2" w:tplc="04090005" w:tentative="1">
+      <w:start w:val="1"/>
+      <w:numFmt w:val="bullet"/>
+      <w:lvlText w:val=""/>
+      <w:lvlJc w:val="left"/>
+      <w:pPr>
+        <w:ind w:left="2160" w:hanging="360"/>
+      </w:pPr>
+      <w:rPr>
+        <w:rFonts w:ascii="Wingdings" w:hAnsi="Wingdings" w:hint="default"/>
+      </w:rPr>
+    </w:lvl>
+    <w:lvl w:ilvl="3" w:tplc="04090001" w:tentative="1">
+      <w:start w:val="1"/>
+      <w:numFmt w:val="bullet"/>
+      <w:lvlText w:val=""/>
+      <w:lvlJc w:val="left"/>
+      <w:pPr>
+        <w:ind w:left="2880" w:hanging="360"/>
+      </w:pPr>
+      <w:rPr>
+        <w:rFonts w:ascii="Symbol" w:hAnsi="Symbol" w:hint="default"/>
+      </w:rPr>
+    </w:lvl>
+    <w:lvl w:ilvl="4" w:tplc="04090003" w:tentative="1">
+      <w:start w:val="1"/>
+      <w:numFmt w:val="bullet"/>
+      <w:lvlText w:val="o"/>
+      <w:lvlJc w:val="left"/>
+      <w:pPr>
+        <w:ind w:left="3600" w:hanging="360"/>
+      </w:pPr>
+      <w:rPr>
+        <w:rFonts w:ascii="Courier New" w:hAnsi="Courier New" w:cs="Courier New" w:hint="default"/>
+      </w:rPr>
+    </w:lvl>
+    <w:lvl w:ilvl="5" w:tplc="04090005" w:tentative="1">
+      <w:start w:val="1"/>
+      <w:numFmt w:val="bullet"/>
+      <w:lvlText w:val=""/>
+      <w:lvlJc w:val="left"/>
+      <w:pPr>
+        <w:ind w:left="4320" w:hanging="360"/>
+      </w:pPr>
+      <w:rPr>
+        <w:rFonts w:ascii="Wingdings" w:hAnsi="Wingdings" w:hint="default"/>
+      </w:rPr>
+    </w:lvl>
+    <w:lvl w:ilvl="6" w:tplc="04090001" w:tentative="1">
+      <w:start w:val="1"/>
+      <w:numFmt w:val="bullet"/>
+      <w:lvlText w:val=""/>
+      <w:lvlJc w:val="left"/>
+      <w:pPr>
+        <w:ind w:left="5040" w:hanging="360"/>
+      </w:pPr>
+      <w:rPr>
+        <w:rFonts w:ascii="Symbol" w:hAnsi="Symbol" w:hint="default"/>
+      </w:rPr>
+    </w:lvl>
+    <w:lvl w:ilvl="7" w:tplc="04090003" w:tentative="1">
+      <w:start w:val="1"/>
+      <w:numFmt w:val="bullet"/>
+      <w:lvlText w:val="o"/>
+      <w:lvlJc w:val="left"/>
+      <w:pPr>
+        <w:ind w:left="5760" w:hanging="360"/>
+      </w:pPr>
+      <w:rPr>
+        <w:rFonts w:ascii="Courier New" w:hAnsi="Courier New" w:cs="Courier New" w:hint="default"/>
+      </w:rPr>
+    </w:lvl>
+    <w:lvl w:ilvl="8" w:tplc="04090005" w:tentative="1">
+      <w:start w:val="1"/>
+      <w:numFmt w:val="bullet"/>
+      <w:lvlText w:val=""/>
+      <w:lvlJc w:val="left"/>
+      <w:pPr>
+        <w:ind w:left="6480" w:hanging="360"/>
+      </w:pPr>
+      <w:rPr>
+        <w:rFonts w:ascii="Wingdings" w:hAnsi="Wingdings" w:hint="default"/>
+      </w:rPr>
+    </w:lvl>
+  </w:abstractNum>
+  <w:abstractNum w:abstractNumId="1" w15:restartNumberingAfterBreak="0">
     <w:nsid w:val="66B86BB0"/>
     <w:multiLevelType w:val="multilevel"/>
     <w:tmpl w:val="04090025"/>
@@ -8118,6 +8800,9 @@
     </w:lvl>
   </w:abstractNum>
   <w:num w:numId="1" w16cid:durableId="1708338975">
+    <w:abstractNumId w:val="1"/>
+  </w:num>
+  <w:num w:numId="2" w16cid:durableId="2048993565">
     <w:abstractNumId w:val="0"/>
   </w:num>
 </w:numbering>
@@ -9023,6 +9708,30 @@
       <w:ind w:left="220"/>
     </w:pPr>
   </w:style>
+  <w:style w:type="paragraph" w:styleId="TOC3">
+    <w:name w:val="toc 3"/>
+    <w:basedOn w:val="Normal"/>
+    <w:next w:val="Normal"/>
+    <w:autoRedefine/>
+    <w:uiPriority w:val="39"/>
+    <w:unhideWhenUsed/>
+    <w:rsid w:val="00084061"/>
+    <w:pPr>
+      <w:spacing w:after="100"/>
+      <w:ind w:left="440"/>
+    </w:pPr>
+  </w:style>
+  <w:style w:type="paragraph" w:styleId="ListParagraph">
+    <w:name w:val="List Paragraph"/>
+    <w:basedOn w:val="Normal"/>
+    <w:uiPriority w:val="34"/>
+    <w:qFormat/>
+    <w:rsid w:val="004D7632"/>
+    <w:pPr>
+      <w:ind w:left="720"/>
+      <w:contextualSpacing/>
+    </w:pPr>
+  </w:style>
 </w:styles>
 </file>
 

--- a/Documentation/reaction diffusion.docx
+++ b/Documentation/reaction diffusion.docx
@@ -1771,10 +1771,10 @@
             <v:path o:extrusionok="f" gradientshapeok="t" o:connecttype="rect"/>
             <o:lock v:ext="edit" aspectratio="t"/>
           </v:shapetype>
-          <v:shape id="_x0000_i1356" type="#_x0000_t75" style="width:194.5pt;height:21.5pt" o:ole="">
+          <v:shape id="_x0000_i1025" type="#_x0000_t75" style="width:194.5pt;height:21.5pt" o:ole="">
             <v:imagedata r:id="rId6" o:title=""/>
           </v:shape>
-          <o:OLEObject Type="Embed" ProgID="Equation.DSMT4" ShapeID="_x0000_i1356" DrawAspect="Content" ObjectID="_1836461503" r:id="rId7"/>
+          <o:OLEObject Type="Embed" ProgID="Equation.DSMT4" ShapeID="_x0000_i1025" DrawAspect="Content" ObjectID="_1836466605" r:id="rId7"/>
         </w:object>
       </w:r>
       <w:r>
@@ -1841,7 +1841,7 @@
           <v:shape id="_x0000_i1026" type="#_x0000_t75" style="width:21.5pt;height:14.5pt" o:ole="">
             <v:imagedata r:id="rId8" o:title=""/>
           </v:shape>
-          <o:OLEObject Type="Embed" ProgID="Equation.DSMT4" ShapeID="_x0000_i1026" DrawAspect="Content" ObjectID="_1836461504" r:id="rId9"/>
+          <o:OLEObject Type="Embed" ProgID="Equation.DSMT4" ShapeID="_x0000_i1026" DrawAspect="Content" ObjectID="_1836466606" r:id="rId9"/>
         </w:object>
       </w:r>
       <w:r>
@@ -1867,10 +1867,10 @@
           <w:position w:val="-6"/>
         </w:rPr>
         <w:object w:dxaOrig="360" w:dyaOrig="340" w14:anchorId="2C0B024E">
-          <v:shape id="_x0000_i1146" type="#_x0000_t75" style="width:21.5pt;height:18.4pt" o:ole="">
+          <v:shape id="_x0000_i1027" type="#_x0000_t75" style="width:21.5pt;height:18.4pt" o:ole="">
             <v:imagedata r:id="rId10" o:title=""/>
           </v:shape>
-          <o:OLEObject Type="Embed" ProgID="Equation.DSMT4" ShapeID="_x0000_i1146" DrawAspect="Content" ObjectID="_1836461505" r:id="rId11"/>
+          <o:OLEObject Type="Embed" ProgID="Equation.DSMT4" ShapeID="_x0000_i1027" DrawAspect="Content" ObjectID="_1836466607" r:id="rId11"/>
         </w:object>
       </w:r>
       <w:r>
@@ -1920,7 +1920,7 @@
           <v:shape id="_x0000_i1028" type="#_x0000_t75" style="width:21.5pt;height:14.5pt" o:ole="">
             <v:imagedata r:id="rId12" o:title=""/>
           </v:shape>
-          <o:OLEObject Type="Embed" ProgID="Equation.DSMT4" ShapeID="_x0000_i1028" DrawAspect="Content" ObjectID="_1836461506" r:id="rId13"/>
+          <o:OLEObject Type="Embed" ProgID="Equation.DSMT4" ShapeID="_x0000_i1028" DrawAspect="Content" ObjectID="_1836466608" r:id="rId13"/>
         </w:object>
       </w:r>
       <w:r>
@@ -1952,7 +1952,7 @@
           <v:shape id="_x0000_i1029" type="#_x0000_t75" style="width:93.5pt;height:21.5pt" o:ole="">
             <v:imagedata r:id="rId14" o:title=""/>
           </v:shape>
-          <o:OLEObject Type="Embed" ProgID="Equation.DSMT4" ShapeID="_x0000_i1029" DrawAspect="Content" ObjectID="_1836461507" r:id="rId15"/>
+          <o:OLEObject Type="Embed" ProgID="Equation.DSMT4" ShapeID="_x0000_i1029" DrawAspect="Content" ObjectID="_1836466609" r:id="rId15"/>
         </w:object>
       </w:r>
       <w:r>
@@ -1968,10 +1968,10 @@
           <w:position w:val="-6"/>
         </w:rPr>
         <w:object w:dxaOrig="360" w:dyaOrig="340" w14:anchorId="3D8A7522">
-          <v:shape id="_x0000_i1359" type="#_x0000_t75" style="width:18.15pt;height:17.1pt" o:ole="">
+          <v:shape id="_x0000_i1030" type="#_x0000_t75" style="width:18.15pt;height:17.1pt" o:ole="">
             <v:imagedata r:id="rId16" o:title=""/>
           </v:shape>
-          <o:OLEObject Type="Embed" ProgID="Equation.DSMT4" ShapeID="_x0000_i1359" DrawAspect="Content" ObjectID="_1836461508" r:id="rId17"/>
+          <o:OLEObject Type="Embed" ProgID="Equation.DSMT4" ShapeID="_x0000_i1030" DrawAspect="Content" ObjectID="_1836466610" r:id="rId17"/>
         </w:object>
       </w:r>
       <w:r>
@@ -1992,10 +1992,10 @@
           <w:position w:val="-12"/>
         </w:rPr>
         <w:object w:dxaOrig="360" w:dyaOrig="400" w14:anchorId="6E0A632D">
-          <v:shape id="_x0000_i1364" type="#_x0000_t75" style="width:18.15pt;height:19.95pt" o:ole="">
+          <v:shape id="_x0000_i1031" type="#_x0000_t75" style="width:18.15pt;height:19.95pt" o:ole="">
             <v:imagedata r:id="rId18" o:title=""/>
           </v:shape>
-          <o:OLEObject Type="Embed" ProgID="Equation.DSMT4" ShapeID="_x0000_i1364" DrawAspect="Content" ObjectID="_1836461509" r:id="rId19"/>
+          <o:OLEObject Type="Embed" ProgID="Equation.DSMT4" ShapeID="_x0000_i1031" DrawAspect="Content" ObjectID="_1836466611" r:id="rId19"/>
         </w:object>
       </w:r>
       <w:r>
@@ -2016,10 +2016,10 @@
           <w:position w:val="-6"/>
         </w:rPr>
         <w:object w:dxaOrig="480" w:dyaOrig="340" w14:anchorId="1DB05DC3">
-          <v:shape id="_x0000_i1367" type="#_x0000_t75" style="width:24.1pt;height:17.1pt" o:ole="">
+          <v:shape id="_x0000_i1032" type="#_x0000_t75" style="width:24.1pt;height:17.1pt" o:ole="">
             <v:imagedata r:id="rId20" o:title=""/>
           </v:shape>
-          <o:OLEObject Type="Embed" ProgID="Equation.DSMT4" ShapeID="_x0000_i1367" DrawAspect="Content" ObjectID="_1836461510" r:id="rId21"/>
+          <o:OLEObject Type="Embed" ProgID="Equation.DSMT4" ShapeID="_x0000_i1032" DrawAspect="Content" ObjectID="_1836466612" r:id="rId21"/>
         </w:object>
       </w:r>
       <w:r>
@@ -2030,10 +2030,10 @@
           <w:position w:val="-6"/>
         </w:rPr>
         <w:object w:dxaOrig="200" w:dyaOrig="220" w14:anchorId="67A2482B">
-          <v:shape id="_x0000_i1370" type="#_x0000_t75" style="width:10.1pt;height:10.9pt" o:ole="">
+          <v:shape id="_x0000_i1033" type="#_x0000_t75" style="width:10.1pt;height:10.9pt" o:ole="">
             <v:imagedata r:id="rId22" o:title=""/>
           </v:shape>
-          <o:OLEObject Type="Embed" ProgID="Equation.DSMT4" ShapeID="_x0000_i1370" DrawAspect="Content" ObjectID="_1836461511" r:id="rId23"/>
+          <o:OLEObject Type="Embed" ProgID="Equation.DSMT4" ShapeID="_x0000_i1033" DrawAspect="Content" ObjectID="_1836466613" r:id="rId23"/>
         </w:object>
       </w:r>
       <w:r>
@@ -2052,10 +2052,10 @@
           <w:position w:val="-12"/>
         </w:rPr>
         <w:object w:dxaOrig="1560" w:dyaOrig="400" w14:anchorId="63C33FA6">
-          <v:shape id="_x0000_i1509" type="#_x0000_t75" style="width:77.95pt;height:19.95pt" o:ole="">
+          <v:shape id="_x0000_i1034" type="#_x0000_t75" style="width:77.95pt;height:19.95pt" o:ole="">
             <v:imagedata r:id="rId24" o:title=""/>
           </v:shape>
-          <o:OLEObject Type="Embed" ProgID="Equation.DSMT4" ShapeID="_x0000_i1509" DrawAspect="Content" ObjectID="_1836461512" r:id="rId25"/>
+          <o:OLEObject Type="Embed" ProgID="Equation.DSMT4" ShapeID="_x0000_i1034" DrawAspect="Content" ObjectID="_1836466614" r:id="rId25"/>
         </w:object>
       </w:r>
       <w:r>
@@ -2115,10 +2115,10 @@
           <w:position w:val="-14"/>
         </w:rPr>
         <w:object w:dxaOrig="1080" w:dyaOrig="400" w14:anchorId="46A8080B">
-          <v:shape id="_x0000_i1511" type="#_x0000_t75" style="width:58pt;height:21.5pt" o:ole="">
+          <v:shape id="_x0000_i1035" type="#_x0000_t75" style="width:58pt;height:21.5pt" o:ole="">
             <v:imagedata r:id="rId26" o:title=""/>
           </v:shape>
-          <o:OLEObject Type="Embed" ProgID="Equation.DSMT4" ShapeID="_x0000_i1511" DrawAspect="Content" ObjectID="_1836461513" r:id="rId27"/>
+          <o:OLEObject Type="Embed" ProgID="Equation.DSMT4" ShapeID="_x0000_i1035" DrawAspect="Content" ObjectID="_1836466615" r:id="rId27"/>
         </w:object>
       </w:r>
       <w:r>
@@ -2153,10 +2153,10 @@
           <w:position w:val="-12"/>
         </w:rPr>
         <w:object w:dxaOrig="1560" w:dyaOrig="400" w14:anchorId="38CA08BC">
-          <v:shape id="_x0000_i1513" type="#_x0000_t75" style="width:79.25pt;height:17.1pt" o:ole="">
+          <v:shape id="_x0000_i1036" type="#_x0000_t75" style="width:79.25pt;height:17.1pt" o:ole="">
             <v:imagedata r:id="rId28" o:title=""/>
           </v:shape>
-          <o:OLEObject Type="Embed" ProgID="Equation.DSMT4" ShapeID="_x0000_i1513" DrawAspect="Content" ObjectID="_1836461514" r:id="rId29"/>
+          <o:OLEObject Type="Embed" ProgID="Equation.DSMT4" ShapeID="_x0000_i1036" DrawAspect="Content" ObjectID="_1836466616" r:id="rId29"/>
         </w:object>
       </w:r>
       <w:r>
@@ -2215,10 +2215,10 @@
           <w:position w:val="-4"/>
         </w:rPr>
         <w:object w:dxaOrig="420" w:dyaOrig="320" w14:anchorId="67938763">
-          <v:shape id="_x0000_i1033" type="#_x0000_t75" style="width:21.5pt;height:14.5pt" o:ole="">
+          <v:shape id="_x0000_i1037" type="#_x0000_t75" style="width:21.5pt;height:14.5pt" o:ole="">
             <v:imagedata r:id="rId30" o:title=""/>
           </v:shape>
-          <o:OLEObject Type="Embed" ProgID="Equation.DSMT4" ShapeID="_x0000_i1033" DrawAspect="Content" ObjectID="_1836461515" r:id="rId31"/>
+          <o:OLEObject Type="Embed" ProgID="Equation.DSMT4" ShapeID="_x0000_i1037" DrawAspect="Content" ObjectID="_1836466617" r:id="rId31"/>
         </w:object>
       </w:r>
       <w:r>
@@ -2311,10 +2311,10 @@
           <w:position w:val="-24"/>
         </w:rPr>
         <w:object w:dxaOrig="1380" w:dyaOrig="620" w14:anchorId="4D2ABB4D">
-          <v:shape id="_x0000_i1034" type="#_x0000_t75" style="width:68.9pt;height:31.1pt" o:ole="">
+          <v:shape id="_x0000_i1038" type="#_x0000_t75" style="width:68.9pt;height:31.1pt" o:ole="">
             <v:imagedata r:id="rId32" o:title=""/>
           </v:shape>
-          <o:OLEObject Type="Embed" ProgID="Equation.DSMT4" ShapeID="_x0000_i1034" DrawAspect="Content" ObjectID="_1836461516" r:id="rId33"/>
+          <o:OLEObject Type="Embed" ProgID="Equation.DSMT4" ShapeID="_x0000_i1038" DrawAspect="Content" ObjectID="_1836466618" r:id="rId33"/>
         </w:object>
       </w:r>
     </w:p>
@@ -2345,10 +2345,10 @@
           <w:position w:val="-6"/>
         </w:rPr>
         <w:object w:dxaOrig="180" w:dyaOrig="220" w14:anchorId="50958E56">
-          <v:shape id="_x0000_i1035" type="#_x0000_t75" style="width:9.05pt;height:10.9pt" o:ole="">
+          <v:shape id="_x0000_i1039" type="#_x0000_t75" style="width:9.05pt;height:10.9pt" o:ole="">
             <v:imagedata r:id="rId34" o:title=""/>
           </v:shape>
-          <o:OLEObject Type="Embed" ProgID="Equation.DSMT4" ShapeID="_x0000_i1035" DrawAspect="Content" ObjectID="_1836461517" r:id="rId35"/>
+          <o:OLEObject Type="Embed" ProgID="Equation.DSMT4" ShapeID="_x0000_i1039" DrawAspect="Content" ObjectID="_1836466619" r:id="rId35"/>
         </w:object>
       </w:r>
       <w:r>
@@ -2535,10 +2535,10 @@
           <w:position w:val="-14"/>
         </w:rPr>
         <w:object w:dxaOrig="2620" w:dyaOrig="420" w14:anchorId="50F8C2CE">
-          <v:shape id="_x0000_i1517" type="#_x0000_t75" style="width:129.5pt;height:21.5pt" o:ole="">
+          <v:shape id="_x0000_i1040" type="#_x0000_t75" style="width:129.5pt;height:21.5pt" o:ole="">
             <v:imagedata r:id="rId36" o:title=""/>
           </v:shape>
-          <o:OLEObject Type="Embed" ProgID="Equation.DSMT4" ShapeID="_x0000_i1517" DrawAspect="Content" ObjectID="_1836461518" r:id="rId37"/>
+          <o:OLEObject Type="Embed" ProgID="Equation.DSMT4" ShapeID="_x0000_i1040" DrawAspect="Content" ObjectID="_1836466620" r:id="rId37"/>
         </w:object>
       </w:r>
       <w:r>
@@ -2600,10 +2600,10 @@
           <w:position w:val="-6"/>
         </w:rPr>
         <w:object w:dxaOrig="380" w:dyaOrig="340" w14:anchorId="6BA3F5C5">
-          <v:shape id="_x0000_i1037" type="#_x0000_t75" style="width:18.9pt;height:17.1pt" o:ole="">
+          <v:shape id="_x0000_i1041" type="#_x0000_t75" style="width:18.9pt;height:17.1pt" o:ole="">
             <v:imagedata r:id="rId38" o:title=""/>
           </v:shape>
-          <o:OLEObject Type="Embed" ProgID="Equation.DSMT4" ShapeID="_x0000_i1037" DrawAspect="Content" ObjectID="_1836461519" r:id="rId39"/>
+          <o:OLEObject Type="Embed" ProgID="Equation.DSMT4" ShapeID="_x0000_i1041" DrawAspect="Content" ObjectID="_1836466621" r:id="rId39"/>
         </w:object>
       </w:r>
       <w:r>
@@ -2634,10 +2634,10 @@
           <w:position w:val="-32"/>
         </w:rPr>
         <w:object w:dxaOrig="3960" w:dyaOrig="720" w14:anchorId="72562DE0">
-          <v:shape id="_x0000_i1519" type="#_x0000_t75" style="width:194.5pt;height:36pt" o:ole="">
+          <v:shape id="_x0000_i1042" type="#_x0000_t75" style="width:194.5pt;height:36pt" o:ole="">
             <v:imagedata r:id="rId40" o:title=""/>
           </v:shape>
-          <o:OLEObject Type="Embed" ProgID="Equation.DSMT4" ShapeID="_x0000_i1519" DrawAspect="Content" ObjectID="_1836461520" r:id="rId41"/>
+          <o:OLEObject Type="Embed" ProgID="Equation.DSMT4" ShapeID="_x0000_i1042" DrawAspect="Content" ObjectID="_1836466622" r:id="rId41"/>
         </w:object>
       </w:r>
       <w:r>
@@ -2707,14 +2707,221 @@
           <w:position w:val="-66"/>
         </w:rPr>
         <w:object w:dxaOrig="5640" w:dyaOrig="1440" w14:anchorId="6F2AF0CB">
-          <v:shape id="_x0000_i1524" type="#_x0000_t75" style="width:281.8pt;height:1in" o:ole="">
+          <v:shape id="_x0000_i1126" type="#_x0000_t75" style="width:282.05pt;height:1in" o:ole="">
             <v:imagedata r:id="rId42" o:title=""/>
+          </v:shape>
+          <o:OLEObject Type="Embed" ProgID="Equation.DSMT4" ShapeID="_x0000_i1126" DrawAspect="Content" ObjectID="_1836466623" r:id="rId43"/>
+        </w:object>
+      </w:r>
+      <w:r>
+        <w:t xml:space="preserve"> </w:t>
+      </w:r>
+      <w:r>
+        <w:tab/>
+      </w:r>
+      <w:r>
+        <w:fldChar w:fldCharType="begin"/>
+      </w:r>
+      <w:r>
+        <w:instrText xml:space="preserve"> MACROBUTTON MTPlaceRef \* MERGEFORMAT </w:instrText>
+      </w:r>
+      <w:r>
+        <w:fldChar w:fldCharType="begin"/>
+      </w:r>
+      <w:r>
+        <w:instrText xml:space="preserve"> SEQ MTEqn \h \* MERGEFORMAT </w:instrText>
+      </w:r>
+      <w:r>
+        <w:fldChar w:fldCharType="end"/>
+      </w:r>
+      <w:r>
+        <w:instrText>(</w:instrText>
+      </w:r>
+      <w:fldSimple w:instr=" SEQ MTSec \c \* Arabic \* MERGEFORMAT ">
+        <w:r>
+          <w:rPr>
+            <w:noProof/>
+          </w:rPr>
+          <w:instrText>1</w:instrText>
+        </w:r>
+      </w:fldSimple>
+      <w:r>
+        <w:instrText>.</w:instrText>
+      </w:r>
+      <w:fldSimple w:instr=" SEQ MTEqn \c \* Arabic \* MERGEFORMAT ">
+        <w:r>
+          <w:rPr>
+            <w:noProof/>
+          </w:rPr>
+          <w:instrText>6</w:instrText>
+        </w:r>
+      </w:fldSimple>
+      <w:r>
+        <w:instrText>)</w:instrText>
+      </w:r>
+      <w:r>
+        <w:fldChar w:fldCharType="end"/>
+      </w:r>
+    </w:p>
+    <w:p>
+      <w:r>
+        <w:t xml:space="preserve">Here, </w:t>
+      </w:r>
+      <w:r>
+        <w:rPr>
+          <w:position w:val="-12"/>
+        </w:rPr>
+        <w:object w:dxaOrig="1200" w:dyaOrig="400" w14:anchorId="5D6496DA">
+          <v:shape id="_x0000_i1128" type="#_x0000_t75" style="width:57.5pt;height:21.5pt" o:ole="">
+            <v:imagedata r:id="rId44" o:title=""/>
+          </v:shape>
+          <o:OLEObject Type="Embed" ProgID="Equation.DSMT4" ShapeID="_x0000_i1128" DrawAspect="Content" ObjectID="_1836466624" r:id="rId45"/>
+        </w:object>
+      </w:r>
+      <w:r>
+        <w:t xml:space="preserve">, is the </w:t>
+      </w:r>
+      <w:r>
+        <w:t xml:space="preserve">prescribed </w:t>
+      </w:r>
+      <w:r>
+        <w:t>diffusive</w:t>
+      </w:r>
+      <w:r>
+        <w:t xml:space="preserve"> </w:t>
+      </w:r>
+      <w:r>
+        <w:t>flux</w:t>
+      </w:r>
+      <w:r>
+        <w:t>.</w:t>
+      </w:r>
+      <w:r>
+        <w:t xml:space="preserve"> </w:t>
+      </w:r>
+      <w:r>
+        <w:t xml:space="preserve">To further simplify things, we’ll assume that the flow is incompressible (i.e. </w:t>
+      </w:r>
+      <w:r>
+        <w:rPr>
+          <w:position w:val="-6"/>
+        </w:rPr>
+        <w:object w:dxaOrig="859" w:dyaOrig="279" w14:anchorId="39214A27">
+          <v:shape id="_x0000_i1306" type="#_x0000_t75" style="width:43pt;height:14pt" o:ole="">
+            <v:imagedata r:id="rId46" o:title=""/>
+          </v:shape>
+          <o:OLEObject Type="Embed" ProgID="Equation.DSMT4" ShapeID="_x0000_i1306" DrawAspect="Content" ObjectID="_1836466625" r:id="rId47"/>
+        </w:object>
+      </w:r>
+      <w:r>
+        <w:t>). This allows us to write,</w:t>
+      </w:r>
+    </w:p>
+    <w:p>
+      <w:pPr>
+        <w:pStyle w:val="MTDisplayEquation"/>
+      </w:pPr>
+      <w:r>
+        <w:lastRenderedPageBreak/>
+        <w:tab/>
+      </w:r>
+      <w:r>
+        <w:rPr>
+          <w:position w:val="-66"/>
+        </w:rPr>
+        <w:object w:dxaOrig="5420" w:dyaOrig="1440" w14:anchorId="13FB1414">
+          <v:shape id="_x0000_i1302" type="#_x0000_t75" style="width:270.9pt;height:1in" o:ole="" o:bordertopcolor="this" o:borderleftcolor="this" o:borderbottomcolor="this" o:borderrightcolor="this">
+            <v:imagedata r:id="rId48" o:title=""/>
             <w10:bordertop type="single" width="4"/>
             <w10:borderleft type="single" width="4"/>
             <w10:borderbottom type="single" width="4"/>
             <w10:borderright type="single" width="4"/>
           </v:shape>
-          <o:OLEObject Type="Embed" ProgID="Equation.DSMT4" ShapeID="_x0000_i1524" DrawAspect="Content" ObjectID="_1836461521" r:id="rId43"/>
+          <o:OLEObject Type="Embed" ProgID="Equation.DSMT4" ShapeID="_x0000_i1302" DrawAspect="Content" ObjectID="_1836466626" r:id="rId49"/>
+        </w:object>
+      </w:r>
+      <w:r>
+        <w:tab/>
+      </w:r>
+      <w:r>
+        <w:fldChar w:fldCharType="begin"/>
+      </w:r>
+      <w:r>
+        <w:instrText xml:space="preserve"> MACROBUTTON MTPlaceRef \* MERGEFORMAT </w:instrText>
+      </w:r>
+      <w:r>
+        <w:fldChar w:fldCharType="begin"/>
+      </w:r>
+      <w:r>
+        <w:instrText xml:space="preserve"> SEQ MTEqn \h \* MERGEFORMAT </w:instrText>
+      </w:r>
+      <w:r>
+        <w:fldChar w:fldCharType="end"/>
+      </w:r>
+      <w:r>
+        <w:instrText>(</w:instrText>
+      </w:r>
+      <w:fldSimple w:instr=" SEQ MTSec \c \* Arabic \* MERGEFORMAT ">
+        <w:r>
+          <w:rPr>
+            <w:noProof/>
+          </w:rPr>
+          <w:instrText>1</w:instrText>
+        </w:r>
+      </w:fldSimple>
+      <w:r>
+        <w:instrText>.</w:instrText>
+      </w:r>
+      <w:fldSimple w:instr=" SEQ MTEqn \c \* Arabic \* MERGEFORMAT ">
+        <w:r>
+          <w:rPr>
+            <w:noProof/>
+          </w:rPr>
+          <w:instrText>7</w:instrText>
+        </w:r>
+      </w:fldSimple>
+      <w:r>
+        <w:instrText>)</w:instrText>
+      </w:r>
+      <w:r>
+        <w:fldChar w:fldCharType="end"/>
+      </w:r>
+    </w:p>
+    <w:p/>
+    <w:p>
+      <w:pPr>
+        <w:pStyle w:val="Heading1"/>
+      </w:pPr>
+      <w:bookmarkStart w:id="3" w:name="_Toc225519235"/>
+      <w:r>
+        <w:t>Discretization</w:t>
+      </w:r>
+      <w:bookmarkEnd w:id="3"/>
+    </w:p>
+    <w:p>
+      <w:r>
+        <w:t>Next, the finite element approximations</w:t>
+      </w:r>
+      <w:r>
+        <w:t xml:space="preserve"> are introduced.</w:t>
+      </w:r>
+    </w:p>
+    <w:p>
+      <w:pPr>
+        <w:pStyle w:val="MTDisplayEquation"/>
+      </w:pPr>
+      <w:r>
+        <w:tab/>
+      </w:r>
+      <w:r>
+        <w:rPr>
+          <w:position w:val="-28"/>
+        </w:rPr>
+        <w:object w:dxaOrig="4500" w:dyaOrig="560" w14:anchorId="76FC13D1">
+          <v:shape id="_x0000_i1045" type="#_x0000_t75" style="width:225.3pt;height:28.75pt" o:ole="">
+            <v:imagedata r:id="rId50" o:title=""/>
+          </v:shape>
+          <o:OLEObject Type="Embed" ProgID="Equation.DSMT4" ShapeID="_x0000_i1045" DrawAspect="Content" ObjectID="_1836466627" r:id="rId51"/>
         </w:object>
       </w:r>
       <w:r>
@@ -2757,7 +2964,7 @@
           <w:rPr>
             <w:noProof/>
           </w:rPr>
-          <w:instrText>6</w:instrText>
+          <w:instrText>8</w:instrText>
         </w:r>
       </w:fldSimple>
       <w:r>
@@ -2769,54 +2976,7 @@
     </w:p>
     <w:p>
       <w:r>
-        <w:t xml:space="preserve">Here, </w:t>
-      </w:r>
-      <w:r>
-        <w:rPr>
-          <w:position w:val="-12"/>
-        </w:rPr>
-        <w:object w:dxaOrig="1200" w:dyaOrig="400" w14:anchorId="5D6496DA">
-          <v:shape id="_x0000_i1253" type="#_x0000_t75" style="width:57.5pt;height:21.5pt" o:ole="">
-            <v:imagedata r:id="rId44" o:title=""/>
-          </v:shape>
-          <o:OLEObject Type="Embed" ProgID="Equation.DSMT4" ShapeID="_x0000_i1253" DrawAspect="Content" ObjectID="_1836461522" r:id="rId45"/>
-        </w:object>
-      </w:r>
-      <w:r>
-        <w:t xml:space="preserve">, is the </w:t>
-      </w:r>
-      <w:r>
-        <w:t xml:space="preserve">prescribed </w:t>
-      </w:r>
-      <w:r>
-        <w:t xml:space="preserve">total </w:t>
-      </w:r>
-      <w:r>
-        <w:t>flux</w:t>
-      </w:r>
-      <w:r>
-        <w:t>.</w:t>
-      </w:r>
-      <w:r>
-        <w:t xml:space="preserve"> Note that it contains contributions from both the diffusive flux and the advective flux. </w:t>
-      </w:r>
-    </w:p>
-    <w:p>
-      <w:pPr>
-        <w:pStyle w:val="Heading1"/>
-      </w:pPr>
-      <w:bookmarkStart w:id="3" w:name="_Toc225519235"/>
-      <w:r>
-        <w:t>Discretization</w:t>
-      </w:r>
-      <w:bookmarkEnd w:id="3"/>
-    </w:p>
-    <w:p>
-      <w:r>
-        <w:t>Next, the finite element approximations</w:t>
-      </w:r>
-      <w:r>
-        <w:t xml:space="preserve"> are introduced.</w:t>
+        <w:t>This results in the following,</w:t>
       </w:r>
     </w:p>
     <w:p>
@@ -2824,18 +2984,17 @@
         <w:pStyle w:val="MTDisplayEquation"/>
       </w:pPr>
       <w:r>
-        <w:lastRenderedPageBreak/>
-        <w:tab/>
-      </w:r>
-      <w:r>
-        <w:rPr>
-          <w:position w:val="-28"/>
-        </w:rPr>
-        <w:object w:dxaOrig="4500" w:dyaOrig="560" w14:anchorId="76FC13D1">
-          <v:shape id="_x0000_i1043" type="#_x0000_t75" style="width:225.3pt;height:28.75pt" o:ole="">
-            <v:imagedata r:id="rId46" o:title=""/>
-          </v:shape>
-          <o:OLEObject Type="Embed" ProgID="Equation.DSMT4" ShapeID="_x0000_i1043" DrawAspect="Content" ObjectID="_1836461523" r:id="rId47"/>
+        <w:tab/>
+      </w:r>
+      <w:r>
+        <w:rPr>
+          <w:position w:val="-70"/>
+        </w:rPr>
+        <w:object w:dxaOrig="6940" w:dyaOrig="1520" w14:anchorId="3F9124F9">
+          <v:shape id="_x0000_i1308" type="#_x0000_t75" style="width:343.95pt;height:79.25pt" o:ole="">
+            <v:imagedata r:id="rId52" o:title=""/>
+          </v:shape>
+          <o:OLEObject Type="Embed" ProgID="Equation.DSMT4" ShapeID="_x0000_i1308" DrawAspect="Content" ObjectID="_1836466628" r:id="rId53"/>
         </w:object>
       </w:r>
       <w:r>
@@ -2878,7 +3037,7 @@
           <w:rPr>
             <w:noProof/>
           </w:rPr>
-          <w:instrText>7</w:instrText>
+          <w:instrText>9</w:instrText>
         </w:r>
       </w:fldSimple>
       <w:r>
@@ -2890,7 +3049,7 @@
     </w:p>
     <w:p>
       <w:r>
-        <w:t>This results in the following,</w:t>
+        <w:t>This can be written as a matrix equation,</w:t>
       </w:r>
     </w:p>
     <w:p>
@@ -2902,90 +3061,17 @@
       </w:r>
       <w:r>
         <w:rPr>
-          <w:position w:val="-70"/>
-        </w:rPr>
-        <w:object w:dxaOrig="7119" w:dyaOrig="1520" w14:anchorId="3F9124F9">
-          <v:shape id="_x0000_i1044" type="#_x0000_t75" style="width:352.75pt;height:79.25pt" o:ole="">
-            <v:imagedata r:id="rId48" o:title=""/>
-          </v:shape>
-          <o:OLEObject Type="Embed" ProgID="Equation.DSMT4" ShapeID="_x0000_i1044" DrawAspect="Content" ObjectID="_1836461524" r:id="rId49"/>
-        </w:object>
-      </w:r>
-      <w:r>
-        <w:t xml:space="preserve"> </w:t>
-      </w:r>
-      <w:r>
-        <w:tab/>
-      </w:r>
-      <w:r>
-        <w:fldChar w:fldCharType="begin"/>
-      </w:r>
-      <w:r>
-        <w:instrText xml:space="preserve"> MACROBUTTON MTPlaceRef \* MERGEFORMAT </w:instrText>
-      </w:r>
-      <w:r>
-        <w:fldChar w:fldCharType="begin"/>
-      </w:r>
-      <w:r>
-        <w:instrText xml:space="preserve"> SEQ MTEqn \h \* MERGEFORMAT </w:instrText>
-      </w:r>
-      <w:r>
-        <w:fldChar w:fldCharType="end"/>
-      </w:r>
-      <w:r>
-        <w:instrText>(</w:instrText>
-      </w:r>
-      <w:fldSimple w:instr=" SEQ MTSec \c \* Arabic \* MERGEFORMAT ">
-        <w:r>
-          <w:rPr>
-            <w:noProof/>
-          </w:rPr>
-          <w:instrText>1</w:instrText>
-        </w:r>
-      </w:fldSimple>
-      <w:r>
-        <w:instrText>.</w:instrText>
-      </w:r>
-      <w:fldSimple w:instr=" SEQ MTEqn \c \* Arabic \* MERGEFORMAT ">
-        <w:r>
-          <w:rPr>
-            <w:noProof/>
-          </w:rPr>
-          <w:instrText>8</w:instrText>
-        </w:r>
-      </w:fldSimple>
-      <w:r>
-        <w:instrText>)</w:instrText>
-      </w:r>
-      <w:r>
-        <w:fldChar w:fldCharType="end"/>
-      </w:r>
-    </w:p>
-    <w:p>
-      <w:r>
-        <w:t>This can be written as a matrix equation,</w:t>
-      </w:r>
-    </w:p>
-    <w:p>
-      <w:pPr>
-        <w:pStyle w:val="MTDisplayEquation"/>
-      </w:pPr>
-      <w:r>
-        <w:tab/>
-      </w:r>
-      <w:r>
-        <w:rPr>
           <w:position w:val="-14"/>
         </w:rPr>
-        <w:object w:dxaOrig="3180" w:dyaOrig="400" w14:anchorId="3E443B99">
-          <v:shape id="_x0000_i1045" type="#_x0000_t75" style="width:159pt;height:21.5pt" o:ole="" o:bordertopcolor="this" o:borderleftcolor="this" o:borderbottomcolor="this" o:borderrightcolor="this">
-            <v:imagedata r:id="rId50" o:title=""/>
+        <w:object w:dxaOrig="3200" w:dyaOrig="400" w14:anchorId="3E443B99">
+          <v:shape id="_x0000_i1310" type="#_x0000_t75" style="width:160.05pt;height:21.5pt" o:ole="">
+            <v:imagedata r:id="rId54" o:title=""/>
             <w10:bordertop type="single" width="4"/>
             <w10:borderleft type="single" width="4"/>
             <w10:borderbottom type="single" width="4"/>
             <w10:borderright type="single" width="4"/>
           </v:shape>
-          <o:OLEObject Type="Embed" ProgID="Equation.DSMT4" ShapeID="_x0000_i1045" DrawAspect="Content" ObjectID="_1836461525" r:id="rId51"/>
+          <o:OLEObject Type="Embed" ProgID="Equation.DSMT4" ShapeID="_x0000_i1310" DrawAspect="Content" ObjectID="_1836466629" r:id="rId55"/>
         </w:object>
       </w:r>
       <w:r>
@@ -3029,7 +3115,7 @@
           <w:rPr>
             <w:noProof/>
           </w:rPr>
-          <w:instrText>9</w:instrText>
+          <w:instrText>10</w:instrText>
         </w:r>
       </w:fldSimple>
       <w:r>
@@ -3061,11 +3147,11 @@
         <w:rPr>
           <w:position w:val="-166"/>
         </w:rPr>
-        <w:object w:dxaOrig="2220" w:dyaOrig="3200" w14:anchorId="5AAF3FF0">
-          <v:shape id="_x0000_i1046" type="#_x0000_t75" style="width:108pt;height:158.5pt" o:ole="">
-            <v:imagedata r:id="rId52" o:title=""/>
-          </v:shape>
-          <o:OLEObject Type="Embed" ProgID="Equation.DSMT4" ShapeID="_x0000_i1046" DrawAspect="Content" ObjectID="_1836461526" r:id="rId53"/>
+        <w:object w:dxaOrig="2000" w:dyaOrig="3200" w14:anchorId="5AAF3FF0">
+          <v:shape id="_x0000_i1312" type="#_x0000_t75" style="width:97.4pt;height:158.5pt" o:ole="">
+            <v:imagedata r:id="rId56" o:title=""/>
+          </v:shape>
+          <o:OLEObject Type="Embed" ProgID="Equation.DSMT4" ShapeID="_x0000_i1312" DrawAspect="Content" ObjectID="_1836466630" r:id="rId57"/>
         </w:object>
       </w:r>
       <w:r>
@@ -3108,7 +3194,7 @@
           <w:rPr>
             <w:noProof/>
           </w:rPr>
-          <w:instrText>10</w:instrText>
+          <w:instrText>11</w:instrText>
         </w:r>
       </w:fldSimple>
       <w:r>
@@ -3218,10 +3304,10 @@
           <w:position w:val="-14"/>
         </w:rPr>
         <w:object w:dxaOrig="1240" w:dyaOrig="400" w14:anchorId="60B08F66">
-          <v:shape id="_x0000_i1047" type="#_x0000_t75" style="width:64.75pt;height:21.5pt" o:ole="">
-            <v:imagedata r:id="rId54" o:title=""/>
-          </v:shape>
-          <o:OLEObject Type="Embed" ProgID="Equation.DSMT4" ShapeID="_x0000_i1047" DrawAspect="Content" ObjectID="_1836461527" r:id="rId55"/>
+          <v:shape id="_x0000_i1049" type="#_x0000_t75" style="width:64.75pt;height:21.5pt" o:ole="">
+            <v:imagedata r:id="rId58" o:title=""/>
+          </v:shape>
+          <o:OLEObject Type="Embed" ProgID="Equation.DSMT4" ShapeID="_x0000_i1049" DrawAspect="Content" ObjectID="_1836466631" r:id="rId59"/>
         </w:object>
       </w:r>
       <w:r>
@@ -3247,11 +3333,11 @@
         <w:rPr>
           <w:position w:val="-32"/>
         </w:rPr>
-        <w:object w:dxaOrig="2280" w:dyaOrig="600" w14:anchorId="1E137AA2">
-          <v:shape id="_x0000_i1048" type="#_x0000_t75" style="width:115.25pt;height:28.75pt" o:ole="">
-            <v:imagedata r:id="rId56" o:title=""/>
-          </v:shape>
-          <o:OLEObject Type="Embed" ProgID="Equation.DSMT4" ShapeID="_x0000_i1048" DrawAspect="Content" ObjectID="_1836461528" r:id="rId57"/>
+        <w:object w:dxaOrig="2060" w:dyaOrig="600" w14:anchorId="1E137AA2">
+          <v:shape id="_x0000_i1314" type="#_x0000_t75" style="width:104.1pt;height:28.75pt" o:ole="">
+            <v:imagedata r:id="rId60" o:title=""/>
+          </v:shape>
+          <o:OLEObject Type="Embed" ProgID="Equation.DSMT4" ShapeID="_x0000_i1314" DrawAspect="Content" ObjectID="_1836466632" r:id="rId61"/>
         </w:object>
       </w:r>
       <w:r>
@@ -3291,7 +3377,7 @@
           <w:rPr>
             <w:noProof/>
           </w:rPr>
-          <w:instrText>11</w:instrText>
+          <w:instrText>12</w:instrText>
         </w:r>
       </w:fldSimple>
       <w:r>
@@ -3307,6 +3393,7 @@
       </w:pPr>
       <w:bookmarkStart w:id="5" w:name="_Toc225519236"/>
       <w:r>
+        <w:lastRenderedPageBreak/>
         <w:t>Time Integration</w:t>
       </w:r>
       <w:bookmarkEnd w:id="5"/>
@@ -3328,7 +3415,7 @@
       </w:r>
       <w:fldSimple w:instr=" REF ZEqnNum196813 \* Charformat \! \* MERGEFORMAT ">
         <w:r>
-          <w:instrText>(1.9)</w:instrText>
+          <w:instrText>(1.10)</w:instrText>
         </w:r>
       </w:fldSimple>
       <w:r>
@@ -3371,7 +3458,7 @@
         <w:rPr>
           <w:iCs/>
         </w:rPr>
-        <w:instrText>(1.9)</w:instrText>
+        <w:instrText>(1.10)</w:instrText>
       </w:r>
       <w:r>
         <w:rPr>
@@ -3415,10 +3502,10 @@
           <w:position w:val="-6"/>
         </w:rPr>
         <w:object w:dxaOrig="480" w:dyaOrig="279" w14:anchorId="4708D4A5">
-          <v:shape id="_x0000_i1123" type="#_x0000_t75" style="width:23.85pt;height:16.85pt" o:ole="">
-            <v:imagedata r:id="rId58" o:title=""/>
-          </v:shape>
-          <o:OLEObject Type="Embed" ProgID="Equation.DSMT4" ShapeID="_x0000_i1123" DrawAspect="Content" ObjectID="_1836461529" r:id="rId59"/>
+          <v:shape id="_x0000_i1051" type="#_x0000_t75" style="width:23.85pt;height:16.85pt" o:ole="">
+            <v:imagedata r:id="rId62" o:title=""/>
+          </v:shape>
+          <o:OLEObject Type="Embed" ProgID="Equation.DSMT4" ShapeID="_x0000_i1051" DrawAspect="Content" ObjectID="_1836466633" r:id="rId63"/>
         </w:object>
       </w:r>
       <w:r>
@@ -3440,10 +3527,10 @@
           <w:position w:val="-14"/>
         </w:rPr>
         <w:object w:dxaOrig="4099" w:dyaOrig="400" w14:anchorId="5B0741B9">
-          <v:shape id="_x0000_i1125" type="#_x0000_t75" style="width:203.05pt;height:21.5pt" o:ole="">
-            <v:imagedata r:id="rId60" o:title=""/>
-          </v:shape>
-          <o:OLEObject Type="Embed" ProgID="Equation.DSMT4" ShapeID="_x0000_i1125" DrawAspect="Content" ObjectID="_1836461530" r:id="rId61"/>
+          <v:shape id="_x0000_i1316" type="#_x0000_t75" style="width:203.05pt;height:21.5pt" o:ole="">
+            <v:imagedata r:id="rId64" o:title=""/>
+          </v:shape>
+          <o:OLEObject Type="Embed" ProgID="Equation.DSMT4" ShapeID="_x0000_i1316" DrawAspect="Content" ObjectID="_1836466634" r:id="rId65"/>
         </w:object>
       </w:r>
       <w:r>
@@ -3483,7 +3570,7 @@
           <w:rPr>
             <w:noProof/>
           </w:rPr>
-          <w:instrText>12</w:instrText>
+          <w:instrText>13</w:instrText>
         </w:r>
       </w:fldSimple>
       <w:r>
@@ -3515,7 +3602,6 @@
         <w:pStyle w:val="MTDisplayEquation"/>
       </w:pPr>
       <w:r>
-        <w:lastRenderedPageBreak/>
         <w:tab/>
       </w:r>
       <w:r>
@@ -3523,10 +3609,10 @@
           <w:position w:val="-34"/>
         </w:rPr>
         <w:object w:dxaOrig="2500" w:dyaOrig="800" w14:anchorId="40714660">
-          <v:shape id="_x0000_i1131" type="#_x0000_t75" style="width:122.5pt;height:38.85pt" o:ole="">
-            <v:imagedata r:id="rId62" o:title=""/>
-          </v:shape>
-          <o:OLEObject Type="Embed" ProgID="Equation.DSMT4" ShapeID="_x0000_i1131" DrawAspect="Content" ObjectID="_1836461531" r:id="rId63"/>
+          <v:shape id="_x0000_i1053" type="#_x0000_t75" style="width:122.5pt;height:38.85pt" o:ole="">
+            <v:imagedata r:id="rId66" o:title=""/>
+          </v:shape>
+          <o:OLEObject Type="Embed" ProgID="Equation.DSMT4" ShapeID="_x0000_i1053" DrawAspect="Content" ObjectID="_1836466635" r:id="rId67"/>
         </w:object>
       </w:r>
       <w:r>
@@ -3566,7 +3652,7 @@
           <w:rPr>
             <w:noProof/>
           </w:rPr>
-          <w:instrText>13</w:instrText>
+          <w:instrText>14</w:instrText>
         </w:r>
       </w:fldSimple>
       <w:r>
@@ -3596,130 +3682,14 @@
           <w:position w:val="-24"/>
         </w:rPr>
         <w:object w:dxaOrig="4099" w:dyaOrig="620" w14:anchorId="7DF92217">
-          <v:shape id="_x0000_i1135" type="#_x0000_t75" style="width:204.85pt;height:28.75pt" o:ole="">
-            <v:imagedata r:id="rId64" o:title=""/>
-            <w10:bordertop type="single" width="4"/>
-            <w10:borderleft type="single" width="4"/>
-            <w10:borderbottom type="single" width="4"/>
-            <w10:borderright type="single" width="4"/>
-          </v:shape>
-          <o:OLEObject Type="Embed" ProgID="Equation.DSMT4" ShapeID="_x0000_i1135" DrawAspect="Content" ObjectID="_1836461532" r:id="rId65"/>
-        </w:object>
-      </w:r>
-      <w:r>
-        <w:tab/>
-      </w:r>
-      <w:r>
-        <w:fldChar w:fldCharType="begin"/>
-      </w:r>
-      <w:r>
-        <w:instrText xml:space="preserve"> MACROBUTTON MTPlaceRef \* MERGEFORMAT </w:instrText>
-      </w:r>
-      <w:r>
-        <w:fldChar w:fldCharType="begin"/>
-      </w:r>
-      <w:r>
-        <w:instrText xml:space="preserve"> SEQ MTEqn \h \* MERGEFORMAT </w:instrText>
-      </w:r>
-      <w:r>
-        <w:fldChar w:fldCharType="end"/>
-      </w:r>
-      <w:r>
-        <w:instrText>(</w:instrText>
-      </w:r>
-      <w:fldSimple w:instr=" SEQ MTSec \c \* Arabic \* MERGEFORMAT ">
-        <w:r>
-          <w:rPr>
-            <w:noProof/>
-          </w:rPr>
-          <w:instrText>1</w:instrText>
-        </w:r>
-      </w:fldSimple>
-      <w:r>
-        <w:instrText>.</w:instrText>
-      </w:r>
-      <w:fldSimple w:instr=" SEQ MTEqn \c \* Arabic \* MERGEFORMAT ">
-        <w:r>
-          <w:rPr>
-            <w:noProof/>
-          </w:rPr>
-          <w:instrText>14</w:instrText>
-        </w:r>
-      </w:fldSimple>
-      <w:r>
-        <w:instrText>)</w:instrText>
-      </w:r>
-      <w:r>
-        <w:fldChar w:fldCharType="end"/>
-      </w:r>
-    </w:p>
-    <w:p>
-      <w:r>
-        <w:t xml:space="preserve">Here, we use the notation </w:t>
-      </w:r>
-      <w:r>
-        <w:rPr>
-          <w:position w:val="-14"/>
-        </w:rPr>
-        <w:object w:dxaOrig="2840" w:dyaOrig="400" w14:anchorId="28B485BF">
-          <v:shape id="_x0000_i1138" type="#_x0000_t75" style="width:141.95pt;height:19.95pt" o:ole="">
-            <v:imagedata r:id="rId66" o:title=""/>
-          </v:shape>
-          <o:OLEObject Type="Embed" ProgID="Equation.DSMT4" ShapeID="_x0000_i1138" DrawAspect="Content" ObjectID="_1836461533" r:id="rId67"/>
-        </w:object>
-      </w:r>
-      <w:r>
-        <w:t xml:space="preserve"> . This </w:t>
-      </w:r>
-      <w:r>
-        <w:t>is a nonlinear system of equations</w:t>
-      </w:r>
-      <w:r>
-        <w:t xml:space="preserve"> and needs to be solved using Newton’s method</w:t>
-      </w:r>
-      <w:r>
-        <w:t>.</w:t>
-      </w:r>
-      <w:r>
-        <w:t xml:space="preserve"> </w:t>
-      </w:r>
-    </w:p>
-    <w:p/>
-    <w:p>
-      <w:pPr>
-        <w:pStyle w:val="Heading1"/>
-      </w:pPr>
-      <w:bookmarkStart w:id="6" w:name="_Toc225519237"/>
-      <w:r>
-        <w:t>Linearization</w:t>
-      </w:r>
-      <w:bookmarkEnd w:id="6"/>
-    </w:p>
-    <w:p>
-      <w:r>
-        <w:t>Let’s rewrite this equation in residual form</w:t>
-      </w:r>
-    </w:p>
-    <w:p>
-      <w:pPr>
-        <w:pStyle w:val="MTDisplayEquation"/>
-      </w:pPr>
-      <w:r>
-        <w:tab/>
-      </w:r>
-      <w:r>
-        <w:rPr>
-          <w:position w:val="-24"/>
-        </w:rPr>
-        <w:object w:dxaOrig="5500" w:dyaOrig="620" w14:anchorId="324F0ACF">
-          <v:shape id="_x0000_i1140" type="#_x0000_t75" style="width:277.4pt;height:28.75pt" o:ole="">
+          <v:shape id="_x0000_i1318" type="#_x0000_t75" style="width:204.85pt;height:28.75pt" o:ole="">
             <v:imagedata r:id="rId68" o:title=""/>
             <w10:bordertop type="single" width="4"/>
             <w10:borderleft type="single" width="4"/>
             <w10:borderbottom type="single" width="4"/>
             <w10:borderright type="single" width="4"/>
           </v:shape>
-          <o:OLEObject Type="Embed" ProgID="Equation.DSMT4" ShapeID="_x0000_i1140" DrawAspect="Content" ObjectID="_1836461534" r:id="rId69"/>
+          <o:OLEObject Type="Embed" ProgID="Equation.DSMT4" ShapeID="_x0000_i1318" DrawAspect="Content" ObjectID="_1836466636" r:id="rId69"/>
         </w:object>
       </w:r>
       <w:r>
@@ -3771,7 +3741,49 @@
     </w:p>
     <w:p>
       <w:r>
-        <w:t>To apply Newton’s method, we take</w:t>
+        <w:t xml:space="preserve">Here, we use the notation </w:t>
+      </w:r>
+      <w:r>
+        <w:rPr>
+          <w:position w:val="-14"/>
+        </w:rPr>
+        <w:object w:dxaOrig="2840" w:dyaOrig="400" w14:anchorId="28B485BF">
+          <v:shape id="_x0000_i1055" type="#_x0000_t75" style="width:141.95pt;height:19.95pt" o:ole="">
+            <v:imagedata r:id="rId70" o:title=""/>
+          </v:shape>
+          <o:OLEObject Type="Embed" ProgID="Equation.DSMT4" ShapeID="_x0000_i1055" DrawAspect="Content" ObjectID="_1836466637" r:id="rId71"/>
+        </w:object>
+      </w:r>
+      <w:r>
+        <w:t xml:space="preserve"> . This </w:t>
+      </w:r>
+      <w:r>
+        <w:t>is a nonlinear system of equations</w:t>
+      </w:r>
+      <w:r>
+        <w:t xml:space="preserve"> and needs to be solved using Newton’s method</w:t>
+      </w:r>
+      <w:r>
+        <w:t>.</w:t>
+      </w:r>
+      <w:r>
+        <w:t xml:space="preserve"> </w:t>
+      </w:r>
+    </w:p>
+    <w:p/>
+    <w:p>
+      <w:pPr>
+        <w:pStyle w:val="Heading1"/>
+      </w:pPr>
+      <w:bookmarkStart w:id="6" w:name="_Toc225519237"/>
+      <w:r>
+        <w:t>Linearization</w:t>
+      </w:r>
+      <w:bookmarkEnd w:id="6"/>
+    </w:p>
+    <w:p>
+      <w:r>
+        <w:t>Let’s rewrite this equation in residual form</w:t>
       </w:r>
     </w:p>
     <w:p>
@@ -3783,227 +3795,17 @@
       </w:r>
       <w:r>
         <w:rPr>
-          <w:position w:val="-18"/>
-        </w:rPr>
-        <w:object w:dxaOrig="2900" w:dyaOrig="480" w14:anchorId="56A1E4CC">
-          <v:shape id="_x0000_i1054" type="#_x0000_t75" style="width:2in;height:21.5pt" o:ole="">
-            <v:imagedata r:id="rId70" o:title=""/>
-          </v:shape>
-          <o:OLEObject Type="Embed" ProgID="Equation.DSMT4" ShapeID="_x0000_i1054" DrawAspect="Content" ObjectID="_1836461535" r:id="rId71"/>
-        </w:object>
-      </w:r>
-      <w:r>
-        <w:tab/>
-      </w:r>
-      <w:r>
-        <w:fldChar w:fldCharType="begin"/>
-      </w:r>
-      <w:r>
-        <w:instrText xml:space="preserve"> MACROBUTTON MTPlaceRef \* MERGEFORMAT </w:instrText>
-      </w:r>
-      <w:r>
-        <w:fldChar w:fldCharType="begin"/>
-      </w:r>
-      <w:r>
-        <w:instrText xml:space="preserve"> SEQ MTEqn \h \* MERGEFORMAT </w:instrText>
-      </w:r>
-      <w:r>
-        <w:fldChar w:fldCharType="end"/>
-      </w:r>
-      <w:r>
-        <w:instrText>(</w:instrText>
-      </w:r>
-      <w:fldSimple w:instr=" SEQ MTSec \c \* Arabic \* MERGEFORMAT ">
-        <w:r>
-          <w:rPr>
-            <w:noProof/>
-          </w:rPr>
-          <w:instrText>1</w:instrText>
-        </w:r>
-      </w:fldSimple>
-      <w:r>
-        <w:instrText>.</w:instrText>
-      </w:r>
-      <w:fldSimple w:instr=" SEQ MTEqn \c \* Arabic \* MERGEFORMAT ">
-        <w:r>
-          <w:rPr>
-            <w:noProof/>
-          </w:rPr>
-          <w:instrText>16</w:instrText>
-        </w:r>
-      </w:fldSimple>
-      <w:r>
-        <w:instrText>)</w:instrText>
-      </w:r>
-      <w:r>
-        <w:fldChar w:fldCharType="end"/>
-      </w:r>
-    </w:p>
-    <w:p>
-      <w:r>
-        <w:t>Using a Taylor expansion,</w:t>
-      </w:r>
-    </w:p>
-    <w:p>
-      <w:pPr>
-        <w:pStyle w:val="MTDisplayEquation"/>
-      </w:pPr>
-      <w:r>
-        <w:tab/>
-      </w:r>
-      <w:r>
-        <w:rPr>
-          <w:position w:val="-18"/>
-        </w:rPr>
-        <w:object w:dxaOrig="4180" w:dyaOrig="480" w14:anchorId="18A236F0">
-          <v:shape id="_x0000_i1055" type="#_x0000_t75" style="width:208.75pt;height:21.5pt" o:ole="">
+          <w:position w:val="-24"/>
+        </w:rPr>
+        <w:object w:dxaOrig="5500" w:dyaOrig="620" w14:anchorId="324F0ACF">
+          <v:shape id="_x0000_i1320" type="#_x0000_t75" style="width:277.4pt;height:28.75pt" o:ole="">
             <v:imagedata r:id="rId72" o:title=""/>
-          </v:shape>
-          <o:OLEObject Type="Embed" ProgID="Equation.DSMT4" ShapeID="_x0000_i1055" DrawAspect="Content" ObjectID="_1836461536" r:id="rId73"/>
-        </w:object>
-      </w:r>
-      <w:r>
-        <w:tab/>
-      </w:r>
-      <w:r>
-        <w:fldChar w:fldCharType="begin"/>
-      </w:r>
-      <w:r>
-        <w:instrText xml:space="preserve"> MACROBUTTON MTPlaceRef \* MERGEFORMAT </w:instrText>
-      </w:r>
-      <w:r>
-        <w:fldChar w:fldCharType="begin"/>
-      </w:r>
-      <w:r>
-        <w:instrText xml:space="preserve"> SEQ MTEqn \h \* MERGEFORMAT </w:instrText>
-      </w:r>
-      <w:r>
-        <w:fldChar w:fldCharType="end"/>
-      </w:r>
-      <w:r>
-        <w:instrText>(</w:instrText>
-      </w:r>
-      <w:fldSimple w:instr=" SEQ MTSec \c \* Arabic \* MERGEFORMAT ">
-        <w:r>
-          <w:rPr>
-            <w:noProof/>
-          </w:rPr>
-          <w:instrText>1</w:instrText>
-        </w:r>
-      </w:fldSimple>
-      <w:r>
-        <w:instrText>.</w:instrText>
-      </w:r>
-      <w:fldSimple w:instr=" SEQ MTEqn \c \* Arabic \* MERGEFORMAT ">
-        <w:r>
-          <w:rPr>
-            <w:noProof/>
-          </w:rPr>
-          <w:instrText>17</w:instrText>
-        </w:r>
-      </w:fldSimple>
-      <w:r>
-        <w:instrText>)</w:instrText>
-      </w:r>
-      <w:r>
-        <w:fldChar w:fldCharType="end"/>
-      </w:r>
-    </w:p>
-    <w:p>
-      <w:r>
-        <w:t>Or, equivalently,</w:t>
-      </w:r>
-    </w:p>
-    <w:p>
-      <w:pPr>
-        <w:pStyle w:val="MTDisplayEquation"/>
-      </w:pPr>
-      <w:r>
-        <w:tab/>
-      </w:r>
-      <w:r>
-        <w:rPr>
-          <w:position w:val="-40"/>
-        </w:rPr>
-        <w:object w:dxaOrig="2420" w:dyaOrig="920" w14:anchorId="1AE3F335">
-          <v:shape id="_x0000_i1056" type="#_x0000_t75" style="width:122.5pt;height:43.25pt" o:ole="">
-            <v:imagedata r:id="rId74" o:title=""/>
-          </v:shape>
-          <o:OLEObject Type="Embed" ProgID="Equation.DSMT4" ShapeID="_x0000_i1056" DrawAspect="Content" ObjectID="_1836461537" r:id="rId75"/>
-        </w:object>
-      </w:r>
-      <w:r>
-        <w:tab/>
-      </w:r>
-      <w:r>
-        <w:fldChar w:fldCharType="begin"/>
-      </w:r>
-      <w:r>
-        <w:instrText xml:space="preserve"> MACROBUTTON MTPlaceRef \* MERGEFORMAT </w:instrText>
-      </w:r>
-      <w:r>
-        <w:fldChar w:fldCharType="begin"/>
-      </w:r>
-      <w:r>
-        <w:instrText xml:space="preserve"> SEQ MTEqn \h \* MERGEFORMAT </w:instrText>
-      </w:r>
-      <w:r>
-        <w:fldChar w:fldCharType="end"/>
-      </w:r>
-      <w:r>
-        <w:instrText>(</w:instrText>
-      </w:r>
-      <w:fldSimple w:instr=" SEQ MTSec \c \* Arabic \* MERGEFORMAT ">
-        <w:r>
-          <w:rPr>
-            <w:noProof/>
-          </w:rPr>
-          <w:instrText>1</w:instrText>
-        </w:r>
-      </w:fldSimple>
-      <w:r>
-        <w:instrText>.</w:instrText>
-      </w:r>
-      <w:fldSimple w:instr=" SEQ MTEqn \c \* Arabic \* MERGEFORMAT ">
-        <w:r>
-          <w:rPr>
-            <w:noProof/>
-          </w:rPr>
-          <w:instrText>18</w:instrText>
-        </w:r>
-      </w:fldSimple>
-      <w:r>
-        <w:instrText>)</w:instrText>
-      </w:r>
-      <w:r>
-        <w:fldChar w:fldCharType="end"/>
-      </w:r>
-    </w:p>
-    <w:p>
-      <w:r>
-        <w:t>Here,</w:t>
-      </w:r>
-    </w:p>
-    <w:p>
-      <w:pPr>
-        <w:pStyle w:val="MTDisplayEquation"/>
-      </w:pPr>
-      <w:r>
-        <w:tab/>
-      </w:r>
-      <w:r>
-        <w:rPr>
-          <w:position w:val="-24"/>
-        </w:rPr>
-        <w:object w:dxaOrig="4220" w:dyaOrig="620" w14:anchorId="05B4B5C5">
-          <v:shape id="_x0000_i1142" type="#_x0000_t75" style="width:211.1pt;height:28.75pt" o:ole="">
-            <v:imagedata r:id="rId76" o:title=""/>
             <w10:bordertop type="single" width="4"/>
             <w10:borderleft type="single" width="4"/>
             <w10:borderbottom type="single" width="4"/>
             <w10:borderright type="single" width="4"/>
           </v:shape>
-          <o:OLEObject Type="Embed" ProgID="Equation.DSMT4" ShapeID="_x0000_i1142" DrawAspect="Content" ObjectID="_1836461538" r:id="rId77"/>
+          <o:OLEObject Type="Embed" ProgID="Equation.DSMT4" ShapeID="_x0000_i1320" DrawAspect="Content" ObjectID="_1836466638" r:id="rId73"/>
         </w:object>
       </w:r>
       <w:r>
@@ -4043,6 +3845,216 @@
           <w:rPr>
             <w:noProof/>
           </w:rPr>
+          <w:instrText>16</w:instrText>
+        </w:r>
+      </w:fldSimple>
+      <w:r>
+        <w:instrText>)</w:instrText>
+      </w:r>
+      <w:r>
+        <w:fldChar w:fldCharType="end"/>
+      </w:r>
+    </w:p>
+    <w:p>
+      <w:r>
+        <w:t>To apply Newton’s method, we take</w:t>
+      </w:r>
+    </w:p>
+    <w:p>
+      <w:pPr>
+        <w:pStyle w:val="MTDisplayEquation"/>
+      </w:pPr>
+      <w:r>
+        <w:tab/>
+      </w:r>
+      <w:r>
+        <w:rPr>
+          <w:position w:val="-18"/>
+        </w:rPr>
+        <w:object w:dxaOrig="2900" w:dyaOrig="480" w14:anchorId="56A1E4CC">
+          <v:shape id="_x0000_i1057" type="#_x0000_t75" style="width:2in;height:21.5pt" o:ole="">
+            <v:imagedata r:id="rId74" o:title=""/>
+          </v:shape>
+          <o:OLEObject Type="Embed" ProgID="Equation.DSMT4" ShapeID="_x0000_i1057" DrawAspect="Content" ObjectID="_1836466639" r:id="rId75"/>
+        </w:object>
+      </w:r>
+      <w:r>
+        <w:tab/>
+      </w:r>
+      <w:r>
+        <w:fldChar w:fldCharType="begin"/>
+      </w:r>
+      <w:r>
+        <w:instrText xml:space="preserve"> MACROBUTTON MTPlaceRef \* MERGEFORMAT </w:instrText>
+      </w:r>
+      <w:r>
+        <w:fldChar w:fldCharType="begin"/>
+      </w:r>
+      <w:r>
+        <w:instrText xml:space="preserve"> SEQ MTEqn \h \* MERGEFORMAT </w:instrText>
+      </w:r>
+      <w:r>
+        <w:fldChar w:fldCharType="end"/>
+      </w:r>
+      <w:r>
+        <w:instrText>(</w:instrText>
+      </w:r>
+      <w:fldSimple w:instr=" SEQ MTSec \c \* Arabic \* MERGEFORMAT ">
+        <w:r>
+          <w:rPr>
+            <w:noProof/>
+          </w:rPr>
+          <w:instrText>1</w:instrText>
+        </w:r>
+      </w:fldSimple>
+      <w:r>
+        <w:instrText>.</w:instrText>
+      </w:r>
+      <w:fldSimple w:instr=" SEQ MTEqn \c \* Arabic \* MERGEFORMAT ">
+        <w:r>
+          <w:rPr>
+            <w:noProof/>
+          </w:rPr>
+          <w:instrText>17</w:instrText>
+        </w:r>
+      </w:fldSimple>
+      <w:r>
+        <w:instrText>)</w:instrText>
+      </w:r>
+      <w:r>
+        <w:fldChar w:fldCharType="end"/>
+      </w:r>
+    </w:p>
+    <w:p>
+      <w:r>
+        <w:t>Using a Taylor expansion,</w:t>
+      </w:r>
+    </w:p>
+    <w:p>
+      <w:pPr>
+        <w:pStyle w:val="MTDisplayEquation"/>
+      </w:pPr>
+      <w:r>
+        <w:tab/>
+      </w:r>
+      <w:r>
+        <w:rPr>
+          <w:position w:val="-18"/>
+        </w:rPr>
+        <w:object w:dxaOrig="4180" w:dyaOrig="480" w14:anchorId="18A236F0">
+          <v:shape id="_x0000_i1058" type="#_x0000_t75" style="width:208.75pt;height:21.5pt" o:ole="">
+            <v:imagedata r:id="rId76" o:title=""/>
+          </v:shape>
+          <o:OLEObject Type="Embed" ProgID="Equation.DSMT4" ShapeID="_x0000_i1058" DrawAspect="Content" ObjectID="_1836466640" r:id="rId77"/>
+        </w:object>
+      </w:r>
+      <w:r>
+        <w:tab/>
+      </w:r>
+      <w:r>
+        <w:fldChar w:fldCharType="begin"/>
+      </w:r>
+      <w:r>
+        <w:instrText xml:space="preserve"> MACROBUTTON MTPlaceRef \* MERGEFORMAT </w:instrText>
+      </w:r>
+      <w:r>
+        <w:fldChar w:fldCharType="begin"/>
+      </w:r>
+      <w:r>
+        <w:instrText xml:space="preserve"> SEQ MTEqn \h \* MERGEFORMAT </w:instrText>
+      </w:r>
+      <w:r>
+        <w:fldChar w:fldCharType="end"/>
+      </w:r>
+      <w:r>
+        <w:instrText>(</w:instrText>
+      </w:r>
+      <w:fldSimple w:instr=" SEQ MTSec \c \* Arabic \* MERGEFORMAT ">
+        <w:r>
+          <w:rPr>
+            <w:noProof/>
+          </w:rPr>
+          <w:instrText>1</w:instrText>
+        </w:r>
+      </w:fldSimple>
+      <w:r>
+        <w:instrText>.</w:instrText>
+      </w:r>
+      <w:fldSimple w:instr=" SEQ MTEqn \c \* Arabic \* MERGEFORMAT ">
+        <w:r>
+          <w:rPr>
+            <w:noProof/>
+          </w:rPr>
+          <w:instrText>18</w:instrText>
+        </w:r>
+      </w:fldSimple>
+      <w:r>
+        <w:instrText>)</w:instrText>
+      </w:r>
+      <w:r>
+        <w:fldChar w:fldCharType="end"/>
+      </w:r>
+    </w:p>
+    <w:p>
+      <w:r>
+        <w:t>Or, equivalently,</w:t>
+      </w:r>
+    </w:p>
+    <w:p>
+      <w:pPr>
+        <w:pStyle w:val="MTDisplayEquation"/>
+      </w:pPr>
+      <w:r>
+        <w:tab/>
+      </w:r>
+      <w:r>
+        <w:rPr>
+          <w:position w:val="-40"/>
+        </w:rPr>
+        <w:object w:dxaOrig="2420" w:dyaOrig="920" w14:anchorId="1AE3F335">
+          <v:shape id="_x0000_i1059" type="#_x0000_t75" style="width:122.5pt;height:43.25pt" o:ole="">
+            <v:imagedata r:id="rId78" o:title=""/>
+          </v:shape>
+          <o:OLEObject Type="Embed" ProgID="Equation.DSMT4" ShapeID="_x0000_i1059" DrawAspect="Content" ObjectID="_1836466641" r:id="rId79"/>
+        </w:object>
+      </w:r>
+      <w:r>
+        <w:tab/>
+      </w:r>
+      <w:r>
+        <w:fldChar w:fldCharType="begin"/>
+      </w:r>
+      <w:r>
+        <w:instrText xml:space="preserve"> MACROBUTTON MTPlaceRef \* MERGEFORMAT </w:instrText>
+      </w:r>
+      <w:r>
+        <w:fldChar w:fldCharType="begin"/>
+      </w:r>
+      <w:r>
+        <w:instrText xml:space="preserve"> SEQ MTEqn \h \* MERGEFORMAT </w:instrText>
+      </w:r>
+      <w:r>
+        <w:fldChar w:fldCharType="end"/>
+      </w:r>
+      <w:r>
+        <w:instrText>(</w:instrText>
+      </w:r>
+      <w:fldSimple w:instr=" SEQ MTSec \c \* Arabic \* MERGEFORMAT ">
+        <w:r>
+          <w:rPr>
+            <w:noProof/>
+          </w:rPr>
+          <w:instrText>1</w:instrText>
+        </w:r>
+      </w:fldSimple>
+      <w:r>
+        <w:instrText>.</w:instrText>
+      </w:r>
+      <w:fldSimple w:instr=" SEQ MTEqn \c \* Arabic \* MERGEFORMAT ">
+        <w:r>
+          <w:rPr>
+            <w:noProof/>
+          </w:rPr>
           <w:instrText>19</w:instrText>
         </w:r>
       </w:fldSimple>
@@ -4055,6 +4067,80 @@
     </w:p>
     <w:p>
       <w:r>
+        <w:t>Here,</w:t>
+      </w:r>
+    </w:p>
+    <w:p>
+      <w:pPr>
+        <w:pStyle w:val="MTDisplayEquation"/>
+      </w:pPr>
+      <w:r>
+        <w:tab/>
+      </w:r>
+      <w:r>
+        <w:rPr>
+          <w:position w:val="-24"/>
+        </w:rPr>
+        <w:object w:dxaOrig="4239" w:dyaOrig="620" w14:anchorId="05B4B5C5">
+          <v:shape id="_x0000_i1322" type="#_x0000_t75" style="width:211.85pt;height:28.75pt" o:ole="">
+            <v:imagedata r:id="rId80" o:title=""/>
+            <w10:bordertop type="single" width="4"/>
+            <w10:borderleft type="single" width="4"/>
+            <w10:borderbottom type="single" width="4"/>
+            <w10:borderright type="single" width="4"/>
+          </v:shape>
+          <o:OLEObject Type="Embed" ProgID="Equation.DSMT4" ShapeID="_x0000_i1322" DrawAspect="Content" ObjectID="_1836466642" r:id="rId81"/>
+        </w:object>
+      </w:r>
+      <w:r>
+        <w:tab/>
+      </w:r>
+      <w:r>
+        <w:fldChar w:fldCharType="begin"/>
+      </w:r>
+      <w:r>
+        <w:instrText xml:space="preserve"> MACROBUTTON MTPlaceRef \* MERGEFORMAT </w:instrText>
+      </w:r>
+      <w:r>
+        <w:fldChar w:fldCharType="begin"/>
+      </w:r>
+      <w:r>
+        <w:instrText xml:space="preserve"> SEQ MTEqn \h \* MERGEFORMAT </w:instrText>
+      </w:r>
+      <w:r>
+        <w:fldChar w:fldCharType="end"/>
+      </w:r>
+      <w:r>
+        <w:instrText>(</w:instrText>
+      </w:r>
+      <w:fldSimple w:instr=" SEQ MTSec \c \* Arabic \* MERGEFORMAT ">
+        <w:r>
+          <w:rPr>
+            <w:noProof/>
+          </w:rPr>
+          <w:instrText>1</w:instrText>
+        </w:r>
+      </w:fldSimple>
+      <w:r>
+        <w:instrText>.</w:instrText>
+      </w:r>
+      <w:fldSimple w:instr=" SEQ MTEqn \c \* Arabic \* MERGEFORMAT ">
+        <w:r>
+          <w:rPr>
+            <w:noProof/>
+          </w:rPr>
+          <w:instrText>20</w:instrText>
+        </w:r>
+      </w:fldSimple>
+      <w:r>
+        <w:instrText>)</w:instrText>
+      </w:r>
+      <w:r>
+        <w:fldChar w:fldCharType="end"/>
+      </w:r>
+    </w:p>
+    <w:p>
+      <w:r>
         <w:t xml:space="preserve">Here, </w:t>
       </w:r>
     </w:p>
@@ -4063,6 +4149,7 @@
         <w:pStyle w:val="MTDisplayEquation"/>
       </w:pPr>
       <w:r>
+        <w:lastRenderedPageBreak/>
         <w:tab/>
       </w:r>
       <w:r>
@@ -4070,10 +4157,10 @@
           <w:position w:val="-34"/>
         </w:rPr>
         <w:object w:dxaOrig="4040" w:dyaOrig="800" w14:anchorId="3DE4097B">
-          <v:shape id="_x0000_i1058" type="#_x0000_t75" style="width:201.5pt;height:43.25pt" o:ole="">
-            <v:imagedata r:id="rId78" o:title=""/>
-          </v:shape>
-          <o:OLEObject Type="Embed" ProgID="Equation.DSMT4" ShapeID="_x0000_i1058" DrawAspect="Content" ObjectID="_1836461539" r:id="rId79"/>
+          <v:shape id="_x0000_i1061" type="#_x0000_t75" style="width:201.5pt;height:43.25pt" o:ole="">
+            <v:imagedata r:id="rId82" o:title=""/>
+          </v:shape>
+          <o:OLEObject Type="Embed" ProgID="Equation.DSMT4" ShapeID="_x0000_i1061" DrawAspect="Content" ObjectID="_1836466643" r:id="rId83"/>
         </w:object>
       </w:r>
       <w:r>
@@ -4113,7 +4200,7 @@
           <w:rPr>
             <w:noProof/>
           </w:rPr>
-          <w:instrText>20</w:instrText>
+          <w:instrText>21</w:instrText>
         </w:r>
       </w:fldSimple>
       <w:r>
@@ -4135,10 +4222,10 @@
           <w:position w:val="-32"/>
         </w:rPr>
         <w:object w:dxaOrig="2180" w:dyaOrig="760" w14:anchorId="45A862C7">
-          <v:shape id="_x0000_i1059" type="#_x0000_t75" style="width:108pt;height:36pt" o:ole="">
-            <v:imagedata r:id="rId80" o:title=""/>
-          </v:shape>
-          <o:OLEObject Type="Embed" ProgID="Equation.DSMT4" ShapeID="_x0000_i1059" DrawAspect="Content" ObjectID="_1836461540" r:id="rId81"/>
+          <v:shape id="_x0000_i1062" type="#_x0000_t75" style="width:108pt;height:36pt" o:ole="">
+            <v:imagedata r:id="rId84" o:title=""/>
+          </v:shape>
+          <o:OLEObject Type="Embed" ProgID="Equation.DSMT4" ShapeID="_x0000_i1062" DrawAspect="Content" ObjectID="_1836466644" r:id="rId85"/>
         </w:object>
       </w:r>
       <w:r>
@@ -4178,7 +4265,7 @@
           <w:rPr>
             <w:noProof/>
           </w:rPr>
-          <w:instrText>21</w:instrText>
+          <w:instrText>22</w:instrText>
         </w:r>
       </w:fldSimple>
       <w:r>
@@ -4221,7 +4308,6 @@
         <w:pStyle w:val="MTDisplayEquation"/>
       </w:pPr>
       <w:r>
-        <w:lastRenderedPageBreak/>
         <w:tab/>
       </w:r>
       <w:r>
@@ -4229,10 +4315,10 @@
           <w:position w:val="-6"/>
         </w:rPr>
         <w:object w:dxaOrig="1500" w:dyaOrig="340" w14:anchorId="7761B949">
-          <v:shape id="_x0000_i1060" type="#_x0000_t75" style="width:1in;height:14.5pt" o:ole="">
-            <v:imagedata r:id="rId82" o:title=""/>
-          </v:shape>
-          <o:OLEObject Type="Embed" ProgID="Equation.DSMT4" ShapeID="_x0000_i1060" DrawAspect="Content" ObjectID="_1836461541" r:id="rId83"/>
+          <v:shape id="_x0000_i1063" type="#_x0000_t75" style="width:1in;height:14.5pt" o:ole="">
+            <v:imagedata r:id="rId86" o:title=""/>
+          </v:shape>
+          <o:OLEObject Type="Embed" ProgID="Equation.DSMT4" ShapeID="_x0000_i1063" DrawAspect="Content" ObjectID="_1836466645" r:id="rId87"/>
         </w:object>
       </w:r>
       <w:r>
@@ -4272,7 +4358,7 @@
           <w:rPr>
             <w:noProof/>
           </w:rPr>
-          <w:instrText>22</w:instrText>
+          <w:instrText>23</w:instrText>
         </w:r>
       </w:fldSimple>
       <w:r>
@@ -4299,10 +4385,10 @@
           <w:position w:val="-26"/>
         </w:rPr>
         <w:object w:dxaOrig="2720" w:dyaOrig="700" w14:anchorId="1516C3E1">
-          <v:shape id="_x0000_i1061" type="#_x0000_t75" style="width:136.75pt;height:36pt" o:ole="">
-            <v:imagedata r:id="rId84" o:title=""/>
-          </v:shape>
-          <o:OLEObject Type="Embed" ProgID="Equation.DSMT4" ShapeID="_x0000_i1061" DrawAspect="Content" ObjectID="_1836461542" r:id="rId85"/>
+          <v:shape id="_x0000_i1064" type="#_x0000_t75" style="width:136.75pt;height:36pt" o:ole="">
+            <v:imagedata r:id="rId88" o:title=""/>
+          </v:shape>
+          <o:OLEObject Type="Embed" ProgID="Equation.DSMT4" ShapeID="_x0000_i1064" DrawAspect="Content" ObjectID="_1836466646" r:id="rId89"/>
         </w:object>
       </w:r>
       <w:r>
@@ -4342,7 +4428,7 @@
           <w:rPr>
             <w:noProof/>
           </w:rPr>
-          <w:instrText>23</w:instrText>
+          <w:instrText>24</w:instrText>
         </w:r>
       </w:fldSimple>
       <w:r>
@@ -4386,10 +4472,10 @@
           <w:position w:val="-18"/>
         </w:rPr>
         <w:object w:dxaOrig="1939" w:dyaOrig="480" w14:anchorId="6EF11F76">
-          <v:shape id="_x0000_i1062" type="#_x0000_t75" style="width:93.5pt;height:21.5pt" o:ole="">
-            <v:imagedata r:id="rId86" o:title=""/>
-          </v:shape>
-          <o:OLEObject Type="Embed" ProgID="Equation.DSMT4" ShapeID="_x0000_i1062" DrawAspect="Content" ObjectID="_1836461543" r:id="rId87"/>
+          <v:shape id="_x0000_i1065" type="#_x0000_t75" style="width:93.5pt;height:21.5pt" o:ole="">
+            <v:imagedata r:id="rId90" o:title=""/>
+          </v:shape>
+          <o:OLEObject Type="Embed" ProgID="Equation.DSMT4" ShapeID="_x0000_i1065" DrawAspect="Content" ObjectID="_1836466647" r:id="rId91"/>
         </w:object>
       </w:r>
       <w:r>
@@ -4429,7 +4515,7 @@
           <w:rPr>
             <w:noProof/>
           </w:rPr>
-          <w:instrText>24</w:instrText>
+          <w:instrText>25</w:instrText>
         </w:r>
       </w:fldSimple>
       <w:r>
@@ -4448,10 +4534,10 @@
           <w:position w:val="-18"/>
         </w:rPr>
         <w:object w:dxaOrig="780" w:dyaOrig="480" w14:anchorId="2E916C2F">
-          <v:shape id="_x0000_i1063" type="#_x0000_t75" style="width:36pt;height:21.5pt" o:ole="">
-            <v:imagedata r:id="rId88" o:title=""/>
-          </v:shape>
-          <o:OLEObject Type="Embed" ProgID="Equation.DSMT4" ShapeID="_x0000_i1063" DrawAspect="Content" ObjectID="_1836461544" r:id="rId89"/>
+          <v:shape id="_x0000_i1066" type="#_x0000_t75" style="width:36pt;height:21.5pt" o:ole="">
+            <v:imagedata r:id="rId92" o:title=""/>
+          </v:shape>
+          <o:OLEObject Type="Embed" ProgID="Equation.DSMT4" ShapeID="_x0000_i1066" DrawAspect="Content" ObjectID="_1836466648" r:id="rId93"/>
         </w:object>
       </w:r>
       <w:r>
@@ -4470,10 +4556,10 @@
           <w:position w:val="-28"/>
         </w:rPr>
         <w:object w:dxaOrig="4800" w:dyaOrig="720" w14:anchorId="21872280">
-          <v:shape id="_x0000_i1064" type="#_x0000_t75" style="width:237.5pt;height:36pt" o:ole="">
-            <v:imagedata r:id="rId90" o:title=""/>
-          </v:shape>
-          <o:OLEObject Type="Embed" ProgID="Equation.DSMT4" ShapeID="_x0000_i1064" DrawAspect="Content" ObjectID="_1836461545" r:id="rId91"/>
+          <v:shape id="_x0000_i1067" type="#_x0000_t75" style="width:237.5pt;height:36pt" o:ole="">
+            <v:imagedata r:id="rId94" o:title=""/>
+          </v:shape>
+          <o:OLEObject Type="Embed" ProgID="Equation.DSMT4" ShapeID="_x0000_i1067" DrawAspect="Content" ObjectID="_1836466649" r:id="rId95"/>
         </w:object>
       </w:r>
       <w:r>
@@ -4513,7 +4599,7 @@
           <w:rPr>
             <w:noProof/>
           </w:rPr>
-          <w:instrText>25</w:instrText>
+          <w:instrText>26</w:instrText>
         </w:r>
       </w:fldSimple>
       <w:r>
@@ -4587,10 +4673,10 @@
           <w:position w:val="-6"/>
         </w:rPr>
         <w:object w:dxaOrig="1939" w:dyaOrig="279" w14:anchorId="16CA8FFF">
-          <v:shape id="_x0000_i1065" type="#_x0000_t75" style="width:93.5pt;height:14.5pt" o:ole="">
-            <v:imagedata r:id="rId92" o:title=""/>
-          </v:shape>
-          <o:OLEObject Type="Embed" ProgID="Equation.DSMT4" ShapeID="_x0000_i1065" DrawAspect="Content" ObjectID="_1836461546" r:id="rId93"/>
+          <v:shape id="_x0000_i1068" type="#_x0000_t75" style="width:93.5pt;height:14.5pt" o:ole="">
+            <v:imagedata r:id="rId96" o:title=""/>
+          </v:shape>
+          <o:OLEObject Type="Embed" ProgID="Equation.DSMT4" ShapeID="_x0000_i1068" DrawAspect="Content" ObjectID="_1836466650" r:id="rId97"/>
         </w:object>
       </w:r>
       <w:r>
@@ -4633,7 +4719,7 @@
           <w:rPr>
             <w:noProof/>
           </w:rPr>
-          <w:instrText>26</w:instrText>
+          <w:instrText>27</w:instrText>
         </w:r>
       </w:fldSimple>
       <w:r>
@@ -4737,10 +4823,10 @@
           <w:position w:val="-24"/>
         </w:rPr>
         <w:object w:dxaOrig="3519" w:dyaOrig="620" w14:anchorId="7402F862">
-          <v:shape id="_x0000_i1066" type="#_x0000_t75" style="width:172.75pt;height:28.75pt" o:ole="">
-            <v:imagedata r:id="rId94" o:title=""/>
-          </v:shape>
-          <o:OLEObject Type="Embed" ProgID="Equation.DSMT4" ShapeID="_x0000_i1066" DrawAspect="Content" ObjectID="_1836461547" r:id="rId95"/>
+          <v:shape id="_x0000_i1069" type="#_x0000_t75" style="width:172.75pt;height:28.75pt" o:ole="">
+            <v:imagedata r:id="rId98" o:title=""/>
+          </v:shape>
+          <o:OLEObject Type="Embed" ProgID="Equation.DSMT4" ShapeID="_x0000_i1069" DrawAspect="Content" ObjectID="_1836466651" r:id="rId99"/>
         </w:object>
       </w:r>
       <w:r>
@@ -4783,7 +4869,7 @@
           <w:rPr>
             <w:noProof/>
           </w:rPr>
-          <w:instrText>27</w:instrText>
+          <w:instrText>28</w:instrText>
         </w:r>
       </w:fldSimple>
       <w:r>
@@ -4838,6 +4924,7 @@
         <w:pStyle w:val="MTDisplayEquation"/>
       </w:pPr>
       <w:r>
+        <w:lastRenderedPageBreak/>
         <w:tab/>
       </w:r>
       <w:r>
@@ -4845,10 +4932,10 @@
           <w:position w:val="-6"/>
         </w:rPr>
         <w:object w:dxaOrig="1040" w:dyaOrig="320" w14:anchorId="30FFC422">
-          <v:shape id="_x0000_i1067" type="#_x0000_t75" style="width:50.5pt;height:14.5pt" o:ole="">
-            <v:imagedata r:id="rId96" o:title=""/>
-          </v:shape>
-          <o:OLEObject Type="Embed" ProgID="Equation.DSMT4" ShapeID="_x0000_i1067" DrawAspect="Content" ObjectID="_1836461548" r:id="rId97"/>
+          <v:shape id="_x0000_i1070" type="#_x0000_t75" style="width:50.5pt;height:14.5pt" o:ole="">
+            <v:imagedata r:id="rId100" o:title=""/>
+          </v:shape>
+          <o:OLEObject Type="Embed" ProgID="Equation.DSMT4" ShapeID="_x0000_i1070" DrawAspect="Content" ObjectID="_1836466652" r:id="rId101"/>
         </w:object>
       </w:r>
       <w:r>
@@ -4891,7 +4978,7 @@
           <w:rPr>
             <w:noProof/>
           </w:rPr>
-          <w:instrText>28</w:instrText>
+          <w:instrText>29</w:instrText>
         </w:r>
       </w:fldSimple>
       <w:r>
@@ -4989,10 +5076,10 @@
           <w:position w:val="-28"/>
         </w:rPr>
         <w:object w:dxaOrig="1920" w:dyaOrig="700" w14:anchorId="5F1421FE">
-          <v:shape id="_x0000_i1068" type="#_x0000_t75" style="width:93.5pt;height:36pt" o:ole="">
-            <v:imagedata r:id="rId98" o:title=""/>
-          </v:shape>
-          <o:OLEObject Type="Embed" ProgID="Equation.DSMT4" ShapeID="_x0000_i1068" DrawAspect="Content" ObjectID="_1836461549" r:id="rId99"/>
+          <v:shape id="_x0000_i1071" type="#_x0000_t75" style="width:93.5pt;height:36pt" o:ole="">
+            <v:imagedata r:id="rId102" o:title=""/>
+          </v:shape>
+          <o:OLEObject Type="Embed" ProgID="Equation.DSMT4" ShapeID="_x0000_i1071" DrawAspect="Content" ObjectID="_1836466653" r:id="rId103"/>
         </w:object>
       </w:r>
       <w:r>
@@ -5035,7 +5122,7 @@
           <w:rPr>
             <w:noProof/>
           </w:rPr>
-          <w:instrText>29</w:instrText>
+          <w:instrText>30</w:instrText>
         </w:r>
       </w:fldSimple>
       <w:r>
@@ -5047,7 +5134,6 @@
     </w:p>
     <w:p>
       <w:r>
-        <w:lastRenderedPageBreak/>
         <w:t xml:space="preserve">Here, </w:t>
       </w:r>
       <w:r>
@@ -5055,10 +5141,10 @@
           <w:position w:val="-12"/>
         </w:rPr>
         <w:object w:dxaOrig="340" w:dyaOrig="360" w14:anchorId="2268FEB8">
-          <v:shape id="_x0000_i1069" type="#_x0000_t75" style="width:14.5pt;height:21.5pt" o:ole="">
-            <v:imagedata r:id="rId100" o:title=""/>
-          </v:shape>
-          <o:OLEObject Type="Embed" ProgID="Equation.DSMT4" ShapeID="_x0000_i1069" DrawAspect="Content" ObjectID="_1836461550" r:id="rId101"/>
+          <v:shape id="_x0000_i1072" type="#_x0000_t75" style="width:14.5pt;height:21.5pt" o:ole="">
+            <v:imagedata r:id="rId104" o:title=""/>
+          </v:shape>
+          <o:OLEObject Type="Embed" ProgID="Equation.DSMT4" ShapeID="_x0000_i1072" DrawAspect="Content" ObjectID="_1836466654" r:id="rId105"/>
         </w:object>
       </w:r>
       <w:r>
@@ -5092,10 +5178,10 @@
           <w:position w:val="-30"/>
         </w:rPr>
         <w:object w:dxaOrig="1300" w:dyaOrig="700" w14:anchorId="31008C78">
-          <v:shape id="_x0000_i1070" type="#_x0000_t75" style="width:64.75pt;height:36pt" o:ole="">
-            <v:imagedata r:id="rId102" o:title=""/>
-          </v:shape>
-          <o:OLEObject Type="Embed" ProgID="Equation.DSMT4" ShapeID="_x0000_i1070" DrawAspect="Content" ObjectID="_1836461551" r:id="rId103"/>
+          <v:shape id="_x0000_i1073" type="#_x0000_t75" style="width:64.75pt;height:36pt" o:ole="">
+            <v:imagedata r:id="rId106" o:title=""/>
+          </v:shape>
+          <o:OLEObject Type="Embed" ProgID="Equation.DSMT4" ShapeID="_x0000_i1073" DrawAspect="Content" ObjectID="_1836466655" r:id="rId107"/>
         </w:object>
       </w:r>
       <w:r>
@@ -5138,7 +5224,7 @@
           <w:rPr>
             <w:noProof/>
           </w:rPr>
-          <w:instrText>30</w:instrText>
+          <w:instrText>31</w:instrText>
         </w:r>
       </w:fldSimple>
       <w:r>
@@ -5166,10 +5252,10 @@
           <w:position w:val="-14"/>
         </w:rPr>
         <w:object w:dxaOrig="1120" w:dyaOrig="380" w14:anchorId="7D19B733">
-          <v:shape id="_x0000_i1071" type="#_x0000_t75" style="width:57.5pt;height:21.5pt" o:ole="">
-            <v:imagedata r:id="rId104" o:title=""/>
-          </v:shape>
-          <o:OLEObject Type="Embed" ProgID="Equation.DSMT4" ShapeID="_x0000_i1071" DrawAspect="Content" ObjectID="_1836461552" r:id="rId105"/>
+          <v:shape id="_x0000_i1074" type="#_x0000_t75" style="width:57.5pt;height:21.5pt" o:ole="">
+            <v:imagedata r:id="rId108" o:title=""/>
+          </v:shape>
+          <o:OLEObject Type="Embed" ProgID="Equation.DSMT4" ShapeID="_x0000_i1074" DrawAspect="Content" ObjectID="_1836466656" r:id="rId109"/>
         </w:object>
       </w:r>
       <w:r>
@@ -5196,10 +5282,10 @@
           <w:position w:val="-28"/>
         </w:rPr>
         <w:object w:dxaOrig="1719" w:dyaOrig="680" w14:anchorId="5E961709">
-          <v:shape id="_x0000_i1072" type="#_x0000_t75" style="width:86.5pt;height:36pt" o:ole="">
-            <v:imagedata r:id="rId106" o:title=""/>
-          </v:shape>
-          <o:OLEObject Type="Embed" ProgID="Equation.DSMT4" ShapeID="_x0000_i1072" DrawAspect="Content" ObjectID="_1836461553" r:id="rId107"/>
+          <v:shape id="_x0000_i1075" type="#_x0000_t75" style="width:86.5pt;height:36pt" o:ole="">
+            <v:imagedata r:id="rId110" o:title=""/>
+          </v:shape>
+          <o:OLEObject Type="Embed" ProgID="Equation.DSMT4" ShapeID="_x0000_i1075" DrawAspect="Content" ObjectID="_1836466657" r:id="rId111"/>
         </w:object>
       </w:r>
       <w:r>
@@ -5242,7 +5328,7 @@
           <w:rPr>
             <w:noProof/>
           </w:rPr>
-          <w:instrText>31</w:instrText>
+          <w:instrText>32</w:instrText>
         </w:r>
       </w:fldSimple>
       <w:r>
@@ -5283,10 +5369,10 @@
           <w:position w:val="-14"/>
         </w:rPr>
         <w:object w:dxaOrig="760" w:dyaOrig="380" w14:anchorId="3EFEA9AF">
-          <v:shape id="_x0000_i1073" type="#_x0000_t75" style="width:36pt;height:21.5pt" o:ole="">
-            <v:imagedata r:id="rId108" o:title=""/>
-          </v:shape>
-          <o:OLEObject Type="Embed" ProgID="Equation.DSMT4" ShapeID="_x0000_i1073" DrawAspect="Content" ObjectID="_1836461554" r:id="rId109"/>
+          <v:shape id="_x0000_i1076" type="#_x0000_t75" style="width:36pt;height:21.5pt" o:ole="">
+            <v:imagedata r:id="rId112" o:title=""/>
+          </v:shape>
+          <o:OLEObject Type="Embed" ProgID="Equation.DSMT4" ShapeID="_x0000_i1076" DrawAspect="Content" ObjectID="_1836466658" r:id="rId113"/>
         </w:object>
       </w:r>
       <w:r>
@@ -5337,10 +5423,10 @@
           <w:position w:val="-32"/>
         </w:rPr>
         <w:object w:dxaOrig="2500" w:dyaOrig="700" w14:anchorId="4AC06A40">
-          <v:shape id="_x0000_i1074" type="#_x0000_t75" style="width:122.5pt;height:36pt" o:ole="">
-            <v:imagedata r:id="rId110" o:title=""/>
-          </v:shape>
-          <o:OLEObject Type="Embed" ProgID="Equation.DSMT4" ShapeID="_x0000_i1074" DrawAspect="Content" ObjectID="_1836461555" r:id="rId111"/>
+          <v:shape id="_x0000_i1077" type="#_x0000_t75" style="width:122.5pt;height:36pt" o:ole="">
+            <v:imagedata r:id="rId114" o:title=""/>
+          </v:shape>
+          <o:OLEObject Type="Embed" ProgID="Equation.DSMT4" ShapeID="_x0000_i1077" DrawAspect="Content" ObjectID="_1836466659" r:id="rId115"/>
         </w:object>
       </w:r>
       <w:r>
@@ -5383,7 +5469,7 @@
           <w:rPr>
             <w:noProof/>
           </w:rPr>
-          <w:instrText>32</w:instrText>
+          <w:instrText>33</w:instrText>
         </w:r>
       </w:fldSimple>
       <w:r>
@@ -5428,10 +5514,10 @@
           <w:position w:val="-32"/>
         </w:rPr>
         <w:object w:dxaOrig="1260" w:dyaOrig="760" w14:anchorId="52B9049F">
-          <v:shape id="_x0000_i1075" type="#_x0000_t75" style="width:64.75pt;height:36pt" o:ole="">
-            <v:imagedata r:id="rId112" o:title=""/>
-          </v:shape>
-          <o:OLEObject Type="Embed" ProgID="Equation.DSMT4" ShapeID="_x0000_i1075" DrawAspect="Content" ObjectID="_1836461556" r:id="rId113"/>
+          <v:shape id="_x0000_i1078" type="#_x0000_t75" style="width:64.75pt;height:36pt" o:ole="">
+            <v:imagedata r:id="rId116" o:title=""/>
+          </v:shape>
+          <o:OLEObject Type="Embed" ProgID="Equation.DSMT4" ShapeID="_x0000_i1078" DrawAspect="Content" ObjectID="_1836466660" r:id="rId117"/>
         </w:object>
       </w:r>
       <w:r>
@@ -5477,7 +5563,7 @@
           <w:rPr>
             <w:noProof/>
           </w:rPr>
-          <w:instrText>33</w:instrText>
+          <w:instrText>34</w:instrText>
         </w:r>
       </w:fldSimple>
       <w:r>
@@ -5506,10 +5592,10 @@
           <w:position w:val="-28"/>
         </w:rPr>
         <w:object w:dxaOrig="1579" w:dyaOrig="680" w14:anchorId="1EF32CC4">
-          <v:shape id="_x0000_i1076" type="#_x0000_t75" style="width:79.25pt;height:36pt" o:ole="">
-            <v:imagedata r:id="rId114" o:title=""/>
-          </v:shape>
-          <o:OLEObject Type="Embed" ProgID="Equation.DSMT4" ShapeID="_x0000_i1076" DrawAspect="Content" ObjectID="_1836461557" r:id="rId115"/>
+          <v:shape id="_x0000_i1079" type="#_x0000_t75" style="width:79.25pt;height:36pt" o:ole="">
+            <v:imagedata r:id="rId118" o:title=""/>
+          </v:shape>
+          <o:OLEObject Type="Embed" ProgID="Equation.DSMT4" ShapeID="_x0000_i1079" DrawAspect="Content" ObjectID="_1836466661" r:id="rId119"/>
         </w:object>
       </w:r>
       <w:r>
@@ -5552,7 +5638,7 @@
           <w:rPr>
             <w:noProof/>
           </w:rPr>
-          <w:instrText>34</w:instrText>
+          <w:instrText>35</w:instrText>
         </w:r>
       </w:fldSimple>
       <w:r>
@@ -5582,10 +5668,10 @@
           <w:position w:val="-32"/>
         </w:rPr>
         <w:object w:dxaOrig="1860" w:dyaOrig="600" w14:anchorId="72092F58">
-          <v:shape id="_x0000_i1077" type="#_x0000_t75" style="width:93.5pt;height:28.75pt" o:ole="">
-            <v:imagedata r:id="rId116" o:title=""/>
-          </v:shape>
-          <o:OLEObject Type="Embed" ProgID="Equation.DSMT4" ShapeID="_x0000_i1077" DrawAspect="Content" ObjectID="_1836461558" r:id="rId117"/>
+          <v:shape id="_x0000_i1080" type="#_x0000_t75" style="width:93.5pt;height:28.75pt" o:ole="">
+            <v:imagedata r:id="rId120" o:title=""/>
+          </v:shape>
+          <o:OLEObject Type="Embed" ProgID="Equation.DSMT4" ShapeID="_x0000_i1080" DrawAspect="Content" ObjectID="_1836466662" r:id="rId121"/>
         </w:object>
       </w:r>
       <w:r>
@@ -5628,7 +5714,7 @@
           <w:rPr>
             <w:noProof/>
           </w:rPr>
-          <w:instrText>35</w:instrText>
+          <w:instrText>36</w:instrText>
         </w:r>
       </w:fldSimple>
       <w:r>
@@ -5644,6 +5730,7 @@
       </w:pPr>
       <w:bookmarkStart w:id="9" w:name="_Toc225519240"/>
       <w:r>
+        <w:lastRenderedPageBreak/>
         <w:t>Mixtures</w:t>
       </w:r>
       <w:bookmarkEnd w:id="9"/>
@@ -5706,10 +5793,10 @@
           <w:position w:val="-6"/>
         </w:rPr>
         <w:object w:dxaOrig="340" w:dyaOrig="340" w14:anchorId="656A427F">
-          <v:shape id="_x0000_i1078" type="#_x0000_t75" style="width:14.5pt;height:14.5pt" o:ole="">
-            <v:imagedata r:id="rId118" o:title=""/>
-          </v:shape>
-          <o:OLEObject Type="Embed" ProgID="Equation.DSMT4" ShapeID="_x0000_i1078" DrawAspect="Content" ObjectID="_1836461559" r:id="rId119"/>
+          <v:shape id="_x0000_i1081" type="#_x0000_t75" style="width:14.5pt;height:14.5pt" o:ole="">
+            <v:imagedata r:id="rId122" o:title=""/>
+          </v:shape>
+          <o:OLEObject Type="Embed" ProgID="Equation.DSMT4" ShapeID="_x0000_i1081" DrawAspect="Content" ObjectID="_1836466663" r:id="rId123"/>
         </w:object>
       </w:r>
       <w:r>
@@ -5743,10 +5830,10 @@
           <w:position w:val="-10"/>
         </w:rPr>
         <w:object w:dxaOrig="1020" w:dyaOrig="380" w14:anchorId="3885E1F9">
-          <v:shape id="_x0000_i1079" type="#_x0000_t75" style="width:50.5pt;height:21.5pt" o:ole="">
-            <v:imagedata r:id="rId120" o:title=""/>
-          </v:shape>
-          <o:OLEObject Type="Embed" ProgID="Equation.DSMT4" ShapeID="_x0000_i1079" DrawAspect="Content" ObjectID="_1836461560" r:id="rId121"/>
+          <v:shape id="_x0000_i1082" type="#_x0000_t75" style="width:50.5pt;height:21.5pt" o:ole="">
+            <v:imagedata r:id="rId124" o:title=""/>
+          </v:shape>
+          <o:OLEObject Type="Embed" ProgID="Equation.DSMT4" ShapeID="_x0000_i1082" DrawAspect="Content" ObjectID="_1836466664" r:id="rId125"/>
         </w:object>
       </w:r>
       <w:r>
@@ -5789,7 +5876,7 @@
           <w:rPr>
             <w:noProof/>
           </w:rPr>
-          <w:instrText>36</w:instrText>
+          <w:instrText>37</w:instrText>
         </w:r>
       </w:fldSimple>
       <w:r>
@@ -5808,10 +5895,10 @@
           <w:position w:val="-10"/>
         </w:rPr>
         <w:object w:dxaOrig="220" w:dyaOrig="260" w14:anchorId="033ACD26">
-          <v:shape id="_x0000_i1080" type="#_x0000_t75" style="width:14.5pt;height:14.5pt" o:ole="">
-            <v:imagedata r:id="rId122" o:title=""/>
-          </v:shape>
-          <o:OLEObject Type="Embed" ProgID="Equation.DSMT4" ShapeID="_x0000_i1080" DrawAspect="Content" ObjectID="_1836461561" r:id="rId123"/>
+          <v:shape id="_x0000_i1083" type="#_x0000_t75" style="width:14.5pt;height:14.5pt" o:ole="">
+            <v:imagedata r:id="rId126" o:title=""/>
+          </v:shape>
+          <o:OLEObject Type="Embed" ProgID="Equation.DSMT4" ShapeID="_x0000_i1083" DrawAspect="Content" ObjectID="_1836466665" r:id="rId127"/>
         </w:object>
       </w:r>
       <w:r>
@@ -5840,10 +5927,10 @@
           <w:position w:val="-10"/>
         </w:rPr>
         <w:object w:dxaOrig="220" w:dyaOrig="260" w14:anchorId="78C4DB42">
-          <v:shape id="_x0000_i1081" type="#_x0000_t75" style="width:14.5pt;height:14.5pt" o:ole="">
-            <v:imagedata r:id="rId124" o:title=""/>
-          </v:shape>
-          <o:OLEObject Type="Embed" ProgID="Equation.DSMT4" ShapeID="_x0000_i1081" DrawAspect="Content" ObjectID="_1836461562" r:id="rId125"/>
+          <v:shape id="_x0000_i1084" type="#_x0000_t75" style="width:14.5pt;height:14.5pt" o:ole="">
+            <v:imagedata r:id="rId128" o:title=""/>
+          </v:shape>
+          <o:OLEObject Type="Embed" ProgID="Equation.DSMT4" ShapeID="_x0000_i1084" DrawAspect="Content" ObjectID="_1836466666" r:id="rId129"/>
         </w:object>
       </w:r>
       <w:r>
@@ -5852,7 +5939,6 @@
     </w:p>
     <w:p>
       <w:r>
-        <w:lastRenderedPageBreak/>
         <w:t>The governing equation (</w:t>
       </w:r>
       <w:r>
@@ -5891,10 +5977,10 @@
           <w:position w:val="-18"/>
         </w:rPr>
         <w:object w:dxaOrig="5260" w:dyaOrig="480" w14:anchorId="01DCED6C">
-          <v:shape id="_x0000_i1082" type="#_x0000_t75" style="width:266.5pt;height:21.5pt" o:ole="">
-            <v:imagedata r:id="rId126" o:title=""/>
-          </v:shape>
-          <o:OLEObject Type="Embed" ProgID="Equation.DSMT4" ShapeID="_x0000_i1082" DrawAspect="Content" ObjectID="_1836461563" r:id="rId127"/>
+          <v:shape id="_x0000_i1085" type="#_x0000_t75" style="width:266.5pt;height:21.5pt" o:ole="">
+            <v:imagedata r:id="rId130" o:title=""/>
+          </v:shape>
+          <o:OLEObject Type="Embed" ProgID="Equation.DSMT4" ShapeID="_x0000_i1085" DrawAspect="Content" ObjectID="_1836466667" r:id="rId131"/>
         </w:object>
       </w:r>
       <w:r>
@@ -5937,7 +6023,7 @@
           <w:rPr>
             <w:noProof/>
           </w:rPr>
-          <w:instrText>37</w:instrText>
+          <w:instrText>38</w:instrText>
         </w:r>
       </w:fldSimple>
       <w:r>
@@ -5956,10 +6042,10 @@
           <w:position w:val="-14"/>
         </w:rPr>
         <w:object w:dxaOrig="720" w:dyaOrig="400" w14:anchorId="138CE7B6">
-          <v:shape id="_x0000_i1083" type="#_x0000_t75" style="width:36pt;height:21.5pt" o:ole="">
-            <v:imagedata r:id="rId128" o:title=""/>
-          </v:shape>
-          <o:OLEObject Type="Embed" ProgID="Equation.DSMT4" ShapeID="_x0000_i1083" DrawAspect="Content" ObjectID="_1836461564" r:id="rId129"/>
+          <v:shape id="_x0000_i1086" type="#_x0000_t75" style="width:36pt;height:21.5pt" o:ole="">
+            <v:imagedata r:id="rId132" o:title=""/>
+          </v:shape>
+          <o:OLEObject Type="Embed" ProgID="Equation.DSMT4" ShapeID="_x0000_i1086" DrawAspect="Content" ObjectID="_1836466668" r:id="rId133"/>
         </w:object>
       </w:r>
       <w:r>
@@ -6023,10 +6109,10 @@
           <w:position w:val="-14"/>
         </w:rPr>
         <w:object w:dxaOrig="1620" w:dyaOrig="400" w14:anchorId="4CEF53AC">
-          <v:shape id="_x0000_i1084" type="#_x0000_t75" style="width:79.25pt;height:21.5pt" o:ole="">
-            <v:imagedata r:id="rId130" o:title=""/>
-          </v:shape>
-          <o:OLEObject Type="Embed" ProgID="Equation.DSMT4" ShapeID="_x0000_i1084" DrawAspect="Content" ObjectID="_1836461565" r:id="rId131"/>
+          <v:shape id="_x0000_i1087" type="#_x0000_t75" style="width:79.25pt;height:21.5pt" o:ole="">
+            <v:imagedata r:id="rId134" o:title=""/>
+          </v:shape>
+          <o:OLEObject Type="Embed" ProgID="Equation.DSMT4" ShapeID="_x0000_i1087" DrawAspect="Content" ObjectID="_1836466669" r:id="rId135"/>
         </w:object>
       </w:r>
     </w:p>
@@ -6055,10 +6141,10 @@
           <w:position w:val="-10"/>
         </w:rPr>
         <w:object w:dxaOrig="220" w:dyaOrig="260" w14:anchorId="2F23F40E">
-          <v:shape id="_x0000_i1085" type="#_x0000_t75" style="width:14.5pt;height:14.5pt" o:ole="">
-            <v:imagedata r:id="rId132" o:title=""/>
-          </v:shape>
-          <o:OLEObject Type="Embed" ProgID="Equation.DSMT4" ShapeID="_x0000_i1085" DrawAspect="Content" ObjectID="_1836461566" r:id="rId133"/>
+          <v:shape id="_x0000_i1088" type="#_x0000_t75" style="width:14.5pt;height:14.5pt" o:ole="">
+            <v:imagedata r:id="rId136" o:title=""/>
+          </v:shape>
+          <o:OLEObject Type="Embed" ProgID="Equation.DSMT4" ShapeID="_x0000_i1088" DrawAspect="Content" ObjectID="_1836466670" r:id="rId137"/>
         </w:object>
       </w:r>
       <w:r>
@@ -6153,10 +6239,10 @@
           <w:position w:val="-10"/>
         </w:rPr>
         <w:object w:dxaOrig="1120" w:dyaOrig="360" w14:anchorId="57E23FD6">
-          <v:shape id="_x0000_i1086" type="#_x0000_t75" style="width:57.5pt;height:21.5pt" o:ole="">
-            <v:imagedata r:id="rId134" o:title=""/>
-          </v:shape>
-          <o:OLEObject Type="Embed" ProgID="Equation.DSMT4" ShapeID="_x0000_i1086" DrawAspect="Content" ObjectID="_1836461567" r:id="rId135"/>
+          <v:shape id="_x0000_i1089" type="#_x0000_t75" style="width:57.5pt;height:21.5pt" o:ole="">
+            <v:imagedata r:id="rId138" o:title=""/>
+          </v:shape>
+          <o:OLEObject Type="Embed" ProgID="Equation.DSMT4" ShapeID="_x0000_i1089" DrawAspect="Content" ObjectID="_1836466671" r:id="rId139"/>
         </w:object>
       </w:r>
       <w:r>
@@ -6199,7 +6285,7 @@
           <w:rPr>
             <w:noProof/>
           </w:rPr>
-          <w:instrText>38</w:instrText>
+          <w:instrText>39</w:instrText>
         </w:r>
       </w:fldSimple>
       <w:r>
@@ -6235,10 +6321,10 @@
           <w:position w:val="-10"/>
         </w:rPr>
         <w:object w:dxaOrig="340" w:dyaOrig="360" w14:anchorId="1DB7E549">
-          <v:shape id="_x0000_i1087" type="#_x0000_t75" style="width:14.5pt;height:21.5pt" o:ole="">
-            <v:imagedata r:id="rId136" o:title=""/>
-          </v:shape>
-          <o:OLEObject Type="Embed" ProgID="Equation.DSMT4" ShapeID="_x0000_i1087" DrawAspect="Content" ObjectID="_1836461568" r:id="rId137"/>
+          <v:shape id="_x0000_i1090" type="#_x0000_t75" style="width:14.5pt;height:21.5pt" o:ole="">
+            <v:imagedata r:id="rId140" o:title=""/>
+          </v:shape>
+          <o:OLEObject Type="Embed" ProgID="Equation.DSMT4" ShapeID="_x0000_i1090" DrawAspect="Content" ObjectID="_1836466672" r:id="rId141"/>
         </w:object>
       </w:r>
       <w:r>
@@ -6257,10 +6343,10 @@
           <w:position w:val="-24"/>
         </w:rPr>
         <w:object w:dxaOrig="1060" w:dyaOrig="660" w14:anchorId="32E3F49E">
-          <v:shape id="_x0000_i1088" type="#_x0000_t75" style="width:50.5pt;height:36pt" o:ole="">
-            <v:imagedata r:id="rId138" o:title=""/>
-          </v:shape>
-          <o:OLEObject Type="Embed" ProgID="Equation.DSMT4" ShapeID="_x0000_i1088" DrawAspect="Content" ObjectID="_1836461569" r:id="rId139"/>
+          <v:shape id="_x0000_i1091" type="#_x0000_t75" style="width:50.5pt;height:36pt" o:ole="">
+            <v:imagedata r:id="rId142" o:title=""/>
+          </v:shape>
+          <o:OLEObject Type="Embed" ProgID="Equation.DSMT4" ShapeID="_x0000_i1091" DrawAspect="Content" ObjectID="_1836466673" r:id="rId143"/>
         </w:object>
       </w:r>
       <w:r>
@@ -6304,7 +6390,7 @@
           <w:rPr>
             <w:noProof/>
           </w:rPr>
-          <w:instrText>39</w:instrText>
+          <w:instrText>40</w:instrText>
         </w:r>
       </w:fldSimple>
       <w:r>
@@ -6317,6 +6403,7 @@
     </w:p>
     <w:p>
       <w:r>
+        <w:lastRenderedPageBreak/>
         <w:t xml:space="preserve"> where </w:t>
       </w:r>
       <w:r>
@@ -6324,10 +6411,10 @@
           <w:position w:val="-10"/>
         </w:rPr>
         <w:object w:dxaOrig="340" w:dyaOrig="360" w14:anchorId="6E2C15BB">
-          <v:shape id="_x0000_i1089" type="#_x0000_t75" style="width:14.5pt;height:21.5pt" o:ole="">
-            <v:imagedata r:id="rId140" o:title=""/>
-          </v:shape>
-          <o:OLEObject Type="Embed" ProgID="Equation.DSMT4" ShapeID="_x0000_i1089" DrawAspect="Content" ObjectID="_1836461570" r:id="rId141"/>
+          <v:shape id="_x0000_i1092" type="#_x0000_t75" style="width:14.5pt;height:21.5pt" o:ole="">
+            <v:imagedata r:id="rId144" o:title=""/>
+          </v:shape>
+          <o:OLEObject Type="Embed" ProgID="Equation.DSMT4" ShapeID="_x0000_i1092" DrawAspect="Content" ObjectID="_1836466674" r:id="rId145"/>
         </w:object>
       </w:r>
       <w:r>
@@ -6369,7 +6456,7 @@
       </w:r>
       <w:fldSimple w:instr=" REF ZEqnNum484367 \* Charformat \! \* MERGEFORMAT ">
         <w:r>
-          <w:instrText>(1.39)</w:instrText>
+          <w:instrText>(1.40)</w:instrText>
         </w:r>
       </w:fldSimple>
       <w:r>
@@ -6386,10 +6473,10 @@
           <w:position w:val="-6"/>
         </w:rPr>
         <w:object w:dxaOrig="580" w:dyaOrig="240" w14:anchorId="0D680A10">
-          <v:shape id="_x0000_i1090" type="#_x0000_t75" style="width:28.75pt;height:14.5pt" o:ole="">
-            <v:imagedata r:id="rId142" o:title=""/>
-          </v:shape>
-          <o:OLEObject Type="Embed" ProgID="Equation.DSMT4" ShapeID="_x0000_i1090" DrawAspect="Content" ObjectID="_1836461571" r:id="rId143"/>
+          <v:shape id="_x0000_i1093" type="#_x0000_t75" style="width:28.75pt;height:14.5pt" o:ole="">
+            <v:imagedata r:id="rId146" o:title=""/>
+          </v:shape>
+          <o:OLEObject Type="Embed" ProgID="Equation.DSMT4" ShapeID="_x0000_i1093" DrawAspect="Content" ObjectID="_1836466675" r:id="rId147"/>
         </w:object>
       </w:r>
       <w:r>
@@ -6408,10 +6495,10 @@
           <w:position w:val="-24"/>
         </w:rPr>
         <w:object w:dxaOrig="2079" w:dyaOrig="660" w14:anchorId="379AF4A0">
-          <v:shape id="_x0000_i1091" type="#_x0000_t75" style="width:100.75pt;height:36pt" o:ole="">
-            <v:imagedata r:id="rId144" o:title=""/>
-          </v:shape>
-          <o:OLEObject Type="Embed" ProgID="Equation.DSMT4" ShapeID="_x0000_i1091" DrawAspect="Content" ObjectID="_1836461572" r:id="rId145"/>
+          <v:shape id="_x0000_i1094" type="#_x0000_t75" style="width:100.75pt;height:36pt" o:ole="">
+            <v:imagedata r:id="rId148" o:title=""/>
+          </v:shape>
+          <o:OLEObject Type="Embed" ProgID="Equation.DSMT4" ShapeID="_x0000_i1094" DrawAspect="Content" ObjectID="_1836466676" r:id="rId149"/>
         </w:object>
       </w:r>
       <w:r>
@@ -6451,7 +6538,7 @@
           <w:rPr>
             <w:noProof/>
           </w:rPr>
-          <w:instrText>40</w:instrText>
+          <w:instrText>41</w:instrText>
         </w:r>
       </w:fldSimple>
       <w:r>
@@ -6478,10 +6565,10 @@
           <w:position w:val="-14"/>
         </w:rPr>
         <w:object w:dxaOrig="2280" w:dyaOrig="400" w14:anchorId="29ABEEF0">
-          <v:shape id="_x0000_i1092" type="#_x0000_t75" style="width:115.25pt;height:21.5pt" o:ole="">
-            <v:imagedata r:id="rId146" o:title=""/>
-          </v:shape>
-          <o:OLEObject Type="Embed" ProgID="Equation.DSMT4" ShapeID="_x0000_i1092" DrawAspect="Content" ObjectID="_1836461573" r:id="rId147"/>
+          <v:shape id="_x0000_i1095" type="#_x0000_t75" style="width:115.25pt;height:21.5pt" o:ole="">
+            <v:imagedata r:id="rId150" o:title=""/>
+          </v:shape>
+          <o:OLEObject Type="Embed" ProgID="Equation.DSMT4" ShapeID="_x0000_i1095" DrawAspect="Content" ObjectID="_1836466677" r:id="rId151"/>
         </w:object>
       </w:r>
       <w:r>
@@ -6521,7 +6608,7 @@
           <w:rPr>
             <w:noProof/>
           </w:rPr>
-          <w:instrText>41</w:instrText>
+          <w:instrText>42</w:instrText>
         </w:r>
       </w:fldSimple>
       <w:r>
@@ -6536,7 +6623,6 @@
         <w:pStyle w:val="MTDisplayEquation"/>
       </w:pPr>
       <w:r>
-        <w:lastRenderedPageBreak/>
         <w:tab/>
       </w:r>
     </w:p>
@@ -6557,10 +6643,10 @@
           <w:position w:val="-28"/>
         </w:rPr>
         <w:object w:dxaOrig="1560" w:dyaOrig="540" w14:anchorId="4B8DB178">
-          <v:shape id="_x0000_i1093" type="#_x0000_t75" style="width:79.25pt;height:28.75pt" o:ole="">
-            <v:imagedata r:id="rId148" o:title=""/>
-          </v:shape>
-          <o:OLEObject Type="Embed" ProgID="Equation.DSMT4" ShapeID="_x0000_i1093" DrawAspect="Content" ObjectID="_1836461574" r:id="rId149"/>
+          <v:shape id="_x0000_i1096" type="#_x0000_t75" style="width:79.25pt;height:28.75pt" o:ole="">
+            <v:imagedata r:id="rId152" o:title=""/>
+          </v:shape>
+          <o:OLEObject Type="Embed" ProgID="Equation.DSMT4" ShapeID="_x0000_i1096" DrawAspect="Content" ObjectID="_1836466678" r:id="rId153"/>
         </w:object>
       </w:r>
       <w:r>
@@ -6603,7 +6689,7 @@
           <w:rPr>
             <w:noProof/>
           </w:rPr>
-          <w:instrText>42</w:instrText>
+          <w:instrText>43</w:instrText>
         </w:r>
       </w:fldSimple>
       <w:r>
@@ -6638,10 +6724,10 @@
           <w:position w:val="-30"/>
         </w:rPr>
         <w:object w:dxaOrig="920" w:dyaOrig="720" w14:anchorId="15DE1D7E">
-          <v:shape id="_x0000_i1094" type="#_x0000_t75" style="width:43.25pt;height:36pt" o:ole="">
-            <v:imagedata r:id="rId150" o:title=""/>
-          </v:shape>
-          <o:OLEObject Type="Embed" ProgID="Equation.DSMT4" ShapeID="_x0000_i1094" DrawAspect="Content" ObjectID="_1836461575" r:id="rId151"/>
+          <v:shape id="_x0000_i1097" type="#_x0000_t75" style="width:43.25pt;height:36pt" o:ole="">
+            <v:imagedata r:id="rId154" o:title=""/>
+          </v:shape>
+          <o:OLEObject Type="Embed" ProgID="Equation.DSMT4" ShapeID="_x0000_i1097" DrawAspect="Content" ObjectID="_1836466679" r:id="rId155"/>
         </w:object>
       </w:r>
       <w:r>
@@ -6684,7 +6770,7 @@
           <w:rPr>
             <w:noProof/>
           </w:rPr>
-          <w:instrText>43</w:instrText>
+          <w:instrText>44</w:instrText>
         </w:r>
       </w:fldSimple>
       <w:r>
@@ -6711,10 +6797,10 @@
           <w:position w:val="-10"/>
         </w:rPr>
         <w:object w:dxaOrig="960" w:dyaOrig="360" w14:anchorId="051E1689">
-          <v:shape id="_x0000_i1095" type="#_x0000_t75" style="width:50.5pt;height:21.5pt" o:ole="">
-            <v:imagedata r:id="rId152" o:title=""/>
-          </v:shape>
-          <o:OLEObject Type="Embed" ProgID="Equation.DSMT4" ShapeID="_x0000_i1095" DrawAspect="Content" ObjectID="_1836461576" r:id="rId153"/>
+          <v:shape id="_x0000_i1098" type="#_x0000_t75" style="width:50.5pt;height:21.5pt" o:ole="">
+            <v:imagedata r:id="rId156" o:title=""/>
+          </v:shape>
+          <o:OLEObject Type="Embed" ProgID="Equation.DSMT4" ShapeID="_x0000_i1098" DrawAspect="Content" ObjectID="_1836466680" r:id="rId157"/>
         </w:object>
       </w:r>
       <w:r>
@@ -6890,10 +6976,10 @@
           <w:position w:val="-12"/>
         </w:rPr>
         <w:object w:dxaOrig="1440" w:dyaOrig="360" w14:anchorId="6E533C3D">
-          <v:shape id="_x0000_i1096" type="#_x0000_t75" style="width:1in;height:21.5pt" o:ole="">
-            <v:imagedata r:id="rId154" o:title=""/>
-          </v:shape>
-          <o:OLEObject Type="Embed" ProgID="Equation.DSMT4" ShapeID="_x0000_i1096" DrawAspect="Content" ObjectID="_1836461577" r:id="rId155"/>
+          <v:shape id="_x0000_i1099" type="#_x0000_t75" style="width:1in;height:21.5pt" o:ole="">
+            <v:imagedata r:id="rId158" o:title=""/>
+          </v:shape>
+          <o:OLEObject Type="Embed" ProgID="Equation.DSMT4" ShapeID="_x0000_i1099" DrawAspect="Content" ObjectID="_1836466681" r:id="rId159"/>
         </w:object>
       </w:r>
       <w:r>
@@ -6936,7 +7022,7 @@
           <w:rPr>
             <w:noProof/>
           </w:rPr>
-          <w:instrText>44</w:instrText>
+          <w:instrText>45</w:instrText>
         </w:r>
       </w:fldSimple>
       <w:r>
@@ -6977,10 +7063,10 @@
           <w:position w:val="-32"/>
         </w:rPr>
         <w:object w:dxaOrig="1680" w:dyaOrig="600" w14:anchorId="0A3AF264">
-          <v:shape id="_x0000_i1097" type="#_x0000_t75" style="width:86.5pt;height:28.75pt" o:ole="">
-            <v:imagedata r:id="rId156" o:title=""/>
-          </v:shape>
-          <o:OLEObject Type="Embed" ProgID="Equation.DSMT4" ShapeID="_x0000_i1097" DrawAspect="Content" ObjectID="_1836461578" r:id="rId157"/>
+          <v:shape id="_x0000_i1100" type="#_x0000_t75" style="width:86.5pt;height:28.75pt" o:ole="">
+            <v:imagedata r:id="rId160" o:title=""/>
+          </v:shape>
+          <o:OLEObject Type="Embed" ProgID="Equation.DSMT4" ShapeID="_x0000_i1100" DrawAspect="Content" ObjectID="_1836466682" r:id="rId161"/>
         </w:object>
       </w:r>
       <w:r>
@@ -7023,7 +7109,7 @@
           <w:rPr>
             <w:noProof/>
           </w:rPr>
-          <w:instrText>45</w:instrText>
+          <w:instrText>46</w:instrText>
         </w:r>
       </w:fldSimple>
       <w:r>
@@ -7035,6 +7121,7 @@
     </w:p>
     <w:p>
       <w:r>
+        <w:lastRenderedPageBreak/>
         <w:t xml:space="preserve">Let’s consider a 1D element with 2 nodes. </w:t>
       </w:r>
     </w:p>
@@ -7050,10 +7137,10 @@
           <w:position w:val="-30"/>
         </w:rPr>
         <w:object w:dxaOrig="980" w:dyaOrig="720" w14:anchorId="12718E1E">
-          <v:shape id="_x0000_i1098" type="#_x0000_t75" style="width:50.5pt;height:36pt" o:ole="">
-            <v:imagedata r:id="rId158" o:title=""/>
-          </v:shape>
-          <o:OLEObject Type="Embed" ProgID="Equation.DSMT4" ShapeID="_x0000_i1098" DrawAspect="Content" ObjectID="_1836461579" r:id="rId159"/>
+          <v:shape id="_x0000_i1101" type="#_x0000_t75" style="width:50.5pt;height:36pt" o:ole="">
+            <v:imagedata r:id="rId162" o:title=""/>
+          </v:shape>
+          <o:OLEObject Type="Embed" ProgID="Equation.DSMT4" ShapeID="_x0000_i1101" DrawAspect="Content" ObjectID="_1836466683" r:id="rId163"/>
         </w:object>
       </w:r>
       <w:r>
@@ -7096,7 +7183,7 @@
           <w:rPr>
             <w:noProof/>
           </w:rPr>
-          <w:instrText>46</w:instrText>
+          <w:instrText>47</w:instrText>
         </w:r>
       </w:fldSimple>
       <w:r>
@@ -7116,18 +7203,594 @@
         <w:pStyle w:val="MTDisplayEquation"/>
       </w:pPr>
       <w:r>
+        <w:tab/>
+      </w:r>
+      <w:r>
+        <w:rPr>
+          <w:position w:val="-108"/>
+        </w:rPr>
+        <w:object w:dxaOrig="2860" w:dyaOrig="2280" w14:anchorId="2965D9AF">
+          <v:shape id="_x0000_i1102" type="#_x0000_t75" style="width:2in;height:115.25pt" o:ole="">
+            <v:imagedata r:id="rId164" o:title=""/>
+          </v:shape>
+          <o:OLEObject Type="Embed" ProgID="Equation.DSMT4" ShapeID="_x0000_i1102" DrawAspect="Content" ObjectID="_1836466684" r:id="rId165"/>
+        </w:object>
+      </w:r>
+      <w:r>
+        <w:t xml:space="preserve"> </w:t>
+      </w:r>
+      <w:r>
+        <w:tab/>
+      </w:r>
+      <w:r>
+        <w:fldChar w:fldCharType="begin"/>
+      </w:r>
+      <w:r>
+        <w:instrText xml:space="preserve"> MACROBUTTON MTPlaceRef \* MERGEFORMAT </w:instrText>
+      </w:r>
+      <w:r>
+        <w:fldChar w:fldCharType="begin"/>
+      </w:r>
+      <w:r>
+        <w:instrText xml:space="preserve"> SEQ MTEqn \h \* MERGEFORMAT </w:instrText>
+      </w:r>
+      <w:r>
+        <w:fldChar w:fldCharType="end"/>
+      </w:r>
+      <w:r>
+        <w:instrText>(</w:instrText>
+      </w:r>
+      <w:fldSimple w:instr=" SEQ MTSec \c \* Arabic \* MERGEFORMAT ">
+        <w:r>
+          <w:rPr>
+            <w:noProof/>
+          </w:rPr>
+          <w:instrText>1</w:instrText>
+        </w:r>
+      </w:fldSimple>
+      <w:r>
+        <w:instrText>.</w:instrText>
+      </w:r>
+      <w:fldSimple w:instr=" SEQ MTEqn \c \* Arabic \* MERGEFORMAT ">
+        <w:r>
+          <w:rPr>
+            <w:noProof/>
+          </w:rPr>
+          <w:instrText>48</w:instrText>
+        </w:r>
+      </w:fldSimple>
+      <w:r>
+        <w:instrText>)</w:instrText>
+      </w:r>
+      <w:r>
+        <w:fldChar w:fldCharType="end"/>
+      </w:r>
+    </w:p>
+    <w:p>
+      <w:pPr>
+        <w:pStyle w:val="MTDisplayEquation"/>
+      </w:pPr>
+      <w:r>
+        <w:tab/>
+      </w:r>
+      <w:r>
+        <w:rPr>
+          <w:position w:val="-30"/>
+        </w:rPr>
+        <w:object w:dxaOrig="1420" w:dyaOrig="720" w14:anchorId="435CDEAC">
+          <v:shape id="_x0000_i1103" type="#_x0000_t75" style="width:1in;height:36pt" o:ole="">
+            <v:imagedata r:id="rId166" o:title=""/>
+          </v:shape>
+          <o:OLEObject Type="Embed" ProgID="Equation.DSMT4" ShapeID="_x0000_i1103" DrawAspect="Content" ObjectID="_1836466685" r:id="rId167"/>
+        </w:object>
+      </w:r>
+      <w:r>
+        <w:t xml:space="preserve"> </w:t>
+      </w:r>
+      <w:r>
+        <w:tab/>
+      </w:r>
+      <w:r>
+        <w:fldChar w:fldCharType="begin"/>
+      </w:r>
+      <w:r>
+        <w:instrText xml:space="preserve"> MACROBUTTON MTPlaceRef \* MERGEFORMAT </w:instrText>
+      </w:r>
+      <w:r>
+        <w:fldChar w:fldCharType="begin"/>
+      </w:r>
+      <w:r>
+        <w:instrText xml:space="preserve"> SEQ MTEqn \h \* MERGEFORMAT </w:instrText>
+      </w:r>
+      <w:r>
+        <w:fldChar w:fldCharType="end"/>
+      </w:r>
+      <w:r>
+        <w:instrText>(</w:instrText>
+      </w:r>
+      <w:fldSimple w:instr=" SEQ MTSec \c \* Arabic \* MERGEFORMAT ">
+        <w:r>
+          <w:rPr>
+            <w:noProof/>
+          </w:rPr>
+          <w:instrText>1</w:instrText>
+        </w:r>
+      </w:fldSimple>
+      <w:r>
+        <w:instrText>.</w:instrText>
+      </w:r>
+      <w:fldSimple w:instr=" SEQ MTEqn \c \* Arabic \* MERGEFORMAT ">
+        <w:r>
+          <w:rPr>
+            <w:noProof/>
+          </w:rPr>
+          <w:instrText>49</w:instrText>
+        </w:r>
+      </w:fldSimple>
+      <w:r>
+        <w:instrText>)</w:instrText>
+      </w:r>
+      <w:r>
+        <w:fldChar w:fldCharType="end"/>
+      </w:r>
+    </w:p>
+    <w:p>
+      <w:r>
+        <w:t xml:space="preserve">The prescribed solution is given by </w:t>
+      </w:r>
+      <w:r>
+        <w:rPr>
+          <w:position w:val="-14"/>
+        </w:rPr>
+        <w:object w:dxaOrig="940" w:dyaOrig="400" w14:anchorId="5CD74CFE">
+          <v:shape id="_x0000_i1104" type="#_x0000_t75" style="width:50.5pt;height:21.5pt" o:ole="">
+            <v:imagedata r:id="rId168" o:title=""/>
+          </v:shape>
+          <o:OLEObject Type="Embed" ProgID="Equation.DSMT4" ShapeID="_x0000_i1104" DrawAspect="Content" ObjectID="_1836466686" r:id="rId169"/>
+        </w:object>
+      </w:r>
+      <w:r>
+        <w:t xml:space="preserve"> and </w:t>
+      </w:r>
+      <w:r>
+        <w:rPr>
+          <w:position w:val="-14"/>
+        </w:rPr>
+        <w:object w:dxaOrig="900" w:dyaOrig="400" w14:anchorId="4AB18450">
+          <v:shape id="_x0000_i1105" type="#_x0000_t75" style="width:43.25pt;height:21.5pt" o:ole="">
+            <v:imagedata r:id="rId170" o:title=""/>
+          </v:shape>
+          <o:OLEObject Type="Embed" ProgID="Equation.DSMT4" ShapeID="_x0000_i1105" DrawAspect="Content" ObjectID="_1836466687" r:id="rId171"/>
+        </w:object>
+      </w:r>
+      <w:r>
+        <w:t xml:space="preserve">. Thus, </w:t>
+      </w:r>
+      <w:r>
+        <w:rPr>
+          <w:position w:val="-14"/>
+        </w:rPr>
+        <w:object w:dxaOrig="1060" w:dyaOrig="400" w14:anchorId="172DDB50">
+          <v:shape id="_x0000_i1106" type="#_x0000_t75" style="width:50.5pt;height:21.5pt" o:ole="">
+            <v:imagedata r:id="rId172" o:title=""/>
+          </v:shape>
+          <o:OLEObject Type="Embed" ProgID="Equation.DSMT4" ShapeID="_x0000_i1106" DrawAspect="Content" ObjectID="_1836466688" r:id="rId173"/>
+        </w:object>
+      </w:r>
+      <w:r>
+        <w:t>. From this,</w:t>
+      </w:r>
+    </w:p>
+    <w:p>
+      <w:pPr>
+        <w:pStyle w:val="MTDisplayEquation"/>
+      </w:pPr>
+      <w:r>
+        <w:tab/>
+      </w:r>
+      <w:r>
+        <w:rPr>
+          <w:position w:val="-24"/>
+        </w:rPr>
+        <w:object w:dxaOrig="1260" w:dyaOrig="620" w14:anchorId="55435544">
+          <v:shape id="_x0000_i1107" type="#_x0000_t75" style="width:64.75pt;height:28.75pt" o:ole="">
+            <v:imagedata r:id="rId174" o:title=""/>
+          </v:shape>
+          <o:OLEObject Type="Embed" ProgID="Equation.DSMT4" ShapeID="_x0000_i1107" DrawAspect="Content" ObjectID="_1836466689" r:id="rId175"/>
+        </w:object>
+      </w:r>
+      <w:r>
+        <w:t xml:space="preserve"> </w:t>
+      </w:r>
+      <w:r>
+        <w:tab/>
+      </w:r>
+      <w:r>
+        <w:fldChar w:fldCharType="begin"/>
+      </w:r>
+      <w:r>
+        <w:instrText xml:space="preserve"> MACROBUTTON MTPlaceRef \* MERGEFORMAT </w:instrText>
+      </w:r>
+      <w:r>
+        <w:fldChar w:fldCharType="begin"/>
+      </w:r>
+      <w:r>
+        <w:instrText xml:space="preserve"> SEQ MTEqn \h \* MERGEFORMAT </w:instrText>
+      </w:r>
+      <w:r>
+        <w:fldChar w:fldCharType="end"/>
+      </w:r>
+      <w:r>
+        <w:instrText>(</w:instrText>
+      </w:r>
+      <w:fldSimple w:instr=" SEQ MTSec \c \* Arabic \* MERGEFORMAT ">
+        <w:r>
+          <w:rPr>
+            <w:noProof/>
+          </w:rPr>
+          <w:instrText>1</w:instrText>
+        </w:r>
+      </w:fldSimple>
+      <w:r>
+        <w:instrText>.</w:instrText>
+      </w:r>
+      <w:fldSimple w:instr=" SEQ MTEqn \c \* Arabic \* MERGEFORMAT ">
+        <w:r>
+          <w:rPr>
+            <w:noProof/>
+          </w:rPr>
+          <w:instrText>50</w:instrText>
+        </w:r>
+      </w:fldSimple>
+      <w:r>
+        <w:instrText>)</w:instrText>
+      </w:r>
+      <w:r>
+        <w:fldChar w:fldCharType="end"/>
+      </w:r>
+    </w:p>
+    <w:p>
+      <w:r>
+        <w:t xml:space="preserve">  </w:t>
+      </w:r>
+    </w:p>
+    <w:p>
+      <w:r>
+        <w:t>Or in general,</w:t>
+      </w:r>
+    </w:p>
+    <w:p>
+      <w:pPr>
+        <w:pStyle w:val="MTDisplayEquation"/>
+      </w:pPr>
+      <w:r>
+        <w:tab/>
+      </w:r>
+      <w:r>
+        <w:rPr>
+          <w:position w:val="-24"/>
+        </w:rPr>
+        <w:object w:dxaOrig="2900" w:dyaOrig="620" w14:anchorId="132AFD4E">
+          <v:shape id="_x0000_i1108" type="#_x0000_t75" style="width:2in;height:28.75pt" o:ole="">
+            <v:imagedata r:id="rId176" o:title=""/>
+          </v:shape>
+          <o:OLEObject Type="Embed" ProgID="Equation.DSMT4" ShapeID="_x0000_i1108" DrawAspect="Content" ObjectID="_1836466690" r:id="rId177"/>
+        </w:object>
+      </w:r>
+      <w:r>
+        <w:t xml:space="preserve"> </w:t>
+      </w:r>
+      <w:r>
+        <w:tab/>
+      </w:r>
+      <w:r>
+        <w:fldChar w:fldCharType="begin"/>
+      </w:r>
+      <w:r>
+        <w:instrText xml:space="preserve"> MACROBUTTON MTPlaceRef \* MERGEFORMAT </w:instrText>
+      </w:r>
+      <w:r>
+        <w:fldChar w:fldCharType="begin"/>
+      </w:r>
+      <w:r>
+        <w:instrText xml:space="preserve"> SEQ MTEqn \h \* MERGEFORMAT </w:instrText>
+      </w:r>
+      <w:r>
+        <w:fldChar w:fldCharType="end"/>
+      </w:r>
+      <w:r>
+        <w:instrText>(</w:instrText>
+      </w:r>
+      <w:fldSimple w:instr=" SEQ MTSec \c \* Arabic \* MERGEFORMAT ">
+        <w:r>
+          <w:rPr>
+            <w:noProof/>
+          </w:rPr>
+          <w:instrText>1</w:instrText>
+        </w:r>
+      </w:fldSimple>
+      <w:r>
+        <w:instrText>.</w:instrText>
+      </w:r>
+      <w:fldSimple w:instr=" SEQ MTEqn \c \* Arabic \* MERGEFORMAT ">
+        <w:r>
+          <w:rPr>
+            <w:noProof/>
+          </w:rPr>
+          <w:instrText>51</w:instrText>
+        </w:r>
+      </w:fldSimple>
+      <w:r>
+        <w:instrText>)</w:instrText>
+      </w:r>
+      <w:r>
+        <w:fldChar w:fldCharType="end"/>
+      </w:r>
+    </w:p>
+    <w:p>
+      <w:r>
+        <w:t xml:space="preserve">Assuming the increment in </w:t>
+      </w:r>
+      <w:r>
+        <w:rPr>
+          <w:i/>
+        </w:rPr>
+        <w:t xml:space="preserve">u1 </w:t>
+      </w:r>
+      <w:r>
+        <w:t xml:space="preserve">is </w:t>
+      </w:r>
+      <w:r>
+        <w:rPr>
+          <w:i/>
+        </w:rPr>
+        <w:t>d</w:t>
+      </w:r>
+      <w:r>
+        <w:t>, then</w:t>
+      </w:r>
+    </w:p>
+    <w:p>
+      <w:pPr>
+        <w:pStyle w:val="MTDisplayEquation"/>
+      </w:pPr>
+      <w:r>
+        <w:tab/>
+      </w:r>
+      <w:r>
+        <w:rPr>
+          <w:position w:val="-24"/>
+        </w:rPr>
+        <w:object w:dxaOrig="1660" w:dyaOrig="620" w14:anchorId="73444684">
+          <v:shape id="_x0000_i1109" type="#_x0000_t75" style="width:79.25pt;height:28.75pt" o:ole="">
+            <v:imagedata r:id="rId178" o:title=""/>
+          </v:shape>
+          <o:OLEObject Type="Embed" ProgID="Equation.DSMT4" ShapeID="_x0000_i1109" DrawAspect="Content" ObjectID="_1836466691" r:id="rId179"/>
+        </w:object>
+      </w:r>
+      <w:r>
+        <w:t xml:space="preserve"> </w:t>
+      </w:r>
+      <w:r>
+        <w:tab/>
+      </w:r>
+      <w:r>
+        <w:fldChar w:fldCharType="begin"/>
+      </w:r>
+      <w:r>
+        <w:instrText xml:space="preserve"> MACROBUTTON MTPlaceRef \* MERGEFORMAT </w:instrText>
+      </w:r>
+      <w:r>
+        <w:fldChar w:fldCharType="begin"/>
+      </w:r>
+      <w:r>
+        <w:instrText xml:space="preserve"> SEQ MTEqn \h \* MERGEFORMAT </w:instrText>
+      </w:r>
+      <w:r>
+        <w:fldChar w:fldCharType="end"/>
+      </w:r>
+      <w:r>
+        <w:instrText>(</w:instrText>
+      </w:r>
+      <w:fldSimple w:instr=" SEQ MTSec \c \* Arabic \* MERGEFORMAT ">
+        <w:r>
+          <w:rPr>
+            <w:noProof/>
+          </w:rPr>
+          <w:instrText>1</w:instrText>
+        </w:r>
+      </w:fldSimple>
+      <w:r>
+        <w:instrText>.</w:instrText>
+      </w:r>
+      <w:fldSimple w:instr=" SEQ MTEqn \c \* Arabic \* MERGEFORMAT ">
+        <w:r>
+          <w:rPr>
+            <w:noProof/>
+          </w:rPr>
+          <w:instrText>52</w:instrText>
+        </w:r>
+      </w:fldSimple>
+      <w:r>
+        <w:instrText>)</w:instrText>
+      </w:r>
+      <w:r>
+        <w:fldChar w:fldCharType="end"/>
+      </w:r>
+    </w:p>
+    <w:p>
+      <w:r>
+        <w:t>In 3D</w:t>
+      </w:r>
+    </w:p>
+    <w:p>
+      <w:pPr>
+        <w:pStyle w:val="MTDisplayEquation"/>
+      </w:pPr>
+      <w:r>
+        <w:tab/>
+      </w:r>
+      <w:r>
+        <w:rPr>
+          <w:position w:val="-24"/>
+        </w:rPr>
+        <w:object w:dxaOrig="3060" w:dyaOrig="620" w14:anchorId="1D52241A">
+          <v:shape id="_x0000_i1110" type="#_x0000_t75" style="width:151.25pt;height:28.75pt" o:ole="">
+            <v:imagedata r:id="rId180" o:title=""/>
+          </v:shape>
+          <o:OLEObject Type="Embed" ProgID="Equation.DSMT4" ShapeID="_x0000_i1110" DrawAspect="Content" ObjectID="_1836466692" r:id="rId181"/>
+        </w:object>
+      </w:r>
+      <w:r>
+        <w:t xml:space="preserve"> </w:t>
+      </w:r>
+      <w:r>
+        <w:tab/>
+      </w:r>
+      <w:r>
+        <w:fldChar w:fldCharType="begin"/>
+      </w:r>
+      <w:r>
+        <w:instrText xml:space="preserve"> MACROBUTTON MTPlaceRef \* MERGEFORMAT </w:instrText>
+      </w:r>
+      <w:r>
+        <w:fldChar w:fldCharType="begin"/>
+      </w:r>
+      <w:r>
+        <w:instrText xml:space="preserve"> SEQ MTEqn \h \* MERGEFORMAT </w:instrText>
+      </w:r>
+      <w:r>
+        <w:fldChar w:fldCharType="end"/>
+      </w:r>
+      <w:r>
+        <w:instrText>(</w:instrText>
+      </w:r>
+      <w:fldSimple w:instr=" SEQ MTSec \c \* Arabic \* MERGEFORMAT ">
+        <w:r>
+          <w:rPr>
+            <w:noProof/>
+          </w:rPr>
+          <w:instrText>1</w:instrText>
+        </w:r>
+      </w:fldSimple>
+      <w:r>
+        <w:instrText>.</w:instrText>
+      </w:r>
+      <w:fldSimple w:instr=" SEQ MTEqn \c \* Arabic \* MERGEFORMAT ">
+        <w:r>
+          <w:rPr>
+            <w:noProof/>
+          </w:rPr>
+          <w:instrText>53</w:instrText>
+        </w:r>
+      </w:fldSimple>
+      <w:r>
+        <w:instrText>)</w:instrText>
+      </w:r>
+      <w:r>
+        <w:fldChar w:fldCharType="end"/>
+      </w:r>
+    </w:p>
+    <w:p>
+      <w:r>
+        <w:t>Thus,</w:t>
+      </w:r>
+    </w:p>
+    <w:p>
+      <w:pPr>
+        <w:pStyle w:val="MTDisplayEquation"/>
+      </w:pPr>
+      <w:r>
+        <w:tab/>
+      </w:r>
+      <w:r>
+        <w:rPr>
+          <w:position w:val="-66"/>
+        </w:rPr>
+        <w:object w:dxaOrig="4959" w:dyaOrig="1440" w14:anchorId="733FAD85">
+          <v:shape id="_x0000_i1111" type="#_x0000_t75" style="width:244.75pt;height:1in" o:ole="">
+            <v:imagedata r:id="rId182" o:title=""/>
+          </v:shape>
+          <o:OLEObject Type="Embed" ProgID="Equation.DSMT4" ShapeID="_x0000_i1111" DrawAspect="Content" ObjectID="_1836466693" r:id="rId183"/>
+        </w:object>
+      </w:r>
+      <w:r>
+        <w:t xml:space="preserve"> </w:t>
+      </w:r>
+      <w:r>
+        <w:tab/>
+      </w:r>
+      <w:r>
+        <w:fldChar w:fldCharType="begin"/>
+      </w:r>
+      <w:r>
+        <w:instrText xml:space="preserve"> MACROBUTTON MTPlaceRef \* MERGEFORMAT </w:instrText>
+      </w:r>
+      <w:r>
+        <w:fldChar w:fldCharType="begin"/>
+      </w:r>
+      <w:r>
+        <w:instrText xml:space="preserve"> SEQ MTEqn \h \* MERGEFORMAT </w:instrText>
+      </w:r>
+      <w:r>
+        <w:fldChar w:fldCharType="end"/>
+      </w:r>
+      <w:r>
+        <w:instrText>(</w:instrText>
+      </w:r>
+      <w:fldSimple w:instr=" SEQ MTSec \c \* Arabic \* MERGEFORMAT ">
+        <w:r>
+          <w:rPr>
+            <w:noProof/>
+          </w:rPr>
+          <w:instrText>1</w:instrText>
+        </w:r>
+      </w:fldSimple>
+      <w:r>
+        <w:instrText>.</w:instrText>
+      </w:r>
+      <w:fldSimple w:instr=" SEQ MTEqn \c \* Arabic \* MERGEFORMAT ">
+        <w:r>
+          <w:rPr>
+            <w:noProof/>
+          </w:rPr>
+          <w:instrText>54</w:instrText>
+        </w:r>
+      </w:fldSimple>
+      <w:r>
+        <w:instrText>)</w:instrText>
+      </w:r>
+      <w:r>
+        <w:fldChar w:fldCharType="end"/>
+      </w:r>
+    </w:p>
+    <w:p>
+      <w:pPr>
+        <w:pStyle w:val="Heading1"/>
+      </w:pPr>
+      <w:bookmarkStart w:id="13" w:name="_Toc225519243"/>
+      <w:r>
         <w:lastRenderedPageBreak/>
-        <w:tab/>
-      </w:r>
-      <w:r>
-        <w:rPr>
-          <w:position w:val="-108"/>
-        </w:rPr>
-        <w:object w:dxaOrig="2860" w:dyaOrig="2280" w14:anchorId="2965D9AF">
-          <v:shape id="_x0000_i1099" type="#_x0000_t75" style="width:2in;height:115.25pt" o:ole="">
-            <v:imagedata r:id="rId160" o:title=""/>
-          </v:shape>
-          <o:OLEObject Type="Embed" ProgID="Equation.DSMT4" ShapeID="_x0000_i1099" DrawAspect="Content" ObjectID="_1836461580" r:id="rId161"/>
+        <w:t>Prescribed concentrations in NL analyses</w:t>
+      </w:r>
+      <w:bookmarkEnd w:id="13"/>
+    </w:p>
+    <w:p>
+      <w:pPr>
+        <w:pStyle w:val="MTDisplayEquation"/>
+      </w:pPr>
+      <w:r>
+        <w:tab/>
+      </w:r>
+      <w:r>
+        <w:rPr>
+          <w:position w:val="-16"/>
+        </w:rPr>
+        <w:object w:dxaOrig="2220" w:dyaOrig="440" w14:anchorId="6CF0AA5F">
+          <v:shape id="_x0000_i1112" type="#_x0000_t75" style="width:108pt;height:21.5pt" o:ole="">
+            <v:imagedata r:id="rId184" o:title=""/>
+          </v:shape>
+          <o:OLEObject Type="Embed" ProgID="Equation.DSMT4" ShapeID="_x0000_i1112" DrawAspect="Content" ObjectID="_1836466694" r:id="rId185"/>
         </w:object>
       </w:r>
       <w:r>
@@ -7170,7 +7833,7 @@
           <w:rPr>
             <w:noProof/>
           </w:rPr>
-          <w:instrText>47</w:instrText>
+          <w:instrText>55</w:instrText>
         </w:r>
       </w:fldSimple>
       <w:r>
@@ -7189,13 +7852,13 @@
       </w:r>
       <w:r>
         <w:rPr>
-          <w:position w:val="-30"/>
-        </w:rPr>
-        <w:object w:dxaOrig="1420" w:dyaOrig="720" w14:anchorId="435CDEAC">
-          <v:shape id="_x0000_i1100" type="#_x0000_t75" style="width:1in;height:36pt" o:ole="">
-            <v:imagedata r:id="rId162" o:title=""/>
-          </v:shape>
-          <o:OLEObject Type="Embed" ProgID="Equation.DSMT4" ShapeID="_x0000_i1100" DrawAspect="Content" ObjectID="_1836461581" r:id="rId163"/>
+          <w:position w:val="-16"/>
+        </w:rPr>
+        <w:object w:dxaOrig="5360" w:dyaOrig="440" w14:anchorId="67C4DD72">
+          <v:shape id="_x0000_i1113" type="#_x0000_t75" style="width:266.5pt;height:21.5pt" o:ole="">
+            <v:imagedata r:id="rId186" o:title=""/>
+          </v:shape>
+          <o:OLEObject Type="Embed" ProgID="Equation.DSMT4" ShapeID="_x0000_i1113" DrawAspect="Content" ObjectID="_1836466695" r:id="rId187"/>
         </w:object>
       </w:r>
       <w:r>
@@ -7238,7 +7901,7 @@
           <w:rPr>
             <w:noProof/>
           </w:rPr>
-          <w:instrText>48</w:instrText>
+          <w:instrText>56</w:instrText>
         </w:r>
       </w:fldSimple>
       <w:r>
@@ -7249,50 +7912,31 @@
       </w:r>
     </w:p>
     <w:p>
-      <w:r>
-        <w:t xml:space="preserve">The prescribed solution is given by </w:t>
-      </w:r>
-      <w:r>
-        <w:rPr>
-          <w:position w:val="-14"/>
-        </w:rPr>
-        <w:object w:dxaOrig="940" w:dyaOrig="400" w14:anchorId="5CD74CFE">
-          <v:shape id="_x0000_i1101" type="#_x0000_t75" style="width:50.5pt;height:21.5pt" o:ole="">
-            <v:imagedata r:id="rId164" o:title=""/>
-          </v:shape>
-          <o:OLEObject Type="Embed" ProgID="Equation.DSMT4" ShapeID="_x0000_i1101" DrawAspect="Content" ObjectID="_1836461582" r:id="rId165"/>
-        </w:object>
-      </w:r>
-      <w:r>
-        <w:t xml:space="preserve"> and </w:t>
-      </w:r>
-      <w:r>
-        <w:rPr>
-          <w:position w:val="-14"/>
-        </w:rPr>
-        <w:object w:dxaOrig="900" w:dyaOrig="400" w14:anchorId="4AB18450">
-          <v:shape id="_x0000_i1102" type="#_x0000_t75" style="width:43.25pt;height:21.5pt" o:ole="">
-            <v:imagedata r:id="rId166" o:title=""/>
-          </v:shape>
-          <o:OLEObject Type="Embed" ProgID="Equation.DSMT4" ShapeID="_x0000_i1102" DrawAspect="Content" ObjectID="_1836461583" r:id="rId167"/>
-        </w:object>
-      </w:r>
-      <w:r>
-        <w:t xml:space="preserve">. Thus, </w:t>
-      </w:r>
-      <w:r>
-        <w:rPr>
-          <w:position w:val="-14"/>
-        </w:rPr>
-        <w:object w:dxaOrig="1060" w:dyaOrig="400" w14:anchorId="172DDB50">
-          <v:shape id="_x0000_i1103" type="#_x0000_t75" style="width:50.5pt;height:21.5pt" o:ole="">
-            <v:imagedata r:id="rId168" o:title=""/>
-          </v:shape>
-          <o:OLEObject Type="Embed" ProgID="Equation.DSMT4" ShapeID="_x0000_i1103" DrawAspect="Content" ObjectID="_1836461584" r:id="rId169"/>
-        </w:object>
-      </w:r>
-      <w:r>
-        <w:t>. From this,</w:t>
+      <w:pPr>
+        <w:pStyle w:val="Heading1"/>
+      </w:pPr>
+      <w:bookmarkStart w:id="14" w:name="_Toc225519244"/>
+      <w:r>
+        <w:t>Analytical solutions for diffusion equations</w:t>
+      </w:r>
+      <w:bookmarkEnd w:id="14"/>
+    </w:p>
+    <w:p>
+      <w:pPr>
+        <w:pStyle w:val="Heading2"/>
+      </w:pPr>
+      <w:bookmarkStart w:id="15" w:name="_Toc225519245"/>
+      <w:r>
+        <w:t>Example 1</w:t>
+      </w:r>
+      <w:bookmarkEnd w:id="15"/>
+      <w:r>
+        <w:t xml:space="preserve"> </w:t>
+      </w:r>
+    </w:p>
+    <w:p>
+      <w:r>
+        <w:t>Consider the following 1D - IC/BC problem,</w:t>
       </w:r>
     </w:p>
     <w:p>
@@ -7304,13 +7948,13 @@
       </w:r>
       <w:r>
         <w:rPr>
-          <w:position w:val="-24"/>
-        </w:rPr>
-        <w:object w:dxaOrig="1260" w:dyaOrig="620" w14:anchorId="55435544">
-          <v:shape id="_x0000_i1104" type="#_x0000_t75" style="width:64.75pt;height:28.75pt" o:ole="">
-            <v:imagedata r:id="rId170" o:title=""/>
-          </v:shape>
-          <o:OLEObject Type="Embed" ProgID="Equation.DSMT4" ShapeID="_x0000_i1104" DrawAspect="Content" ObjectID="_1836461585" r:id="rId171"/>
+          <w:position w:val="-54"/>
+        </w:rPr>
+        <w:object w:dxaOrig="3040" w:dyaOrig="1160" w14:anchorId="06703DA7">
+          <v:shape id="_x0000_i1114" type="#_x0000_t75" style="width:151.25pt;height:57.5pt" o:ole="">
+            <v:imagedata r:id="rId188" o:title=""/>
+          </v:shape>
+          <o:OLEObject Type="Embed" ProgID="Equation.DSMT4" ShapeID="_x0000_i1114" DrawAspect="Content" ObjectID="_1836466696" r:id="rId189"/>
         </w:object>
       </w:r>
       <w:r>
@@ -7353,7 +7997,7 @@
           <w:rPr>
             <w:noProof/>
           </w:rPr>
-          <w:instrText>49</w:instrText>
+          <w:instrText>57</w:instrText>
         </w:r>
       </w:fldSimple>
       <w:r>
@@ -7365,12 +8009,7 @@
     </w:p>
     <w:p>
       <w:r>
-        <w:t xml:space="preserve">  </w:t>
-      </w:r>
-    </w:p>
-    <w:p>
-      <w:r>
-        <w:t>Or in general,</w:t>
+        <w:t>The solution is given by,</w:t>
       </w:r>
     </w:p>
     <w:p>
@@ -7382,13 +8021,13 @@
       </w:r>
       <w:r>
         <w:rPr>
-          <w:position w:val="-24"/>
-        </w:rPr>
-        <w:object w:dxaOrig="2900" w:dyaOrig="620" w14:anchorId="132AFD4E">
-          <v:shape id="_x0000_i1105" type="#_x0000_t75" style="width:2in;height:28.75pt" o:ole="">
-            <v:imagedata r:id="rId172" o:title=""/>
-          </v:shape>
-          <o:OLEObject Type="Embed" ProgID="Equation.DSMT4" ShapeID="_x0000_i1105" DrawAspect="Content" ObjectID="_1836461586" r:id="rId173"/>
+          <w:position w:val="-66"/>
+        </w:rPr>
+        <w:object w:dxaOrig="2980" w:dyaOrig="1440" w14:anchorId="1AF9DDFA">
+          <v:shape id="_x0000_i1115" type="#_x0000_t75" style="width:151.25pt;height:1in" o:ole="">
+            <v:imagedata r:id="rId190" o:title=""/>
+          </v:shape>
+          <o:OLEObject Type="Embed" ProgID="Equation.DSMT4" ShapeID="_x0000_i1115" DrawAspect="Content" ObjectID="_1836466697" r:id="rId191"/>
         </w:object>
       </w:r>
       <w:r>
@@ -7431,7 +8070,7 @@
           <w:rPr>
             <w:noProof/>
           </w:rPr>
-          <w:instrText>50</w:instrText>
+          <w:instrText>58</w:instrText>
         </w:r>
       </w:fldSimple>
       <w:r>
@@ -7442,26 +8081,18 @@
       </w:r>
     </w:p>
     <w:p>
-      <w:r>
-        <w:t xml:space="preserve">Assuming the increment in </w:t>
-      </w:r>
-      <w:r>
-        <w:rPr>
-          <w:i/>
-        </w:rPr>
-        <w:t xml:space="preserve">u1 </w:t>
-      </w:r>
-      <w:r>
-        <w:t xml:space="preserve">is </w:t>
-      </w:r>
-      <w:r>
-        <w:rPr>
-          <w:i/>
-        </w:rPr>
-        <w:t>d</w:t>
-      </w:r>
-      <w:r>
-        <w:t>, then</w:t>
+      <w:pPr>
+        <w:pStyle w:val="Heading2"/>
+      </w:pPr>
+      <w:bookmarkStart w:id="16" w:name="_Toc225519246"/>
+      <w:r>
+        <w:t>Example 2</w:t>
+      </w:r>
+      <w:bookmarkEnd w:id="16"/>
+    </w:p>
+    <w:p>
+      <w:r>
+        <w:t>Consider the following 1D - IC/BC problem,</w:t>
       </w:r>
     </w:p>
     <w:p>
@@ -7473,13 +8104,13 @@
       </w:r>
       <w:r>
         <w:rPr>
-          <w:position w:val="-24"/>
-        </w:rPr>
-        <w:object w:dxaOrig="1660" w:dyaOrig="620" w14:anchorId="73444684">
-          <v:shape id="_x0000_i1106" type="#_x0000_t75" style="width:79.25pt;height:28.75pt" o:ole="">
-            <v:imagedata r:id="rId174" o:title=""/>
-          </v:shape>
-          <o:OLEObject Type="Embed" ProgID="Equation.DSMT4" ShapeID="_x0000_i1106" DrawAspect="Content" ObjectID="_1836461587" r:id="rId175"/>
+          <w:position w:val="-54"/>
+        </w:rPr>
+        <w:object w:dxaOrig="3040" w:dyaOrig="1160" w14:anchorId="7EC57D09">
+          <v:shape id="_x0000_i1116" type="#_x0000_t75" style="width:151.25pt;height:57.5pt" o:ole="">
+            <v:imagedata r:id="rId192" o:title=""/>
+          </v:shape>
+          <o:OLEObject Type="Embed" ProgID="Equation.DSMT4" ShapeID="_x0000_i1116" DrawAspect="Content" ObjectID="_1836466698" r:id="rId193"/>
         </w:object>
       </w:r>
       <w:r>
@@ -7522,7 +8153,7 @@
           <w:rPr>
             <w:noProof/>
           </w:rPr>
-          <w:instrText>51</w:instrText>
+          <w:instrText>59</w:instrText>
         </w:r>
       </w:fldSimple>
       <w:r>
@@ -7534,7 +8165,7 @@
     </w:p>
     <w:p>
       <w:r>
-        <w:t>In 3D</w:t>
+        <w:t>The solution is given by,</w:t>
       </w:r>
     </w:p>
     <w:p>
@@ -7546,13 +8177,13 @@
       </w:r>
       <w:r>
         <w:rPr>
-          <w:position w:val="-24"/>
-        </w:rPr>
-        <w:object w:dxaOrig="3060" w:dyaOrig="620" w14:anchorId="1D52241A">
-          <v:shape id="_x0000_i1107" type="#_x0000_t75" style="width:151.25pt;height:28.75pt" o:ole="">
-            <v:imagedata r:id="rId176" o:title=""/>
-          </v:shape>
-          <o:OLEObject Type="Embed" ProgID="Equation.DSMT4" ShapeID="_x0000_i1107" DrawAspect="Content" ObjectID="_1836461588" r:id="rId177"/>
+          <w:position w:val="-72"/>
+        </w:rPr>
+        <w:object w:dxaOrig="3920" w:dyaOrig="1560" w14:anchorId="795AAB77">
+          <v:shape id="_x0000_i1117" type="#_x0000_t75" style="width:194.5pt;height:79.25pt" o:ole="">
+            <v:imagedata r:id="rId194" o:title=""/>
+          </v:shape>
+          <o:OLEObject Type="Embed" ProgID="Equation.DSMT4" ShapeID="_x0000_i1117" DrawAspect="Content" ObjectID="_1836466699" r:id="rId195"/>
         </w:object>
       </w:r>
       <w:r>
@@ -7595,7 +8226,7 @@
           <w:rPr>
             <w:noProof/>
           </w:rPr>
-          <w:instrText>52</w:instrText>
+          <w:instrText>60</w:instrText>
         </w:r>
       </w:fldSimple>
       <w:r>
@@ -7607,7 +8238,32 @@
     </w:p>
     <w:p>
       <w:r>
-        <w:t>Thus,</w:t>
+        <w:tab/>
+      </w:r>
+    </w:p>
+    <w:p>
+      <w:pPr>
+        <w:pStyle w:val="Heading1"/>
+      </w:pPr>
+      <w:bookmarkStart w:id="17" w:name="_Toc225519247"/>
+      <w:r>
+        <w:t>Analytical solutions for reaction equations</w:t>
+      </w:r>
+      <w:bookmarkEnd w:id="17"/>
+    </w:p>
+    <w:p>
+      <w:pPr>
+        <w:pStyle w:val="Heading2"/>
+      </w:pPr>
+      <w:bookmarkStart w:id="18" w:name="_Toc225519248"/>
+      <w:r>
+        <w:t>Example 1</w:t>
+      </w:r>
+      <w:bookmarkEnd w:id="18"/>
+    </w:p>
+    <w:p>
+      <w:r>
+        <w:t>The reaction</w:t>
       </w:r>
     </w:p>
     <w:p>
@@ -7619,13 +8275,13 @@
       </w:r>
       <w:r>
         <w:rPr>
-          <w:position w:val="-66"/>
-        </w:rPr>
-        <w:object w:dxaOrig="4959" w:dyaOrig="1440" w14:anchorId="733FAD85">
-          <v:shape id="_x0000_i1108" type="#_x0000_t75" style="width:244.75pt;height:1in" o:ole="">
-            <v:imagedata r:id="rId178" o:title=""/>
-          </v:shape>
-          <o:OLEObject Type="Embed" ProgID="Equation.DSMT4" ShapeID="_x0000_i1108" DrawAspect="Content" ObjectID="_1836461589" r:id="rId179"/>
+          <w:position w:val="-6"/>
+        </w:rPr>
+        <w:object w:dxaOrig="680" w:dyaOrig="460" w14:anchorId="2670F555">
+          <v:shape id="_x0000_i1118" type="#_x0000_t75" style="width:36pt;height:21.5pt" o:ole="">
+            <v:imagedata r:id="rId196" o:title=""/>
+          </v:shape>
+          <o:OLEObject Type="Embed" ProgID="Equation.DSMT4" ShapeID="_x0000_i1118" DrawAspect="Content" ObjectID="_1836466700" r:id="rId197"/>
         </w:object>
       </w:r>
       <w:r>
@@ -7668,7 +8324,7 @@
           <w:rPr>
             <w:noProof/>
           </w:rPr>
-          <w:instrText>53</w:instrText>
+          <w:instrText>61</w:instrText>
         </w:r>
       </w:fldSimple>
       <w:r>
@@ -7679,14 +8335,10 @@
       </w:r>
     </w:p>
     <w:p>
-      <w:pPr>
-        <w:pStyle w:val="Heading1"/>
-      </w:pPr>
-      <w:bookmarkStart w:id="13" w:name="_Toc225519243"/>
-      <w:r>
-        <w:t>Prescribed concentrations in NL analyses</w:t>
-      </w:r>
-      <w:bookmarkEnd w:id="13"/>
+      <w:r>
+        <w:lastRenderedPageBreak/>
+        <w:t>has the following solution</w:t>
+      </w:r>
     </w:p>
     <w:p>
       <w:pPr>
@@ -7697,13 +8349,13 @@
       </w:r>
       <w:r>
         <w:rPr>
-          <w:position w:val="-16"/>
-        </w:rPr>
-        <w:object w:dxaOrig="2220" w:dyaOrig="440" w14:anchorId="6CF0AA5F">
-          <v:shape id="_x0000_i1109" type="#_x0000_t75" style="width:108pt;height:21.5pt" o:ole="">
-            <v:imagedata r:id="rId180" o:title=""/>
-          </v:shape>
-          <o:OLEObject Type="Embed" ProgID="Equation.DSMT4" ShapeID="_x0000_i1109" DrawAspect="Content" ObjectID="_1836461590" r:id="rId181"/>
+          <w:position w:val="-36"/>
+        </w:rPr>
+        <w:object w:dxaOrig="2480" w:dyaOrig="840" w14:anchorId="56809685">
+          <v:shape id="_x0000_i1119" type="#_x0000_t75" style="width:122.5pt;height:43.25pt" o:ole="">
+            <v:imagedata r:id="rId198" o:title=""/>
+          </v:shape>
+          <o:OLEObject Type="Embed" ProgID="Equation.DSMT4" ShapeID="_x0000_i1119" DrawAspect="Content" ObjectID="_1836466701" r:id="rId199"/>
         </w:object>
       </w:r>
       <w:r>
@@ -7746,7 +8398,7 @@
           <w:rPr>
             <w:noProof/>
           </w:rPr>
-          <w:instrText>54</w:instrText>
+          <w:instrText>62</w:instrText>
         </w:r>
       </w:fldSimple>
       <w:r>
@@ -7758,6 +8410,21 @@
     </w:p>
     <w:p>
       <w:pPr>
+        <w:pStyle w:val="Heading2"/>
+      </w:pPr>
+      <w:bookmarkStart w:id="19" w:name="_Toc225519249"/>
+      <w:r>
+        <w:t>Example 2</w:t>
+      </w:r>
+      <w:bookmarkEnd w:id="19"/>
+    </w:p>
+    <w:p>
+      <w:r>
+        <w:t>The reactions,</w:t>
+      </w:r>
+    </w:p>
+    <w:p>
+      <w:pPr>
         <w:pStyle w:val="MTDisplayEquation"/>
       </w:pPr>
       <w:r>
@@ -7765,13 +8432,13 @@
       </w:r>
       <w:r>
         <w:rPr>
-          <w:position w:val="-16"/>
-        </w:rPr>
-        <w:object w:dxaOrig="5360" w:dyaOrig="440" w14:anchorId="67C4DD72">
-          <v:shape id="_x0000_i1110" type="#_x0000_t75" style="width:266.5pt;height:21.5pt" o:ole="">
-            <v:imagedata r:id="rId182" o:title=""/>
-          </v:shape>
-          <o:OLEObject Type="Embed" ProgID="Equation.DSMT4" ShapeID="_x0000_i1110" DrawAspect="Content" ObjectID="_1836461591" r:id="rId183"/>
+          <w:position w:val="-42"/>
+        </w:rPr>
+        <w:object w:dxaOrig="700" w:dyaOrig="960" w14:anchorId="1E1B4196">
+          <v:shape id="_x0000_i1120" type="#_x0000_t75" style="width:36pt;height:50.5pt" o:ole="">
+            <v:imagedata r:id="rId200" o:title=""/>
+          </v:shape>
+          <o:OLEObject Type="Embed" ProgID="Equation.DSMT4" ShapeID="_x0000_i1120" DrawAspect="Content" ObjectID="_1836466702" r:id="rId201"/>
         </w:object>
       </w:r>
       <w:r>
@@ -7814,7 +8481,7 @@
           <w:rPr>
             <w:noProof/>
           </w:rPr>
-          <w:instrText>55</w:instrText>
+          <w:instrText>63</w:instrText>
         </w:r>
       </w:fldSimple>
       <w:r>
@@ -7825,32 +8492,109 @@
       </w:r>
     </w:p>
     <w:p>
-      <w:pPr>
-        <w:pStyle w:val="Heading1"/>
-      </w:pPr>
-      <w:bookmarkStart w:id="14" w:name="_Toc225519244"/>
-      <w:r>
-        <w:lastRenderedPageBreak/>
-        <w:t>Analytical solutions for diffusion equations</w:t>
-      </w:r>
-      <w:bookmarkEnd w:id="14"/>
-    </w:p>
-    <w:p>
-      <w:pPr>
-        <w:pStyle w:val="Heading2"/>
-      </w:pPr>
-      <w:bookmarkStart w:id="15" w:name="_Toc225519245"/>
-      <w:r>
-        <w:t>Example 1</w:t>
-      </w:r>
-      <w:bookmarkEnd w:id="15"/>
+      <w:r>
+        <w:t xml:space="preserve">has the following solution (for </w:t>
+      </w:r>
+      <w:r>
+        <w:rPr>
+          <w:position w:val="-12"/>
+        </w:rPr>
+        <w:object w:dxaOrig="680" w:dyaOrig="360" w14:anchorId="16AFE618">
+          <v:shape id="_x0000_i1121" type="#_x0000_t75" style="width:36pt;height:21.5pt" o:ole="">
+            <v:imagedata r:id="rId202" o:title=""/>
+          </v:shape>
+          <o:OLEObject Type="Embed" ProgID="Equation.DSMT4" ShapeID="_x0000_i1121" DrawAspect="Content" ObjectID="_1836466703" r:id="rId203"/>
+        </w:object>
+      </w:r>
+      <w:r>
+        <w:t>)</w:t>
+      </w:r>
+    </w:p>
+    <w:p>
+      <w:pPr>
+        <w:pStyle w:val="MTDisplayEquation"/>
+      </w:pPr>
+      <w:r>
+        <w:tab/>
+      </w:r>
+      <w:r>
+        <w:rPr>
+          <w:position w:val="-100"/>
+        </w:rPr>
+        <w:object w:dxaOrig="5300" w:dyaOrig="1780" w14:anchorId="751AEEF2">
+          <v:shape id="_x0000_i1122" type="#_x0000_t75" style="width:266.25pt;height:86.5pt" o:ole="">
+            <v:imagedata r:id="rId204" o:title=""/>
+          </v:shape>
+          <o:OLEObject Type="Embed" ProgID="Equation.DSMT4" ShapeID="_x0000_i1122" DrawAspect="Content" ObjectID="_1836466704" r:id="rId205"/>
+        </w:object>
+      </w:r>
       <w:r>
         <w:t xml:space="preserve"> </w:t>
       </w:r>
-    </w:p>
-    <w:p>
-      <w:r>
-        <w:t>Consider the following 1D - IC/BC problem,</w:t>
+      <w:r>
+        <w:tab/>
+      </w:r>
+      <w:r>
+        <w:fldChar w:fldCharType="begin"/>
+      </w:r>
+      <w:r>
+        <w:instrText xml:space="preserve"> MACROBUTTON MTPlaceRef \* MERGEFORMAT </w:instrText>
+      </w:r>
+      <w:r>
+        <w:fldChar w:fldCharType="begin"/>
+      </w:r>
+      <w:r>
+        <w:instrText xml:space="preserve"> SEQ MTEqn \h \* MERGEFORMAT </w:instrText>
+      </w:r>
+      <w:r>
+        <w:fldChar w:fldCharType="end"/>
+      </w:r>
+      <w:r>
+        <w:instrText>(</w:instrText>
+      </w:r>
+      <w:fldSimple w:instr=" SEQ MTSec \c \* Arabic \* MERGEFORMAT ">
+        <w:r>
+          <w:rPr>
+            <w:noProof/>
+          </w:rPr>
+          <w:instrText>1</w:instrText>
+        </w:r>
+      </w:fldSimple>
+      <w:r>
+        <w:instrText>.</w:instrText>
+      </w:r>
+      <w:fldSimple w:instr=" SEQ MTEqn \c \* Arabic \* MERGEFORMAT ">
+        <w:r>
+          <w:rPr>
+            <w:noProof/>
+          </w:rPr>
+          <w:instrText>64</w:instrText>
+        </w:r>
+      </w:fldSimple>
+      <w:r>
+        <w:instrText>)</w:instrText>
+      </w:r>
+      <w:r>
+        <w:fldChar w:fldCharType="end"/>
+      </w:r>
+    </w:p>
+    <w:p>
+      <w:r>
+        <w:t xml:space="preserve">If </w:t>
+      </w:r>
+      <w:r>
+        <w:rPr>
+          <w:position w:val="-12"/>
+        </w:rPr>
+        <w:object w:dxaOrig="680" w:dyaOrig="360" w14:anchorId="254DBE04">
+          <v:shape id="_x0000_i1123" type="#_x0000_t75" style="width:36pt;height:21.5pt" o:ole="">
+            <v:imagedata r:id="rId206" o:title=""/>
+          </v:shape>
+          <o:OLEObject Type="Embed" ProgID="Equation.DSMT4" ShapeID="_x0000_i1123" DrawAspect="Content" ObjectID="_1836466705" r:id="rId207"/>
+        </w:object>
+      </w:r>
+      <w:r>
+        <w:t>, then the solution is</w:t>
       </w:r>
     </w:p>
     <w:p>
@@ -7862,13 +8606,13 @@
       </w:r>
       <w:r>
         <w:rPr>
-          <w:position w:val="-54"/>
-        </w:rPr>
-        <w:object w:dxaOrig="3040" w:dyaOrig="1160" w14:anchorId="06703DA7">
-          <v:shape id="_x0000_i1111" type="#_x0000_t75" style="width:151.25pt;height:57.5pt" o:ole="">
-            <v:imagedata r:id="rId184" o:title=""/>
-          </v:shape>
-          <o:OLEObject Type="Embed" ProgID="Equation.DSMT4" ShapeID="_x0000_i1111" DrawAspect="Content" ObjectID="_1836461592" r:id="rId185"/>
+          <w:position w:val="-58"/>
+        </w:rPr>
+        <w:object w:dxaOrig="3120" w:dyaOrig="1240" w14:anchorId="327F5BEC">
+          <v:shape id="_x0000_i1124" type="#_x0000_t75" style="width:158.25pt;height:64.75pt" o:ole="">
+            <v:imagedata r:id="rId208" o:title=""/>
+          </v:shape>
+          <o:OLEObject Type="Embed" ProgID="Equation.DSMT4" ShapeID="_x0000_i1124" DrawAspect="Content" ObjectID="_1836466706" r:id="rId209"/>
         </w:object>
       </w:r>
       <w:r>
@@ -7911,665 +8655,7 @@
           <w:rPr>
             <w:noProof/>
           </w:rPr>
-          <w:instrText>56</w:instrText>
-        </w:r>
-      </w:fldSimple>
-      <w:r>
-        <w:instrText>)</w:instrText>
-      </w:r>
-      <w:r>
-        <w:fldChar w:fldCharType="end"/>
-      </w:r>
-    </w:p>
-    <w:p>
-      <w:r>
-        <w:t>The solution is given by,</w:t>
-      </w:r>
-    </w:p>
-    <w:p>
-      <w:pPr>
-        <w:pStyle w:val="MTDisplayEquation"/>
-      </w:pPr>
-      <w:r>
-        <w:tab/>
-      </w:r>
-      <w:r>
-        <w:rPr>
-          <w:position w:val="-66"/>
-        </w:rPr>
-        <w:object w:dxaOrig="2980" w:dyaOrig="1440" w14:anchorId="1AF9DDFA">
-          <v:shape id="_x0000_i1112" type="#_x0000_t75" style="width:151.25pt;height:1in" o:ole="">
-            <v:imagedata r:id="rId186" o:title=""/>
-          </v:shape>
-          <o:OLEObject Type="Embed" ProgID="Equation.DSMT4" ShapeID="_x0000_i1112" DrawAspect="Content" ObjectID="_1836461593" r:id="rId187"/>
-        </w:object>
-      </w:r>
-      <w:r>
-        <w:t xml:space="preserve"> </w:t>
-      </w:r>
-      <w:r>
-        <w:tab/>
-      </w:r>
-      <w:r>
-        <w:fldChar w:fldCharType="begin"/>
-      </w:r>
-      <w:r>
-        <w:instrText xml:space="preserve"> MACROBUTTON MTPlaceRef \* MERGEFORMAT </w:instrText>
-      </w:r>
-      <w:r>
-        <w:fldChar w:fldCharType="begin"/>
-      </w:r>
-      <w:r>
-        <w:instrText xml:space="preserve"> SEQ MTEqn \h \* MERGEFORMAT </w:instrText>
-      </w:r>
-      <w:r>
-        <w:fldChar w:fldCharType="end"/>
-      </w:r>
-      <w:r>
-        <w:instrText>(</w:instrText>
-      </w:r>
-      <w:fldSimple w:instr=" SEQ MTSec \c \* Arabic \* MERGEFORMAT ">
-        <w:r>
-          <w:rPr>
-            <w:noProof/>
-          </w:rPr>
-          <w:instrText>1</w:instrText>
-        </w:r>
-      </w:fldSimple>
-      <w:r>
-        <w:instrText>.</w:instrText>
-      </w:r>
-      <w:fldSimple w:instr=" SEQ MTEqn \c \* Arabic \* MERGEFORMAT ">
-        <w:r>
-          <w:rPr>
-            <w:noProof/>
-          </w:rPr>
-          <w:instrText>57</w:instrText>
-        </w:r>
-      </w:fldSimple>
-      <w:r>
-        <w:instrText>)</w:instrText>
-      </w:r>
-      <w:r>
-        <w:fldChar w:fldCharType="end"/>
-      </w:r>
-    </w:p>
-    <w:p>
-      <w:pPr>
-        <w:pStyle w:val="Heading2"/>
-      </w:pPr>
-      <w:bookmarkStart w:id="16" w:name="_Toc225519246"/>
-      <w:r>
-        <w:t>Example 2</w:t>
-      </w:r>
-      <w:bookmarkEnd w:id="16"/>
-    </w:p>
-    <w:p>
-      <w:r>
-        <w:t>Consider the following 1D - IC/BC problem,</w:t>
-      </w:r>
-    </w:p>
-    <w:p>
-      <w:pPr>
-        <w:pStyle w:val="MTDisplayEquation"/>
-      </w:pPr>
-      <w:r>
-        <w:tab/>
-      </w:r>
-      <w:r>
-        <w:rPr>
-          <w:position w:val="-54"/>
-        </w:rPr>
-        <w:object w:dxaOrig="3040" w:dyaOrig="1160" w14:anchorId="7EC57D09">
-          <v:shape id="_x0000_i1113" type="#_x0000_t75" style="width:151.25pt;height:57.5pt" o:ole="">
-            <v:imagedata r:id="rId188" o:title=""/>
-          </v:shape>
-          <o:OLEObject Type="Embed" ProgID="Equation.DSMT4" ShapeID="_x0000_i1113" DrawAspect="Content" ObjectID="_1836461594" r:id="rId189"/>
-        </w:object>
-      </w:r>
-      <w:r>
-        <w:t xml:space="preserve"> </w:t>
-      </w:r>
-      <w:r>
-        <w:tab/>
-      </w:r>
-      <w:r>
-        <w:fldChar w:fldCharType="begin"/>
-      </w:r>
-      <w:r>
-        <w:instrText xml:space="preserve"> MACROBUTTON MTPlaceRef \* MERGEFORMAT </w:instrText>
-      </w:r>
-      <w:r>
-        <w:fldChar w:fldCharType="begin"/>
-      </w:r>
-      <w:r>
-        <w:instrText xml:space="preserve"> SEQ MTEqn \h \* MERGEFORMAT </w:instrText>
-      </w:r>
-      <w:r>
-        <w:fldChar w:fldCharType="end"/>
-      </w:r>
-      <w:r>
-        <w:instrText>(</w:instrText>
-      </w:r>
-      <w:fldSimple w:instr=" SEQ MTSec \c \* Arabic \* MERGEFORMAT ">
-        <w:r>
-          <w:rPr>
-            <w:noProof/>
-          </w:rPr>
-          <w:instrText>1</w:instrText>
-        </w:r>
-      </w:fldSimple>
-      <w:r>
-        <w:instrText>.</w:instrText>
-      </w:r>
-      <w:fldSimple w:instr=" SEQ MTEqn \c \* Arabic \* MERGEFORMAT ">
-        <w:r>
-          <w:rPr>
-            <w:noProof/>
-          </w:rPr>
-          <w:instrText>58</w:instrText>
-        </w:r>
-      </w:fldSimple>
-      <w:r>
-        <w:instrText>)</w:instrText>
-      </w:r>
-      <w:r>
-        <w:fldChar w:fldCharType="end"/>
-      </w:r>
-    </w:p>
-    <w:p>
-      <w:r>
-        <w:t>The solution is given by,</w:t>
-      </w:r>
-    </w:p>
-    <w:p>
-      <w:pPr>
-        <w:pStyle w:val="MTDisplayEquation"/>
-      </w:pPr>
-      <w:r>
-        <w:tab/>
-      </w:r>
-      <w:r>
-        <w:rPr>
-          <w:position w:val="-72"/>
-        </w:rPr>
-        <w:object w:dxaOrig="3920" w:dyaOrig="1560" w14:anchorId="795AAB77">
-          <v:shape id="_x0000_i1114" type="#_x0000_t75" style="width:194.5pt;height:79.25pt" o:ole="">
-            <v:imagedata r:id="rId190" o:title=""/>
-          </v:shape>
-          <o:OLEObject Type="Embed" ProgID="Equation.DSMT4" ShapeID="_x0000_i1114" DrawAspect="Content" ObjectID="_1836461595" r:id="rId191"/>
-        </w:object>
-      </w:r>
-      <w:r>
-        <w:t xml:space="preserve"> </w:t>
-      </w:r>
-      <w:r>
-        <w:tab/>
-      </w:r>
-      <w:r>
-        <w:fldChar w:fldCharType="begin"/>
-      </w:r>
-      <w:r>
-        <w:instrText xml:space="preserve"> MACROBUTTON MTPlaceRef \* MERGEFORMAT </w:instrText>
-      </w:r>
-      <w:r>
-        <w:fldChar w:fldCharType="begin"/>
-      </w:r>
-      <w:r>
-        <w:instrText xml:space="preserve"> SEQ MTEqn \h \* MERGEFORMAT </w:instrText>
-      </w:r>
-      <w:r>
-        <w:fldChar w:fldCharType="end"/>
-      </w:r>
-      <w:r>
-        <w:instrText>(</w:instrText>
-      </w:r>
-      <w:fldSimple w:instr=" SEQ MTSec \c \* Arabic \* MERGEFORMAT ">
-        <w:r>
-          <w:rPr>
-            <w:noProof/>
-          </w:rPr>
-          <w:instrText>1</w:instrText>
-        </w:r>
-      </w:fldSimple>
-      <w:r>
-        <w:instrText>.</w:instrText>
-      </w:r>
-      <w:fldSimple w:instr=" SEQ MTEqn \c \* Arabic \* MERGEFORMAT ">
-        <w:r>
-          <w:rPr>
-            <w:noProof/>
-          </w:rPr>
-          <w:instrText>59</w:instrText>
-        </w:r>
-      </w:fldSimple>
-      <w:r>
-        <w:instrText>)</w:instrText>
-      </w:r>
-      <w:r>
-        <w:fldChar w:fldCharType="end"/>
-      </w:r>
-    </w:p>
-    <w:p>
-      <w:r>
-        <w:tab/>
-      </w:r>
-    </w:p>
-    <w:p>
-      <w:pPr>
-        <w:pStyle w:val="Heading1"/>
-      </w:pPr>
-      <w:bookmarkStart w:id="17" w:name="_Toc225519247"/>
-      <w:r>
-        <w:t>Analytical solutions for reaction equations</w:t>
-      </w:r>
-      <w:bookmarkEnd w:id="17"/>
-    </w:p>
-    <w:p>
-      <w:pPr>
-        <w:pStyle w:val="Heading2"/>
-      </w:pPr>
-      <w:bookmarkStart w:id="18" w:name="_Toc225519248"/>
-      <w:r>
-        <w:t>Example 1</w:t>
-      </w:r>
-      <w:bookmarkEnd w:id="18"/>
-    </w:p>
-    <w:p>
-      <w:r>
-        <w:t>The reaction</w:t>
-      </w:r>
-    </w:p>
-    <w:p>
-      <w:pPr>
-        <w:pStyle w:val="MTDisplayEquation"/>
-      </w:pPr>
-      <w:r>
-        <w:tab/>
-      </w:r>
-      <w:r>
-        <w:rPr>
-          <w:position w:val="-6"/>
-        </w:rPr>
-        <w:object w:dxaOrig="680" w:dyaOrig="460" w14:anchorId="2670F555">
-          <v:shape id="_x0000_i1115" type="#_x0000_t75" style="width:36pt;height:21.5pt" o:ole="">
-            <v:imagedata r:id="rId192" o:title=""/>
-          </v:shape>
-          <o:OLEObject Type="Embed" ProgID="Equation.DSMT4" ShapeID="_x0000_i1115" DrawAspect="Content" ObjectID="_1836461596" r:id="rId193"/>
-        </w:object>
-      </w:r>
-      <w:r>
-        <w:t xml:space="preserve"> </w:t>
-      </w:r>
-      <w:r>
-        <w:tab/>
-      </w:r>
-      <w:r>
-        <w:fldChar w:fldCharType="begin"/>
-      </w:r>
-      <w:r>
-        <w:instrText xml:space="preserve"> MACROBUTTON MTPlaceRef \* MERGEFORMAT </w:instrText>
-      </w:r>
-      <w:r>
-        <w:fldChar w:fldCharType="begin"/>
-      </w:r>
-      <w:r>
-        <w:instrText xml:space="preserve"> SEQ MTEqn \h \* MERGEFORMAT </w:instrText>
-      </w:r>
-      <w:r>
-        <w:fldChar w:fldCharType="end"/>
-      </w:r>
-      <w:r>
-        <w:instrText>(</w:instrText>
-      </w:r>
-      <w:fldSimple w:instr=" SEQ MTSec \c \* Arabic \* MERGEFORMAT ">
-        <w:r>
-          <w:rPr>
-            <w:noProof/>
-          </w:rPr>
-          <w:instrText>1</w:instrText>
-        </w:r>
-      </w:fldSimple>
-      <w:r>
-        <w:instrText>.</w:instrText>
-      </w:r>
-      <w:fldSimple w:instr=" SEQ MTEqn \c \* Arabic \* MERGEFORMAT ">
-        <w:r>
-          <w:rPr>
-            <w:noProof/>
-          </w:rPr>
-          <w:instrText>60</w:instrText>
-        </w:r>
-      </w:fldSimple>
-      <w:r>
-        <w:instrText>)</w:instrText>
-      </w:r>
-      <w:r>
-        <w:fldChar w:fldCharType="end"/>
-      </w:r>
-    </w:p>
-    <w:p>
-      <w:r>
-        <w:t>has the following solution</w:t>
-      </w:r>
-    </w:p>
-    <w:p>
-      <w:pPr>
-        <w:pStyle w:val="MTDisplayEquation"/>
-      </w:pPr>
-      <w:r>
-        <w:tab/>
-      </w:r>
-      <w:r>
-        <w:rPr>
-          <w:position w:val="-36"/>
-        </w:rPr>
-        <w:object w:dxaOrig="2480" w:dyaOrig="840" w14:anchorId="56809685">
-          <v:shape id="_x0000_i1116" type="#_x0000_t75" style="width:122.5pt;height:43.25pt" o:ole="">
-            <v:imagedata r:id="rId194" o:title=""/>
-          </v:shape>
-          <o:OLEObject Type="Embed" ProgID="Equation.DSMT4" ShapeID="_x0000_i1116" DrawAspect="Content" ObjectID="_1836461597" r:id="rId195"/>
-        </w:object>
-      </w:r>
-      <w:r>
-        <w:t xml:space="preserve"> </w:t>
-      </w:r>
-      <w:r>
-        <w:tab/>
-      </w:r>
-      <w:r>
-        <w:fldChar w:fldCharType="begin"/>
-      </w:r>
-      <w:r>
-        <w:instrText xml:space="preserve"> MACROBUTTON MTPlaceRef \* MERGEFORMAT </w:instrText>
-      </w:r>
-      <w:r>
-        <w:fldChar w:fldCharType="begin"/>
-      </w:r>
-      <w:r>
-        <w:instrText xml:space="preserve"> SEQ MTEqn \h \* MERGEFORMAT </w:instrText>
-      </w:r>
-      <w:r>
-        <w:fldChar w:fldCharType="end"/>
-      </w:r>
-      <w:r>
-        <w:instrText>(</w:instrText>
-      </w:r>
-      <w:fldSimple w:instr=" SEQ MTSec \c \* Arabic \* MERGEFORMAT ">
-        <w:r>
-          <w:rPr>
-            <w:noProof/>
-          </w:rPr>
-          <w:instrText>1</w:instrText>
-        </w:r>
-      </w:fldSimple>
-      <w:r>
-        <w:instrText>.</w:instrText>
-      </w:r>
-      <w:fldSimple w:instr=" SEQ MTEqn \c \* Arabic \* MERGEFORMAT ">
-        <w:r>
-          <w:rPr>
-            <w:noProof/>
-          </w:rPr>
-          <w:instrText>61</w:instrText>
-        </w:r>
-      </w:fldSimple>
-      <w:r>
-        <w:instrText>)</w:instrText>
-      </w:r>
-      <w:r>
-        <w:fldChar w:fldCharType="end"/>
-      </w:r>
-    </w:p>
-    <w:p>
-      <w:pPr>
-        <w:pStyle w:val="Heading2"/>
-      </w:pPr>
-      <w:bookmarkStart w:id="19" w:name="_Toc225519249"/>
-      <w:r>
-        <w:lastRenderedPageBreak/>
-        <w:t>Example 2</w:t>
-      </w:r>
-      <w:bookmarkEnd w:id="19"/>
-    </w:p>
-    <w:p>
-      <w:r>
-        <w:t>The reactions,</w:t>
-      </w:r>
-    </w:p>
-    <w:p>
-      <w:pPr>
-        <w:pStyle w:val="MTDisplayEquation"/>
-      </w:pPr>
-      <w:r>
-        <w:tab/>
-      </w:r>
-      <w:r>
-        <w:rPr>
-          <w:position w:val="-42"/>
-        </w:rPr>
-        <w:object w:dxaOrig="700" w:dyaOrig="960" w14:anchorId="1E1B4196">
-          <v:shape id="_x0000_i1117" type="#_x0000_t75" style="width:36pt;height:50.5pt" o:ole="">
-            <v:imagedata r:id="rId196" o:title=""/>
-          </v:shape>
-          <o:OLEObject Type="Embed" ProgID="Equation.DSMT4" ShapeID="_x0000_i1117" DrawAspect="Content" ObjectID="_1836461598" r:id="rId197"/>
-        </w:object>
-      </w:r>
-      <w:r>
-        <w:t xml:space="preserve"> </w:t>
-      </w:r>
-      <w:r>
-        <w:tab/>
-      </w:r>
-      <w:r>
-        <w:fldChar w:fldCharType="begin"/>
-      </w:r>
-      <w:r>
-        <w:instrText xml:space="preserve"> MACROBUTTON MTPlaceRef \* MERGEFORMAT </w:instrText>
-      </w:r>
-      <w:r>
-        <w:fldChar w:fldCharType="begin"/>
-      </w:r>
-      <w:r>
-        <w:instrText xml:space="preserve"> SEQ MTEqn \h \* MERGEFORMAT </w:instrText>
-      </w:r>
-      <w:r>
-        <w:fldChar w:fldCharType="end"/>
-      </w:r>
-      <w:r>
-        <w:instrText>(</w:instrText>
-      </w:r>
-      <w:fldSimple w:instr=" SEQ MTSec \c \* Arabic \* MERGEFORMAT ">
-        <w:r>
-          <w:rPr>
-            <w:noProof/>
-          </w:rPr>
-          <w:instrText>1</w:instrText>
-        </w:r>
-      </w:fldSimple>
-      <w:r>
-        <w:instrText>.</w:instrText>
-      </w:r>
-      <w:fldSimple w:instr=" SEQ MTEqn \c \* Arabic \* MERGEFORMAT ">
-        <w:r>
-          <w:rPr>
-            <w:noProof/>
-          </w:rPr>
-          <w:instrText>62</w:instrText>
-        </w:r>
-      </w:fldSimple>
-      <w:r>
-        <w:instrText>)</w:instrText>
-      </w:r>
-      <w:r>
-        <w:fldChar w:fldCharType="end"/>
-      </w:r>
-    </w:p>
-    <w:p>
-      <w:r>
-        <w:t xml:space="preserve">has the following solution (for </w:t>
-      </w:r>
-      <w:r>
-        <w:rPr>
-          <w:position w:val="-12"/>
-        </w:rPr>
-        <w:object w:dxaOrig="680" w:dyaOrig="360" w14:anchorId="16AFE618">
-          <v:shape id="_x0000_i1118" type="#_x0000_t75" style="width:36pt;height:21.5pt" o:ole="">
-            <v:imagedata r:id="rId198" o:title=""/>
-          </v:shape>
-          <o:OLEObject Type="Embed" ProgID="Equation.DSMT4" ShapeID="_x0000_i1118" DrawAspect="Content" ObjectID="_1836461599" r:id="rId199"/>
-        </w:object>
-      </w:r>
-      <w:r>
-        <w:t>)</w:t>
-      </w:r>
-    </w:p>
-    <w:p>
-      <w:pPr>
-        <w:pStyle w:val="MTDisplayEquation"/>
-      </w:pPr>
-      <w:r>
-        <w:tab/>
-      </w:r>
-      <w:r>
-        <w:rPr>
-          <w:position w:val="-100"/>
-        </w:rPr>
-        <w:object w:dxaOrig="5300" w:dyaOrig="1780" w14:anchorId="751AEEF2">
-          <v:shape id="_x0000_i1119" type="#_x0000_t75" style="width:266.25pt;height:86.5pt" o:ole="">
-            <v:imagedata r:id="rId200" o:title=""/>
-          </v:shape>
-          <o:OLEObject Type="Embed" ProgID="Equation.DSMT4" ShapeID="_x0000_i1119" DrawAspect="Content" ObjectID="_1836461600" r:id="rId201"/>
-        </w:object>
-      </w:r>
-      <w:r>
-        <w:t xml:space="preserve"> </w:t>
-      </w:r>
-      <w:r>
-        <w:tab/>
-      </w:r>
-      <w:r>
-        <w:fldChar w:fldCharType="begin"/>
-      </w:r>
-      <w:r>
-        <w:instrText xml:space="preserve"> MACROBUTTON MTPlaceRef \* MERGEFORMAT </w:instrText>
-      </w:r>
-      <w:r>
-        <w:fldChar w:fldCharType="begin"/>
-      </w:r>
-      <w:r>
-        <w:instrText xml:space="preserve"> SEQ MTEqn \h \* MERGEFORMAT </w:instrText>
-      </w:r>
-      <w:r>
-        <w:fldChar w:fldCharType="end"/>
-      </w:r>
-      <w:r>
-        <w:instrText>(</w:instrText>
-      </w:r>
-      <w:fldSimple w:instr=" SEQ MTSec \c \* Arabic \* MERGEFORMAT ">
-        <w:r>
-          <w:rPr>
-            <w:noProof/>
-          </w:rPr>
-          <w:instrText>1</w:instrText>
-        </w:r>
-      </w:fldSimple>
-      <w:r>
-        <w:instrText>.</w:instrText>
-      </w:r>
-      <w:fldSimple w:instr=" SEQ MTEqn \c \* Arabic \* MERGEFORMAT ">
-        <w:r>
-          <w:rPr>
-            <w:noProof/>
-          </w:rPr>
-          <w:instrText>63</w:instrText>
-        </w:r>
-      </w:fldSimple>
-      <w:r>
-        <w:instrText>)</w:instrText>
-      </w:r>
-      <w:r>
-        <w:fldChar w:fldCharType="end"/>
-      </w:r>
-    </w:p>
-    <w:p>
-      <w:r>
-        <w:t xml:space="preserve">If </w:t>
-      </w:r>
-      <w:r>
-        <w:rPr>
-          <w:position w:val="-12"/>
-        </w:rPr>
-        <w:object w:dxaOrig="680" w:dyaOrig="360" w14:anchorId="254DBE04">
-          <v:shape id="_x0000_i1120" type="#_x0000_t75" style="width:36pt;height:21.5pt" o:ole="">
-            <v:imagedata r:id="rId202" o:title=""/>
-          </v:shape>
-          <o:OLEObject Type="Embed" ProgID="Equation.DSMT4" ShapeID="_x0000_i1120" DrawAspect="Content" ObjectID="_1836461601" r:id="rId203"/>
-        </w:object>
-      </w:r>
-      <w:r>
-        <w:t>, then the solution is</w:t>
-      </w:r>
-    </w:p>
-    <w:p>
-      <w:pPr>
-        <w:pStyle w:val="MTDisplayEquation"/>
-      </w:pPr>
-      <w:r>
-        <w:tab/>
-      </w:r>
-      <w:r>
-        <w:rPr>
-          <w:position w:val="-58"/>
-        </w:rPr>
-        <w:object w:dxaOrig="3120" w:dyaOrig="1240" w14:anchorId="327F5BEC">
-          <v:shape id="_x0000_i1121" type="#_x0000_t75" style="width:158.25pt;height:64.75pt" o:ole="">
-            <v:imagedata r:id="rId204" o:title=""/>
-          </v:shape>
-          <o:OLEObject Type="Embed" ProgID="Equation.DSMT4" ShapeID="_x0000_i1121" DrawAspect="Content" ObjectID="_1836461602" r:id="rId205"/>
-        </w:object>
-      </w:r>
-      <w:r>
-        <w:t xml:space="preserve"> </w:t>
-      </w:r>
-      <w:r>
-        <w:tab/>
-      </w:r>
-      <w:r>
-        <w:fldChar w:fldCharType="begin"/>
-      </w:r>
-      <w:r>
-        <w:instrText xml:space="preserve"> MACROBUTTON MTPlaceRef \* MERGEFORMAT </w:instrText>
-      </w:r>
-      <w:r>
-        <w:fldChar w:fldCharType="begin"/>
-      </w:r>
-      <w:r>
-        <w:instrText xml:space="preserve"> SEQ MTEqn \h \* MERGEFORMAT </w:instrText>
-      </w:r>
-      <w:r>
-        <w:fldChar w:fldCharType="end"/>
-      </w:r>
-      <w:r>
-        <w:instrText>(</w:instrText>
-      </w:r>
-      <w:fldSimple w:instr=" SEQ MTSec \c \* Arabic \* MERGEFORMAT ">
-        <w:r>
-          <w:rPr>
-            <w:noProof/>
-          </w:rPr>
-          <w:instrText>1</w:instrText>
-        </w:r>
-      </w:fldSimple>
-      <w:r>
-        <w:instrText>.</w:instrText>
-      </w:r>
-      <w:fldSimple w:instr=" SEQ MTEqn \c \* Arabic \* MERGEFORMAT ">
-        <w:r>
-          <w:rPr>
-            <w:noProof/>
-          </w:rPr>
-          <w:instrText>64</w:instrText>
+          <w:instrText>65</w:instrText>
         </w:r>
       </w:fldSimple>
       <w:r>
